--- a/zht/docx/169.content.docx
+++ b/zht/docx/169.content.docx
@@ -2447,40 +2447,26 @@
         <w:rPr>
           <w:lang w:val="zh_TW" w:bidi="zh_TW"/>
         </w:rPr>
-        <w:t>雅各（人名）</w:t>
-      </w:r>
-      <w:r>
-        <w:rPr>
-          <w:lang w:val="zh_TW" w:bidi="zh_TW"/>
-        </w:rPr>
-      </w:r>
-    </w:p>
-    <w:p>
-      <w:pPr/>
-      <w:r>
-        <w:rPr>
-          <w:lang w:val="zh_TW" w:bidi="zh_TW"/>
-        </w:rPr>
-      </w:r>
-      <w:r>
-        <w:rPr>
-          <w:lang w:val="zh_TW" w:bidi="zh_TW"/>
-        </w:rPr>
-        <w:t>1. 雅各，耶穌的兄弟；耶路撒冷教會的長老領袖；雅各書就是以他這位作者之名來命名的。</w:t>
-      </w:r>
-    </w:p>
-    <w:p>
-      <w:pPr/>
-      <w:r>
-        <w:rPr>
-          <w:lang w:val="zh_TW" w:bidi="zh_TW"/>
-        </w:rPr>
-      </w:r>
-      <w:r>
-        <w:rPr>
-          <w:lang w:val="zh_TW" w:bidi="zh_TW"/>
-        </w:rPr>
-        <w:t>雅各在福音書中只被提到兩次，都是與他的兄弟約瑟（希臘文為約西〔Joses〕）、西門和猶大一起被提及（</w:t>
+        <w:t>雅各的天梯</w:t>
+      </w:r>
+      <w:r>
+        <w:rPr>
+          <w:lang w:val="zh_TW" w:bidi="zh_TW"/>
+        </w:rPr>
+      </w:r>
+    </w:p>
+    <w:p>
+      <w:pPr/>
+      <w:r>
+        <w:rPr>
+          <w:lang w:val="zh_TW" w:bidi="zh_TW"/>
+        </w:rPr>
+      </w:r>
+      <w:r>
+        <w:rPr>
+          <w:lang w:val="zh_TW" w:bidi="zh_TW"/>
+        </w:rPr>
+        <w:t>雅各欺騙他的父親以撒，得到父親原本要給以掃的祝福。隨後，他離開了家（</w:t>
       </w:r>
       <w:hyperlink r:id="rId98">
         <w:r>
@@ -2491,14 +2477,14 @@
             <w:color w:val="0000EE"/>
             <w:u w:val="single"/>
           </w:rPr>
-          <w:t>太13:55</w:t>
-        </w:r>
-      </w:hyperlink>
-      <w:r>
-        <w:rPr>
-          <w:lang w:val="zh_TW" w:bidi="zh_TW"/>
-        </w:rPr>
-        <w:t>、</w:t>
+          <w:t>創27:6–40</w:t>
+        </w:r>
+      </w:hyperlink>
+      <w:r>
+        <w:rPr>
+          <w:lang w:val="zh_TW" w:bidi="zh_TW"/>
+        </w:rPr>
+        <w:t>），他不僅從他母舅的女兒中找到妻子，實際上更是在逃命，因為以掃想要殺他（</w:t>
       </w:r>
       <w:hyperlink r:id="rId99">
         <w:r>
@@ -2509,14 +2495,56 @@
             <w:color w:val="0000EE"/>
             <w:u w:val="single"/>
           </w:rPr>
-          <w:t>可6:3</w:t>
-        </w:r>
-      </w:hyperlink>
-      <w:r>
-        <w:rPr>
-          <w:lang w:val="zh_TW" w:bidi="zh_TW"/>
-        </w:rPr>
-        <w:t>）。 雅各可能是耶穌最年長的弟弟。有些人問這些人是否是耶穌的親弟弟。但在聖經中似乎沒有很好的理由來質疑這一事實。雅各和他的其他弟弟一樣，顯然耶穌在世時，他並沒有接受耶穌的權柄（</w:t>
+          <w:t>41</w:t>
+        </w:r>
+      </w:hyperlink>
+      <w:r>
+        <w:rPr>
+          <w:lang w:val="zh_TW" w:bidi="zh_TW"/>
+        </w:rPr>
+        <w:t>節）。當他在野外停下來過夜時，耶和華在夢中向他顯現，並祝福了他（</w:t>
+      </w:r>
+      <w:hyperlink r:id="rId53">
+        <w:r>
+          <w:rPr>
+            <w:lang w:val="zh_TW" w:bidi="zh_TW"/>
+          </w:rPr>
+          <w:rPr>
+            <w:color w:val="0000EE"/>
+            <w:u w:val="single"/>
+          </w:rPr>
+          <w:t>28:10–22</w:t>
+        </w:r>
+      </w:hyperlink>
+      <w:r>
+        <w:rPr>
+          <w:lang w:val="zh_TW" w:bidi="zh_TW"/>
+        </w:rPr>
+        <w:t>）。在異象中，雅各看到一個梯子從地上通到天上，有使者在梯子上</w:t>
+      </w:r>
+      <w:r>
+        <w:rPr>
+          <w:lang w:val="zh_TW" w:bidi="zh_TW"/>
+        </w:rPr>
+        <w:t>去下來</w:t>
+      </w:r>
+      <w:r>
+        <w:rPr>
+          <w:lang w:val="zh_TW" w:bidi="zh_TW"/>
+        </w:rPr>
+        <w:t>。</w:t>
+      </w:r>
+      <w:r>
+        <w:rPr>
+          <w:lang w:val="zh_TW" w:bidi="zh_TW"/>
+        </w:rPr>
+        <w:t>耶和華站在梯子以上</w:t>
+      </w:r>
+      <w:r>
+        <w:rPr>
+          <w:lang w:val="zh_TW" w:bidi="zh_TW"/>
+        </w:rPr>
+        <w:t>，祂向雅各確認了先前賜給亞伯拉罕（</w:t>
       </w:r>
       <w:hyperlink r:id="rId100">
         <w:r>
@@ -2527,28 +2555,14 @@
             <w:color w:val="0000EE"/>
             <w:u w:val="single"/>
           </w:rPr>
-          <w:t>約7:5</w:t>
-        </w:r>
-      </w:hyperlink>
-      <w:r>
-        <w:rPr>
-          <w:lang w:val="zh_TW" w:bidi="zh_TW"/>
-        </w:rPr>
-        <w:t>）。</w:t>
-      </w:r>
-    </w:p>
-    <w:p>
-      <w:pPr/>
-      <w:r>
-        <w:rPr>
-          <w:lang w:val="zh_TW" w:bidi="zh_TW"/>
-        </w:rPr>
-      </w:r>
-      <w:r>
-        <w:rPr>
-          <w:lang w:val="zh_TW" w:bidi="zh_TW"/>
-        </w:rPr>
-        <w:t>雅各的歸信在聖經中並未提及。這可能發生在耶穌復活後，向他和其他人顯現的時候（</w:t>
+          <w:t>12:2–3、7</w:t>
+        </w:r>
+      </w:hyperlink>
+      <w:r>
+        <w:rPr>
+          <w:lang w:val="zh_TW" w:bidi="zh_TW"/>
+        </w:rPr>
+        <w:t>），又重複與以撒立定（</w:t>
       </w:r>
       <w:hyperlink r:id="rId101">
         <w:r>
@@ -2559,14 +2573,14 @@
             <w:color w:val="0000EE"/>
             <w:u w:val="single"/>
           </w:rPr>
-          <w:t>林前15:7</w:t>
-        </w:r>
-      </w:hyperlink>
-      <w:r>
-        <w:rPr>
-          <w:lang w:val="zh_TW" w:bidi="zh_TW"/>
-        </w:rPr>
-        <w:t>）。他後來成為了耶路撒冷教會的領袖（</w:t>
+          <w:t>26:3–5</w:t>
+        </w:r>
+      </w:hyperlink>
+      <w:r>
+        <w:rPr>
+          <w:lang w:val="zh_TW" w:bidi="zh_TW"/>
+        </w:rPr>
+        <w:t>）的約。我們從經文明顯可見，這個有天使上去下來的梯子，描繪神尋找雅各並為雅各開通道路，得以與祂建立關係。梯子和天使的活動，象徵了神與雅各之間的交流。在</w:t>
       </w:r>
       <w:hyperlink r:id="rId102">
         <w:r>
@@ -2577,982 +2591,26 @@
             <w:color w:val="0000EE"/>
             <w:u w:val="single"/>
           </w:rPr>
-          <w:t>徒12:17</w:t>
-        </w:r>
-      </w:hyperlink>
-      <w:r>
-        <w:rPr>
-          <w:lang w:val="zh_TW" w:bidi="zh_TW"/>
-        </w:rPr>
-        <w:t>；</w:t>
-      </w:r>
-      <w:hyperlink r:id="rId103">
-        <w:r>
-          <w:rPr>
-            <w:lang w:val="zh_TW" w:bidi="zh_TW"/>
-          </w:rPr>
-          <w:rPr>
-            <w:color w:val="0000EE"/>
-            <w:u w:val="single"/>
-          </w:rPr>
-          <w:t>21:18</w:t>
-        </w:r>
-      </w:hyperlink>
-      <w:r>
-        <w:rPr>
-          <w:lang w:val="zh_TW" w:bidi="zh_TW"/>
-        </w:rPr>
-        <w:t>；</w:t>
-      </w:r>
-      <w:hyperlink r:id="rId104">
-        <w:r>
-          <w:rPr>
-            <w:lang w:val="zh_TW" w:bidi="zh_TW"/>
-          </w:rPr>
-          <w:rPr>
-            <w:color w:val="0000EE"/>
-            <w:u w:val="single"/>
-          </w:rPr>
-          <w:t>加2:9</w:t>
-        </w:r>
-      </w:hyperlink>
-      <w:r>
-        <w:rPr>
-          <w:lang w:val="zh_TW" w:bidi="zh_TW"/>
-        </w:rPr>
-        <w:t>）。 雖然耶穌一直教導家庭關係的相對次等性（</w:t>
-      </w:r>
-      <w:hyperlink r:id="rId105">
-        <w:r>
-          <w:rPr>
-            <w:lang w:val="zh_TW" w:bidi="zh_TW"/>
-          </w:rPr>
-          <w:rPr>
-            <w:color w:val="0000EE"/>
-            <w:u w:val="single"/>
-          </w:rPr>
-          <w:t>太12:48–50</w:t>
-        </w:r>
-      </w:hyperlink>
-      <w:r>
-        <w:rPr>
-          <w:lang w:val="zh_TW" w:bidi="zh_TW"/>
-        </w:rPr>
-        <w:t>；</w:t>
-      </w:r>
-      <w:hyperlink r:id="rId106">
-        <w:r>
-          <w:rPr>
-            <w:lang w:val="zh_TW" w:bidi="zh_TW"/>
-          </w:rPr>
-          <w:rPr>
-            <w:color w:val="0000EE"/>
-            <w:u w:val="single"/>
-          </w:rPr>
-          <w:t>可3:33–35</w:t>
-        </w:r>
-      </w:hyperlink>
-      <w:r>
-        <w:rPr>
-          <w:lang w:val="zh_TW" w:bidi="zh_TW"/>
-        </w:rPr>
-        <w:t>；</w:t>
-      </w:r>
-      <w:hyperlink r:id="rId107">
-        <w:r>
-          <w:rPr>
-            <w:lang w:val="zh_TW" w:bidi="zh_TW"/>
-          </w:rPr>
-          <w:rPr>
-            <w:color w:val="0000EE"/>
-            <w:u w:val="single"/>
-          </w:rPr>
-          <w:t>路8:21</w:t>
-        </w:r>
-      </w:hyperlink>
-      <w:r>
-        <w:rPr>
-          <w:lang w:val="zh_TW" w:bidi="zh_TW"/>
-        </w:rPr>
-        <w:t>），但很難相信雅各沒有因為他與主的關係而擁有更大的權威。</w:t>
-      </w:r>
-    </w:p>
-    <w:p>
-      <w:pPr/>
-      <w:r>
-        <w:rPr>
-          <w:lang w:val="zh_TW" w:bidi="zh_TW"/>
-        </w:rPr>
-      </w:r>
-      <w:r>
-        <w:rPr>
-          <w:lang w:val="zh_TW" w:bidi="zh_TW"/>
-        </w:rPr>
-        <w:t>雅各被視為使徒（</w:t>
-      </w:r>
-      <w:hyperlink r:id="rId108">
-        <w:r>
-          <w:rPr>
-            <w:lang w:val="zh_TW" w:bidi="zh_TW"/>
-          </w:rPr>
-          <w:rPr>
-            <w:color w:val="0000EE"/>
-            <w:u w:val="single"/>
-          </w:rPr>
-          <w:t>加1:19</w:t>
-        </w:r>
-      </w:hyperlink>
-      <w:r>
-        <w:rPr>
-          <w:lang w:val="zh_TW" w:bidi="zh_TW"/>
-        </w:rPr>
-        <w:t>），雖然他不是十二使徒之一。有些人認為他是殉道的西庇太的兒子的替代者；另一些人則擴大了「使徒」這個詞的範圍，包括「十二使徒」和「所有的使徒」（見在</w:t>
-      </w:r>
-      <w:hyperlink r:id="rId109">
-        <w:r>
-          <w:rPr>
-            <w:lang w:val="zh_TW" w:bidi="zh_TW"/>
-          </w:rPr>
-          <w:rPr>
-            <w:color w:val="0000EE"/>
-            <w:u w:val="single"/>
-          </w:rPr>
-          <w:t>林前15:5、7</w:t>
-        </w:r>
-      </w:hyperlink>
-      <w:r>
-        <w:rPr>
-          <w:lang w:val="zh_TW" w:bidi="zh_TW"/>
-        </w:rPr>
-        <w:t>中引用的兩個不同的類別）。</w:t>
-      </w:r>
-    </w:p>
-    <w:p>
-      <w:pPr/>
-      <w:r>
-        <w:rPr>
-          <w:lang w:val="zh_TW" w:bidi="zh_TW"/>
-        </w:rPr>
-      </w:r>
-      <w:r>
-        <w:rPr>
-          <w:lang w:val="zh_TW" w:bidi="zh_TW"/>
-        </w:rPr>
-        <w:t>傳統說法是雅各被主本人以及使徒們任命為耶路撒冷的第一任主教。可以確定的是，他主持了耶路撒冷的第一次公會，該次公會旨在考慮讓外邦人加入基督教會的條件而召開，他可能制定了該法令，並得到了所有同工的認可，並被送往安提阿、敘利亞和基利家等教會（</w:t>
-      </w:r>
-      <w:hyperlink r:id="rId110">
-        <w:r>
-          <w:rPr>
-            <w:lang w:val="zh_TW" w:bidi="zh_TW"/>
-          </w:rPr>
-          <w:rPr>
-            <w:color w:val="0000EE"/>
-            <w:u w:val="single"/>
-          </w:rPr>
-          <w:t>徒15:19–20</w:t>
-        </w:r>
-      </w:hyperlink>
-      <w:r>
-        <w:rPr>
-          <w:lang w:val="zh_TW" w:bidi="zh_TW"/>
-        </w:rPr>
-        <w:t>）。雅各顯然認為他自己的特殊事工是針對猶太人的。他在年輕教會內所出現的爭論中，扮演了調停的角色，爭論的焦點是律法在外邦基督徒和猶太基督徒中的地位。</w:t>
-      </w:r>
-    </w:p>
-    <w:p>
-      <w:pPr/>
-      <w:r>
-        <w:rPr>
-          <w:lang w:val="zh_TW" w:bidi="zh_TW"/>
-        </w:rPr>
-      </w:r>
-      <w:r>
-        <w:rPr>
-          <w:lang w:val="zh_TW" w:bidi="zh_TW"/>
-        </w:rPr>
-        <w:t>從他要求保羅最後一次訪問耶路撒冷時提出的問題可以看出，他始終對猶太人基督徒帶著強烈的同情心（</w:t>
-      </w:r>
-      <w:hyperlink r:id="rId111">
-        <w:r>
-          <w:rPr>
-            <w:lang w:val="zh_TW" w:bidi="zh_TW"/>
-          </w:rPr>
-          <w:rPr>
-            <w:color w:val="0000EE"/>
-            <w:u w:val="single"/>
-          </w:rPr>
-          <w:t>徒21:18–25</w:t>
-        </w:r>
-      </w:hyperlink>
-      <w:r>
-        <w:rPr>
-          <w:lang w:val="zh_TW" w:bidi="zh_TW"/>
-        </w:rPr>
-        <w:t>）。 這也是使徒行傳中最後一次提到雅各的事蹟。傳統上認為他是雅各書的作者，他在書中自稱為「神和主耶穌基督的僕人」（</w:t>
-      </w:r>
-      <w:hyperlink r:id="rId112">
-        <w:r>
-          <w:rPr>
-            <w:lang w:val="zh_TW" w:bidi="zh_TW"/>
-          </w:rPr>
-          <w:rPr>
-            <w:color w:val="0000EE"/>
-            <w:u w:val="single"/>
-          </w:rPr>
-          <w:t>雅1:1</w:t>
-        </w:r>
-      </w:hyperlink>
-      <w:r>
-        <w:rPr>
-          <w:lang w:val="zh_TW" w:bidi="zh_TW"/>
-        </w:rPr>
-        <w:t>）。</w:t>
-      </w:r>
-    </w:p>
-    <w:p>
-      <w:pPr/>
-      <w:r>
-        <w:rPr>
-          <w:lang w:val="zh_TW" w:bidi="zh_TW"/>
-        </w:rPr>
-      </w:r>
-      <w:r>
-        <w:rPr>
-          <w:lang w:val="zh_TW" w:bidi="zh_TW"/>
-        </w:rPr>
-        <w:t>根據</w:t>
-      </w:r>
-      <w:r>
-        <w:rPr>
-          <w:lang w:val="zh_TW" w:bidi="zh_TW"/>
-        </w:rPr>
-        <w:t>赫格西僕</w:t>
-      </w:r>
-      <w:r>
-        <w:rPr>
-          <w:lang w:val="zh_TW" w:bidi="zh_TW"/>
-        </w:rPr>
-        <w:t>（Hegesippus，約公元180年）的記載，雅各被稱為「公義者（the Just）」，因為他忠實遵守猶太律法並且生活極其簡樸。雅各顯然是殉道者之一。約瑟夫斯將其殉道的時間定為公元61年，當時在總督非斯都去世後，繼任者尚未任命之前，爆發了猶太人的起義。</w:t>
-      </w:r>
-    </w:p>
-    <w:p>
-      <w:pPr/>
-      <w:r>
-        <w:rPr>
-          <w:lang w:val="zh_TW" w:bidi="zh_TW"/>
-        </w:rPr>
-      </w:r>
-      <w:r>
-        <w:rPr>
-          <w:lang w:val="zh_TW" w:bidi="zh_TW"/>
-        </w:rPr>
-        <w:t>2. 雅各，亞勒腓的兒子；十二使徒之一。</w:t>
-      </w:r>
-    </w:p>
-    <w:p>
-      <w:pPr/>
-      <w:r>
-        <w:rPr>
-          <w:lang w:val="zh_TW" w:bidi="zh_TW"/>
-        </w:rPr>
-      </w:r>
-      <w:r>
-        <w:rPr>
-          <w:lang w:val="zh_TW" w:bidi="zh_TW"/>
-        </w:rPr>
-        <w:t>雅各，亞勒腓的兒子，總是被列為十二使徒之一（</w:t>
-      </w:r>
-      <w:hyperlink r:id="rId113">
-        <w:r>
-          <w:rPr>
-            <w:lang w:val="zh_TW" w:bidi="zh_TW"/>
-          </w:rPr>
-          <w:rPr>
-            <w:color w:val="0000EE"/>
-            <w:u w:val="single"/>
-          </w:rPr>
-          <w:t>太10:3</w:t>
-        </w:r>
-      </w:hyperlink>
-      <w:r>
-        <w:rPr>
-          <w:lang w:val="zh_TW" w:bidi="zh_TW"/>
-        </w:rPr>
-        <w:t>；</w:t>
-      </w:r>
-      <w:hyperlink r:id="rId114">
-        <w:r>
-          <w:rPr>
-            <w:lang w:val="zh_TW" w:bidi="zh_TW"/>
-          </w:rPr>
-          <w:rPr>
-            <w:color w:val="0000EE"/>
-            <w:u w:val="single"/>
-          </w:rPr>
-          <w:t>可3:18</w:t>
-        </w:r>
-      </w:hyperlink>
-      <w:r>
-        <w:rPr>
-          <w:lang w:val="zh_TW" w:bidi="zh_TW"/>
-        </w:rPr>
-        <w:t>；</w:t>
-      </w:r>
-      <w:hyperlink r:id="rId115">
-        <w:r>
-          <w:rPr>
-            <w:lang w:val="zh_TW" w:bidi="zh_TW"/>
-          </w:rPr>
-          <w:rPr>
-            <w:color w:val="0000EE"/>
-            <w:u w:val="single"/>
-          </w:rPr>
-          <w:t>路6:15</w:t>
-        </w:r>
-      </w:hyperlink>
-      <w:r>
-        <w:rPr>
-          <w:lang w:val="zh_TW" w:bidi="zh_TW"/>
-        </w:rPr>
-        <w:t>；</w:t>
-      </w:r>
-      <w:hyperlink r:id="rId116">
-        <w:r>
-          <w:rPr>
-            <w:lang w:val="zh_TW" w:bidi="zh_TW"/>
-          </w:rPr>
-          <w:rPr>
-            <w:color w:val="0000EE"/>
-            <w:u w:val="single"/>
-          </w:rPr>
-          <w:t>徒1:13</w:t>
-        </w:r>
-      </w:hyperlink>
-      <w:r>
-        <w:rPr>
-          <w:lang w:val="zh_TW" w:bidi="zh_TW"/>
-        </w:rPr>
-        <w:t>），但我們對他的情況卻一無所知。利未（也稱為馬太）也被描述為亞勒腓的兒子（</w:t>
-      </w:r>
-      <w:hyperlink r:id="rId117">
-        <w:r>
-          <w:rPr>
-            <w:lang w:val="zh_TW" w:bidi="zh_TW"/>
-          </w:rPr>
-          <w:rPr>
-            <w:color w:val="0000EE"/>
-            <w:u w:val="single"/>
-          </w:rPr>
-          <w:t>可2:14</w:t>
-        </w:r>
-      </w:hyperlink>
-      <w:r>
-        <w:rPr>
-          <w:lang w:val="zh_TW" w:bidi="zh_TW"/>
-        </w:rPr>
-        <w:t>），但他和雅各可能不是兄弟。許多學者認為這個雅各就是所謂的「小雅各（“James the less” or “James the smaller”）」。這個「小（the less）」的描述似乎是為了將他與西庇太的兒子區分開來，這可能意味著他比西庇太的兒子要小或年輕（希臘文可以涵蓋這兩種解釋）。</w:t>
-      </w:r>
-    </w:p>
-    <w:p>
-      <w:pPr/>
-      <w:r>
-        <w:rPr>
-          <w:lang w:val="zh_TW" w:bidi="zh_TW"/>
-        </w:rPr>
-      </w:r>
-      <w:r>
-        <w:rPr>
-          <w:lang w:val="zh_TW" w:bidi="zh_TW"/>
-        </w:rPr>
-        <w:t>3. 西庇太的兒子雅各。 十二使徒之一；第一個殉道的使徒（公元44年）。</w:t>
-      </w:r>
-    </w:p>
-    <w:p>
-      <w:pPr/>
-      <w:r>
-        <w:rPr>
-          <w:lang w:val="zh_TW" w:bidi="zh_TW"/>
-        </w:rPr>
-      </w:r>
-      <w:r>
-        <w:rPr>
-          <w:lang w:val="zh_TW" w:bidi="zh_TW"/>
-        </w:rPr>
-        <w:t>雅各是一位加利利的漁夫。我們可以認為他當時的生活很舒適（</w:t>
-      </w:r>
-      <w:hyperlink r:id="rId118">
-        <w:r>
-          <w:rPr>
-            <w:lang w:val="zh_TW" w:bidi="zh_TW"/>
-          </w:rPr>
-          <w:rPr>
-            <w:color w:val="0000EE"/>
-            <w:u w:val="single"/>
-          </w:rPr>
-          <w:t>可1:19–20</w:t>
-        </w:r>
-      </w:hyperlink>
-      <w:r>
-        <w:rPr>
-          <w:lang w:val="zh_TW" w:bidi="zh_TW"/>
-        </w:rPr>
-        <w:t>）。他和他的兄弟約翰同時蒙召成為門徒（</w:t>
-      </w:r>
-      <w:hyperlink r:id="rId119">
-        <w:r>
-          <w:rPr>
-            <w:lang w:val="zh_TW" w:bidi="zh_TW"/>
-          </w:rPr>
-          <w:rPr>
-            <w:color w:val="0000EE"/>
-            <w:u w:val="single"/>
-          </w:rPr>
-          <w:t>太4:21</w:t>
-        </w:r>
-      </w:hyperlink>
-      <w:r>
-        <w:rPr>
-          <w:lang w:val="zh_TW" w:bidi="zh_TW"/>
-        </w:rPr>
-        <w:t>；</w:t>
-      </w:r>
-      <w:hyperlink r:id="rId118">
-        <w:r>
-          <w:rPr>
-            <w:lang w:val="zh_TW" w:bidi="zh_TW"/>
-          </w:rPr>
-          <w:rPr>
-            <w:color w:val="0000EE"/>
-            <w:u w:val="single"/>
-          </w:rPr>
-          <w:t>可1:19–20</w:t>
-        </w:r>
-      </w:hyperlink>
-      <w:r>
-        <w:rPr>
-          <w:lang w:val="zh_TW" w:bidi="zh_TW"/>
-        </w:rPr>
-        <w:t>）。 我們有理由認為他比約翰年長，因為他幾乎總是首先被提及，而且約翰有時被稱為「雅各的兄弟」（</w:t>
-      </w:r>
-      <w:hyperlink r:id="rId120">
-        <w:r>
-          <w:rPr>
-            <w:lang w:val="zh_TW" w:bidi="zh_TW"/>
-          </w:rPr>
-          <w:rPr>
-            <w:color w:val="0000EE"/>
-            <w:u w:val="single"/>
-          </w:rPr>
-          <w:t>太10:2</w:t>
-        </w:r>
-      </w:hyperlink>
-      <w:r>
-        <w:rPr>
-          <w:lang w:val="zh_TW" w:bidi="zh_TW"/>
-        </w:rPr>
-        <w:t>；</w:t>
-      </w:r>
-      <w:hyperlink r:id="rId121">
-        <w:r>
-          <w:rPr>
-            <w:lang w:val="zh_TW" w:bidi="zh_TW"/>
-          </w:rPr>
-          <w:rPr>
-            <w:color w:val="0000EE"/>
-            <w:u w:val="single"/>
-          </w:rPr>
-          <w:t>17:1</w:t>
-        </w:r>
-      </w:hyperlink>
-      <w:r>
-        <w:rPr>
-          <w:lang w:val="zh_TW" w:bidi="zh_TW"/>
-        </w:rPr>
-        <w:t>；</w:t>
-      </w:r>
-      <w:hyperlink r:id="rId122">
-        <w:r>
-          <w:rPr>
-            <w:lang w:val="zh_TW" w:bidi="zh_TW"/>
-          </w:rPr>
-          <w:rPr>
-            <w:color w:val="0000EE"/>
-            <w:u w:val="single"/>
-          </w:rPr>
-          <w:t>可3:17</w:t>
-        </w:r>
-      </w:hyperlink>
-      <w:r>
-        <w:rPr>
-          <w:lang w:val="zh_TW" w:bidi="zh_TW"/>
-        </w:rPr>
-        <w:t>；</w:t>
-      </w:r>
-      <w:hyperlink r:id="rId123">
-        <w:r>
-          <w:rPr>
-            <w:lang w:val="zh_TW" w:bidi="zh_TW"/>
-          </w:rPr>
-          <w:rPr>
-            <w:color w:val="0000EE"/>
-            <w:u w:val="single"/>
-          </w:rPr>
-          <w:t>5:37</w:t>
-        </w:r>
-      </w:hyperlink>
-      <w:r>
-        <w:rPr>
-          <w:lang w:val="zh_TW" w:bidi="zh_TW"/>
-        </w:rPr>
-        <w:t>）。</w:t>
-      </w:r>
-    </w:p>
-    <w:p>
-      <w:pPr/>
-      <w:r>
-        <w:rPr>
-          <w:lang w:val="zh_TW" w:bidi="zh_TW"/>
-        </w:rPr>
-      </w:r>
-      <w:r>
-        <w:rPr>
-          <w:lang w:val="zh_TW" w:bidi="zh_TW"/>
-        </w:rPr>
-        <w:t>雅各、約翰和西門彼得是捕魚的夥伴，另外包括西門的兄弟安德烈（</w:t>
-      </w:r>
-      <w:hyperlink r:id="rId124">
-        <w:r>
-          <w:rPr>
-            <w:lang w:val="zh_TW" w:bidi="zh_TW"/>
-          </w:rPr>
-          <w:rPr>
-            <w:color w:val="0000EE"/>
-            <w:u w:val="single"/>
-          </w:rPr>
-          <w:t>路5:10</w:t>
-        </w:r>
-      </w:hyperlink>
-      <w:r>
-        <w:rPr>
-          <w:lang w:val="zh_TW" w:bidi="zh_TW"/>
-        </w:rPr>
-        <w:t>）。他們三個人在某種意義上處於門徒中的領導地位。在一些事情的記載中，我們也可以看到他們被重點提及——例如，當睚魯的女兒被喚醒時（</w:t>
-      </w:r>
-      <w:hyperlink r:id="rId123">
-        <w:r>
-          <w:rPr>
-            <w:lang w:val="zh_TW" w:bidi="zh_TW"/>
-          </w:rPr>
-          <w:rPr>
-            <w:color w:val="0000EE"/>
-            <w:u w:val="single"/>
-          </w:rPr>
-          <w:t>可5:37</w:t>
-        </w:r>
-      </w:hyperlink>
-      <w:r>
-        <w:rPr>
-          <w:lang w:val="zh_TW" w:bidi="zh_TW"/>
-        </w:rPr>
-        <w:t>，</w:t>
-      </w:r>
-      <w:hyperlink r:id="rId125">
-        <w:r>
-          <w:rPr>
-            <w:lang w:val="zh_TW" w:bidi="zh_TW"/>
-          </w:rPr>
-          <w:rPr>
-            <w:color w:val="0000EE"/>
-            <w:u w:val="single"/>
-          </w:rPr>
-          <w:t>路8:51</w:t>
-        </w:r>
-      </w:hyperlink>
-      <w:r>
-        <w:rPr>
-          <w:lang w:val="zh_TW" w:bidi="zh_TW"/>
-        </w:rPr>
-        <w:t>），在主登山變像時（</w:t>
-      </w:r>
-      <w:hyperlink r:id="rId121">
-        <w:r>
-          <w:rPr>
-            <w:lang w:val="zh_TW" w:bidi="zh_TW"/>
-          </w:rPr>
-          <w:rPr>
-            <w:color w:val="0000EE"/>
-            <w:u w:val="single"/>
-          </w:rPr>
-          <w:t>太17:1</w:t>
-        </w:r>
-      </w:hyperlink>
-      <w:r>
-        <w:rPr>
-          <w:lang w:val="zh_TW" w:bidi="zh_TW"/>
-        </w:rPr>
-        <w:t>，</w:t>
-      </w:r>
-      <w:hyperlink r:id="rId126">
-        <w:r>
-          <w:rPr>
-            <w:lang w:val="zh_TW" w:bidi="zh_TW"/>
-          </w:rPr>
-          <w:rPr>
-            <w:color w:val="0000EE"/>
-            <w:u w:val="single"/>
-          </w:rPr>
-          <w:t>可9:2</w:t>
-        </w:r>
-      </w:hyperlink>
-      <w:r>
-        <w:rPr>
-          <w:lang w:val="zh_TW" w:bidi="zh_TW"/>
-        </w:rPr>
-        <w:t>，</w:t>
-      </w:r>
-      <w:hyperlink r:id="rId127">
-        <w:r>
-          <w:rPr>
-            <w:lang w:val="zh_TW" w:bidi="zh_TW"/>
-          </w:rPr>
-          <w:rPr>
-            <w:color w:val="0000EE"/>
-            <w:u w:val="single"/>
-          </w:rPr>
-          <w:t>路9:28</w:t>
-        </w:r>
-      </w:hyperlink>
-      <w:r>
-        <w:rPr>
-          <w:lang w:val="zh_TW" w:bidi="zh_TW"/>
-        </w:rPr>
-        <w:t>），在橄欖山上（</w:t>
-      </w:r>
-      <w:hyperlink r:id="rId128">
-        <w:r>
-          <w:rPr>
-            <w:lang w:val="zh_TW" w:bidi="zh_TW"/>
-          </w:rPr>
-          <w:rPr>
-            <w:color w:val="0000EE"/>
-            <w:u w:val="single"/>
-          </w:rPr>
-          <w:t>可13:3</w:t>
-        </w:r>
-      </w:hyperlink>
-      <w:r>
-        <w:rPr>
-          <w:lang w:val="zh_TW" w:bidi="zh_TW"/>
-        </w:rPr>
-        <w:t>），還有在客西馬尼園中（</w:t>
-      </w:r>
-      <w:hyperlink r:id="rId129">
-        <w:r>
-          <w:rPr>
-            <w:lang w:val="zh_TW" w:bidi="zh_TW"/>
-          </w:rPr>
-          <w:rPr>
-            <w:color w:val="0000EE"/>
-            <w:u w:val="single"/>
-          </w:rPr>
-          <w:t>太26:37</w:t>
-        </w:r>
-      </w:hyperlink>
-      <w:r>
-        <w:rPr>
-          <w:lang w:val="zh_TW" w:bidi="zh_TW"/>
-        </w:rPr>
-        <w:t>，</w:t>
-      </w:r>
-      <w:hyperlink r:id="rId130">
-        <w:r>
-          <w:rPr>
-            <w:lang w:val="zh_TW" w:bidi="zh_TW"/>
-          </w:rPr>
-          <w:rPr>
-            <w:color w:val="0000EE"/>
-            <w:u w:val="single"/>
-          </w:rPr>
-          <w:t>可14:33</w:t>
-        </w:r>
-      </w:hyperlink>
-      <w:r>
-        <w:rPr>
-          <w:lang w:val="zh_TW" w:bidi="zh_TW"/>
-        </w:rPr>
-        <w:t>）。 此外，雅各和約翰早些時候曾陪同耶穌到過西門和安得烈的家（</w:t>
-      </w:r>
-      <w:hyperlink r:id="rId131">
-        <w:r>
-          <w:rPr>
-            <w:lang w:val="zh_TW" w:bidi="zh_TW"/>
-          </w:rPr>
-          <w:rPr>
-            <w:color w:val="0000EE"/>
-            <w:u w:val="single"/>
-          </w:rPr>
-          <w:t>可1:29</w:t>
-        </w:r>
-      </w:hyperlink>
-      <w:r>
-        <w:rPr>
-          <w:lang w:val="zh_TW" w:bidi="zh_TW"/>
-        </w:rPr>
-        <w:t>）。</w:t>
-      </w:r>
-    </w:p>
-    <w:p>
-      <w:pPr/>
-      <w:r>
-        <w:rPr>
-          <w:lang w:val="zh_TW" w:bidi="zh_TW"/>
-        </w:rPr>
-      </w:r>
-      <w:r>
-        <w:rPr>
-          <w:lang w:val="zh_TW" w:bidi="zh_TW"/>
-        </w:rPr>
-        <w:t>耶穌給雅各和約翰起了綽號半尼其，即「雷子」（</w:t>
-      </w:r>
-      <w:hyperlink r:id="rId122">
-        <w:r>
-          <w:rPr>
-            <w:lang w:val="zh_TW" w:bidi="zh_TW"/>
-          </w:rPr>
-          <w:rPr>
-            <w:color w:val="0000EE"/>
-            <w:u w:val="single"/>
-          </w:rPr>
-          <w:t>可3:17</w:t>
-        </w:r>
-      </w:hyperlink>
-      <w:r>
-        <w:rPr>
-          <w:lang w:val="zh_TW" w:bidi="zh_TW"/>
-        </w:rPr>
-        <w:t>），當時主責備他們的過激言論，因為他們完全誤解了主來的目的。這可能是因為村民不接待主耶穌的使者，他們就建議為撒馬利亞村莊的毀滅而禱告的緣故（</w:t>
-      </w:r>
-      <w:hyperlink r:id="rId132">
-        <w:r>
-          <w:rPr>
-            <w:lang w:val="zh_TW" w:bidi="zh_TW"/>
-          </w:rPr>
-          <w:rPr>
-            <w:color w:val="0000EE"/>
-            <w:u w:val="single"/>
-          </w:rPr>
-          <w:t>路9:54</w:t>
-        </w:r>
-      </w:hyperlink>
-      <w:r>
-        <w:rPr>
-          <w:lang w:val="zh_TW" w:bidi="zh_TW"/>
-        </w:rPr>
-        <w:t>；參</w:t>
-      </w:r>
-      <w:hyperlink r:id="rId133">
-        <w:r>
-          <w:rPr>
-            <w:lang w:val="zh_TW" w:bidi="zh_TW"/>
-          </w:rPr>
-          <w:rPr>
-            <w:color w:val="0000EE"/>
-            <w:u w:val="single"/>
-          </w:rPr>
-          <w:t>可9:38</w:t>
-        </w:r>
-      </w:hyperlink>
-      <w:r>
-        <w:rPr>
-          <w:lang w:val="zh_TW" w:bidi="zh_TW"/>
-        </w:rPr>
-        <w:t>；</w:t>
-      </w:r>
-      <w:hyperlink r:id="rId134">
-        <w:r>
-          <w:rPr>
-            <w:lang w:val="zh_TW" w:bidi="zh_TW"/>
-          </w:rPr>
-          <w:rPr>
-            <w:color w:val="0000EE"/>
-            <w:u w:val="single"/>
-          </w:rPr>
-          <w:t>路9:49</w:t>
-        </w:r>
-      </w:hyperlink>
-      <w:r>
-        <w:rPr>
-          <w:lang w:val="zh_TW" w:bidi="zh_TW"/>
-        </w:rPr>
-        <w:t>）。</w:t>
-      </w:r>
-    </w:p>
-    <w:p>
-      <w:pPr/>
-      <w:r>
-        <w:rPr>
-          <w:lang w:val="zh_TW" w:bidi="zh_TW"/>
-        </w:rPr>
-      </w:r>
-      <w:r>
-        <w:rPr>
-          <w:lang w:val="zh_TW" w:bidi="zh_TW"/>
-        </w:rPr>
-        <w:t>在要求得到主耶穌國度中最尊貴的兩個位置的事情上，這兩兄弟有些妄自尊大和操之過急。 耶穌也預言到雅各和他的兄弟，將要喝他們的主所要喝的杯（</w:t>
-      </w:r>
-      <w:hyperlink r:id="rId135">
-        <w:r>
-          <w:rPr>
-            <w:lang w:val="zh_TW" w:bidi="zh_TW"/>
-          </w:rPr>
-          <w:rPr>
-            <w:color w:val="0000EE"/>
-            <w:u w:val="single"/>
-          </w:rPr>
-          <w:t>可10:35–40</w:t>
-        </w:r>
-      </w:hyperlink>
-      <w:r>
-        <w:rPr>
-          <w:lang w:val="zh_TW" w:bidi="zh_TW"/>
-        </w:rPr>
-        <w:t>；參</w:t>
-      </w:r>
-      <w:hyperlink r:id="rId136">
-        <w:r>
-          <w:rPr>
-            <w:lang w:val="zh_TW" w:bidi="zh_TW"/>
-          </w:rPr>
-          <w:rPr>
-            <w:color w:val="0000EE"/>
-            <w:u w:val="single"/>
-          </w:rPr>
-          <w:t>太20:20–23</w:t>
-        </w:r>
-      </w:hyperlink>
-      <w:r>
-        <w:rPr>
-          <w:lang w:val="zh_TW" w:bidi="zh_TW"/>
-        </w:rPr>
-        <w:t>）。 當復活的基督在加利利的海邊顯現時，這兩個人應該和其他門徒一同在場（</w:t>
-      </w:r>
-      <w:hyperlink r:id="rId137">
-        <w:r>
-          <w:rPr>
-            <w:lang w:val="zh_TW" w:bidi="zh_TW"/>
-          </w:rPr>
-          <w:rPr>
-            <w:color w:val="0000EE"/>
-            <w:u w:val="single"/>
-          </w:rPr>
-          <w:t>約21:1</w:t>
-        </w:r>
-      </w:hyperlink>
-      <w:r>
-        <w:rPr>
-          <w:lang w:val="zh_TW" w:bidi="zh_TW"/>
-        </w:rPr>
-        <w:t>），但奇怪的是，在第卷四福音書中沒有提到雅各的名字。</w:t>
-      </w:r>
-    </w:p>
-    <w:p>
-      <w:pPr/>
-      <w:r>
-        <w:rPr>
-          <w:lang w:val="zh_TW" w:bidi="zh_TW"/>
-        </w:rPr>
-      </w:r>
-      <w:r>
-        <w:rPr>
-          <w:lang w:val="zh_TW" w:bidi="zh_TW"/>
-        </w:rPr>
-        <w:t>我們對雅各後來的事蹟一無所知，直到大約44年，耶穌的預言應驗了：雅各被希律亞基帕一世「用刀」殺害，因此成為新約聖經中，十二使徒中被提到的第一位殉道的（</w:t>
-      </w:r>
-      <w:hyperlink r:id="rId138">
-        <w:r>
-          <w:rPr>
-            <w:lang w:val="zh_TW" w:bidi="zh_TW"/>
-          </w:rPr>
-          <w:rPr>
-            <w:color w:val="0000EE"/>
-            <w:u w:val="single"/>
-          </w:rPr>
-          <w:t>徒12:1–2</w:t>
-        </w:r>
-      </w:hyperlink>
-      <w:r>
-        <w:rPr>
-          <w:lang w:val="zh_TW" w:bidi="zh_TW"/>
-        </w:rPr>
-        <w:t>）。</w:t>
-      </w:r>
-    </w:p>
-    <w:p>
-      <w:pPr/>
-      <w:r>
-        <w:rPr>
-          <w:lang w:val="zh_TW" w:bidi="zh_TW"/>
-        </w:rPr>
-      </w:r>
-      <w:r>
-        <w:rPr>
-          <w:lang w:val="zh_TW" w:bidi="zh_TW"/>
-        </w:rPr>
-        <w:t>西庇太的妻子是撒羅米（</w:t>
-      </w:r>
-      <w:hyperlink r:id="rId139">
-        <w:r>
-          <w:rPr>
-            <w:lang w:val="zh_TW" w:bidi="zh_TW"/>
-          </w:rPr>
-          <w:rPr>
-            <w:color w:val="0000EE"/>
-            <w:u w:val="single"/>
-          </w:rPr>
-          <w:t>太27:56</w:t>
-        </w:r>
-      </w:hyperlink>
-      <w:r>
-        <w:rPr>
-          <w:lang w:val="zh_TW" w:bidi="zh_TW"/>
-        </w:rPr>
-        <w:t>；</w:t>
-      </w:r>
-      <w:hyperlink r:id="rId140">
-        <w:r>
-          <w:rPr>
-            <w:lang w:val="zh_TW" w:bidi="zh_TW"/>
-          </w:rPr>
-          <w:rPr>
-            <w:color w:val="0000EE"/>
-            <w:u w:val="single"/>
-          </w:rPr>
-          <w:t>可15:40</w:t>
-        </w:r>
-      </w:hyperlink>
-      <w:r>
-        <w:rPr>
-          <w:lang w:val="zh_TW" w:bidi="zh_TW"/>
-        </w:rPr>
-        <w:t>），她可能是主的母親的姐妹（</w:t>
-      </w:r>
-      <w:hyperlink r:id="rId141">
-        <w:r>
-          <w:rPr>
-            <w:lang w:val="zh_TW" w:bidi="zh_TW"/>
-          </w:rPr>
-          <w:rPr>
-            <w:color w:val="0000EE"/>
-            <w:u w:val="single"/>
-          </w:rPr>
-          <w:t>約19:25</w:t>
-        </w:r>
-      </w:hyperlink>
-      <w:r>
-        <w:rPr>
-          <w:lang w:val="zh_TW" w:bidi="zh_TW"/>
-        </w:rPr>
-        <w:t>）。 如果是這樣，這意味著雅各和約翰是耶穌的堂兄弟，因此他們可能認為自己處於優越地位而擁有特權。</w:t>
+          <w:t>約翰福音一章50節</w:t>
+        </w:r>
+      </w:hyperlink>
+      <w:r>
+        <w:rPr>
+          <w:lang w:val="zh_TW" w:bidi="zh_TW"/>
+        </w:rPr>
+        <w:t>及後，耶穌對拿但業和其他門徒說：「你們將要看見天開了，神的使者上去下來在人子身上」，這種天上和地上的交流似乎表達了同樣的內容。神以這種方式向雅各顯現自己，雅各因這恩典而感到驚慌，因此</w:t>
+      </w:r>
+      <w:r>
+        <w:rPr>
+          <w:lang w:val="zh_TW" w:bidi="zh_TW"/>
+        </w:rPr>
+        <w:t>給那地方起名叫伯特利</w:t>
+      </w:r>
+      <w:r>
+        <w:rPr>
+          <w:lang w:val="zh_TW" w:bidi="zh_TW"/>
+        </w:rPr>
+        <w:t>——神的殿。</w:t>
       </w:r>
       <w:r>
         <w:rPr>
@@ -3581,170 +2639,184 @@
         <w:rPr>
           <w:lang w:val="zh_TW" w:bidi="zh_TW"/>
         </w:rPr>
-        <w:t>雅各的天梯</w:t>
-      </w:r>
-      <w:r>
-        <w:rPr>
-          <w:lang w:val="zh_TW" w:bidi="zh_TW"/>
-        </w:rPr>
-      </w:r>
-    </w:p>
-    <w:p>
-      <w:pPr/>
-      <w:r>
-        <w:rPr>
-          <w:lang w:val="zh_TW" w:bidi="zh_TW"/>
-        </w:rPr>
-      </w:r>
-      <w:r>
-        <w:rPr>
-          <w:lang w:val="zh_TW" w:bidi="zh_TW"/>
-        </w:rPr>
-        <w:t>雅各欺騙他的父親以撒，得到父親原本要給以掃的祝福。隨後，他離開了家（</w:t>
-      </w:r>
-      <w:hyperlink r:id="rId142">
-        <w:r>
-          <w:rPr>
-            <w:lang w:val="zh_TW" w:bidi="zh_TW"/>
-          </w:rPr>
-          <w:rPr>
-            <w:color w:val="0000EE"/>
-            <w:u w:val="single"/>
-          </w:rPr>
-          <w:t>創27:6–40</w:t>
-        </w:r>
-      </w:hyperlink>
-      <w:r>
-        <w:rPr>
-          <w:lang w:val="zh_TW" w:bidi="zh_TW"/>
-        </w:rPr>
-        <w:t>），他不僅從他母舅的女兒中找到妻子，實際上更是在逃命，因為以掃想要殺他（</w:t>
-      </w:r>
-      <w:hyperlink r:id="rId143">
-        <w:r>
-          <w:rPr>
-            <w:lang w:val="zh_TW" w:bidi="zh_TW"/>
-          </w:rPr>
-          <w:rPr>
-            <w:color w:val="0000EE"/>
-            <w:u w:val="single"/>
-          </w:rPr>
-          <w:t>41</w:t>
-        </w:r>
-      </w:hyperlink>
-      <w:r>
-        <w:rPr>
-          <w:lang w:val="zh_TW" w:bidi="zh_TW"/>
-        </w:rPr>
-        <w:t>節）。當他在野外停下來過夜時，耶和華在夢中向他顯現，並祝福了他（</w:t>
-      </w:r>
-      <w:hyperlink r:id="rId53">
-        <w:r>
-          <w:rPr>
-            <w:lang w:val="zh_TW" w:bidi="zh_TW"/>
-          </w:rPr>
-          <w:rPr>
-            <w:color w:val="0000EE"/>
-            <w:u w:val="single"/>
-          </w:rPr>
-          <w:t>28:10–22</w:t>
-        </w:r>
-      </w:hyperlink>
-      <w:r>
-        <w:rPr>
-          <w:lang w:val="zh_TW" w:bidi="zh_TW"/>
-        </w:rPr>
-        <w:t>）。在異象中，雅各看到一個梯子從地上通到天上，有使者在梯子上</w:t>
-      </w:r>
-      <w:r>
-        <w:rPr>
-          <w:lang w:val="zh_TW" w:bidi="zh_TW"/>
-        </w:rPr>
-        <w:t>去下來</w:t>
-      </w:r>
-      <w:r>
-        <w:rPr>
-          <w:lang w:val="zh_TW" w:bidi="zh_TW"/>
-        </w:rPr>
-        <w:t>。</w:t>
-      </w:r>
-      <w:r>
-        <w:rPr>
-          <w:lang w:val="zh_TW" w:bidi="zh_TW"/>
-        </w:rPr>
-        <w:t>耶和華站在梯子以上</w:t>
-      </w:r>
-      <w:r>
-        <w:rPr>
-          <w:lang w:val="zh_TW" w:bidi="zh_TW"/>
-        </w:rPr>
-        <w:t>，祂向雅各確認了先前賜給亞伯拉罕（</w:t>
-      </w:r>
-      <w:hyperlink r:id="rId144">
-        <w:r>
-          <w:rPr>
-            <w:lang w:val="zh_TW" w:bidi="zh_TW"/>
-          </w:rPr>
-          <w:rPr>
-            <w:color w:val="0000EE"/>
-            <w:u w:val="single"/>
-          </w:rPr>
-          <w:t>12:2–3、7</w:t>
-        </w:r>
-      </w:hyperlink>
-      <w:r>
-        <w:rPr>
-          <w:lang w:val="zh_TW" w:bidi="zh_TW"/>
-        </w:rPr>
-        <w:t>），又重複與以撒立定（</w:t>
-      </w:r>
-      <w:hyperlink r:id="rId145">
-        <w:r>
-          <w:rPr>
-            <w:lang w:val="zh_TW" w:bidi="zh_TW"/>
-          </w:rPr>
-          <w:rPr>
-            <w:color w:val="0000EE"/>
-            <w:u w:val="single"/>
-          </w:rPr>
-          <w:t>26:3–5</w:t>
-        </w:r>
-      </w:hyperlink>
-      <w:r>
-        <w:rPr>
-          <w:lang w:val="zh_TW" w:bidi="zh_TW"/>
-        </w:rPr>
-        <w:t>）的約。我們從經文明顯可見，這個有天使上去下來的梯子，描繪神尋找雅各並為雅各開通道路，得以與祂建立關係。梯子和天使的活動，象徵了神與雅各之間的交流。在</w:t>
-      </w:r>
-      <w:hyperlink r:id="rId146">
-        <w:r>
-          <w:rPr>
-            <w:lang w:val="zh_TW" w:bidi="zh_TW"/>
-          </w:rPr>
-          <w:rPr>
-            <w:color w:val="0000EE"/>
-            <w:u w:val="single"/>
-          </w:rPr>
-          <w:t>約翰福音一章50節</w:t>
-        </w:r>
-      </w:hyperlink>
-      <w:r>
-        <w:rPr>
-          <w:lang w:val="zh_TW" w:bidi="zh_TW"/>
-        </w:rPr>
-        <w:t>及後，耶穌對拿但業和其他門徒說：「你們將要看見天開了，神的使者上去下來在人子身上」，這種天上和地上的交流似乎表達了同樣的內容。神以這種方式向雅各顯現自己，雅各因這恩典而感到驚慌，因此</w:t>
-      </w:r>
-      <w:r>
-        <w:rPr>
-          <w:lang w:val="zh_TW" w:bidi="zh_TW"/>
-        </w:rPr>
-        <w:t>給那地方起名叫伯特利</w:t>
-      </w:r>
-      <w:r>
-        <w:rPr>
-          <w:lang w:val="zh_TW" w:bidi="zh_TW"/>
-        </w:rPr>
-        <w:t>——神的殿。</w:t>
+        <w:t>雅各井</w:t>
+      </w:r>
+      <w:r>
+        <w:rPr>
+          <w:lang w:val="zh_TW" w:bidi="zh_TW"/>
+        </w:rPr>
+      </w:r>
+    </w:p>
+    <w:p>
+      <w:pPr/>
+      <w:r>
+        <w:rPr>
+          <w:lang w:val="zh_TW" w:bidi="zh_TW"/>
+        </w:rPr>
+      </w:r>
+      <w:r>
+        <w:rPr>
+          <w:lang w:val="zh_TW" w:bidi="zh_TW"/>
+        </w:rPr>
+        <w:t>僅在約翰福音中出現的地方（</w:t>
+      </w:r>
+      <w:hyperlink r:id="rId103">
+        <w:r>
+          <w:rPr>
+            <w:lang w:val="zh_TW" w:bidi="zh_TW"/>
+          </w:rPr>
+          <w:rPr>
+            <w:color w:val="0000EE"/>
+            <w:u w:val="single"/>
+          </w:rPr>
+          <w:t>約4:5–29</w:t>
+        </w:r>
+      </w:hyperlink>
+      <w:r>
+        <w:rPr>
+          <w:lang w:val="zh_TW" w:bidi="zh_TW"/>
+        </w:rPr>
+        <w:t>）。耶穌坐在這裡與撒馬利亞的無名婦人交談，她欣然接受了耶穌的話語。這口井位於族長雅各所得的一塊地上，距傳統上認為的約瑟墓（</w:t>
+      </w:r>
+      <w:hyperlink r:id="rId104">
+        <w:r>
+          <w:rPr>
+            <w:lang w:val="zh_TW" w:bidi="zh_TW"/>
+          </w:rPr>
+          <w:rPr>
+            <w:color w:val="0000EE"/>
+            <w:u w:val="single"/>
+          </w:rPr>
+          <w:t>創33:19</w:t>
+        </w:r>
+      </w:hyperlink>
+      <w:r>
+        <w:rPr>
+          <w:lang w:val="zh_TW" w:bidi="zh_TW"/>
+        </w:rPr>
+        <w:t>；</w:t>
+      </w:r>
+      <w:hyperlink r:id="rId105">
+        <w:r>
+          <w:rPr>
+            <w:lang w:val="zh_TW" w:bidi="zh_TW"/>
+          </w:rPr>
+          <w:rPr>
+            <w:color w:val="0000EE"/>
+            <w:u w:val="single"/>
+          </w:rPr>
+          <w:t>書24:32</w:t>
+        </w:r>
+      </w:hyperlink>
+      <w:r>
+        <w:rPr>
+          <w:lang w:val="zh_TW" w:bidi="zh_TW"/>
+        </w:rPr>
+        <w:t>；</w:t>
+      </w:r>
+      <w:hyperlink r:id="rId106">
+        <w:r>
+          <w:rPr>
+            <w:lang w:val="zh_TW" w:bidi="zh_TW"/>
+          </w:rPr>
+          <w:rPr>
+            <w:color w:val="0000EE"/>
+            <w:u w:val="single"/>
+          </w:rPr>
+          <w:t>約4:5–6</w:t>
+        </w:r>
+      </w:hyperlink>
+      <w:r>
+        <w:rPr>
+          <w:lang w:val="zh_TW" w:bidi="zh_TW"/>
+        </w:rPr>
+        <w:t>）東南約300碼（274米）。此地位於現代的納布盧斯（Nablus）東南約2英里（3.2公里），古示劍（現代的巴拉塔，Balata）遺址東南600碼（549米），敘加（現代的阿斯卡，Askar）以南1000碼（914米）。西北方高聳的是以巴錄山（阿斯卡位於山腳），西南方是基利心山，這兩座山是宣告咒詛和祝福的山（</w:t>
+      </w:r>
+      <w:hyperlink r:id="rId107">
+        <w:r>
+          <w:rPr>
+            <w:lang w:val="zh_TW" w:bidi="zh_TW"/>
+          </w:rPr>
+          <w:rPr>
+            <w:color w:val="0000EE"/>
+            <w:u w:val="single"/>
+          </w:rPr>
+          <w:t>申27:12–13</w:t>
+        </w:r>
+      </w:hyperlink>
+      <w:r>
+        <w:rPr>
+          <w:lang w:val="zh_TW" w:bidi="zh_TW"/>
+        </w:rPr>
+        <w:t>；</w:t>
+      </w:r>
+      <w:hyperlink r:id="rId108">
+        <w:r>
+          <w:rPr>
+            <w:lang w:val="zh_TW" w:bidi="zh_TW"/>
+          </w:rPr>
+          <w:rPr>
+            <w:color w:val="0000EE"/>
+            <w:u w:val="single"/>
+          </w:rPr>
+          <w:t>書8:30–33</w:t>
+        </w:r>
+      </w:hyperlink>
+      <w:r>
+        <w:rPr>
+          <w:lang w:val="zh_TW" w:bidi="zh_TW"/>
+        </w:rPr>
+        <w:t>）。亞伯拉罕在此地附近建造了第一座壇，而雅各造了第二座（</w:t>
+      </w:r>
+      <w:hyperlink r:id="rId109">
+        <w:r>
+          <w:rPr>
+            <w:lang w:val="zh_TW" w:bidi="zh_TW"/>
+          </w:rPr>
+          <w:rPr>
+            <w:color w:val="0000EE"/>
+            <w:u w:val="single"/>
+          </w:rPr>
+          <w:t>創12:6–7</w:t>
+        </w:r>
+      </w:hyperlink>
+      <w:r>
+        <w:rPr>
+          <w:lang w:val="zh_TW" w:bidi="zh_TW"/>
+        </w:rPr>
+        <w:t>；</w:t>
+      </w:r>
+      <w:hyperlink r:id="rId110">
+        <w:r>
+          <w:rPr>
+            <w:lang w:val="zh_TW" w:bidi="zh_TW"/>
+          </w:rPr>
+          <w:rPr>
+            <w:color w:val="0000EE"/>
+            <w:u w:val="single"/>
+          </w:rPr>
+          <w:t>33:18–20</w:t>
+        </w:r>
+      </w:hyperlink>
+      <w:r>
+        <w:rPr>
+          <w:lang w:val="zh_TW" w:bidi="zh_TW"/>
+        </w:rPr>
+        <w:t>）。因此，這裡是聖地中最古老和神聖的地方之一。</w:t>
+      </w:r>
+    </w:p>
+    <w:p>
+      <w:pPr/>
+      <w:r>
+        <w:rPr>
+          <w:lang w:val="zh_TW" w:bidi="zh_TW"/>
+        </w:rPr>
+      </w:r>
+      <w:r>
+        <w:rPr>
+          <w:lang w:val="zh_TW" w:bidi="zh_TW"/>
+        </w:rPr>
+        <w:t>這口井穿過了石灰岩，深約100英尺（30.5米），直徑為1碼（0.9米）。此井由鄰近山坡的地下溪流供應水源，水質純淨且充足，村民們以之為傲。至少自公元380年開始，這裡就有一座教堂存在。希臘東正教會於1885年獲得此地，並在此建造一座建築。人們從教堂祭壇兩側的台階通往下方的井邊，進入井中。</w:t>
       </w:r>
       <w:r>
         <w:rPr>
@@ -3773,26 +2845,926 @@
         <w:rPr>
           <w:lang w:val="zh_TW" w:bidi="zh_TW"/>
         </w:rPr>
-        <w:t>雅各井</w:t>
-      </w:r>
-      <w:r>
-        <w:rPr>
-          <w:lang w:val="zh_TW" w:bidi="zh_TW"/>
-        </w:rPr>
-      </w:r>
-    </w:p>
-    <w:p>
-      <w:pPr/>
-      <w:r>
-        <w:rPr>
-          <w:lang w:val="zh_TW" w:bidi="zh_TW"/>
-        </w:rPr>
-      </w:r>
-      <w:r>
-        <w:rPr>
-          <w:lang w:val="zh_TW" w:bidi="zh_TW"/>
-        </w:rPr>
-        <w:t>僅在約翰福音中出現的地方（</w:t>
+        <w:t>雅各（人名）</w:t>
+      </w:r>
+      <w:r>
+        <w:rPr>
+          <w:lang w:val="zh_TW" w:bidi="zh_TW"/>
+        </w:rPr>
+      </w:r>
+    </w:p>
+    <w:p>
+      <w:pPr/>
+      <w:r>
+        <w:rPr>
+          <w:lang w:val="zh_TW" w:bidi="zh_TW"/>
+        </w:rPr>
+      </w:r>
+      <w:r>
+        <w:rPr>
+          <w:lang w:val="zh_TW" w:bidi="zh_TW"/>
+        </w:rPr>
+        <w:t>1. 雅各，耶穌的兄弟；耶路撒冷教會的長老領袖；雅各書就是以他這位作者之名來命名的。</w:t>
+      </w:r>
+    </w:p>
+    <w:p>
+      <w:pPr/>
+      <w:r>
+        <w:rPr>
+          <w:lang w:val="zh_TW" w:bidi="zh_TW"/>
+        </w:rPr>
+      </w:r>
+      <w:r>
+        <w:rPr>
+          <w:lang w:val="zh_TW" w:bidi="zh_TW"/>
+        </w:rPr>
+        <w:t>雅各在福音書中只被提到兩次，都是與他的兄弟約瑟（希臘文為約西〔Joses〕）、西門和猶大一起被提及（</w:t>
+      </w:r>
+      <w:hyperlink r:id="rId111">
+        <w:r>
+          <w:rPr>
+            <w:lang w:val="zh_TW" w:bidi="zh_TW"/>
+          </w:rPr>
+          <w:rPr>
+            <w:color w:val="0000EE"/>
+            <w:u w:val="single"/>
+          </w:rPr>
+          <w:t>太13:55</w:t>
+        </w:r>
+      </w:hyperlink>
+      <w:r>
+        <w:rPr>
+          <w:lang w:val="zh_TW" w:bidi="zh_TW"/>
+        </w:rPr>
+        <w:t>、</w:t>
+      </w:r>
+      <w:hyperlink r:id="rId112">
+        <w:r>
+          <w:rPr>
+            <w:lang w:val="zh_TW" w:bidi="zh_TW"/>
+          </w:rPr>
+          <w:rPr>
+            <w:color w:val="0000EE"/>
+            <w:u w:val="single"/>
+          </w:rPr>
+          <w:t>可6:3</w:t>
+        </w:r>
+      </w:hyperlink>
+      <w:r>
+        <w:rPr>
+          <w:lang w:val="zh_TW" w:bidi="zh_TW"/>
+        </w:rPr>
+        <w:t>）。 雅各可能是耶穌最年長的弟弟。有些人問這些人是否是耶穌的親弟弟。但在聖經中似乎沒有很好的理由來質疑這一事實。雅各和他的其他弟弟一樣，顯然耶穌在世時，他並沒有接受耶穌的權柄（</w:t>
+      </w:r>
+      <w:hyperlink r:id="rId113">
+        <w:r>
+          <w:rPr>
+            <w:lang w:val="zh_TW" w:bidi="zh_TW"/>
+          </w:rPr>
+          <w:rPr>
+            <w:color w:val="0000EE"/>
+            <w:u w:val="single"/>
+          </w:rPr>
+          <w:t>約7:5</w:t>
+        </w:r>
+      </w:hyperlink>
+      <w:r>
+        <w:rPr>
+          <w:lang w:val="zh_TW" w:bidi="zh_TW"/>
+        </w:rPr>
+        <w:t>）。</w:t>
+      </w:r>
+    </w:p>
+    <w:p>
+      <w:pPr/>
+      <w:r>
+        <w:rPr>
+          <w:lang w:val="zh_TW" w:bidi="zh_TW"/>
+        </w:rPr>
+      </w:r>
+      <w:r>
+        <w:rPr>
+          <w:lang w:val="zh_TW" w:bidi="zh_TW"/>
+        </w:rPr>
+        <w:t>雅各的歸信在聖經中並未提及。這可能發生在耶穌復活後，向他和其他人顯現的時候（</w:t>
+      </w:r>
+      <w:hyperlink r:id="rId114">
+        <w:r>
+          <w:rPr>
+            <w:lang w:val="zh_TW" w:bidi="zh_TW"/>
+          </w:rPr>
+          <w:rPr>
+            <w:color w:val="0000EE"/>
+            <w:u w:val="single"/>
+          </w:rPr>
+          <w:t>林前15:7</w:t>
+        </w:r>
+      </w:hyperlink>
+      <w:r>
+        <w:rPr>
+          <w:lang w:val="zh_TW" w:bidi="zh_TW"/>
+        </w:rPr>
+        <w:t>）。他後來成為了耶路撒冷教會的領袖（</w:t>
+      </w:r>
+      <w:hyperlink r:id="rId115">
+        <w:r>
+          <w:rPr>
+            <w:lang w:val="zh_TW" w:bidi="zh_TW"/>
+          </w:rPr>
+          <w:rPr>
+            <w:color w:val="0000EE"/>
+            <w:u w:val="single"/>
+          </w:rPr>
+          <w:t>徒12:17</w:t>
+        </w:r>
+      </w:hyperlink>
+      <w:r>
+        <w:rPr>
+          <w:lang w:val="zh_TW" w:bidi="zh_TW"/>
+        </w:rPr>
+        <w:t>；</w:t>
+      </w:r>
+      <w:hyperlink r:id="rId116">
+        <w:r>
+          <w:rPr>
+            <w:lang w:val="zh_TW" w:bidi="zh_TW"/>
+          </w:rPr>
+          <w:rPr>
+            <w:color w:val="0000EE"/>
+            <w:u w:val="single"/>
+          </w:rPr>
+          <w:t>21:18</w:t>
+        </w:r>
+      </w:hyperlink>
+      <w:r>
+        <w:rPr>
+          <w:lang w:val="zh_TW" w:bidi="zh_TW"/>
+        </w:rPr>
+        <w:t>；</w:t>
+      </w:r>
+      <w:hyperlink r:id="rId117">
+        <w:r>
+          <w:rPr>
+            <w:lang w:val="zh_TW" w:bidi="zh_TW"/>
+          </w:rPr>
+          <w:rPr>
+            <w:color w:val="0000EE"/>
+            <w:u w:val="single"/>
+          </w:rPr>
+          <w:t>加2:9</w:t>
+        </w:r>
+      </w:hyperlink>
+      <w:r>
+        <w:rPr>
+          <w:lang w:val="zh_TW" w:bidi="zh_TW"/>
+        </w:rPr>
+        <w:t>）。 雖然耶穌一直教導家庭關係的相對次等性（</w:t>
+      </w:r>
+      <w:hyperlink r:id="rId118">
+        <w:r>
+          <w:rPr>
+            <w:lang w:val="zh_TW" w:bidi="zh_TW"/>
+          </w:rPr>
+          <w:rPr>
+            <w:color w:val="0000EE"/>
+            <w:u w:val="single"/>
+          </w:rPr>
+          <w:t>太12:48–50</w:t>
+        </w:r>
+      </w:hyperlink>
+      <w:r>
+        <w:rPr>
+          <w:lang w:val="zh_TW" w:bidi="zh_TW"/>
+        </w:rPr>
+        <w:t>；</w:t>
+      </w:r>
+      <w:hyperlink r:id="rId119">
+        <w:r>
+          <w:rPr>
+            <w:lang w:val="zh_TW" w:bidi="zh_TW"/>
+          </w:rPr>
+          <w:rPr>
+            <w:color w:val="0000EE"/>
+            <w:u w:val="single"/>
+          </w:rPr>
+          <w:t>可3:33–35</w:t>
+        </w:r>
+      </w:hyperlink>
+      <w:r>
+        <w:rPr>
+          <w:lang w:val="zh_TW" w:bidi="zh_TW"/>
+        </w:rPr>
+        <w:t>；</w:t>
+      </w:r>
+      <w:hyperlink r:id="rId120">
+        <w:r>
+          <w:rPr>
+            <w:lang w:val="zh_TW" w:bidi="zh_TW"/>
+          </w:rPr>
+          <w:rPr>
+            <w:color w:val="0000EE"/>
+            <w:u w:val="single"/>
+          </w:rPr>
+          <w:t>路8:21</w:t>
+        </w:r>
+      </w:hyperlink>
+      <w:r>
+        <w:rPr>
+          <w:lang w:val="zh_TW" w:bidi="zh_TW"/>
+        </w:rPr>
+        <w:t>），但很難相信雅各沒有因為他與主的關係而擁有更大的權威。</w:t>
+      </w:r>
+    </w:p>
+    <w:p>
+      <w:pPr/>
+      <w:r>
+        <w:rPr>
+          <w:lang w:val="zh_TW" w:bidi="zh_TW"/>
+        </w:rPr>
+      </w:r>
+      <w:r>
+        <w:rPr>
+          <w:lang w:val="zh_TW" w:bidi="zh_TW"/>
+        </w:rPr>
+        <w:t>雅各被視為使徒（</w:t>
+      </w:r>
+      <w:hyperlink r:id="rId121">
+        <w:r>
+          <w:rPr>
+            <w:lang w:val="zh_TW" w:bidi="zh_TW"/>
+          </w:rPr>
+          <w:rPr>
+            <w:color w:val="0000EE"/>
+            <w:u w:val="single"/>
+          </w:rPr>
+          <w:t>加1:19</w:t>
+        </w:r>
+      </w:hyperlink>
+      <w:r>
+        <w:rPr>
+          <w:lang w:val="zh_TW" w:bidi="zh_TW"/>
+        </w:rPr>
+        <w:t>），雖然他不是十二使徒之一。有些人認為他是殉道的西庇太的兒子的替代者；另一些人則擴大了「使徒」這個詞的範圍，包括「十二使徒」和「所有的使徒」（見在</w:t>
+      </w:r>
+      <w:hyperlink r:id="rId122">
+        <w:r>
+          <w:rPr>
+            <w:lang w:val="zh_TW" w:bidi="zh_TW"/>
+          </w:rPr>
+          <w:rPr>
+            <w:color w:val="0000EE"/>
+            <w:u w:val="single"/>
+          </w:rPr>
+          <w:t>林前15:5、7</w:t>
+        </w:r>
+      </w:hyperlink>
+      <w:r>
+        <w:rPr>
+          <w:lang w:val="zh_TW" w:bidi="zh_TW"/>
+        </w:rPr>
+        <w:t>中引用的兩個不同的類別）。</w:t>
+      </w:r>
+    </w:p>
+    <w:p>
+      <w:pPr/>
+      <w:r>
+        <w:rPr>
+          <w:lang w:val="zh_TW" w:bidi="zh_TW"/>
+        </w:rPr>
+      </w:r>
+      <w:r>
+        <w:rPr>
+          <w:lang w:val="zh_TW" w:bidi="zh_TW"/>
+        </w:rPr>
+        <w:t>傳統說法是雅各被主本人以及使徒們任命為耶路撒冷的第一任主教。可以確定的是，他主持了耶路撒冷的第一次公會，該次公會旨在考慮讓外邦人加入基督教會的條件而召開，他可能制定了該法令，並得到了所有同工的認可，並被送往安提阿、敘利亞和基利家等教會（</w:t>
+      </w:r>
+      <w:hyperlink r:id="rId123">
+        <w:r>
+          <w:rPr>
+            <w:lang w:val="zh_TW" w:bidi="zh_TW"/>
+          </w:rPr>
+          <w:rPr>
+            <w:color w:val="0000EE"/>
+            <w:u w:val="single"/>
+          </w:rPr>
+          <w:t>徒15:19–20</w:t>
+        </w:r>
+      </w:hyperlink>
+      <w:r>
+        <w:rPr>
+          <w:lang w:val="zh_TW" w:bidi="zh_TW"/>
+        </w:rPr>
+        <w:t>）。雅各顯然認為他自己的特殊事工是針對猶太人的。他在年輕教會內所出現的爭論中，扮演了調停的角色，爭論的焦點是律法在外邦基督徒和猶太基督徒中的地位。</w:t>
+      </w:r>
+    </w:p>
+    <w:p>
+      <w:pPr/>
+      <w:r>
+        <w:rPr>
+          <w:lang w:val="zh_TW" w:bidi="zh_TW"/>
+        </w:rPr>
+      </w:r>
+      <w:r>
+        <w:rPr>
+          <w:lang w:val="zh_TW" w:bidi="zh_TW"/>
+        </w:rPr>
+        <w:t>從他要求保羅最後一次訪問耶路撒冷時提出的問題可以看出，他始終對猶太人基督徒帶著強烈的同情心（</w:t>
+      </w:r>
+      <w:hyperlink r:id="rId124">
+        <w:r>
+          <w:rPr>
+            <w:lang w:val="zh_TW" w:bidi="zh_TW"/>
+          </w:rPr>
+          <w:rPr>
+            <w:color w:val="0000EE"/>
+            <w:u w:val="single"/>
+          </w:rPr>
+          <w:t>徒21:18–25</w:t>
+        </w:r>
+      </w:hyperlink>
+      <w:r>
+        <w:rPr>
+          <w:lang w:val="zh_TW" w:bidi="zh_TW"/>
+        </w:rPr>
+        <w:t>）。 這也是使徒行傳中最後一次提到雅各的事蹟。傳統上認為他是雅各書的作者，他在書中自稱為「神和主耶穌基督的僕人」（</w:t>
+      </w:r>
+      <w:hyperlink r:id="rId125">
+        <w:r>
+          <w:rPr>
+            <w:lang w:val="zh_TW" w:bidi="zh_TW"/>
+          </w:rPr>
+          <w:rPr>
+            <w:color w:val="0000EE"/>
+            <w:u w:val="single"/>
+          </w:rPr>
+          <w:t>雅1:1</w:t>
+        </w:r>
+      </w:hyperlink>
+      <w:r>
+        <w:rPr>
+          <w:lang w:val="zh_TW" w:bidi="zh_TW"/>
+        </w:rPr>
+        <w:t>）。</w:t>
+      </w:r>
+    </w:p>
+    <w:p>
+      <w:pPr/>
+      <w:r>
+        <w:rPr>
+          <w:lang w:val="zh_TW" w:bidi="zh_TW"/>
+        </w:rPr>
+      </w:r>
+      <w:r>
+        <w:rPr>
+          <w:lang w:val="zh_TW" w:bidi="zh_TW"/>
+        </w:rPr>
+        <w:t>根據</w:t>
+      </w:r>
+      <w:r>
+        <w:rPr>
+          <w:lang w:val="zh_TW" w:bidi="zh_TW"/>
+        </w:rPr>
+        <w:t>赫格西僕</w:t>
+      </w:r>
+      <w:r>
+        <w:rPr>
+          <w:lang w:val="zh_TW" w:bidi="zh_TW"/>
+        </w:rPr>
+        <w:t>（Hegesippus，約公元180年）的記載，雅各被稱為「公義者（the Just）」，因為他忠實遵守猶太律法並且生活極其簡樸。雅各顯然是殉道者之一。約瑟夫斯將其殉道的時間定為公元61年，當時在總督非斯都去世後，繼任者尚未任命之前，爆發了猶太人的起義。</w:t>
+      </w:r>
+    </w:p>
+    <w:p>
+      <w:pPr/>
+      <w:r>
+        <w:rPr>
+          <w:lang w:val="zh_TW" w:bidi="zh_TW"/>
+        </w:rPr>
+      </w:r>
+      <w:r>
+        <w:rPr>
+          <w:lang w:val="zh_TW" w:bidi="zh_TW"/>
+        </w:rPr>
+        <w:t>2. 雅各，亞勒腓的兒子；十二使徒之一。</w:t>
+      </w:r>
+    </w:p>
+    <w:p>
+      <w:pPr/>
+      <w:r>
+        <w:rPr>
+          <w:lang w:val="zh_TW" w:bidi="zh_TW"/>
+        </w:rPr>
+      </w:r>
+      <w:r>
+        <w:rPr>
+          <w:lang w:val="zh_TW" w:bidi="zh_TW"/>
+        </w:rPr>
+        <w:t>雅各，亞勒腓的兒子，總是被列為十二使徒之一（</w:t>
+      </w:r>
+      <w:hyperlink r:id="rId126">
+        <w:r>
+          <w:rPr>
+            <w:lang w:val="zh_TW" w:bidi="zh_TW"/>
+          </w:rPr>
+          <w:rPr>
+            <w:color w:val="0000EE"/>
+            <w:u w:val="single"/>
+          </w:rPr>
+          <w:t>太10:3</w:t>
+        </w:r>
+      </w:hyperlink>
+      <w:r>
+        <w:rPr>
+          <w:lang w:val="zh_TW" w:bidi="zh_TW"/>
+        </w:rPr>
+        <w:t>；</w:t>
+      </w:r>
+      <w:hyperlink r:id="rId127">
+        <w:r>
+          <w:rPr>
+            <w:lang w:val="zh_TW" w:bidi="zh_TW"/>
+          </w:rPr>
+          <w:rPr>
+            <w:color w:val="0000EE"/>
+            <w:u w:val="single"/>
+          </w:rPr>
+          <w:t>可3:18</w:t>
+        </w:r>
+      </w:hyperlink>
+      <w:r>
+        <w:rPr>
+          <w:lang w:val="zh_TW" w:bidi="zh_TW"/>
+        </w:rPr>
+        <w:t>；</w:t>
+      </w:r>
+      <w:hyperlink r:id="rId128">
+        <w:r>
+          <w:rPr>
+            <w:lang w:val="zh_TW" w:bidi="zh_TW"/>
+          </w:rPr>
+          <w:rPr>
+            <w:color w:val="0000EE"/>
+            <w:u w:val="single"/>
+          </w:rPr>
+          <w:t>路6:15</w:t>
+        </w:r>
+      </w:hyperlink>
+      <w:r>
+        <w:rPr>
+          <w:lang w:val="zh_TW" w:bidi="zh_TW"/>
+        </w:rPr>
+        <w:t>；</w:t>
+      </w:r>
+      <w:hyperlink r:id="rId129">
+        <w:r>
+          <w:rPr>
+            <w:lang w:val="zh_TW" w:bidi="zh_TW"/>
+          </w:rPr>
+          <w:rPr>
+            <w:color w:val="0000EE"/>
+            <w:u w:val="single"/>
+          </w:rPr>
+          <w:t>徒1:13</w:t>
+        </w:r>
+      </w:hyperlink>
+      <w:r>
+        <w:rPr>
+          <w:lang w:val="zh_TW" w:bidi="zh_TW"/>
+        </w:rPr>
+        <w:t>），但我們對他的情況卻一無所知。利未（也稱為馬太）也被描述為亞勒腓的兒子（</w:t>
+      </w:r>
+      <w:hyperlink r:id="rId130">
+        <w:r>
+          <w:rPr>
+            <w:lang w:val="zh_TW" w:bidi="zh_TW"/>
+          </w:rPr>
+          <w:rPr>
+            <w:color w:val="0000EE"/>
+            <w:u w:val="single"/>
+          </w:rPr>
+          <w:t>可2:14</w:t>
+        </w:r>
+      </w:hyperlink>
+      <w:r>
+        <w:rPr>
+          <w:lang w:val="zh_TW" w:bidi="zh_TW"/>
+        </w:rPr>
+        <w:t>），但他和雅各可能不是兄弟。許多學者認為這個雅各就是所謂的「小雅各（“James the less” or “James the smaller”）」。這個「小（the less）」的描述似乎是為了將他與西庇太的兒子區分開來，這可能意味著他比西庇太的兒子要小或年輕（希臘文可以涵蓋這兩種解釋）。</w:t>
+      </w:r>
+    </w:p>
+    <w:p>
+      <w:pPr/>
+      <w:r>
+        <w:rPr>
+          <w:lang w:val="zh_TW" w:bidi="zh_TW"/>
+        </w:rPr>
+      </w:r>
+      <w:r>
+        <w:rPr>
+          <w:lang w:val="zh_TW" w:bidi="zh_TW"/>
+        </w:rPr>
+        <w:t>3. 西庇太的兒子雅各。 十二使徒之一；第一個殉道的使徒（公元44年）。</w:t>
+      </w:r>
+    </w:p>
+    <w:p>
+      <w:pPr/>
+      <w:r>
+        <w:rPr>
+          <w:lang w:val="zh_TW" w:bidi="zh_TW"/>
+        </w:rPr>
+      </w:r>
+      <w:r>
+        <w:rPr>
+          <w:lang w:val="zh_TW" w:bidi="zh_TW"/>
+        </w:rPr>
+        <w:t>雅各是一位加利利的漁夫。我們可以認為他當時的生活很舒適（</w:t>
+      </w:r>
+      <w:hyperlink r:id="rId131">
+        <w:r>
+          <w:rPr>
+            <w:lang w:val="zh_TW" w:bidi="zh_TW"/>
+          </w:rPr>
+          <w:rPr>
+            <w:color w:val="0000EE"/>
+            <w:u w:val="single"/>
+          </w:rPr>
+          <w:t>可1:19–20</w:t>
+        </w:r>
+      </w:hyperlink>
+      <w:r>
+        <w:rPr>
+          <w:lang w:val="zh_TW" w:bidi="zh_TW"/>
+        </w:rPr>
+        <w:t>）。他和他的兄弟約翰同時蒙召成為門徒（</w:t>
+      </w:r>
+      <w:hyperlink r:id="rId132">
+        <w:r>
+          <w:rPr>
+            <w:lang w:val="zh_TW" w:bidi="zh_TW"/>
+          </w:rPr>
+          <w:rPr>
+            <w:color w:val="0000EE"/>
+            <w:u w:val="single"/>
+          </w:rPr>
+          <w:t>太4:21</w:t>
+        </w:r>
+      </w:hyperlink>
+      <w:r>
+        <w:rPr>
+          <w:lang w:val="zh_TW" w:bidi="zh_TW"/>
+        </w:rPr>
+        <w:t>；</w:t>
+      </w:r>
+      <w:hyperlink r:id="rId131">
+        <w:r>
+          <w:rPr>
+            <w:lang w:val="zh_TW" w:bidi="zh_TW"/>
+          </w:rPr>
+          <w:rPr>
+            <w:color w:val="0000EE"/>
+            <w:u w:val="single"/>
+          </w:rPr>
+          <w:t>可1:19–20</w:t>
+        </w:r>
+      </w:hyperlink>
+      <w:r>
+        <w:rPr>
+          <w:lang w:val="zh_TW" w:bidi="zh_TW"/>
+        </w:rPr>
+        <w:t>）。 我們有理由認為他比約翰年長，因為他幾乎總是首先被提及，而且約翰有時被稱為「雅各的兄弟」（</w:t>
+      </w:r>
+      <w:hyperlink r:id="rId133">
+        <w:r>
+          <w:rPr>
+            <w:lang w:val="zh_TW" w:bidi="zh_TW"/>
+          </w:rPr>
+          <w:rPr>
+            <w:color w:val="0000EE"/>
+            <w:u w:val="single"/>
+          </w:rPr>
+          <w:t>太10:2</w:t>
+        </w:r>
+      </w:hyperlink>
+      <w:r>
+        <w:rPr>
+          <w:lang w:val="zh_TW" w:bidi="zh_TW"/>
+        </w:rPr>
+        <w:t>；</w:t>
+      </w:r>
+      <w:hyperlink r:id="rId134">
+        <w:r>
+          <w:rPr>
+            <w:lang w:val="zh_TW" w:bidi="zh_TW"/>
+          </w:rPr>
+          <w:rPr>
+            <w:color w:val="0000EE"/>
+            <w:u w:val="single"/>
+          </w:rPr>
+          <w:t>17:1</w:t>
+        </w:r>
+      </w:hyperlink>
+      <w:r>
+        <w:rPr>
+          <w:lang w:val="zh_TW" w:bidi="zh_TW"/>
+        </w:rPr>
+        <w:t>；</w:t>
+      </w:r>
+      <w:hyperlink r:id="rId135">
+        <w:r>
+          <w:rPr>
+            <w:lang w:val="zh_TW" w:bidi="zh_TW"/>
+          </w:rPr>
+          <w:rPr>
+            <w:color w:val="0000EE"/>
+            <w:u w:val="single"/>
+          </w:rPr>
+          <w:t>可3:17</w:t>
+        </w:r>
+      </w:hyperlink>
+      <w:r>
+        <w:rPr>
+          <w:lang w:val="zh_TW" w:bidi="zh_TW"/>
+        </w:rPr>
+        <w:t>；</w:t>
+      </w:r>
+      <w:hyperlink r:id="rId136">
+        <w:r>
+          <w:rPr>
+            <w:lang w:val="zh_TW" w:bidi="zh_TW"/>
+          </w:rPr>
+          <w:rPr>
+            <w:color w:val="0000EE"/>
+            <w:u w:val="single"/>
+          </w:rPr>
+          <w:t>5:37</w:t>
+        </w:r>
+      </w:hyperlink>
+      <w:r>
+        <w:rPr>
+          <w:lang w:val="zh_TW" w:bidi="zh_TW"/>
+        </w:rPr>
+        <w:t>）。</w:t>
+      </w:r>
+    </w:p>
+    <w:p>
+      <w:pPr/>
+      <w:r>
+        <w:rPr>
+          <w:lang w:val="zh_TW" w:bidi="zh_TW"/>
+        </w:rPr>
+      </w:r>
+      <w:r>
+        <w:rPr>
+          <w:lang w:val="zh_TW" w:bidi="zh_TW"/>
+        </w:rPr>
+        <w:t>雅各、約翰和西門彼得是捕魚的夥伴，另外包括西門的兄弟安德烈（</w:t>
+      </w:r>
+      <w:hyperlink r:id="rId137">
+        <w:r>
+          <w:rPr>
+            <w:lang w:val="zh_TW" w:bidi="zh_TW"/>
+          </w:rPr>
+          <w:rPr>
+            <w:color w:val="0000EE"/>
+            <w:u w:val="single"/>
+          </w:rPr>
+          <w:t>路5:10</w:t>
+        </w:r>
+      </w:hyperlink>
+      <w:r>
+        <w:rPr>
+          <w:lang w:val="zh_TW" w:bidi="zh_TW"/>
+        </w:rPr>
+        <w:t>）。他們三個人在某種意義上處於門徒中的領導地位。在一些事情的記載中，我們也可以看到他們被重點提及——例如，當睚魯的女兒被喚醒時（</w:t>
+      </w:r>
+      <w:hyperlink r:id="rId136">
+        <w:r>
+          <w:rPr>
+            <w:lang w:val="zh_TW" w:bidi="zh_TW"/>
+          </w:rPr>
+          <w:rPr>
+            <w:color w:val="0000EE"/>
+            <w:u w:val="single"/>
+          </w:rPr>
+          <w:t>可5:37</w:t>
+        </w:r>
+      </w:hyperlink>
+      <w:r>
+        <w:rPr>
+          <w:lang w:val="zh_TW" w:bidi="zh_TW"/>
+        </w:rPr>
+        <w:t>，</w:t>
+      </w:r>
+      <w:hyperlink r:id="rId138">
+        <w:r>
+          <w:rPr>
+            <w:lang w:val="zh_TW" w:bidi="zh_TW"/>
+          </w:rPr>
+          <w:rPr>
+            <w:color w:val="0000EE"/>
+            <w:u w:val="single"/>
+          </w:rPr>
+          <w:t>路8:51</w:t>
+        </w:r>
+      </w:hyperlink>
+      <w:r>
+        <w:rPr>
+          <w:lang w:val="zh_TW" w:bidi="zh_TW"/>
+        </w:rPr>
+        <w:t>），在主登山變像時（</w:t>
+      </w:r>
+      <w:hyperlink r:id="rId134">
+        <w:r>
+          <w:rPr>
+            <w:lang w:val="zh_TW" w:bidi="zh_TW"/>
+          </w:rPr>
+          <w:rPr>
+            <w:color w:val="0000EE"/>
+            <w:u w:val="single"/>
+          </w:rPr>
+          <w:t>太17:1</w:t>
+        </w:r>
+      </w:hyperlink>
+      <w:r>
+        <w:rPr>
+          <w:lang w:val="zh_TW" w:bidi="zh_TW"/>
+        </w:rPr>
+        <w:t>，</w:t>
+      </w:r>
+      <w:hyperlink r:id="rId139">
+        <w:r>
+          <w:rPr>
+            <w:lang w:val="zh_TW" w:bidi="zh_TW"/>
+          </w:rPr>
+          <w:rPr>
+            <w:color w:val="0000EE"/>
+            <w:u w:val="single"/>
+          </w:rPr>
+          <w:t>可9:2</w:t>
+        </w:r>
+      </w:hyperlink>
+      <w:r>
+        <w:rPr>
+          <w:lang w:val="zh_TW" w:bidi="zh_TW"/>
+        </w:rPr>
+        <w:t>，</w:t>
+      </w:r>
+      <w:hyperlink r:id="rId140">
+        <w:r>
+          <w:rPr>
+            <w:lang w:val="zh_TW" w:bidi="zh_TW"/>
+          </w:rPr>
+          <w:rPr>
+            <w:color w:val="0000EE"/>
+            <w:u w:val="single"/>
+          </w:rPr>
+          <w:t>路9:28</w:t>
+        </w:r>
+      </w:hyperlink>
+      <w:r>
+        <w:rPr>
+          <w:lang w:val="zh_TW" w:bidi="zh_TW"/>
+        </w:rPr>
+        <w:t>），在橄欖山上（</w:t>
+      </w:r>
+      <w:hyperlink r:id="rId141">
+        <w:r>
+          <w:rPr>
+            <w:lang w:val="zh_TW" w:bidi="zh_TW"/>
+          </w:rPr>
+          <w:rPr>
+            <w:color w:val="0000EE"/>
+            <w:u w:val="single"/>
+          </w:rPr>
+          <w:t>可13:3</w:t>
+        </w:r>
+      </w:hyperlink>
+      <w:r>
+        <w:rPr>
+          <w:lang w:val="zh_TW" w:bidi="zh_TW"/>
+        </w:rPr>
+        <w:t>），還有在客西馬尼園中（</w:t>
+      </w:r>
+      <w:hyperlink r:id="rId142">
+        <w:r>
+          <w:rPr>
+            <w:lang w:val="zh_TW" w:bidi="zh_TW"/>
+          </w:rPr>
+          <w:rPr>
+            <w:color w:val="0000EE"/>
+            <w:u w:val="single"/>
+          </w:rPr>
+          <w:t>太26:37</w:t>
+        </w:r>
+      </w:hyperlink>
+      <w:r>
+        <w:rPr>
+          <w:lang w:val="zh_TW" w:bidi="zh_TW"/>
+        </w:rPr>
+        <w:t>，</w:t>
+      </w:r>
+      <w:hyperlink r:id="rId143">
+        <w:r>
+          <w:rPr>
+            <w:lang w:val="zh_TW" w:bidi="zh_TW"/>
+          </w:rPr>
+          <w:rPr>
+            <w:color w:val="0000EE"/>
+            <w:u w:val="single"/>
+          </w:rPr>
+          <w:t>可14:33</w:t>
+        </w:r>
+      </w:hyperlink>
+      <w:r>
+        <w:rPr>
+          <w:lang w:val="zh_TW" w:bidi="zh_TW"/>
+        </w:rPr>
+        <w:t>）。 此外，雅各和約翰早些時候曾陪同耶穌到過西門和安得烈的家（</w:t>
+      </w:r>
+      <w:hyperlink r:id="rId144">
+        <w:r>
+          <w:rPr>
+            <w:lang w:val="zh_TW" w:bidi="zh_TW"/>
+          </w:rPr>
+          <w:rPr>
+            <w:color w:val="0000EE"/>
+            <w:u w:val="single"/>
+          </w:rPr>
+          <w:t>可1:29</w:t>
+        </w:r>
+      </w:hyperlink>
+      <w:r>
+        <w:rPr>
+          <w:lang w:val="zh_TW" w:bidi="zh_TW"/>
+        </w:rPr>
+        <w:t>）。</w:t>
+      </w:r>
+    </w:p>
+    <w:p>
+      <w:pPr/>
+      <w:r>
+        <w:rPr>
+          <w:lang w:val="zh_TW" w:bidi="zh_TW"/>
+        </w:rPr>
+      </w:r>
+      <w:r>
+        <w:rPr>
+          <w:lang w:val="zh_TW" w:bidi="zh_TW"/>
+        </w:rPr>
+        <w:t>耶穌給雅各和約翰起了綽號半尼其，即「雷子」（</w:t>
+      </w:r>
+      <w:hyperlink r:id="rId135">
+        <w:r>
+          <w:rPr>
+            <w:lang w:val="zh_TW" w:bidi="zh_TW"/>
+          </w:rPr>
+          <w:rPr>
+            <w:color w:val="0000EE"/>
+            <w:u w:val="single"/>
+          </w:rPr>
+          <w:t>可3:17</w:t>
+        </w:r>
+      </w:hyperlink>
+      <w:r>
+        <w:rPr>
+          <w:lang w:val="zh_TW" w:bidi="zh_TW"/>
+        </w:rPr>
+        <w:t>），當時主責備他們的過激言論，因為他們完全誤解了主來的目的。這可能是因為村民不接待主耶穌的使者，他們就建議為撒馬利亞村莊的毀滅而禱告的緣故（</w:t>
+      </w:r>
+      <w:hyperlink r:id="rId145">
+        <w:r>
+          <w:rPr>
+            <w:lang w:val="zh_TW" w:bidi="zh_TW"/>
+          </w:rPr>
+          <w:rPr>
+            <w:color w:val="0000EE"/>
+            <w:u w:val="single"/>
+          </w:rPr>
+          <w:t>路9:54</w:t>
+        </w:r>
+      </w:hyperlink>
+      <w:r>
+        <w:rPr>
+          <w:lang w:val="zh_TW" w:bidi="zh_TW"/>
+        </w:rPr>
+        <w:t>；參</w:t>
+      </w:r>
+      <w:hyperlink r:id="rId146">
+        <w:r>
+          <w:rPr>
+            <w:lang w:val="zh_TW" w:bidi="zh_TW"/>
+          </w:rPr>
+          <w:rPr>
+            <w:color w:val="0000EE"/>
+            <w:u w:val="single"/>
+          </w:rPr>
+          <w:t>可9:38</w:t>
+        </w:r>
+      </w:hyperlink>
+      <w:r>
+        <w:rPr>
+          <w:lang w:val="zh_TW" w:bidi="zh_TW"/>
+        </w:rPr>
+        <w:t>；</w:t>
       </w:r>
       <w:hyperlink r:id="rId147">
         <w:r>
@@ -3803,14 +3775,28 @@
             <w:color w:val="0000EE"/>
             <w:u w:val="single"/>
           </w:rPr>
-          <w:t>約4:5–29</w:t>
-        </w:r>
-      </w:hyperlink>
-      <w:r>
-        <w:rPr>
-          <w:lang w:val="zh_TW" w:bidi="zh_TW"/>
-        </w:rPr>
-        <w:t>）。耶穌坐在這裡與撒馬利亞的無名婦人交談，她欣然接受了耶穌的話語。這口井位於族長雅各所得的一塊地上，距傳統上認為的約瑟墓（</w:t>
+          <w:t>路9:49</w:t>
+        </w:r>
+      </w:hyperlink>
+      <w:r>
+        <w:rPr>
+          <w:lang w:val="zh_TW" w:bidi="zh_TW"/>
+        </w:rPr>
+        <w:t>）。</w:t>
+      </w:r>
+    </w:p>
+    <w:p>
+      <w:pPr/>
+      <w:r>
+        <w:rPr>
+          <w:lang w:val="zh_TW" w:bidi="zh_TW"/>
+        </w:rPr>
+      </w:r>
+      <w:r>
+        <w:rPr>
+          <w:lang w:val="zh_TW" w:bidi="zh_TW"/>
+        </w:rPr>
+        <w:t>在要求得到主耶穌國度中最尊貴的兩個位置的事情上，這兩兄弟有些妄自尊大和操之過急。 耶穌也預言到雅各和他的兄弟，將要喝他們的主所要喝的杯（</w:t>
       </w:r>
       <w:hyperlink r:id="rId148">
         <w:r>
@@ -3821,7 +3807,107 @@
             <w:color w:val="0000EE"/>
             <w:u w:val="single"/>
           </w:rPr>
-          <w:t>創33:19</w:t>
+          <w:t>可10:35–40</w:t>
+        </w:r>
+      </w:hyperlink>
+      <w:r>
+        <w:rPr>
+          <w:lang w:val="zh_TW" w:bidi="zh_TW"/>
+        </w:rPr>
+        <w:t>；參</w:t>
+      </w:r>
+      <w:hyperlink r:id="rId149">
+        <w:r>
+          <w:rPr>
+            <w:lang w:val="zh_TW" w:bidi="zh_TW"/>
+          </w:rPr>
+          <w:rPr>
+            <w:color w:val="0000EE"/>
+            <w:u w:val="single"/>
+          </w:rPr>
+          <w:t>太20:20–23</w:t>
+        </w:r>
+      </w:hyperlink>
+      <w:r>
+        <w:rPr>
+          <w:lang w:val="zh_TW" w:bidi="zh_TW"/>
+        </w:rPr>
+        <w:t>）。 當復活的基督在加利利的海邊顯現時，這兩個人應該和其他門徒一同在場（</w:t>
+      </w:r>
+      <w:hyperlink r:id="rId150">
+        <w:r>
+          <w:rPr>
+            <w:lang w:val="zh_TW" w:bidi="zh_TW"/>
+          </w:rPr>
+          <w:rPr>
+            <w:color w:val="0000EE"/>
+            <w:u w:val="single"/>
+          </w:rPr>
+          <w:t>約21:1</w:t>
+        </w:r>
+      </w:hyperlink>
+      <w:r>
+        <w:rPr>
+          <w:lang w:val="zh_TW" w:bidi="zh_TW"/>
+        </w:rPr>
+        <w:t>），但奇怪的是，在第卷四福音書中沒有提到雅各的名字。</w:t>
+      </w:r>
+    </w:p>
+    <w:p>
+      <w:pPr/>
+      <w:r>
+        <w:rPr>
+          <w:lang w:val="zh_TW" w:bidi="zh_TW"/>
+        </w:rPr>
+      </w:r>
+      <w:r>
+        <w:rPr>
+          <w:lang w:val="zh_TW" w:bidi="zh_TW"/>
+        </w:rPr>
+        <w:t>我們對雅各後來的事蹟一無所知，直到大約44年，耶穌的預言應驗了：雅各被希律亞基帕一世「用刀」殺害，因此成為新約聖經中，十二使徒中被提到的第一位殉道的（</w:t>
+      </w:r>
+      <w:hyperlink r:id="rId151">
+        <w:r>
+          <w:rPr>
+            <w:lang w:val="zh_TW" w:bidi="zh_TW"/>
+          </w:rPr>
+          <w:rPr>
+            <w:color w:val="0000EE"/>
+            <w:u w:val="single"/>
+          </w:rPr>
+          <w:t>徒12:1–2</w:t>
+        </w:r>
+      </w:hyperlink>
+      <w:r>
+        <w:rPr>
+          <w:lang w:val="zh_TW" w:bidi="zh_TW"/>
+        </w:rPr>
+        <w:t>）。</w:t>
+      </w:r>
+    </w:p>
+    <w:p>
+      <w:pPr/>
+      <w:r>
+        <w:rPr>
+          <w:lang w:val="zh_TW" w:bidi="zh_TW"/>
+        </w:rPr>
+      </w:r>
+      <w:r>
+        <w:rPr>
+          <w:lang w:val="zh_TW" w:bidi="zh_TW"/>
+        </w:rPr>
+        <w:t>西庇太的妻子是撒羅米（</w:t>
+      </w:r>
+      <w:hyperlink r:id="rId152">
+        <w:r>
+          <w:rPr>
+            <w:lang w:val="zh_TW" w:bidi="zh_TW"/>
+          </w:rPr>
+          <w:rPr>
+            <w:color w:val="0000EE"/>
+            <w:u w:val="single"/>
+          </w:rPr>
+          <w:t>太27:56</w:t>
         </w:r>
       </w:hyperlink>
       <w:r>
@@ -3830,78 +3916,6 @@
         </w:rPr>
         <w:t>；</w:t>
       </w:r>
-      <w:hyperlink r:id="rId149">
-        <w:r>
-          <w:rPr>
-            <w:lang w:val="zh_TW" w:bidi="zh_TW"/>
-          </w:rPr>
-          <w:rPr>
-            <w:color w:val="0000EE"/>
-            <w:u w:val="single"/>
-          </w:rPr>
-          <w:t>書24:32</w:t>
-        </w:r>
-      </w:hyperlink>
-      <w:r>
-        <w:rPr>
-          <w:lang w:val="zh_TW" w:bidi="zh_TW"/>
-        </w:rPr>
-        <w:t>；</w:t>
-      </w:r>
-      <w:hyperlink r:id="rId150">
-        <w:r>
-          <w:rPr>
-            <w:lang w:val="zh_TW" w:bidi="zh_TW"/>
-          </w:rPr>
-          <w:rPr>
-            <w:color w:val="0000EE"/>
-            <w:u w:val="single"/>
-          </w:rPr>
-          <w:t>約4:5–6</w:t>
-        </w:r>
-      </w:hyperlink>
-      <w:r>
-        <w:rPr>
-          <w:lang w:val="zh_TW" w:bidi="zh_TW"/>
-        </w:rPr>
-        <w:t>）東南約300碼（274米）。此地位於現代的納布盧斯（Nablus）東南約2英里（3.2公里），古示劍（現代的巴拉塔，Balata）遺址東南600碼（549米），敘加（現代的阿斯卡，Askar）以南1000碼（914米）。西北方高聳的是以巴錄山（阿斯卡位於山腳），西南方是基利心山，這兩座山是宣告咒詛和祝福的山（</w:t>
-      </w:r>
-      <w:hyperlink r:id="rId151">
-        <w:r>
-          <w:rPr>
-            <w:lang w:val="zh_TW" w:bidi="zh_TW"/>
-          </w:rPr>
-          <w:rPr>
-            <w:color w:val="0000EE"/>
-            <w:u w:val="single"/>
-          </w:rPr>
-          <w:t>申27:12–13</w:t>
-        </w:r>
-      </w:hyperlink>
-      <w:r>
-        <w:rPr>
-          <w:lang w:val="zh_TW" w:bidi="zh_TW"/>
-        </w:rPr>
-        <w:t>；</w:t>
-      </w:r>
-      <w:hyperlink r:id="rId152">
-        <w:r>
-          <w:rPr>
-            <w:lang w:val="zh_TW" w:bidi="zh_TW"/>
-          </w:rPr>
-          <w:rPr>
-            <w:color w:val="0000EE"/>
-            <w:u w:val="single"/>
-          </w:rPr>
-          <w:t>書8:30–33</w:t>
-        </w:r>
-      </w:hyperlink>
-      <w:r>
-        <w:rPr>
-          <w:lang w:val="zh_TW" w:bidi="zh_TW"/>
-        </w:rPr>
-        <w:t>）。亞伯拉罕在此地附近建造了第一座壇，而雅各造了第二座（</w:t>
-      </w:r>
       <w:hyperlink r:id="rId153">
         <w:r>
           <w:rPr>
@@ -3911,14 +3925,14 @@
             <w:color w:val="0000EE"/>
             <w:u w:val="single"/>
           </w:rPr>
-          <w:t>創12:6–7</w:t>
-        </w:r>
-      </w:hyperlink>
-      <w:r>
-        <w:rPr>
-          <w:lang w:val="zh_TW" w:bidi="zh_TW"/>
-        </w:rPr>
-        <w:t>；</w:t>
+          <w:t>可15:40</w:t>
+        </w:r>
+      </w:hyperlink>
+      <w:r>
+        <w:rPr>
+          <w:lang w:val="zh_TW" w:bidi="zh_TW"/>
+        </w:rPr>
+        <w:t>），她可能是主的母親的姐妹（</w:t>
       </w:r>
       <w:hyperlink r:id="rId154">
         <w:r>
@@ -3929,28 +3943,14 @@
             <w:color w:val="0000EE"/>
             <w:u w:val="single"/>
           </w:rPr>
-          <w:t>33:18–20</w:t>
-        </w:r>
-      </w:hyperlink>
-      <w:r>
-        <w:rPr>
-          <w:lang w:val="zh_TW" w:bidi="zh_TW"/>
-        </w:rPr>
-        <w:t>）。因此，這裡是聖地中最古老和神聖的地方之一。</w:t>
-      </w:r>
-    </w:p>
-    <w:p>
-      <w:pPr/>
-      <w:r>
-        <w:rPr>
-          <w:lang w:val="zh_TW" w:bidi="zh_TW"/>
-        </w:rPr>
-      </w:r>
-      <w:r>
-        <w:rPr>
-          <w:lang w:val="zh_TW" w:bidi="zh_TW"/>
-        </w:rPr>
-        <w:t>這口井穿過了石灰岩，深約100英尺（30.5米），直徑為1碼（0.9米）。此井由鄰近山坡的地下溪流供應水源，水質純淨且充足，村民們以之為傲。至少自公元380年開始，這裡就有一座教堂存在。希臘東正教會於1885年獲得此地，並在此建造一座建築。人們從教堂祭壇兩側的台階通往下方的井邊，進入井中。</w:t>
+          <w:t>約19:25</w:t>
+        </w:r>
+      </w:hyperlink>
+      <w:r>
+        <w:rPr>
+          <w:lang w:val="zh_TW" w:bidi="zh_TW"/>
+        </w:rPr>
+        <w:t>）。 如果是這樣，這意味著雅各和約翰是耶穌的堂兄弟，因此他們可能認為自己處於優越地位而擁有特權。</w:t>
       </w:r>
       <w:r>
         <w:rPr>
@@ -4107,6 +4107,56 @@
         </w:rPr>
         <w:t>」所寫的（</w:t>
       </w:r>
+      <w:hyperlink r:id="rId125">
+        <w:r>
+          <w:rPr>
+            <w:lang w:val="zh_TW" w:bidi="zh_TW"/>
+          </w:rPr>
+          <w:rPr>
+            <w:color w:val="0000EE"/>
+            <w:u w:val="single"/>
+          </w:rPr>
+          <w:t>雅1:1</w:t>
+        </w:r>
+      </w:hyperlink>
+      <w:r>
+        <w:rPr>
+          <w:lang w:val="zh_TW" w:bidi="zh_TW"/>
+        </w:rPr>
+        <w:t>）。但這位雅各是誰呢？在新約中提到的幾位雅各中，學者提議只有兩位雅各有可能為這封信的作者——西庇太的兒子雅各，和主的兄弟雅各。</w:t>
+      </w:r>
+    </w:p>
+    <w:p>
+      <w:pPr/>
+      <w:r>
+        <w:rPr>
+          <w:lang w:val="zh_TW" w:bidi="zh_TW"/>
+        </w:rPr>
+      </w:r>
+      <w:r>
+        <w:rPr>
+          <w:lang w:val="zh_TW" w:bidi="zh_TW"/>
+        </w:rPr>
+        <w:t>寫這封書信的雅各可能不是西庇太的兒子雅各，因為他殉道的時間太早（公元44年），不可能寫下這封信（見</w:t>
+      </w:r>
+      <w:hyperlink r:id="rId151">
+        <w:r>
+          <w:rPr>
+            <w:lang w:val="zh_TW" w:bidi="zh_TW"/>
+          </w:rPr>
+          <w:rPr>
+            <w:color w:val="0000EE"/>
+            <w:u w:val="single"/>
+          </w:rPr>
+          <w:t>徒12:1–2</w:t>
+        </w:r>
+      </w:hyperlink>
+      <w:r>
+        <w:rPr>
+          <w:lang w:val="zh_TW" w:bidi="zh_TW"/>
+        </w:rPr>
+        <w:t>）。大多數學者認為這位雅各是耶穌的兄弟（</w:t>
+      </w:r>
       <w:hyperlink r:id="rId112">
         <w:r>
           <w:rPr>
@@ -4116,56 +4166,6 @@
             <w:color w:val="0000EE"/>
             <w:u w:val="single"/>
           </w:rPr>
-          <w:t>雅1:1</w:t>
-        </w:r>
-      </w:hyperlink>
-      <w:r>
-        <w:rPr>
-          <w:lang w:val="zh_TW" w:bidi="zh_TW"/>
-        </w:rPr>
-        <w:t>）。但這位雅各是誰呢？在新約中提到的幾位雅各中，學者提議只有兩位雅各有可能為這封信的作者——西庇太的兒子雅各，和主的兄弟雅各。</w:t>
-      </w:r>
-    </w:p>
-    <w:p>
-      <w:pPr/>
-      <w:r>
-        <w:rPr>
-          <w:lang w:val="zh_TW" w:bidi="zh_TW"/>
-        </w:rPr>
-      </w:r>
-      <w:r>
-        <w:rPr>
-          <w:lang w:val="zh_TW" w:bidi="zh_TW"/>
-        </w:rPr>
-        <w:t>寫這封書信的雅各可能不是西庇太的兒子雅各，因為他殉道的時間太早（公元44年），不可能寫下這封信（見</w:t>
-      </w:r>
-      <w:hyperlink r:id="rId138">
-        <w:r>
-          <w:rPr>
-            <w:lang w:val="zh_TW" w:bidi="zh_TW"/>
-          </w:rPr>
-          <w:rPr>
-            <w:color w:val="0000EE"/>
-            <w:u w:val="single"/>
-          </w:rPr>
-          <w:t>徒12:1–2</w:t>
-        </w:r>
-      </w:hyperlink>
-      <w:r>
-        <w:rPr>
-          <w:lang w:val="zh_TW" w:bidi="zh_TW"/>
-        </w:rPr>
-        <w:t>）。大多數學者認為這位雅各是耶穌的兄弟（</w:t>
-      </w:r>
-      <w:hyperlink r:id="rId99">
-        <w:r>
-          <w:rPr>
-            <w:lang w:val="zh_TW" w:bidi="zh_TW"/>
-          </w:rPr>
-          <w:rPr>
-            <w:color w:val="0000EE"/>
-            <w:u w:val="single"/>
-          </w:rPr>
           <w:t>可6:3</w:t>
         </w:r>
       </w:hyperlink>
@@ -4175,7 +4175,7 @@
         </w:rPr>
         <w:t>；</w:t>
       </w:r>
-      <w:hyperlink r:id="rId108">
+      <w:hyperlink r:id="rId121">
         <w:r>
           <w:rPr>
             <w:lang w:val="zh_TW" w:bidi="zh_TW"/>
@@ -4772,7 +4772,7 @@
         </w:rPr>
         <w:t>很多學者確認雅各書成書日期甚早，甚至早至公元45–49年，因為整個書信的方向符合教會早期的歷史，那是一個許多猶太基督徒尚未完全脫離猶太教的時代。因此，雅各書使用了「十二支派」（</w:t>
       </w:r>
-      <w:hyperlink r:id="rId112">
+      <w:hyperlink r:id="rId125">
         <w:r>
           <w:rPr>
             <w:lang w:val="zh_TW" w:bidi="zh_TW"/>
@@ -5042,7 +5042,7 @@
         </w:rPr>
         <w:t>）。這次逼迫可能導致許多猶太基督徒離開耶路撒冷，從而成為「分散的」（</w:t>
       </w:r>
-      <w:hyperlink r:id="rId112">
+      <w:hyperlink r:id="rId125">
         <w:r>
           <w:rPr>
             <w:lang w:val="zh_TW" w:bidi="zh_TW"/>
@@ -5184,7 +5184,7 @@
         </w:rPr>
         <w:t>信中的內容清楚表明，雅各書是寫給猶太基督徒的。他們被稱為「十二支派」，這是以色列的稱號（</w:t>
       </w:r>
-      <w:hyperlink r:id="rId112">
+      <w:hyperlink r:id="rId125">
         <w:r>
           <w:rPr>
             <w:lang w:val="zh_TW" w:bidi="zh_TW"/>
@@ -5415,7 +5415,7 @@
         </w:rPr>
         <w:t>雅各書的神學不是教條式的；它省略了主導保羅著作的重要神學主題，這些主題在新約其他書卷中扮演著重要角色。雅各書沒有提到道成肉身，基督的名字只出現兩次（</w:t>
       </w:r>
-      <w:hyperlink r:id="rId112">
+      <w:hyperlink r:id="rId125">
         <w:r>
           <w:rPr>
             <w:lang w:val="zh_TW" w:bidi="zh_TW"/>
@@ -8532,26 +8532,54 @@
         <w:rPr>
           <w:lang w:val="zh_TW" w:bidi="zh_TW"/>
         </w:rPr>
-        <w:t>亞伯（人物）</w:t>
-      </w:r>
-      <w:r>
-        <w:rPr>
-          <w:lang w:val="zh_TW" w:bidi="zh_TW"/>
-        </w:rPr>
-      </w:r>
-    </w:p>
-    <w:p>
-      <w:pPr/>
-      <w:r>
-        <w:rPr>
-          <w:lang w:val="zh_TW" w:bidi="zh_TW"/>
-        </w:rPr>
-      </w:r>
-      <w:r>
-        <w:rPr>
-          <w:lang w:val="zh_TW" w:bidi="zh_TW"/>
-        </w:rPr>
-        <w:t>亞當與夏娃的第二個兒子（</w:t>
+        <w:t>亞伯拉罕</w:t>
+      </w:r>
+      <w:r>
+        <w:rPr>
+          <w:lang w:val="zh_TW" w:bidi="zh_TW"/>
+        </w:rPr>
+      </w:r>
+    </w:p>
+    <w:p>
+      <w:pPr/>
+      <w:r>
+        <w:rPr>
+          <w:lang w:val="zh_TW" w:bidi="zh_TW"/>
+        </w:rPr>
+      </w:r>
+      <w:r>
+        <w:rPr>
+          <w:lang w:val="zh_TW" w:bidi="zh_TW"/>
+        </w:rPr>
+        <w:t>聖經中最重要的人物之一，神從吾珥城呼召他成為神子民的先祖。</w:t>
+      </w:r>
+    </w:p>
+    <w:p>
+      <w:pPr/>
+      <w:r>
+        <w:rPr>
+          <w:lang w:val="zh_TW" w:bidi="zh_TW"/>
+        </w:rPr>
+      </w:r>
+      <w:r>
+        <w:rPr>
+          <w:lang w:val="zh_TW" w:bidi="zh_TW"/>
+        </w:rPr>
+        <w:t xml:space="preserve">亞伯拉罕的名字原本是亞伯蘭，意思是「崇高之父」。當他的父母給他取這個名字時，他們可能是吾珥月亮崇拜的參與者，所以他舊名字中所暗示的父神可能是月亮神或其他異教的神。 </w:t>
+      </w:r>
+    </w:p>
+    <w:p>
+      <w:pPr/>
+      <w:r>
+        <w:rPr>
+          <w:lang w:val="zh_TW" w:bidi="zh_TW"/>
+        </w:rPr>
+      </w:r>
+      <w:r>
+        <w:rPr>
+          <w:lang w:val="zh_TW" w:bidi="zh_TW"/>
+        </w:rPr>
+        <w:t>神將亞伯蘭的名字改為亞伯拉罕（</w:t>
       </w:r>
       <w:hyperlink r:id="rId279">
         <w:r>
@@ -8562,42 +8590,14 @@
             <w:color w:val="0000EE"/>
             <w:u w:val="single"/>
           </w:rPr>
-          <w:t>創4:2</w:t>
-        </w:r>
-      </w:hyperlink>
-      <w:r>
-        <w:rPr>
-          <w:lang w:val="zh_TW" w:bidi="zh_TW"/>
-        </w:rPr>
-        <w:t>）。他的名字很可能源自古代蘇美（Sumerian）與亞喀得文（Akkadian）中表達「兒子」的詞語。「亞伯」一詞後來也用來指所有人類。</w:t>
-      </w:r>
-    </w:p>
-    <w:p>
-      <w:pPr/>
-      <w:r>
-        <w:rPr>
-          <w:lang w:val="zh_TW" w:bidi="zh_TW"/>
-        </w:rPr>
-      </w:r>
-      <w:r>
-        <w:rPr>
-          <w:lang w:val="zh_TW" w:bidi="zh_TW"/>
-        </w:rPr>
-        <w:t>亞伯的兄長該隱務農，而亞伯是牧羊人。兩人各自獻上供物時，神接受了亞伯所獻的牲畜，但不悅納該隱所獻的地裡出產。該隱因為這件事心生嫉妒，並殺了亞伯。</w:t>
-      </w:r>
-    </w:p>
-    <w:p>
-      <w:pPr/>
-      <w:r>
-        <w:rPr>
-          <w:lang w:val="zh_TW" w:bidi="zh_TW"/>
-        </w:rPr>
-      </w:r>
-      <w:r>
-        <w:rPr>
-          <w:lang w:val="zh_TW" w:bidi="zh_TW"/>
-        </w:rPr>
-        <w:t>聖經的敘事表明亞伯的品格較好，因此神賜福他的供物，而不悅納該隱的（</w:t>
+          <w:t>創17:5</w:t>
+        </w:r>
+      </w:hyperlink>
+      <w:r>
+        <w:rPr>
+          <w:lang w:val="zh_TW" w:bidi="zh_TW"/>
+        </w:rPr>
+        <w:t>），部分原因無疑是為了與異教之根有明確的分別。聖經經文解釋其新名字的意思為「多國之父」，這也是神對亞伯拉罕的應許，告訴他將會有許多後裔，同時也是對他信心的重大考驗——因為當時他已99歲，而他不孕的妻子已90歲（</w:t>
       </w:r>
       <w:hyperlink r:id="rId280">
         <w:r>
@@ -8608,14 +8608,14 @@
             <w:color w:val="0000EE"/>
             <w:u w:val="single"/>
           </w:rPr>
-          <w:t>創4:7</w:t>
-        </w:r>
-      </w:hyperlink>
-      <w:r>
-        <w:rPr>
-          <w:lang w:val="zh_TW" w:bidi="zh_TW"/>
-        </w:rPr>
-        <w:t>）。聖經沒有表示五穀或蔬菜供物在贖罪祭或平安祭上比動物供物差，摩西律法准許人們獻上這兩類供物。在新約聖經中，亞伯被描述為第一個因著信而死的人（</w:t>
+          <w:t>創11:30</w:t>
+        </w:r>
+      </w:hyperlink>
+      <w:r>
+        <w:rPr>
+          <w:lang w:val="zh_TW" w:bidi="zh_TW"/>
+        </w:rPr>
+        <w:t>，</w:t>
       </w:r>
       <w:hyperlink r:id="rId281">
         <w:r>
@@ -8626,50 +8626,790 @@
             <w:color w:val="0000EE"/>
             <w:u w:val="single"/>
           </w:rPr>
-          <w:t>太23:35</w:t>
-        </w:r>
-      </w:hyperlink>
+          <w:t>17:1–4</w:t>
+        </w:r>
+      </w:hyperlink>
+      <w:r>
+        <w:rPr>
+          <w:lang w:val="zh_TW" w:bidi="zh_TW"/>
+        </w:rPr>
+        <w:t>、</w:t>
+      </w:r>
+      <w:hyperlink r:id="rId282">
+        <w:r>
+          <w:rPr>
+            <w:lang w:val="zh_TW" w:bidi="zh_TW"/>
+          </w:rPr>
+          <w:rPr>
+            <w:color w:val="0000EE"/>
+            <w:u w:val="single"/>
+          </w:rPr>
+          <w:t>17</w:t>
+        </w:r>
+      </w:hyperlink>
+      <w:r>
+        <w:rPr>
+          <w:lang w:val="zh_TW" w:bidi="zh_TW"/>
+        </w:rPr>
+        <w:t>）。</w:t>
+      </w:r>
+    </w:p>
+    <w:p>
+      <w:pPr/>
+      <w:r>
+        <w:rPr>
+          <w:lang w:val="zh_TW" w:bidi="zh_TW"/>
+        </w:rPr>
+      </w:r>
+    </w:p>
+    <w:p>
+      <w:pPr>
+        <w:pStyle w:val="Heading3"/>
+      </w:pPr>
+      <w:r>
+        <w:rPr>
+          <w:lang w:val="zh_TW" w:bidi="zh_TW"/>
+        </w:rPr>
+        <w:t>亞伯拉罕的生平</w:t>
+      </w:r>
+    </w:p>
+    <w:p>
+      <w:pPr/>
+      <w:r>
+        <w:rPr>
+          <w:lang w:val="zh_TW" w:bidi="zh_TW"/>
+        </w:rPr>
+      </w:r>
+      <w:r>
+        <w:rPr>
+          <w:lang w:val="zh_TW" w:bidi="zh_TW"/>
+        </w:rPr>
+        <w:t>亞伯蘭的故事開始於</w:t>
+      </w:r>
+      <w:hyperlink r:id="rId283">
+        <w:r>
+          <w:rPr>
+            <w:lang w:val="zh_TW" w:bidi="zh_TW"/>
+          </w:rPr>
+          <w:rPr>
+            <w:color w:val="0000EE"/>
+            <w:u w:val="single"/>
+          </w:rPr>
+          <w:t>創世記第十一章</w:t>
+        </w:r>
+      </w:hyperlink>
+      <w:r>
+        <w:rPr>
+          <w:lang w:val="zh_TW" w:bidi="zh_TW"/>
+        </w:rPr>
+        <w:t>，記載了他的家譜（</w:t>
+      </w:r>
+      <w:hyperlink r:id="rId284">
+        <w:r>
+          <w:rPr>
+            <w:lang w:val="zh_TW" w:bidi="zh_TW"/>
+          </w:rPr>
+          <w:rPr>
+            <w:color w:val="0000EE"/>
+            <w:u w:val="single"/>
+          </w:rPr>
+          <w:t>創11:26–32</w:t>
+        </w:r>
+      </w:hyperlink>
+      <w:r>
+        <w:rPr>
+          <w:lang w:val="zh_TW" w:bidi="zh_TW"/>
+        </w:rPr>
+        <w:t>）。 亞伯蘭的父親他拉，是以在吾珥所崇拜的月亮神為他所命名。他拉有三個兒子：亞伯蘭、拿鶴、哈蘭。羅得的父親哈蘭在家族離開吾珥之前已經去世。他拉帶著羅得、亞伯蘭和亞伯蘭的妻子撒萊，從吾珥去迦南，但定居在哈蘭城（</w:t>
+      </w:r>
+      <w:hyperlink r:id="rId285">
+        <w:r>
+          <w:rPr>
+            <w:lang w:val="zh_TW" w:bidi="zh_TW"/>
+          </w:rPr>
+          <w:rPr>
+            <w:color w:val="0000EE"/>
+            <w:u w:val="single"/>
+          </w:rPr>
+          <w:t>31</w:t>
+        </w:r>
+      </w:hyperlink>
+      <w:r>
+        <w:rPr>
+          <w:lang w:val="zh_TW" w:bidi="zh_TW"/>
+        </w:rPr>
+        <w:t>節）。</w:t>
+      </w:r>
+      <w:hyperlink r:id="rId286">
+        <w:r>
+          <w:rPr>
+            <w:lang w:val="zh_TW" w:bidi="zh_TW"/>
+          </w:rPr>
+          <w:rPr>
+            <w:color w:val="0000EE"/>
+            <w:u w:val="single"/>
+          </w:rPr>
+          <w:t>使徒行傳七章2至4節</w:t>
+        </w:r>
+      </w:hyperlink>
+      <w:r>
+        <w:rPr>
+          <w:lang w:val="zh_TW" w:bidi="zh_TW"/>
+        </w:rPr>
+        <w:t>中提及，亞伯拉罕在吾珥聽到了神的呼召，要他離開本地，前往新的土地。</w:t>
+      </w:r>
+    </w:p>
+    <w:p>
+      <w:pPr/>
+      <w:r>
+        <w:rPr>
+          <w:lang w:val="zh_TW" w:bidi="zh_TW"/>
+        </w:rPr>
+      </w:r>
+      <w:r>
+        <w:rPr>
+          <w:lang w:val="zh_TW" w:bidi="zh_TW"/>
+        </w:rPr>
+        <w:t>對亞伯蘭一生中至關重要的一點見於</w:t>
+      </w:r>
+      <w:hyperlink r:id="rId280">
+        <w:r>
+          <w:rPr>
+            <w:lang w:val="zh_TW" w:bidi="zh_TW"/>
+          </w:rPr>
+          <w:rPr>
+            <w:color w:val="0000EE"/>
+            <w:u w:val="single"/>
+          </w:rPr>
+          <w:t>創世記十一章30節</w:t>
+        </w:r>
+      </w:hyperlink>
+      <w:r>
+        <w:rPr>
+          <w:lang w:val="zh_TW" w:bidi="zh_TW"/>
+        </w:rPr>
+        <w:t>：「撒萊不生育」。撒萊不孕的問題為亞伯蘭和撒萊生命中與信心、應許和其實現相關的巨大危機提供了根源。</w:t>
+      </w:r>
+    </w:p>
+    <w:p>
+      <w:pPr/>
+      <w:r>
+        <w:rPr>
+          <w:lang w:val="zh_TW" w:bidi="zh_TW"/>
+        </w:rPr>
+      </w:r>
+      <w:r>
+        <w:rPr>
+          <w:lang w:val="zh_TW" w:bidi="zh_TW"/>
+        </w:rPr>
+        <w:t>他拉死後，神對亞伯蘭說：「你要離開本地、本族、父家，往我所要指示你的地去。」這個命令是「約」的基礎，神在其中應許要使亞伯蘭成為那新土地上一個新國的創始人（</w:t>
+      </w:r>
+      <w:hyperlink r:id="rId287">
+        <w:r>
+          <w:rPr>
+            <w:lang w:val="zh_TW" w:bidi="zh_TW"/>
+          </w:rPr>
+          <w:rPr>
+            <w:color w:val="0000EE"/>
+            <w:u w:val="single"/>
+          </w:rPr>
+          <w:t>創12:1–3</w:t>
+        </w:r>
+      </w:hyperlink>
+      <w:r>
+        <w:rPr>
+          <w:lang w:val="zh_TW" w:bidi="zh_TW"/>
+        </w:rPr>
+        <w:t>）。 亞伯蘭相信神的應許，他在74歲時離開哈蘭。進入迦南後，他首先去了示劍，這是一個位於基利心山和以巴路山之間的重要迦南王城。神在摩利橡樹附近的迦南聖地向他顯現（</w:t>
+      </w:r>
+      <w:hyperlink r:id="rId288">
+        <w:r>
+          <w:rPr>
+            <w:lang w:val="zh_TW" w:bidi="zh_TW"/>
+          </w:rPr>
+          <w:rPr>
+            <w:color w:val="0000EE"/>
+            <w:u w:val="single"/>
+          </w:rPr>
+          <w:t>12:7</w:t>
+        </w:r>
+      </w:hyperlink>
+      <w:r>
+        <w:rPr>
+          <w:lang w:val="zh_TW" w:bidi="zh_TW"/>
+        </w:rPr>
+        <w:t>）。亞伯蘭在示劍築了一座壇，然後遷往伯特利附近，再次為耶和華築了一座壇（</w:t>
+      </w:r>
+      <w:hyperlink r:id="rId289">
+        <w:r>
+          <w:rPr>
+            <w:lang w:val="zh_TW" w:bidi="zh_TW"/>
+          </w:rPr>
+          <w:rPr>
+            <w:color w:val="0000EE"/>
+            <w:u w:val="single"/>
+          </w:rPr>
+          <w:t>12:8</w:t>
+        </w:r>
+      </w:hyperlink>
+      <w:r>
+        <w:rPr>
+          <w:lang w:val="zh_TW" w:bidi="zh_TW"/>
+        </w:rPr>
+        <w:t>）。「求告耶和華的名」的表達方式，不僅僅意味著禱告。更准確地說，亞伯蘭作了宣告，在迦南人的虛假崇拜中心向他們宣告神的真實性。後來亞伯蘭搬到希伯崙的幔利橡樹那裡，他又在那裡築了一座壇來敬拜神。亞伯蘭在一個異象中的另一個祝福（</w:t>
+      </w:r>
+      <w:hyperlink r:id="rId290">
+        <w:r>
+          <w:rPr>
+            <w:lang w:val="zh_TW" w:bidi="zh_TW"/>
+          </w:rPr>
+          <w:rPr>
+            <w:color w:val="0000EE"/>
+            <w:u w:val="single"/>
+          </w:rPr>
+          <w:t>15:1</w:t>
+        </w:r>
+      </w:hyperlink>
+      <w:r>
+        <w:rPr>
+          <w:lang w:val="zh_TW" w:bidi="zh_TW"/>
+        </w:rPr>
+        <w:t>），使他感嘆他仍然沒有子嗣，且認為大馬士革人以利以謝將成為他的繼承人（</w:t>
+      </w:r>
+      <w:hyperlink r:id="rId291">
+        <w:r>
+          <w:rPr>
+            <w:lang w:val="zh_TW" w:bidi="zh_TW"/>
+          </w:rPr>
+          <w:rPr>
+            <w:color w:val="0000EE"/>
+            <w:u w:val="single"/>
+          </w:rPr>
+          <w:t>15:2</w:t>
+        </w:r>
+      </w:hyperlink>
+      <w:r>
+        <w:rPr>
+          <w:lang w:val="zh_TW" w:bidi="zh_TW"/>
+        </w:rPr>
+        <w:t>）。後來發現的努西（Nuzi）文獻有助於澄清這一原本模糊不清的說法。根據戶利安（Hurrian，又稱戶利人）的習俗，一對有地位和財產卻沒有孩子的夫婦，會收養繼承人。這個繼承人通常是奴隸，會負責埋葬和哀悼他的養父母。如果夫婦在收養奴隸繼承人之後生下兒子，親生兒子自然會取代奴隸繼承人。因此，神對亞伯蘭問題的回答直截了當：「這人必不成為你的後嗣，你本身所生的才成為你的後嗣」（</w:t>
+      </w:r>
+      <w:hyperlink r:id="rId292">
+        <w:r>
+          <w:rPr>
+            <w:lang w:val="zh_TW" w:bidi="zh_TW"/>
+          </w:rPr>
+          <w:rPr>
+            <w:color w:val="0000EE"/>
+            <w:u w:val="single"/>
+          </w:rPr>
+          <w:t>創15:4</w:t>
+        </w:r>
+      </w:hyperlink>
+      <w:r>
+        <w:rPr>
+          <w:lang w:val="zh_TW" w:bidi="zh_TW"/>
+        </w:rPr>
+        <w:t>）。神隨後與亞伯蘭立約，應許賜給他一個後裔、一個國和應許之地。</w:t>
+      </w:r>
+    </w:p>
+    <w:p>
+      <w:pPr/>
+      <w:r>
+        <w:rPr>
+          <w:lang w:val="zh_TW" w:bidi="zh_TW"/>
+        </w:rPr>
+      </w:r>
+      <w:r>
+        <w:rPr>
+          <w:lang w:val="zh_TW" w:bidi="zh_TW"/>
+        </w:rPr>
+        <w:t>亞伯蘭86歲時，以實瑪利出生。當亞伯蘭99歲時，主向這位年邁的族長顯現，再次重申了祂的立約應許，賜給他一個兒子和祝福（</w:t>
+      </w:r>
+      <w:hyperlink r:id="rId293">
+        <w:r>
+          <w:rPr>
+            <w:lang w:val="zh_TW" w:bidi="zh_TW"/>
+          </w:rPr>
+          <w:rPr>
+            <w:color w:val="0000EE"/>
+            <w:u w:val="single"/>
+          </w:rPr>
+          <w:t>創17章</w:t>
+        </w:r>
+      </w:hyperlink>
+      <w:r>
+        <w:rPr>
+          <w:lang w:val="zh_TW" w:bidi="zh_TW"/>
+        </w:rPr>
+        <w:t>）。割禮被加上作為立約的印記（</w:t>
+      </w:r>
+      <w:hyperlink r:id="rId294">
+        <w:r>
+          <w:rPr>
+            <w:lang w:val="zh_TW" w:bidi="zh_TW"/>
+          </w:rPr>
+          <w:rPr>
+            <w:color w:val="0000EE"/>
+            <w:u w:val="single"/>
+          </w:rPr>
+          <w:t>17:9–14</w:t>
+        </w:r>
+      </w:hyperlink>
+      <w:r>
+        <w:rPr>
+          <w:lang w:val="zh_TW" w:bidi="zh_TW"/>
+        </w:rPr>
+        <w:t>），在那時亞伯蘭和撒萊的名字被改為亞伯拉罕和撒拉（</w:t>
+      </w:r>
+      <w:hyperlink r:id="rId279">
+        <w:r>
+          <w:rPr>
+            <w:lang w:val="zh_TW" w:bidi="zh_TW"/>
+          </w:rPr>
+          <w:rPr>
+            <w:color w:val="0000EE"/>
+            <w:u w:val="single"/>
+          </w:rPr>
+          <w:t>17:5</w:t>
+        </w:r>
+      </w:hyperlink>
+      <w:r>
+        <w:rPr>
+          <w:lang w:val="zh_TW" w:bidi="zh_TW"/>
+        </w:rPr>
+        <w:t>、</w:t>
+      </w:r>
+      <w:hyperlink r:id="rId295">
+        <w:r>
+          <w:rPr>
+            <w:lang w:val="zh_TW" w:bidi="zh_TW"/>
+          </w:rPr>
+          <w:rPr>
+            <w:color w:val="0000EE"/>
+            <w:u w:val="single"/>
+          </w:rPr>
+          <w:t>15</w:t>
+        </w:r>
+      </w:hyperlink>
+      <w:r>
+        <w:rPr>
+          <w:lang w:val="zh_TW" w:bidi="zh_TW"/>
+        </w:rPr>
+        <w:t>）。亞伯拉罕對另一個兒子的應許的回應是笑：「亞伯拉罕就俯伏在地喜笑，心裡說：『一百歲的人還能得孩子嗎？撒拉已經九十歲了，還能生養嗎？』」（</w:t>
+      </w:r>
+      <w:hyperlink r:id="rId282">
+        <w:r>
+          <w:rPr>
+            <w:lang w:val="zh_TW" w:bidi="zh_TW"/>
+          </w:rPr>
+          <w:rPr>
+            <w:color w:val="0000EE"/>
+            <w:u w:val="single"/>
+          </w:rPr>
+          <w:t>創17:17</w:t>
+        </w:r>
+      </w:hyperlink>
+      <w:r>
+        <w:rPr>
+          <w:lang w:val="zh_TW" w:bidi="zh_TW"/>
+        </w:rPr>
+        <w:t>）。</w:t>
+      </w:r>
+    </w:p>
+    <w:p>
+      <w:pPr/>
+      <w:r>
+        <w:rPr>
+          <w:lang w:val="zh_TW" w:bidi="zh_TW"/>
+        </w:rPr>
+      </w:r>
+      <w:hyperlink r:id="rId296">
+        <w:r>
+          <w:rPr>
+            <w:lang w:val="zh_TW" w:bidi="zh_TW"/>
+          </w:rPr>
+          <w:rPr>
+            <w:color w:val="0000EE"/>
+            <w:u w:val="single"/>
+          </w:rPr>
+          <w:t>創世記第十八章</w:t>
+        </w:r>
+      </w:hyperlink>
+      <w:r>
+        <w:rPr>
+          <w:lang w:val="zh_TW" w:bidi="zh_TW"/>
+        </w:rPr>
+        <w:t>和</w:t>
+      </w:r>
+      <w:hyperlink r:id="rId297">
+        <w:r>
+          <w:rPr>
+            <w:lang w:val="zh_TW" w:bidi="zh_TW"/>
+          </w:rPr>
+          <w:rPr>
+            <w:color w:val="0000EE"/>
+            <w:u w:val="single"/>
+          </w:rPr>
+          <w:t>十九章</w:t>
+        </w:r>
+      </w:hyperlink>
+      <w:r>
+        <w:rPr>
+          <w:lang w:val="zh_TW" w:bidi="zh_TW"/>
+        </w:rPr>
+        <w:t>記述了約旦平原上兩座城所多瑪和蛾摩拉的完全毀滅。第</w:t>
+      </w:r>
+      <w:hyperlink r:id="rId296">
+        <w:r>
+          <w:rPr>
+            <w:lang w:val="zh_TW" w:bidi="zh_TW"/>
+          </w:rPr>
+          <w:rPr>
+            <w:color w:val="0000EE"/>
+            <w:u w:val="single"/>
+          </w:rPr>
+          <w:t>十八</w:t>
+        </w:r>
+      </w:hyperlink>
+      <w:r>
+        <w:rPr>
+          <w:lang w:val="zh_TW" w:bidi="zh_TW"/>
+        </w:rPr>
+        <w:t>章開始時，有三個人在炎熱的白天尋找地方休息。亞伯拉罕為他的客人提供了茶點和一頓飯。最終發現他們並非是普通的旅客，而是主的使者和另外兩位天使（</w:t>
+      </w:r>
+      <w:hyperlink r:id="rId298">
+        <w:r>
+          <w:rPr>
+            <w:lang w:val="zh_TW" w:bidi="zh_TW"/>
+          </w:rPr>
+          <w:rPr>
+            <w:color w:val="0000EE"/>
+            <w:u w:val="single"/>
+          </w:rPr>
+          <w:t>18:1–2</w:t>
+        </w:r>
+      </w:hyperlink>
+      <w:r>
+        <w:rPr>
+          <w:lang w:val="zh_TW" w:bidi="zh_TW"/>
+        </w:rPr>
+        <w:t>，</w:t>
+      </w:r>
+      <w:hyperlink r:id="rId299">
+        <w:r>
+          <w:rPr>
+            <w:lang w:val="zh_TW" w:bidi="zh_TW"/>
+          </w:rPr>
+          <w:rPr>
+            <w:color w:val="0000EE"/>
+            <w:u w:val="single"/>
+          </w:rPr>
+          <w:t>19:1</w:t>
+        </w:r>
+      </w:hyperlink>
+      <w:r>
+        <w:rPr>
+          <w:lang w:val="zh_TW" w:bidi="zh_TW"/>
+        </w:rPr>
+        <w:t>）。有理由相信耶和華的使者就是神自己（</w:t>
+      </w:r>
+      <w:hyperlink r:id="rId300">
+        <w:r>
+          <w:rPr>
+            <w:lang w:val="zh_TW" w:bidi="zh_TW"/>
+          </w:rPr>
+          <w:rPr>
+            <w:color w:val="0000EE"/>
+            <w:u w:val="single"/>
+          </w:rPr>
+          <w:t>18:17</w:t>
+        </w:r>
+      </w:hyperlink>
+      <w:r>
+        <w:rPr>
+          <w:lang w:val="zh_TW" w:bidi="zh_TW"/>
+        </w:rPr>
+        <w:t>、</w:t>
+      </w:r>
+      <w:hyperlink r:id="rId301">
+        <w:r>
+          <w:rPr>
+            <w:lang w:val="zh_TW" w:bidi="zh_TW"/>
+          </w:rPr>
+          <w:rPr>
+            <w:color w:val="0000EE"/>
+            <w:u w:val="single"/>
+          </w:rPr>
+          <w:t>33</w:t>
+        </w:r>
+      </w:hyperlink>
+      <w:r>
+        <w:rPr>
+          <w:lang w:val="zh_TW" w:bidi="zh_TW"/>
+        </w:rPr>
+        <w:t>）。另一個關於應許之子的宣告，撒拉因不信而暗笑，然後還否認自己笑了（</w:t>
+      </w:r>
+      <w:hyperlink r:id="rId302">
+        <w:r>
+          <w:rPr>
+            <w:lang w:val="zh_TW" w:bidi="zh_TW"/>
+          </w:rPr>
+          <w:rPr>
+            <w:color w:val="0000EE"/>
+            <w:u w:val="single"/>
+          </w:rPr>
+          <w:t>18:12–15</w:t>
+        </w:r>
+      </w:hyperlink>
+      <w:r>
+        <w:rPr>
+          <w:lang w:val="zh_TW" w:bidi="zh_TW"/>
+        </w:rPr>
+        <w:t>）。</w:t>
+      </w:r>
+    </w:p>
+    <w:p>
+      <w:pPr/>
+      <w:r>
+        <w:rPr>
+          <w:lang w:val="zh_TW" w:bidi="zh_TW"/>
+        </w:rPr>
+      </w:r>
+      <w:hyperlink r:id="rId303">
+        <w:r>
+          <w:rPr>
+            <w:lang w:val="zh_TW" w:bidi="zh_TW"/>
+          </w:rPr>
+          <w:rPr>
+            <w:color w:val="0000EE"/>
+            <w:u w:val="single"/>
+          </w:rPr>
+          <w:t>創世記第二十一章</w:t>
+        </w:r>
+      </w:hyperlink>
+      <w:r>
+        <w:rPr>
+          <w:lang w:val="zh_TW" w:bidi="zh_TW"/>
+        </w:rPr>
+        <w:t>至</w:t>
+      </w:r>
+      <w:hyperlink r:id="rId304">
+        <w:r>
+          <w:rPr>
+            <w:lang w:val="zh_TW" w:bidi="zh_TW"/>
+          </w:rPr>
+          <w:rPr>
+            <w:color w:val="0000EE"/>
+            <w:u w:val="single"/>
+          </w:rPr>
+          <w:t>二十三章</w:t>
+        </w:r>
+      </w:hyperlink>
+      <w:r>
+        <w:rPr>
+          <w:lang w:val="zh_TW" w:bidi="zh_TW"/>
+        </w:rPr>
+        <w:t>構成了亞伯拉罕故事的高潮。終於，當亞伯拉罕100歲，他的妻子90歲時，「耶和華……便照他所說的給撒拉成就」 （</w:t>
+      </w:r>
+      <w:hyperlink r:id="rId305">
+        <w:r>
+          <w:rPr>
+            <w:lang w:val="zh_TW" w:bidi="zh_TW"/>
+          </w:rPr>
+          <w:rPr>
+            <w:color w:val="0000EE"/>
+            <w:u w:val="single"/>
+          </w:rPr>
+          <w:t>創21:1</w:t>
+        </w:r>
+      </w:hyperlink>
+      <w:r>
+        <w:rPr>
+          <w:lang w:val="zh_TW" w:bidi="zh_TW"/>
+        </w:rPr>
+        <w:t>）。這對年邁的夫婦，對於他們這個長期盼望的兒子的誕生，抑制不住內心的喜悅。亞伯拉罕和撒拉在應許的日子裡都因不信而笑；現在他們歡喜而笑，因神擁有「最終的笑（God had "the last laugh"）」——按照神所應許的時候出生的嬰兒被命名為以撒（「他笑了！」）。撒拉說：「神使我喜笑，凡聽見的必與我一同喜笑」（</w:t>
+      </w:r>
+      <w:hyperlink r:id="rId306">
+        <w:r>
+          <w:rPr>
+            <w:lang w:val="zh_TW" w:bidi="zh_TW"/>
+          </w:rPr>
+          <w:rPr>
+            <w:color w:val="0000EE"/>
+            <w:u w:val="single"/>
+          </w:rPr>
+          <w:t>創21:6</w:t>
+        </w:r>
+      </w:hyperlink>
+      <w:r>
+        <w:rPr>
+          <w:lang w:val="zh_TW" w:bidi="zh_TW"/>
+        </w:rPr>
+        <w:t>）。</w:t>
+      </w:r>
+    </w:p>
+    <w:p>
+      <w:pPr/>
+      <w:r>
+        <w:rPr>
+          <w:lang w:val="zh_TW" w:bidi="zh_TW"/>
+        </w:rPr>
+      </w:r>
+      <w:r>
+        <w:rPr>
+          <w:lang w:val="zh_TW" w:bidi="zh_TW"/>
+        </w:rPr>
+        <w:t>第</w:t>
+      </w:r>
+      <w:hyperlink r:id="rId307">
+        <w:r>
+          <w:rPr>
+            <w:lang w:val="zh_TW" w:bidi="zh_TW"/>
+          </w:rPr>
+          <w:rPr>
+            <w:color w:val="0000EE"/>
+            <w:u w:val="single"/>
+          </w:rPr>
+          <w:t>二十二</w:t>
+        </w:r>
+      </w:hyperlink>
+      <w:r>
+        <w:rPr>
+          <w:lang w:val="zh_TW" w:bidi="zh_TW"/>
+        </w:rPr>
+        <w:t>章記載，神命令亞伯拉罕獻以撒為祭，這因以撒出生的喜笑完全消失在這次亞伯拉罕的信心考驗中。只有當一個人與亞伯拉罕同樣經歷神應許賜子長達25年的過程，才能想像這樣一個極端考驗所帶來的痛苦。就在刀即將落下的時候，神的使者打破了天上的寂靜，呼喊說：「亞伯拉罕！」（</w:t>
+      </w:r>
+      <w:hyperlink r:id="rId308">
+        <w:r>
+          <w:rPr>
+            <w:lang w:val="zh_TW" w:bidi="zh_TW"/>
+          </w:rPr>
+          <w:rPr>
+            <w:color w:val="0000EE"/>
+            <w:u w:val="single"/>
+          </w:rPr>
+          <w:t>22:11</w:t>
+        </w:r>
+      </w:hyperlink>
+      <w:r>
+        <w:rPr>
+          <w:lang w:val="zh_TW" w:bidi="zh_TW"/>
+        </w:rPr>
+        <w:t>）。「多國之父」這應許之名有了其最重要的意義，就是在亞伯拉罕的兒子被救回時，天使對他考驗的解釋是：「現在我知道你是敬畏神的了。因為你沒有將你的兒子，就是你獨生的兒子，留下不給我。」（</w:t>
+      </w:r>
+      <w:hyperlink r:id="rId309">
+        <w:r>
+          <w:rPr>
+            <w:lang w:val="zh_TW" w:bidi="zh_TW"/>
+          </w:rPr>
+          <w:rPr>
+            <w:color w:val="0000EE"/>
+            <w:u w:val="single"/>
+          </w:rPr>
+          <w:t>創22:12</w:t>
+        </w:r>
+      </w:hyperlink>
+      <w:r>
+        <w:rPr>
+          <w:lang w:val="zh_TW" w:bidi="zh_TW"/>
+        </w:rPr>
+        <w:t>）。</w:t>
+      </w:r>
+    </w:p>
+    <w:p>
+      <w:pPr/>
+      <w:r>
+        <w:rPr>
+          <w:lang w:val="zh_TW" w:bidi="zh_TW"/>
+        </w:rPr>
+      </w:r>
+      <w:r>
+        <w:rPr>
+          <w:lang w:val="zh_TW" w:bidi="zh_TW"/>
+        </w:rPr>
+        <w:t>這些話與在灌木叢中發現一隻公羊的隱含應許聯繫在一起。耶和華提供了另一個祭品，作為以撒的替代品。那地方被命名為「耶和華必預備」。基督徒通常認為整個事件預示了神賜下祂唯一的兒子耶穌基督，作為贖罪祭來拯救世界。</w:t>
+      </w:r>
+    </w:p>
+    <w:p>
+      <w:pPr/>
+      <w:r>
+        <w:rPr>
+          <w:lang w:val="zh_TW" w:bidi="zh_TW"/>
+        </w:rPr>
+      </w:r>
+      <w:r>
+        <w:rPr>
+          <w:i/>
+          <w:lang w:val="zh_TW" w:bidi="zh_TW"/>
+        </w:rPr>
+        <w:t>另見</w:t>
+      </w:r>
+      <w:r>
+        <w:rPr>
+          <w:lang w:val="zh_TW" w:bidi="zh_TW"/>
+        </w:rPr>
+        <w:t xml:space="preserve"> </w:t>
+      </w:r>
+      <w:r>
+        <w:rPr>
+          <w:lang w:val="zh_TW" w:bidi="zh_TW"/>
+        </w:rPr>
+        <w:t>約</w:t>
+      </w:r>
       <w:r>
         <w:rPr>
           <w:lang w:val="zh_TW" w:bidi="zh_TW"/>
         </w:rPr>
         <w:t>；</w:t>
       </w:r>
-      <w:hyperlink r:id="rId282">
-        <w:r>
-          <w:rPr>
-            <w:lang w:val="zh_TW" w:bidi="zh_TW"/>
-          </w:rPr>
-          <w:rPr>
-            <w:color w:val="0000EE"/>
-            <w:u w:val="single"/>
-          </w:rPr>
-          <w:t>路11:51</w:t>
-        </w:r>
-      </w:hyperlink>
+      <w:r>
+        <w:rPr>
+          <w:lang w:val="zh_TW" w:bidi="zh_TW"/>
+        </w:rPr>
+        <w:t>族長時期</w:t>
+      </w:r>
       <w:r>
         <w:rPr>
           <w:lang w:val="zh_TW" w:bidi="zh_TW"/>
         </w:rPr>
         <w:t>；</w:t>
       </w:r>
-      <w:hyperlink r:id="rId283">
-        <w:r>
-          <w:rPr>
-            <w:lang w:val="zh_TW" w:bidi="zh_TW"/>
-          </w:rPr>
-          <w:rPr>
-            <w:color w:val="0000EE"/>
-            <w:u w:val="single"/>
-          </w:rPr>
-          <w:t>來11:4</w:t>
-        </w:r>
-      </w:hyperlink>
-      <w:r>
-        <w:rPr>
-          <w:lang w:val="zh_TW" w:bidi="zh_TW"/>
-        </w:rPr>
-        <w:t>）。</w:t>
+      <w:r>
+        <w:rPr>
+          <w:lang w:val="zh_TW" w:bidi="zh_TW"/>
+        </w:rPr>
+        <w:t>以色列的歷史</w:t>
+      </w:r>
+      <w:r>
+        <w:rPr>
+          <w:lang w:val="zh_TW" w:bidi="zh_TW"/>
+        </w:rPr>
+        <w:t>；</w:t>
+      </w:r>
+      <w:r>
+        <w:rPr>
+          <w:lang w:val="zh_TW" w:bidi="zh_TW"/>
+        </w:rPr>
+        <w:t>「亞伯拉罕的懷抱」</w:t>
+      </w:r>
+      <w:r>
+        <w:rPr>
+          <w:lang w:val="zh_TW" w:bidi="zh_TW"/>
+        </w:rPr>
+        <w:t>；</w:t>
+      </w:r>
+      <w:r>
+        <w:rPr>
+          <w:lang w:val="zh_TW" w:bidi="zh_TW"/>
+        </w:rPr>
+        <w:t>撒拉#1</w:t>
+      </w:r>
+      <w:r>
+        <w:rPr>
+          <w:lang w:val="zh_TW" w:bidi="zh_TW"/>
+        </w:rPr>
+        <w:t xml:space="preserve">。 </w:t>
       </w:r>
       <w:r>
         <w:rPr>
@@ -8698,119 +9438,137 @@
         <w:rPr>
           <w:lang w:val="zh_TW" w:bidi="zh_TW"/>
         </w:rPr>
-        <w:t>亞伯拉罕</w:t>
-      </w:r>
-      <w:r>
-        <w:rPr>
-          <w:lang w:val="zh_TW" w:bidi="zh_TW"/>
-        </w:rPr>
-      </w:r>
-    </w:p>
-    <w:p>
-      <w:pPr/>
-      <w:r>
-        <w:rPr>
-          <w:lang w:val="zh_TW" w:bidi="zh_TW"/>
-        </w:rPr>
-      </w:r>
-      <w:r>
-        <w:rPr>
-          <w:lang w:val="zh_TW" w:bidi="zh_TW"/>
-        </w:rPr>
-        <w:t>聖經中最重要的人物之一，神從吾珥城呼召他成為神子民的先祖。</w:t>
-      </w:r>
-    </w:p>
-    <w:p>
-      <w:pPr/>
-      <w:r>
-        <w:rPr>
-          <w:lang w:val="zh_TW" w:bidi="zh_TW"/>
-        </w:rPr>
-      </w:r>
-      <w:r>
-        <w:rPr>
-          <w:lang w:val="zh_TW" w:bidi="zh_TW"/>
-        </w:rPr>
-        <w:t xml:space="preserve">亞伯拉罕的名字原本是亞伯蘭，意思是「崇高之父」。當他的父母給他取這個名字時，他們可能是吾珥月亮崇拜的參與者，所以他舊名字中所暗示的父神可能是月亮神或其他異教的神。 </w:t>
-      </w:r>
-    </w:p>
-    <w:p>
-      <w:pPr/>
-      <w:r>
-        <w:rPr>
-          <w:lang w:val="zh_TW" w:bidi="zh_TW"/>
-        </w:rPr>
-      </w:r>
-      <w:r>
-        <w:rPr>
-          <w:lang w:val="zh_TW" w:bidi="zh_TW"/>
-        </w:rPr>
-        <w:t>神將亞伯蘭的名字改為亞伯拉罕（</w:t>
-      </w:r>
-      <w:hyperlink r:id="rId284">
-        <w:r>
-          <w:rPr>
-            <w:lang w:val="zh_TW" w:bidi="zh_TW"/>
-          </w:rPr>
-          <w:rPr>
-            <w:color w:val="0000EE"/>
-            <w:u w:val="single"/>
-          </w:rPr>
-          <w:t>創17:5</w:t>
-        </w:r>
-      </w:hyperlink>
-      <w:r>
-        <w:rPr>
-          <w:lang w:val="zh_TW" w:bidi="zh_TW"/>
-        </w:rPr>
-        <w:t>），部分原因無疑是為了與異教之根有明確的分別。聖經經文解釋其新名字的意思為「多國之父」，這也是神對亞伯拉罕的應許，告訴他將會有許多後裔，同時也是對他信心的重大考驗——因為當時他已99歲，而他不孕的妻子已90歲（</w:t>
-      </w:r>
-      <w:hyperlink r:id="rId285">
-        <w:r>
-          <w:rPr>
-            <w:lang w:val="zh_TW" w:bidi="zh_TW"/>
-          </w:rPr>
-          <w:rPr>
-            <w:color w:val="0000EE"/>
-            <w:u w:val="single"/>
-          </w:rPr>
-          <w:t>創11:30</w:t>
-        </w:r>
-      </w:hyperlink>
-      <w:r>
-        <w:rPr>
-          <w:lang w:val="zh_TW" w:bidi="zh_TW"/>
-        </w:rPr>
-        <w:t>，</w:t>
-      </w:r>
-      <w:hyperlink r:id="rId286">
-        <w:r>
-          <w:rPr>
-            <w:lang w:val="zh_TW" w:bidi="zh_TW"/>
-          </w:rPr>
-          <w:rPr>
-            <w:color w:val="0000EE"/>
-            <w:u w:val="single"/>
-          </w:rPr>
-          <w:t>17:1–4</w:t>
-        </w:r>
-      </w:hyperlink>
-      <w:r>
-        <w:rPr>
-          <w:lang w:val="zh_TW" w:bidi="zh_TW"/>
-        </w:rPr>
-        <w:t>、</w:t>
-      </w:r>
-      <w:hyperlink r:id="rId287">
-        <w:r>
-          <w:rPr>
-            <w:lang w:val="zh_TW" w:bidi="zh_TW"/>
-          </w:rPr>
-          <w:rPr>
-            <w:color w:val="0000EE"/>
-            <w:u w:val="single"/>
-          </w:rPr>
-          <w:t>17</w:t>
+        <w:t>亞伯（人物）</w:t>
+      </w:r>
+      <w:r>
+        <w:rPr>
+          <w:lang w:val="zh_TW" w:bidi="zh_TW"/>
+        </w:rPr>
+      </w:r>
+    </w:p>
+    <w:p>
+      <w:pPr/>
+      <w:r>
+        <w:rPr>
+          <w:lang w:val="zh_TW" w:bidi="zh_TW"/>
+        </w:rPr>
+      </w:r>
+      <w:r>
+        <w:rPr>
+          <w:lang w:val="zh_TW" w:bidi="zh_TW"/>
+        </w:rPr>
+        <w:t>亞當與夏娃的第二個兒子（</w:t>
+      </w:r>
+      <w:hyperlink r:id="rId310">
+        <w:r>
+          <w:rPr>
+            <w:lang w:val="zh_TW" w:bidi="zh_TW"/>
+          </w:rPr>
+          <w:rPr>
+            <w:color w:val="0000EE"/>
+            <w:u w:val="single"/>
+          </w:rPr>
+          <w:t>創4:2</w:t>
+        </w:r>
+      </w:hyperlink>
+      <w:r>
+        <w:rPr>
+          <w:lang w:val="zh_TW" w:bidi="zh_TW"/>
+        </w:rPr>
+        <w:t>）。他的名字很可能源自古代蘇美（Sumerian）與亞喀得文（Akkadian）中表達「兒子」的詞語。「亞伯」一詞後來也用來指所有人類。</w:t>
+      </w:r>
+    </w:p>
+    <w:p>
+      <w:pPr/>
+      <w:r>
+        <w:rPr>
+          <w:lang w:val="zh_TW" w:bidi="zh_TW"/>
+        </w:rPr>
+      </w:r>
+      <w:r>
+        <w:rPr>
+          <w:lang w:val="zh_TW" w:bidi="zh_TW"/>
+        </w:rPr>
+        <w:t>亞伯的兄長該隱務農，而亞伯是牧羊人。兩人各自獻上供物時，神接受了亞伯所獻的牲畜，但不悅納該隱所獻的地裡出產。該隱因為這件事心生嫉妒，並殺了亞伯。</w:t>
+      </w:r>
+    </w:p>
+    <w:p>
+      <w:pPr/>
+      <w:r>
+        <w:rPr>
+          <w:lang w:val="zh_TW" w:bidi="zh_TW"/>
+        </w:rPr>
+      </w:r>
+      <w:r>
+        <w:rPr>
+          <w:lang w:val="zh_TW" w:bidi="zh_TW"/>
+        </w:rPr>
+        <w:t>聖經的敘事表明亞伯的品格較好，因此神賜福他的供物，而不悅納該隱的（</w:t>
+      </w:r>
+      <w:hyperlink r:id="rId311">
+        <w:r>
+          <w:rPr>
+            <w:lang w:val="zh_TW" w:bidi="zh_TW"/>
+          </w:rPr>
+          <w:rPr>
+            <w:color w:val="0000EE"/>
+            <w:u w:val="single"/>
+          </w:rPr>
+          <w:t>創4:7</w:t>
+        </w:r>
+      </w:hyperlink>
+      <w:r>
+        <w:rPr>
+          <w:lang w:val="zh_TW" w:bidi="zh_TW"/>
+        </w:rPr>
+        <w:t>）。聖經沒有表示五穀或蔬菜供物在贖罪祭或平安祭上比動物供物差，摩西律法准許人們獻上這兩類供物。在新約聖經中，亞伯被描述為第一個因著信而死的人（</w:t>
+      </w:r>
+      <w:hyperlink r:id="rId312">
+        <w:r>
+          <w:rPr>
+            <w:lang w:val="zh_TW" w:bidi="zh_TW"/>
+          </w:rPr>
+          <w:rPr>
+            <w:color w:val="0000EE"/>
+            <w:u w:val="single"/>
+          </w:rPr>
+          <w:t>太23:35</w:t>
+        </w:r>
+      </w:hyperlink>
+      <w:r>
+        <w:rPr>
+          <w:lang w:val="zh_TW" w:bidi="zh_TW"/>
+        </w:rPr>
+        <w:t>；</w:t>
+      </w:r>
+      <w:hyperlink r:id="rId313">
+        <w:r>
+          <w:rPr>
+            <w:lang w:val="zh_TW" w:bidi="zh_TW"/>
+          </w:rPr>
+          <w:rPr>
+            <w:color w:val="0000EE"/>
+            <w:u w:val="single"/>
+          </w:rPr>
+          <w:t>路11:51</w:t>
+        </w:r>
+      </w:hyperlink>
+      <w:r>
+        <w:rPr>
+          <w:lang w:val="zh_TW" w:bidi="zh_TW"/>
+        </w:rPr>
+        <w:t>；</w:t>
+      </w:r>
+      <w:hyperlink r:id="rId314">
+        <w:r>
+          <w:rPr>
+            <w:lang w:val="zh_TW" w:bidi="zh_TW"/>
+          </w:rPr>
+          <w:rPr>
+            <w:color w:val="0000EE"/>
+            <w:u w:val="single"/>
+          </w:rPr>
+          <w:t>來11:4</w:t>
         </w:r>
       </w:hyperlink>
       <w:r>
@@ -8818,764 +9576,6 @@
           <w:lang w:val="zh_TW" w:bidi="zh_TW"/>
         </w:rPr>
         <w:t>）。</w:t>
-      </w:r>
-    </w:p>
-    <w:p>
-      <w:pPr/>
-      <w:r>
-        <w:rPr>
-          <w:lang w:val="zh_TW" w:bidi="zh_TW"/>
-        </w:rPr>
-      </w:r>
-    </w:p>
-    <w:p>
-      <w:pPr>
-        <w:pStyle w:val="Heading3"/>
-      </w:pPr>
-      <w:r>
-        <w:rPr>
-          <w:lang w:val="zh_TW" w:bidi="zh_TW"/>
-        </w:rPr>
-        <w:t>亞伯拉罕的生平</w:t>
-      </w:r>
-    </w:p>
-    <w:p>
-      <w:pPr/>
-      <w:r>
-        <w:rPr>
-          <w:lang w:val="zh_TW" w:bidi="zh_TW"/>
-        </w:rPr>
-      </w:r>
-      <w:r>
-        <w:rPr>
-          <w:lang w:val="zh_TW" w:bidi="zh_TW"/>
-        </w:rPr>
-        <w:t>亞伯蘭的故事開始於</w:t>
-      </w:r>
-      <w:hyperlink r:id="rId288">
-        <w:r>
-          <w:rPr>
-            <w:lang w:val="zh_TW" w:bidi="zh_TW"/>
-          </w:rPr>
-          <w:rPr>
-            <w:color w:val="0000EE"/>
-            <w:u w:val="single"/>
-          </w:rPr>
-          <w:t>創世記第十一章</w:t>
-        </w:r>
-      </w:hyperlink>
-      <w:r>
-        <w:rPr>
-          <w:lang w:val="zh_TW" w:bidi="zh_TW"/>
-        </w:rPr>
-        <w:t>，記載了他的家譜（</w:t>
-      </w:r>
-      <w:hyperlink r:id="rId289">
-        <w:r>
-          <w:rPr>
-            <w:lang w:val="zh_TW" w:bidi="zh_TW"/>
-          </w:rPr>
-          <w:rPr>
-            <w:color w:val="0000EE"/>
-            <w:u w:val="single"/>
-          </w:rPr>
-          <w:t>創11:26–32</w:t>
-        </w:r>
-      </w:hyperlink>
-      <w:r>
-        <w:rPr>
-          <w:lang w:val="zh_TW" w:bidi="zh_TW"/>
-        </w:rPr>
-        <w:t>）。 亞伯蘭的父親他拉，是以在吾珥所崇拜的月亮神為他所命名。他拉有三個兒子：亞伯蘭、拿鶴、哈蘭。羅得的父親哈蘭在家族離開吾珥之前已經去世。他拉帶著羅得、亞伯蘭和亞伯蘭的妻子撒萊，從吾珥去迦南，但定居在哈蘭城（</w:t>
-      </w:r>
-      <w:hyperlink r:id="rId290">
-        <w:r>
-          <w:rPr>
-            <w:lang w:val="zh_TW" w:bidi="zh_TW"/>
-          </w:rPr>
-          <w:rPr>
-            <w:color w:val="0000EE"/>
-            <w:u w:val="single"/>
-          </w:rPr>
-          <w:t>31</w:t>
-        </w:r>
-      </w:hyperlink>
-      <w:r>
-        <w:rPr>
-          <w:lang w:val="zh_TW" w:bidi="zh_TW"/>
-        </w:rPr>
-        <w:t>節）。</w:t>
-      </w:r>
-      <w:hyperlink r:id="rId291">
-        <w:r>
-          <w:rPr>
-            <w:lang w:val="zh_TW" w:bidi="zh_TW"/>
-          </w:rPr>
-          <w:rPr>
-            <w:color w:val="0000EE"/>
-            <w:u w:val="single"/>
-          </w:rPr>
-          <w:t>使徒行傳七章2至4節</w:t>
-        </w:r>
-      </w:hyperlink>
-      <w:r>
-        <w:rPr>
-          <w:lang w:val="zh_TW" w:bidi="zh_TW"/>
-        </w:rPr>
-        <w:t>中提及，亞伯拉罕在吾珥聽到了神的呼召，要他離開本地，前往新的土地。</w:t>
-      </w:r>
-    </w:p>
-    <w:p>
-      <w:pPr/>
-      <w:r>
-        <w:rPr>
-          <w:lang w:val="zh_TW" w:bidi="zh_TW"/>
-        </w:rPr>
-      </w:r>
-      <w:r>
-        <w:rPr>
-          <w:lang w:val="zh_TW" w:bidi="zh_TW"/>
-        </w:rPr>
-        <w:t>對亞伯蘭一生中至關重要的一點見於</w:t>
-      </w:r>
-      <w:hyperlink r:id="rId285">
-        <w:r>
-          <w:rPr>
-            <w:lang w:val="zh_TW" w:bidi="zh_TW"/>
-          </w:rPr>
-          <w:rPr>
-            <w:color w:val="0000EE"/>
-            <w:u w:val="single"/>
-          </w:rPr>
-          <w:t>創世記十一章30節</w:t>
-        </w:r>
-      </w:hyperlink>
-      <w:r>
-        <w:rPr>
-          <w:lang w:val="zh_TW" w:bidi="zh_TW"/>
-        </w:rPr>
-        <w:t>：「撒萊不生育」。撒萊不孕的問題為亞伯蘭和撒萊生命中與信心、應許和其實現相關的巨大危機提供了根源。</w:t>
-      </w:r>
-    </w:p>
-    <w:p>
-      <w:pPr/>
-      <w:r>
-        <w:rPr>
-          <w:lang w:val="zh_TW" w:bidi="zh_TW"/>
-        </w:rPr>
-      </w:r>
-      <w:r>
-        <w:rPr>
-          <w:lang w:val="zh_TW" w:bidi="zh_TW"/>
-        </w:rPr>
-        <w:t>他拉死後，神對亞伯蘭說：「你要離開本地、本族、父家，往我所要指示你的地去。」這個命令是「約」的基礎，神在其中應許要使亞伯蘭成為那新土地上一個新國的創始人（</w:t>
-      </w:r>
-      <w:hyperlink r:id="rId292">
-        <w:r>
-          <w:rPr>
-            <w:lang w:val="zh_TW" w:bidi="zh_TW"/>
-          </w:rPr>
-          <w:rPr>
-            <w:color w:val="0000EE"/>
-            <w:u w:val="single"/>
-          </w:rPr>
-          <w:t>創12:1–3</w:t>
-        </w:r>
-      </w:hyperlink>
-      <w:r>
-        <w:rPr>
-          <w:lang w:val="zh_TW" w:bidi="zh_TW"/>
-        </w:rPr>
-        <w:t>）。 亞伯蘭相信神的應許，他在74歲時離開哈蘭。進入迦南後，他首先去了示劍，這是一個位於基利心山和以巴路山之間的重要迦南王城。神在摩利橡樹附近的迦南聖地向他顯現（</w:t>
-      </w:r>
-      <w:hyperlink r:id="rId293">
-        <w:r>
-          <w:rPr>
-            <w:lang w:val="zh_TW" w:bidi="zh_TW"/>
-          </w:rPr>
-          <w:rPr>
-            <w:color w:val="0000EE"/>
-            <w:u w:val="single"/>
-          </w:rPr>
-          <w:t>12:7</w:t>
-        </w:r>
-      </w:hyperlink>
-      <w:r>
-        <w:rPr>
-          <w:lang w:val="zh_TW" w:bidi="zh_TW"/>
-        </w:rPr>
-        <w:t>）。亞伯蘭在示劍築了一座壇，然後遷往伯特利附近，再次為耶和華築了一座壇（</w:t>
-      </w:r>
-      <w:hyperlink r:id="rId294">
-        <w:r>
-          <w:rPr>
-            <w:lang w:val="zh_TW" w:bidi="zh_TW"/>
-          </w:rPr>
-          <w:rPr>
-            <w:color w:val="0000EE"/>
-            <w:u w:val="single"/>
-          </w:rPr>
-          <w:t>12:8</w:t>
-        </w:r>
-      </w:hyperlink>
-      <w:r>
-        <w:rPr>
-          <w:lang w:val="zh_TW" w:bidi="zh_TW"/>
-        </w:rPr>
-        <w:t>）。「求告耶和華的名」的表達方式，不僅僅意味著禱告。更准確地說，亞伯蘭作了宣告，在迦南人的虛假崇拜中心向他們宣告神的真實性。後來亞伯蘭搬到希伯崙的幔利橡樹那裡，他又在那裡築了一座壇來敬拜神。亞伯蘭在一個異象中的另一個祝福（</w:t>
-      </w:r>
-      <w:hyperlink r:id="rId295">
-        <w:r>
-          <w:rPr>
-            <w:lang w:val="zh_TW" w:bidi="zh_TW"/>
-          </w:rPr>
-          <w:rPr>
-            <w:color w:val="0000EE"/>
-            <w:u w:val="single"/>
-          </w:rPr>
-          <w:t>15:1</w:t>
-        </w:r>
-      </w:hyperlink>
-      <w:r>
-        <w:rPr>
-          <w:lang w:val="zh_TW" w:bidi="zh_TW"/>
-        </w:rPr>
-        <w:t>），使他感嘆他仍然沒有子嗣，且認為大馬士革人以利以謝將成為他的繼承人（</w:t>
-      </w:r>
-      <w:hyperlink r:id="rId296">
-        <w:r>
-          <w:rPr>
-            <w:lang w:val="zh_TW" w:bidi="zh_TW"/>
-          </w:rPr>
-          <w:rPr>
-            <w:color w:val="0000EE"/>
-            <w:u w:val="single"/>
-          </w:rPr>
-          <w:t>15:2</w:t>
-        </w:r>
-      </w:hyperlink>
-      <w:r>
-        <w:rPr>
-          <w:lang w:val="zh_TW" w:bidi="zh_TW"/>
-        </w:rPr>
-        <w:t>）。後來發現的努西（Nuzi）文獻有助於澄清這一原本模糊不清的說法。根據戶利安（Hurrian，又稱戶利人）的習俗，一對有地位和財產卻沒有孩子的夫婦，會收養繼承人。這個繼承人通常是奴隸，會負責埋葬和哀悼他的養父母。如果夫婦在收養奴隸繼承人之後生下兒子，親生兒子自然會取代奴隸繼承人。因此，神對亞伯蘭問題的回答直截了當：「這人必不成為你的後嗣，你本身所生的才成為你的後嗣」（</w:t>
-      </w:r>
-      <w:hyperlink r:id="rId297">
-        <w:r>
-          <w:rPr>
-            <w:lang w:val="zh_TW" w:bidi="zh_TW"/>
-          </w:rPr>
-          <w:rPr>
-            <w:color w:val="0000EE"/>
-            <w:u w:val="single"/>
-          </w:rPr>
-          <w:t>創15:4</w:t>
-        </w:r>
-      </w:hyperlink>
-      <w:r>
-        <w:rPr>
-          <w:lang w:val="zh_TW" w:bidi="zh_TW"/>
-        </w:rPr>
-        <w:t>）。神隨後與亞伯蘭立約，應許賜給他一個後裔、一個國和應許之地。</w:t>
-      </w:r>
-    </w:p>
-    <w:p>
-      <w:pPr/>
-      <w:r>
-        <w:rPr>
-          <w:lang w:val="zh_TW" w:bidi="zh_TW"/>
-        </w:rPr>
-      </w:r>
-      <w:r>
-        <w:rPr>
-          <w:lang w:val="zh_TW" w:bidi="zh_TW"/>
-        </w:rPr>
-        <w:t>亞伯蘭86歲時，以實瑪利出生。當亞伯蘭99歲時，主向這位年邁的族長顯現，再次重申了祂的立約應許，賜給他一個兒子和祝福（</w:t>
-      </w:r>
-      <w:hyperlink r:id="rId298">
-        <w:r>
-          <w:rPr>
-            <w:lang w:val="zh_TW" w:bidi="zh_TW"/>
-          </w:rPr>
-          <w:rPr>
-            <w:color w:val="0000EE"/>
-            <w:u w:val="single"/>
-          </w:rPr>
-          <w:t>創17章</w:t>
-        </w:r>
-      </w:hyperlink>
-      <w:r>
-        <w:rPr>
-          <w:lang w:val="zh_TW" w:bidi="zh_TW"/>
-        </w:rPr>
-        <w:t>）。割禮被加上作為立約的印記（</w:t>
-      </w:r>
-      <w:hyperlink r:id="rId299">
-        <w:r>
-          <w:rPr>
-            <w:lang w:val="zh_TW" w:bidi="zh_TW"/>
-          </w:rPr>
-          <w:rPr>
-            <w:color w:val="0000EE"/>
-            <w:u w:val="single"/>
-          </w:rPr>
-          <w:t>17:9–14</w:t>
-        </w:r>
-      </w:hyperlink>
-      <w:r>
-        <w:rPr>
-          <w:lang w:val="zh_TW" w:bidi="zh_TW"/>
-        </w:rPr>
-        <w:t>），在那時亞伯蘭和撒萊的名字被改為亞伯拉罕和撒拉（</w:t>
-      </w:r>
-      <w:hyperlink r:id="rId284">
-        <w:r>
-          <w:rPr>
-            <w:lang w:val="zh_TW" w:bidi="zh_TW"/>
-          </w:rPr>
-          <w:rPr>
-            <w:color w:val="0000EE"/>
-            <w:u w:val="single"/>
-          </w:rPr>
-          <w:t>17:5</w:t>
-        </w:r>
-      </w:hyperlink>
-      <w:r>
-        <w:rPr>
-          <w:lang w:val="zh_TW" w:bidi="zh_TW"/>
-        </w:rPr>
-        <w:t>、</w:t>
-      </w:r>
-      <w:hyperlink r:id="rId300">
-        <w:r>
-          <w:rPr>
-            <w:lang w:val="zh_TW" w:bidi="zh_TW"/>
-          </w:rPr>
-          <w:rPr>
-            <w:color w:val="0000EE"/>
-            <w:u w:val="single"/>
-          </w:rPr>
-          <w:t>15</w:t>
-        </w:r>
-      </w:hyperlink>
-      <w:r>
-        <w:rPr>
-          <w:lang w:val="zh_TW" w:bidi="zh_TW"/>
-        </w:rPr>
-        <w:t>）。亞伯拉罕對另一個兒子的應許的回應是笑：「亞伯拉罕就俯伏在地喜笑，心裡說：『一百歲的人還能得孩子嗎？撒拉已經九十歲了，還能生養嗎？』」（</w:t>
-      </w:r>
-      <w:hyperlink r:id="rId287">
-        <w:r>
-          <w:rPr>
-            <w:lang w:val="zh_TW" w:bidi="zh_TW"/>
-          </w:rPr>
-          <w:rPr>
-            <w:color w:val="0000EE"/>
-            <w:u w:val="single"/>
-          </w:rPr>
-          <w:t>創17:17</w:t>
-        </w:r>
-      </w:hyperlink>
-      <w:r>
-        <w:rPr>
-          <w:lang w:val="zh_TW" w:bidi="zh_TW"/>
-        </w:rPr>
-        <w:t>）。</w:t>
-      </w:r>
-    </w:p>
-    <w:p>
-      <w:pPr/>
-      <w:r>
-        <w:rPr>
-          <w:lang w:val="zh_TW" w:bidi="zh_TW"/>
-        </w:rPr>
-      </w:r>
-      <w:hyperlink r:id="rId301">
-        <w:r>
-          <w:rPr>
-            <w:lang w:val="zh_TW" w:bidi="zh_TW"/>
-          </w:rPr>
-          <w:rPr>
-            <w:color w:val="0000EE"/>
-            <w:u w:val="single"/>
-          </w:rPr>
-          <w:t>創世記第十八章</w:t>
-        </w:r>
-      </w:hyperlink>
-      <w:r>
-        <w:rPr>
-          <w:lang w:val="zh_TW" w:bidi="zh_TW"/>
-        </w:rPr>
-        <w:t>和</w:t>
-      </w:r>
-      <w:hyperlink r:id="rId302">
-        <w:r>
-          <w:rPr>
-            <w:lang w:val="zh_TW" w:bidi="zh_TW"/>
-          </w:rPr>
-          <w:rPr>
-            <w:color w:val="0000EE"/>
-            <w:u w:val="single"/>
-          </w:rPr>
-          <w:t>十九章</w:t>
-        </w:r>
-      </w:hyperlink>
-      <w:r>
-        <w:rPr>
-          <w:lang w:val="zh_TW" w:bidi="zh_TW"/>
-        </w:rPr>
-        <w:t>記述了約旦平原上兩座城所多瑪和蛾摩拉的完全毀滅。第</w:t>
-      </w:r>
-      <w:hyperlink r:id="rId301">
-        <w:r>
-          <w:rPr>
-            <w:lang w:val="zh_TW" w:bidi="zh_TW"/>
-          </w:rPr>
-          <w:rPr>
-            <w:color w:val="0000EE"/>
-            <w:u w:val="single"/>
-          </w:rPr>
-          <w:t>十八</w:t>
-        </w:r>
-      </w:hyperlink>
-      <w:r>
-        <w:rPr>
-          <w:lang w:val="zh_TW" w:bidi="zh_TW"/>
-        </w:rPr>
-        <w:t>章開始時，有三個人在炎熱的白天尋找地方休息。亞伯拉罕為他的客人提供了茶點和一頓飯。最終發現他們並非是普通的旅客，而是主的使者和另外兩位天使（</w:t>
-      </w:r>
-      <w:hyperlink r:id="rId303">
-        <w:r>
-          <w:rPr>
-            <w:lang w:val="zh_TW" w:bidi="zh_TW"/>
-          </w:rPr>
-          <w:rPr>
-            <w:color w:val="0000EE"/>
-            <w:u w:val="single"/>
-          </w:rPr>
-          <w:t>18:1–2</w:t>
-        </w:r>
-      </w:hyperlink>
-      <w:r>
-        <w:rPr>
-          <w:lang w:val="zh_TW" w:bidi="zh_TW"/>
-        </w:rPr>
-        <w:t>，</w:t>
-      </w:r>
-      <w:hyperlink r:id="rId304">
-        <w:r>
-          <w:rPr>
-            <w:lang w:val="zh_TW" w:bidi="zh_TW"/>
-          </w:rPr>
-          <w:rPr>
-            <w:color w:val="0000EE"/>
-            <w:u w:val="single"/>
-          </w:rPr>
-          <w:t>19:1</w:t>
-        </w:r>
-      </w:hyperlink>
-      <w:r>
-        <w:rPr>
-          <w:lang w:val="zh_TW" w:bidi="zh_TW"/>
-        </w:rPr>
-        <w:t>）。有理由相信耶和華的使者就是神自己（</w:t>
-      </w:r>
-      <w:hyperlink r:id="rId305">
-        <w:r>
-          <w:rPr>
-            <w:lang w:val="zh_TW" w:bidi="zh_TW"/>
-          </w:rPr>
-          <w:rPr>
-            <w:color w:val="0000EE"/>
-            <w:u w:val="single"/>
-          </w:rPr>
-          <w:t>18:17</w:t>
-        </w:r>
-      </w:hyperlink>
-      <w:r>
-        <w:rPr>
-          <w:lang w:val="zh_TW" w:bidi="zh_TW"/>
-        </w:rPr>
-        <w:t>、</w:t>
-      </w:r>
-      <w:hyperlink r:id="rId306">
-        <w:r>
-          <w:rPr>
-            <w:lang w:val="zh_TW" w:bidi="zh_TW"/>
-          </w:rPr>
-          <w:rPr>
-            <w:color w:val="0000EE"/>
-            <w:u w:val="single"/>
-          </w:rPr>
-          <w:t>33</w:t>
-        </w:r>
-      </w:hyperlink>
-      <w:r>
-        <w:rPr>
-          <w:lang w:val="zh_TW" w:bidi="zh_TW"/>
-        </w:rPr>
-        <w:t>）。另一個關於應許之子的宣告，撒拉因不信而暗笑，然後還否認自己笑了（</w:t>
-      </w:r>
-      <w:hyperlink r:id="rId307">
-        <w:r>
-          <w:rPr>
-            <w:lang w:val="zh_TW" w:bidi="zh_TW"/>
-          </w:rPr>
-          <w:rPr>
-            <w:color w:val="0000EE"/>
-            <w:u w:val="single"/>
-          </w:rPr>
-          <w:t>18:12–15</w:t>
-        </w:r>
-      </w:hyperlink>
-      <w:r>
-        <w:rPr>
-          <w:lang w:val="zh_TW" w:bidi="zh_TW"/>
-        </w:rPr>
-        <w:t>）。</w:t>
-      </w:r>
-    </w:p>
-    <w:p>
-      <w:pPr/>
-      <w:r>
-        <w:rPr>
-          <w:lang w:val="zh_TW" w:bidi="zh_TW"/>
-        </w:rPr>
-      </w:r>
-      <w:hyperlink r:id="rId308">
-        <w:r>
-          <w:rPr>
-            <w:lang w:val="zh_TW" w:bidi="zh_TW"/>
-          </w:rPr>
-          <w:rPr>
-            <w:color w:val="0000EE"/>
-            <w:u w:val="single"/>
-          </w:rPr>
-          <w:t>創世記第二十一章</w:t>
-        </w:r>
-      </w:hyperlink>
-      <w:r>
-        <w:rPr>
-          <w:lang w:val="zh_TW" w:bidi="zh_TW"/>
-        </w:rPr>
-        <w:t>至</w:t>
-      </w:r>
-      <w:hyperlink r:id="rId309">
-        <w:r>
-          <w:rPr>
-            <w:lang w:val="zh_TW" w:bidi="zh_TW"/>
-          </w:rPr>
-          <w:rPr>
-            <w:color w:val="0000EE"/>
-            <w:u w:val="single"/>
-          </w:rPr>
-          <w:t>二十三章</w:t>
-        </w:r>
-      </w:hyperlink>
-      <w:r>
-        <w:rPr>
-          <w:lang w:val="zh_TW" w:bidi="zh_TW"/>
-        </w:rPr>
-        <w:t>構成了亞伯拉罕故事的高潮。終於，當亞伯拉罕100歲，他的妻子90歲時，「耶和華……便照他所說的給撒拉成就」 （</w:t>
-      </w:r>
-      <w:hyperlink r:id="rId310">
-        <w:r>
-          <w:rPr>
-            <w:lang w:val="zh_TW" w:bidi="zh_TW"/>
-          </w:rPr>
-          <w:rPr>
-            <w:color w:val="0000EE"/>
-            <w:u w:val="single"/>
-          </w:rPr>
-          <w:t>創21:1</w:t>
-        </w:r>
-      </w:hyperlink>
-      <w:r>
-        <w:rPr>
-          <w:lang w:val="zh_TW" w:bidi="zh_TW"/>
-        </w:rPr>
-        <w:t>）。這對年邁的夫婦，對於他們這個長期盼望的兒子的誕生，抑制不住內心的喜悅。亞伯拉罕和撒拉在應許的日子裡都因不信而笑；現在他們歡喜而笑，因神擁有「最終的笑（God had "the last laugh"）」——按照神所應許的時候出生的嬰兒被命名為以撒（「他笑了！」）。撒拉說：「神使我喜笑，凡聽見的必與我一同喜笑」（</w:t>
-      </w:r>
-      <w:hyperlink r:id="rId311">
-        <w:r>
-          <w:rPr>
-            <w:lang w:val="zh_TW" w:bidi="zh_TW"/>
-          </w:rPr>
-          <w:rPr>
-            <w:color w:val="0000EE"/>
-            <w:u w:val="single"/>
-          </w:rPr>
-          <w:t>創21:6</w:t>
-        </w:r>
-      </w:hyperlink>
-      <w:r>
-        <w:rPr>
-          <w:lang w:val="zh_TW" w:bidi="zh_TW"/>
-        </w:rPr>
-        <w:t>）。</w:t>
-      </w:r>
-    </w:p>
-    <w:p>
-      <w:pPr/>
-      <w:r>
-        <w:rPr>
-          <w:lang w:val="zh_TW" w:bidi="zh_TW"/>
-        </w:rPr>
-      </w:r>
-      <w:r>
-        <w:rPr>
-          <w:lang w:val="zh_TW" w:bidi="zh_TW"/>
-        </w:rPr>
-        <w:t>第</w:t>
-      </w:r>
-      <w:hyperlink r:id="rId312">
-        <w:r>
-          <w:rPr>
-            <w:lang w:val="zh_TW" w:bidi="zh_TW"/>
-          </w:rPr>
-          <w:rPr>
-            <w:color w:val="0000EE"/>
-            <w:u w:val="single"/>
-          </w:rPr>
-          <w:t>二十二</w:t>
-        </w:r>
-      </w:hyperlink>
-      <w:r>
-        <w:rPr>
-          <w:lang w:val="zh_TW" w:bidi="zh_TW"/>
-        </w:rPr>
-        <w:t>章記載，神命令亞伯拉罕獻以撒為祭，這因以撒出生的喜笑完全消失在這次亞伯拉罕的信心考驗中。只有當一個人與亞伯拉罕同樣經歷神應許賜子長達25年的過程，才能想像這樣一個極端考驗所帶來的痛苦。就在刀即將落下的時候，神的使者打破了天上的寂靜，呼喊說：「亞伯拉罕！」（</w:t>
-      </w:r>
-      <w:hyperlink r:id="rId313">
-        <w:r>
-          <w:rPr>
-            <w:lang w:val="zh_TW" w:bidi="zh_TW"/>
-          </w:rPr>
-          <w:rPr>
-            <w:color w:val="0000EE"/>
-            <w:u w:val="single"/>
-          </w:rPr>
-          <w:t>22:11</w:t>
-        </w:r>
-      </w:hyperlink>
-      <w:r>
-        <w:rPr>
-          <w:lang w:val="zh_TW" w:bidi="zh_TW"/>
-        </w:rPr>
-        <w:t>）。「多國之父」這應許之名有了其最重要的意義，就是在亞伯拉罕的兒子被救回時，天使對他考驗的解釋是：「現在我知道你是敬畏神的了。因為你沒有將你的兒子，就是你獨生的兒子，留下不給我。」（</w:t>
-      </w:r>
-      <w:hyperlink r:id="rId314">
-        <w:r>
-          <w:rPr>
-            <w:lang w:val="zh_TW" w:bidi="zh_TW"/>
-          </w:rPr>
-          <w:rPr>
-            <w:color w:val="0000EE"/>
-            <w:u w:val="single"/>
-          </w:rPr>
-          <w:t>創22:12</w:t>
-        </w:r>
-      </w:hyperlink>
-      <w:r>
-        <w:rPr>
-          <w:lang w:val="zh_TW" w:bidi="zh_TW"/>
-        </w:rPr>
-        <w:t>）。</w:t>
-      </w:r>
-    </w:p>
-    <w:p>
-      <w:pPr/>
-      <w:r>
-        <w:rPr>
-          <w:lang w:val="zh_TW" w:bidi="zh_TW"/>
-        </w:rPr>
-      </w:r>
-      <w:r>
-        <w:rPr>
-          <w:lang w:val="zh_TW" w:bidi="zh_TW"/>
-        </w:rPr>
-        <w:t>這些話與在灌木叢中發現一隻公羊的隱含應許聯繫在一起。耶和華提供了另一個祭品，作為以撒的替代品。那地方被命名為「耶和華必預備」。基督徒通常認為整個事件預示了神賜下祂唯一的兒子耶穌基督，作為贖罪祭來拯救世界。</w:t>
-      </w:r>
-    </w:p>
-    <w:p>
-      <w:pPr/>
-      <w:r>
-        <w:rPr>
-          <w:lang w:val="zh_TW" w:bidi="zh_TW"/>
-        </w:rPr>
-      </w:r>
-      <w:r>
-        <w:rPr>
-          <w:i/>
-          <w:lang w:val="zh_TW" w:bidi="zh_TW"/>
-        </w:rPr>
-        <w:t>另見</w:t>
-      </w:r>
-      <w:r>
-        <w:rPr>
-          <w:lang w:val="zh_TW" w:bidi="zh_TW"/>
-        </w:rPr>
-        <w:t xml:space="preserve"> </w:t>
-      </w:r>
-      <w:r>
-        <w:rPr>
-          <w:lang w:val="zh_TW" w:bidi="zh_TW"/>
-        </w:rPr>
-        <w:t>約</w:t>
-      </w:r>
-      <w:r>
-        <w:rPr>
-          <w:lang w:val="zh_TW" w:bidi="zh_TW"/>
-        </w:rPr>
-        <w:t>；</w:t>
-      </w:r>
-      <w:r>
-        <w:rPr>
-          <w:lang w:val="zh_TW" w:bidi="zh_TW"/>
-        </w:rPr>
-        <w:t>族長時期</w:t>
-      </w:r>
-      <w:r>
-        <w:rPr>
-          <w:lang w:val="zh_TW" w:bidi="zh_TW"/>
-        </w:rPr>
-        <w:t>；</w:t>
-      </w:r>
-      <w:r>
-        <w:rPr>
-          <w:lang w:val="zh_TW" w:bidi="zh_TW"/>
-        </w:rPr>
-        <w:t>以色列的歷史</w:t>
-      </w:r>
-      <w:r>
-        <w:rPr>
-          <w:lang w:val="zh_TW" w:bidi="zh_TW"/>
-        </w:rPr>
-        <w:t>；</w:t>
-      </w:r>
-      <w:r>
-        <w:rPr>
-          <w:lang w:val="zh_TW" w:bidi="zh_TW"/>
-        </w:rPr>
-        <w:t>「亞伯拉罕的懷抱」</w:t>
-      </w:r>
-      <w:r>
-        <w:rPr>
-          <w:lang w:val="zh_TW" w:bidi="zh_TW"/>
-        </w:rPr>
-        <w:t>；</w:t>
-      </w:r>
-      <w:r>
-        <w:rPr>
-          <w:lang w:val="zh_TW" w:bidi="zh_TW"/>
-        </w:rPr>
-        <w:t>撒拉#1</w:t>
-      </w:r>
-      <w:r>
-        <w:rPr>
-          <w:lang w:val="zh_TW" w:bidi="zh_TW"/>
-        </w:rPr>
-        <w:t xml:space="preserve">。 </w:t>
       </w:r>
       <w:r>
         <w:rPr>
@@ -12326,7 +12326,7 @@
         </w:rPr>
         <w:t>雅各的父親，雅各是十二使徒之一（</w:t>
       </w:r>
-      <w:hyperlink r:id="rId113">
+      <w:hyperlink r:id="rId126">
         <w:r>
           <w:rPr>
             <w:lang w:val="zh_TW" w:bidi="zh_TW"/>
@@ -12344,7 +12344,7 @@
         </w:rPr>
         <w:t>；</w:t>
       </w:r>
-      <w:hyperlink r:id="rId114">
+      <w:hyperlink r:id="rId127">
         <w:r>
           <w:rPr>
             <w:lang w:val="zh_TW" w:bidi="zh_TW"/>
@@ -12362,7 +12362,7 @@
         </w:rPr>
         <w:t>；</w:t>
       </w:r>
-      <w:hyperlink r:id="rId115">
+      <w:hyperlink r:id="rId128">
         <w:r>
           <w:rPr>
             <w:lang w:val="zh_TW" w:bidi="zh_TW"/>
@@ -12380,7 +12380,7 @@
         </w:rPr>
         <w:t>；</w:t>
       </w:r>
-      <w:hyperlink r:id="rId116">
+      <w:hyperlink r:id="rId129">
         <w:r>
           <w:rPr>
             <w:lang w:val="zh_TW" w:bidi="zh_TW"/>
@@ -12398,7 +12398,7 @@
         </w:rPr>
         <w:t>）。有些人認為亞勒腓與</w:t>
       </w:r>
-      <w:hyperlink r:id="rId141">
+      <w:hyperlink r:id="rId154">
         <w:r>
           <w:rPr>
             <w:lang w:val="zh_TW" w:bidi="zh_TW"/>
@@ -12434,7 +12434,7 @@
         </w:rPr>
         <w:t>稅吏利未的父親（</w:t>
       </w:r>
-      <w:hyperlink r:id="rId117">
+      <w:hyperlink r:id="rId130">
         <w:r>
           <w:rPr>
             <w:lang w:val="zh_TW" w:bidi="zh_TW"/>

--- a/zht/docx/169.content.docx
+++ b/zht/docx/169.content.docx
@@ -19,7 +19,7 @@
         <w:rPr>
           <w:lang w:val="zh_TW" w:bidi="zh_TW"/>
         </w:rPr>
-        <w:t>Resource: Tyndale Open Bible Dictionary</w:t>
+        <w:t>Resource: Aquifer Open Bible Dictionary</w:t>
       </w:r>
       <w:r>
         <w:rPr>
@@ -112,7 +112,7 @@
         <w:rPr>
           <w:lang w:val="zh_TW" w:bidi="zh_TW"/>
         </w:rPr>
-        <w:t>Tyndale Open Bible Dictionary</w:t>
+        <w:t>Aquifer Open Bible Dictionary</w:t>
       </w:r>
     </w:p>
     <w:p>
@@ -149,7 +149,7 @@
         <w:rPr>
           <w:lang w:val="zh_TW" w:bidi="zh_TW"/>
         </w:rPr>
-        <w:t>wu</w:t>
+        <w:t>wen</w:t>
       </w:r>
       <w:r>
         <w:rPr>
@@ -212,35 +212,12 @@
         <w:rPr>
           <w:lang w:val="zh_TW" w:bidi="zh_TW"/>
         </w:rPr>
-        <w:t>烏薩（人物）</w:t>
-      </w:r>
-      <w:r>
-        <w:rPr>
-          <w:lang w:val="zh_TW" w:bidi="zh_TW"/>
-        </w:rPr>
-      </w:r>
-    </w:p>
-    <w:p>
-      <w:pPr>
-        <w:pStyle w:val="Heading2"/>
-      </w:pPr>
-      <w:r>
-        <w:rPr>
-          <w:lang w:val="zh_TW" w:bidi="zh_TW"/>
-        </w:rPr>
-        <w:t>烏</w:t>
-      </w:r>
-      <w:r>
-        <w:rPr>
-          <w:lang w:val="zh_TW" w:bidi="zh_TW"/>
-        </w:rPr>
-        <w:t>薩</w:t>
-      </w:r>
-      <w:r>
-        <w:rPr>
-          <w:lang w:val="zh_TW" w:bidi="zh_TW"/>
-        </w:rPr>
-        <w:t>（人物）</w:t>
+        <w:t>溫柔</w:t>
+      </w:r>
+      <w:r>
+        <w:rPr>
+          <w:lang w:val="zh_TW" w:bidi="zh_TW"/>
+        </w:rPr>
       </w:r>
     </w:p>
     <w:p>
@@ -254,7 +231,7 @@
         <w:rPr>
           <w:lang w:val="zh_TW" w:bidi="zh_TW"/>
         </w:rPr>
-        <w:t>約坍的兒子，屬於閃族支系中希伯的後裔（</w:t>
+        <w:t>舊約聖經將溫柔描述為謙卑或屈身的態度（</w:t>
       </w:r>
       <w:hyperlink r:id="rId13">
         <w:r>
@@ -265,7 +242,61 @@
             <w:color w:val="0000EE"/>
             <w:u w:val="single"/>
           </w:rPr>
-          <w:t>創10:27</w:t>
+          <w:t>撒下22:36</w:t>
+        </w:r>
+      </w:hyperlink>
+      <w:r>
+        <w:rPr>
+          <w:lang w:val="zh_TW" w:bidi="zh_TW"/>
+        </w:rPr>
+        <w:t>；參</w:t>
+      </w:r>
+      <w:hyperlink r:id="rId14">
+        <w:r>
+          <w:rPr>
+            <w:lang w:val="zh_TW" w:bidi="zh_TW"/>
+          </w:rPr>
+          <w:rPr>
+            <w:color w:val="0000EE"/>
+            <w:u w:val="single"/>
+          </w:rPr>
+          <w:t>詩18:35</w:t>
+        </w:r>
+      </w:hyperlink>
+      <w:r>
+        <w:rPr>
+          <w:lang w:val="zh_TW" w:bidi="zh_TW"/>
+        </w:rPr>
+        <w:t>）。「溫柔」或「溫柔地」可以指禮貌和不做作（</w:t>
+      </w:r>
+      <w:hyperlink r:id="rId15">
+        <w:r>
+          <w:rPr>
+            <w:lang w:val="zh_TW" w:bidi="zh_TW"/>
+          </w:rPr>
+          <w:rPr>
+            <w:color w:val="0000EE"/>
+            <w:u w:val="single"/>
+          </w:rPr>
+          <w:t>箴15:4</w:t>
+        </w:r>
+      </w:hyperlink>
+      <w:r>
+        <w:rPr>
+          <w:lang w:val="zh_TW" w:bidi="zh_TW"/>
+        </w:rPr>
+        <w:t>），安靜而柔和（</w:t>
+      </w:r>
+      <w:hyperlink r:id="rId16">
+        <w:r>
+          <w:rPr>
+            <w:lang w:val="zh_TW" w:bidi="zh_TW"/>
+          </w:rPr>
+          <w:rPr>
+            <w:color w:val="0000EE"/>
+            <w:u w:val="single"/>
+          </w:rPr>
+          <w:t>申32:2</w:t>
         </w:r>
       </w:hyperlink>
       <w:r>
@@ -274,16 +305,52 @@
         </w:rPr>
         <w:t>；</w:t>
       </w:r>
-      <w:hyperlink r:id="rId14">
-        <w:r>
-          <w:rPr>
-            <w:lang w:val="zh_TW" w:bidi="zh_TW"/>
-          </w:rPr>
-          <w:rPr>
-            <w:color w:val="0000EE"/>
-            <w:u w:val="single"/>
-          </w:rPr>
-          <w:t>代上1:21</w:t>
+      <w:hyperlink r:id="rId17">
+        <w:r>
+          <w:rPr>
+            <w:lang w:val="zh_TW" w:bidi="zh_TW"/>
+          </w:rPr>
+          <w:rPr>
+            <w:color w:val="0000EE"/>
+            <w:u w:val="single"/>
+          </w:rPr>
+          <w:t>賽8:6</w:t>
+        </w:r>
+      </w:hyperlink>
+      <w:r>
+        <w:rPr>
+          <w:lang w:val="zh_TW" w:bidi="zh_TW"/>
+        </w:rPr>
+        <w:t>），或柔軟且寬容（</w:t>
+      </w:r>
+      <w:hyperlink r:id="rId18">
+        <w:r>
+          <w:rPr>
+            <w:lang w:val="zh_TW" w:bidi="zh_TW"/>
+          </w:rPr>
+          <w:rPr>
+            <w:color w:val="0000EE"/>
+            <w:u w:val="single"/>
+          </w:rPr>
+          <w:t>撒下18:5</w:t>
+        </w:r>
+      </w:hyperlink>
+      <w:r>
+        <w:rPr>
+          <w:lang w:val="zh_TW" w:bidi="zh_TW"/>
+        </w:rPr>
+        <w:t>；</w:t>
+      </w:r>
+      <w:hyperlink r:id="rId19">
+        <w:r>
+          <w:rPr>
+            <w:lang w:val="zh_TW" w:bidi="zh_TW"/>
+          </w:rPr>
+          <w:rPr>
+            <w:color w:val="0000EE"/>
+            <w:u w:val="single"/>
+          </w:rPr>
+          <w:t>伯15:11</w:t>
         </w:r>
       </w:hyperlink>
       <w:r>
@@ -291,16 +358,6 @@
           <w:lang w:val="zh_TW" w:bidi="zh_TW"/>
         </w:rPr>
         <w:t>）。</w:t>
-      </w:r>
-      <w:r>
-        <w:rPr>
-          <w:lang w:val="zh_TW" w:bidi="zh_TW"/>
-        </w:rPr>
-      </w:r>
-      <w:r>
-        <w:rPr>
-          <w:lang w:val="zh_TW" w:bidi="zh_TW"/>
-        </w:rPr>
       </w:r>
     </w:p>
     <w:p>
@@ -310,225 +367,11 @@
           <w:lang w:val="zh_TW" w:bidi="zh_TW"/>
         </w:rPr>
       </w:r>
-    </w:p>
-    <w:p>
-      <w:pPr>
-        <w:pStyle w:val="Heading2"/>
-      </w:pPr>
-      <w:r>
-        <w:rPr>
-          <w:lang w:val="zh_TW" w:bidi="zh_TW"/>
-        </w:rPr>
-        <w:t>烏斯（地點）</w:t>
-      </w:r>
-      <w:r>
-        <w:rPr>
-          <w:lang w:val="zh_TW" w:bidi="zh_TW"/>
-        </w:rPr>
-      </w:r>
-    </w:p>
-    <w:p>
-      <w:pPr/>
-      <w:r>
-        <w:rPr>
-          <w:lang w:val="zh_TW" w:bidi="zh_TW"/>
-        </w:rPr>
-      </w:r>
-      <w:r>
-        <w:rPr>
-          <w:lang w:val="zh_TW" w:bidi="zh_TW"/>
-        </w:rPr>
-        <w:t>烏斯是約伯的故鄉（</w:t>
-      </w:r>
-      <w:hyperlink r:id="rId15">
-        <w:r>
-          <w:rPr>
-            <w:lang w:val="zh_TW" w:bidi="zh_TW"/>
-          </w:rPr>
-          <w:rPr>
-            <w:color w:val="0000EE"/>
-            <w:u w:val="single"/>
-          </w:rPr>
-          <w:t>伯1:1</w:t>
-        </w:r>
-      </w:hyperlink>
-      <w:r>
-        <w:rPr>
-          <w:lang w:val="zh_TW" w:bidi="zh_TW"/>
-        </w:rPr>
-        <w:t>）。這個地名與以東並列出現，並與西珥的何利人族譜中的烏斯有關（</w:t>
-      </w:r>
-      <w:hyperlink r:id="rId16">
-        <w:r>
-          <w:rPr>
-            <w:lang w:val="zh_TW" w:bidi="zh_TW"/>
-          </w:rPr>
-          <w:rPr>
-            <w:color w:val="0000EE"/>
-            <w:u w:val="single"/>
-          </w:rPr>
-          <w:t>哀4:21</w:t>
-        </w:r>
-      </w:hyperlink>
-      <w:r>
-        <w:rPr>
-          <w:lang w:val="zh_TW" w:bidi="zh_TW"/>
-        </w:rPr>
-        <w:t>）。然而約伯記中並未明確地標示出烏斯地的具體位置，但書中提到「東方人」（Kedem）居住在那裡（</w:t>
-      </w:r>
-      <w:hyperlink r:id="rId17">
-        <w:r>
-          <w:rPr>
-            <w:lang w:val="zh_TW" w:bidi="zh_TW"/>
-          </w:rPr>
-          <w:rPr>
-            <w:color w:val="0000EE"/>
-            <w:u w:val="single"/>
-          </w:rPr>
-          <w:t>伯1:3</w:t>
-        </w:r>
-      </w:hyperlink>
-      <w:r>
-        <w:rPr>
-          <w:lang w:val="zh_TW" w:bidi="zh_TW"/>
-        </w:rPr>
-        <w:t>）。經文還提到烏斯靠近曠野（</w:t>
-      </w:r>
-      <w:hyperlink r:id="rId18">
-        <w:r>
-          <w:rPr>
-            <w:lang w:val="zh_TW" w:bidi="zh_TW"/>
-          </w:rPr>
-          <w:rPr>
-            <w:color w:val="0000EE"/>
-            <w:u w:val="single"/>
-          </w:rPr>
-          <w:t>15</w:t>
-        </w:r>
-      </w:hyperlink>
-      <w:r>
-        <w:rPr>
-          <w:lang w:val="zh_TW" w:bidi="zh_TW"/>
-        </w:rPr>
-        <w:t>節），而且鄰近迦勒底人（</w:t>
-      </w:r>
-      <w:hyperlink r:id="rId19">
-        <w:r>
-          <w:rPr>
-            <w:lang w:val="zh_TW" w:bidi="zh_TW"/>
-          </w:rPr>
-          <w:rPr>
-            <w:color w:val="0000EE"/>
-            <w:u w:val="single"/>
-          </w:rPr>
-          <w:t>17</w:t>
-        </w:r>
-      </w:hyperlink>
-      <w:r>
-        <w:rPr>
-          <w:lang w:val="zh_TW" w:bidi="zh_TW"/>
-        </w:rPr>
-        <w:t>節）。這顯示出其位於以色列地的東邊。</w:t>
-      </w:r>
-    </w:p>
-    <w:p>
-      <w:pPr/>
-      <w:r>
-        <w:rPr>
-          <w:lang w:val="zh_TW" w:bidi="zh_TW"/>
-        </w:rPr>
-      </w:r>
-      <w:r>
-        <w:rPr>
-          <w:lang w:val="zh_TW" w:bidi="zh_TW"/>
-        </w:rPr>
-        <w:t>由於烏斯與以東有著上述聯繫，這有力地暗示了烏斯地是由何利人西珥的後裔所居住。在約伯記希臘文譯本末尾的一段經文進一步支持了這個觀點：「因為他住在以東與阿拉伯交界處的烏斯地。」除此之外，某些古代傳統認為約伯的故鄉位在巴珊。約瑟夫（Josephus）亦參照亞蘭族譜中的烏斯（</w:t>
-      </w:r>
-      <w:hyperlink r:id="rId20">
-        <w:r>
-          <w:rPr>
-            <w:lang w:val="zh_TW" w:bidi="zh_TW"/>
-          </w:rPr>
-          <w:rPr>
-            <w:color w:val="0000EE"/>
-            <w:u w:val="single"/>
-          </w:rPr>
-          <w:t>創10:23</w:t>
-        </w:r>
-      </w:hyperlink>
-      <w:r>
-        <w:rPr>
-          <w:lang w:val="zh_TW" w:bidi="zh_TW"/>
-        </w:rPr>
-        <w:t>），指出約伯曾居住在特拉可尼和大馬士革（</w:t>
-      </w:r>
-      <w:r>
-        <w:rPr>
-          <w:i/>
-          <w:lang w:val="zh_TW" w:bidi="zh_TW"/>
-        </w:rPr>
-        <w:t>猶太古史記</w:t>
-      </w:r>
-      <w:r>
-        <w:rPr>
-          <w:i/>
-          <w:lang w:val="zh_TW" w:bidi="zh_TW"/>
-        </w:rPr>
-        <w:t>〔</w:t>
-      </w:r>
-      <w:r>
-        <w:rPr>
-          <w:i/>
-          <w:lang w:val="zh_TW" w:bidi="zh_TW"/>
-        </w:rPr>
-        <w:t>Antiquities</w:t>
-      </w:r>
-      <w:r>
-        <w:rPr>
-          <w:i/>
-          <w:lang w:val="zh_TW" w:bidi="zh_TW"/>
-        </w:rPr>
-        <w:t>〕</w:t>
-      </w:r>
-      <w:r>
-        <w:rPr>
-          <w:lang w:val="zh_TW" w:bidi="zh_TW"/>
-        </w:rPr>
-        <w:t>1.6.4）。</w:t>
-      </w:r>
-      <w:r>
-        <w:rPr>
-          <w:lang w:val="zh_TW" w:bidi="zh_TW"/>
-        </w:rPr>
-      </w:r>
-      <w:r>
-        <w:rPr>
-          <w:lang w:val="zh_TW" w:bidi="zh_TW"/>
-        </w:rPr>
-      </w:r>
-    </w:p>
-    <w:p>
-      <w:pPr/>
-      <w:r>
-        <w:rPr>
-          <w:lang w:val="zh_TW" w:bidi="zh_TW"/>
-        </w:rPr>
-      </w:r>
-    </w:p>
-    <w:p>
-      <w:pPr>
-        <w:pStyle w:val="Heading2"/>
-      </w:pPr>
-      <w:r>
-        <w:rPr>
-          <w:lang w:val="zh_TW" w:bidi="zh_TW"/>
-        </w:rPr>
-        <w:t>烏斯（人物）</w:t>
-      </w:r>
-      <w:r>
-        <w:rPr>
-          <w:lang w:val="zh_TW" w:bidi="zh_TW"/>
-        </w:rPr>
+      <w:r>
+        <w:rPr>
+          <w:lang w:val="zh_TW" w:bidi="zh_TW"/>
+        </w:rPr>
+        <w:t>在新約聖經中，有幾個詞被翻譯為「溫柔」、「溫和」或「溫柔地」。其不同的意思包括：</w:t>
       </w:r>
     </w:p>
     <w:p>
@@ -550,7 +393,7 @@
         <w:rPr>
           <w:lang w:val="zh_TW" w:bidi="zh_TW"/>
         </w:rPr>
-        <w:t>亞蘭的長子，也是閃的後代（</w:t>
+        <w:t>柔和、柔順、忍耐（</w:t>
       </w:r>
       <w:hyperlink r:id="rId20">
         <w:r>
@@ -561,14 +404,14 @@
             <w:color w:val="0000EE"/>
             <w:u w:val="single"/>
           </w:rPr>
-          <w:t>創10:23</w:t>
-        </w:r>
-      </w:hyperlink>
-      <w:r>
-        <w:rPr>
-          <w:lang w:val="zh_TW" w:bidi="zh_TW"/>
-        </w:rPr>
-        <w:t>）。在</w:t>
+          <w:t>太11:29</w:t>
+        </w:r>
+      </w:hyperlink>
+      <w:r>
+        <w:rPr>
+          <w:lang w:val="zh_TW" w:bidi="zh_TW"/>
+        </w:rPr>
+        <w:t>；</w:t>
       </w:r>
       <w:hyperlink r:id="rId21">
         <w:r>
@@ -579,26 +422,104 @@
             <w:color w:val="0000EE"/>
             <w:u w:val="single"/>
           </w:rPr>
-          <w:t>歷代志上一章17節</w:t>
-        </w:r>
-      </w:hyperlink>
-      <w:r>
-        <w:rPr>
-          <w:lang w:val="zh_TW" w:bidi="zh_TW"/>
-        </w:rPr>
-        <w:t>的平行經文中，</w:t>
-      </w:r>
-      <w:r>
-        <w:rPr>
-          <w:lang w:val="zh_TW" w:bidi="zh_TW"/>
-        </w:rPr>
-        <w:t>烏斯直接列為閃的後裔，而未提及亞蘭</w:t>
-      </w:r>
-      <w:r>
-        <w:rPr>
-          <w:lang w:val="zh_TW" w:bidi="zh_TW"/>
-        </w:rPr>
-        <w:t>。他或許是居住在敘利亞沙漠地區之亞蘭民族的祖先。</w:t>
+          <w:t>林前4:21</w:t>
+        </w:r>
+      </w:hyperlink>
+      <w:r>
+        <w:rPr>
+          <w:lang w:val="zh_TW" w:bidi="zh_TW"/>
+        </w:rPr>
+        <w:t>；</w:t>
+      </w:r>
+      <w:hyperlink r:id="rId22">
+        <w:r>
+          <w:rPr>
+            <w:lang w:val="zh_TW" w:bidi="zh_TW"/>
+          </w:rPr>
+          <w:rPr>
+            <w:color w:val="0000EE"/>
+            <w:u w:val="single"/>
+          </w:rPr>
+          <w:t>林後10:1</w:t>
+        </w:r>
+      </w:hyperlink>
+      <w:r>
+        <w:rPr>
+          <w:lang w:val="zh_TW" w:bidi="zh_TW"/>
+        </w:rPr>
+        <w:t>；</w:t>
+      </w:r>
+      <w:hyperlink r:id="rId23">
+        <w:r>
+          <w:rPr>
+            <w:lang w:val="zh_TW" w:bidi="zh_TW"/>
+          </w:rPr>
+          <w:rPr>
+            <w:color w:val="0000EE"/>
+            <w:u w:val="single"/>
+          </w:rPr>
+          <w:t>加5:23</w:t>
+        </w:r>
+      </w:hyperlink>
+      <w:r>
+        <w:rPr>
+          <w:lang w:val="zh_TW" w:bidi="zh_TW"/>
+        </w:rPr>
+        <w:t>；</w:t>
+      </w:r>
+      <w:hyperlink r:id="rId24">
+        <w:r>
+          <w:rPr>
+            <w:lang w:val="zh_TW" w:bidi="zh_TW"/>
+          </w:rPr>
+          <w:rPr>
+            <w:color w:val="0000EE"/>
+            <w:u w:val="single"/>
+          </w:rPr>
+          <w:t>提前6:11</w:t>
+        </w:r>
+      </w:hyperlink>
+      <w:r>
+        <w:rPr>
+          <w:lang w:val="zh_TW" w:bidi="zh_TW"/>
+        </w:rPr>
+        <w:t>；</w:t>
+      </w:r>
+      <w:hyperlink r:id="rId25">
+        <w:r>
+          <w:rPr>
+            <w:lang w:val="zh_TW" w:bidi="zh_TW"/>
+          </w:rPr>
+          <w:rPr>
+            <w:color w:val="0000EE"/>
+            <w:u w:val="single"/>
+          </w:rPr>
+          <w:t>彼前3:4、15</w:t>
+        </w:r>
+      </w:hyperlink>
+      <w:r>
+        <w:rPr>
+          <w:lang w:val="zh_TW" w:bidi="zh_TW"/>
+        </w:rPr>
+        <w:t>），或禮貌和謙遜的態度（</w:t>
+      </w:r>
+      <w:hyperlink r:id="rId26">
+        <w:r>
+          <w:rPr>
+            <w:lang w:val="zh_TW" w:bidi="zh_TW"/>
+          </w:rPr>
+          <w:rPr>
+            <w:color w:val="0000EE"/>
+            <w:u w:val="single"/>
+          </w:rPr>
+          <w:t>提後2:25</w:t>
+        </w:r>
+      </w:hyperlink>
+      <w:r>
+        <w:rPr>
+          <w:lang w:val="zh_TW" w:bidi="zh_TW"/>
+        </w:rPr>
+        <w:t>）；</w:t>
       </w:r>
     </w:p>
     <w:p>
@@ -616,25 +537,43 @@
         <w:rPr>
           <w:lang w:val="zh_TW" w:bidi="zh_TW"/>
         </w:rPr>
-        <w:t>亞伯拉罕的兄弟拿鶴與其妾密迦所生的長子（</w:t>
-      </w:r>
-      <w:hyperlink r:id="rId22">
-        <w:r>
-          <w:rPr>
-            <w:lang w:val="zh_TW" w:bidi="zh_TW"/>
-          </w:rPr>
-          <w:rPr>
-            <w:color w:val="0000EE"/>
-            <w:u w:val="single"/>
-          </w:rPr>
-          <w:t>創22:21</w:t>
-        </w:r>
-      </w:hyperlink>
-      <w:r>
-        <w:rPr>
-          <w:lang w:val="zh_TW" w:bidi="zh_TW"/>
-        </w:rPr>
-        <w:t>）。</w:t>
+        <w:t>對他人表達的善意（</w:t>
+      </w:r>
+      <w:hyperlink r:id="rId27">
+        <w:r>
+          <w:rPr>
+            <w:lang w:val="zh_TW" w:bidi="zh_TW"/>
+          </w:rPr>
+          <w:rPr>
+            <w:color w:val="0000EE"/>
+            <w:u w:val="single"/>
+          </w:rPr>
+          <w:t>帖前2:7</w:t>
+        </w:r>
+      </w:hyperlink>
+      <w:r>
+        <w:rPr>
+          <w:lang w:val="zh_TW" w:bidi="zh_TW"/>
+        </w:rPr>
+        <w:t>；</w:t>
+      </w:r>
+      <w:hyperlink r:id="rId28">
+        <w:r>
+          <w:rPr>
+            <w:lang w:val="zh_TW" w:bidi="zh_TW"/>
+          </w:rPr>
+          <w:rPr>
+            <w:color w:val="0000EE"/>
+            <w:u w:val="single"/>
+          </w:rPr>
+          <w:t>提後2:24</w:t>
+        </w:r>
+      </w:hyperlink>
+      <w:r>
+        <w:rPr>
+          <w:lang w:val="zh_TW" w:bidi="zh_TW"/>
+        </w:rPr>
+        <w:t>）；</w:t>
       </w:r>
     </w:p>
     <w:p>
@@ -652,18 +591,18 @@
         <w:rPr>
           <w:lang w:val="zh_TW" w:bidi="zh_TW"/>
         </w:rPr>
-        <w:t>底珊的兒子，何利人西珥的子孫（</w:t>
-      </w:r>
-      <w:hyperlink r:id="rId23">
-        <w:r>
-          <w:rPr>
-            <w:lang w:val="zh_TW" w:bidi="zh_TW"/>
-          </w:rPr>
-          <w:rPr>
-            <w:color w:val="0000EE"/>
-            <w:u w:val="single"/>
-          </w:rPr>
-          <w:t>創36:28</w:t>
+        <w:t>在各種情況下適當、公平或合適的行為（</w:t>
+      </w:r>
+      <w:hyperlink r:id="rId29">
+        <w:r>
+          <w:rPr>
+            <w:lang w:val="zh_TW" w:bidi="zh_TW"/>
+          </w:rPr>
+          <w:rPr>
+            <w:color w:val="0000EE"/>
+            <w:u w:val="single"/>
+          </w:rPr>
+          <w:t>提前3:3</w:t>
         </w:r>
       </w:hyperlink>
       <w:r>
@@ -672,16 +611,34 @@
         </w:rPr>
         <w:t>；</w:t>
       </w:r>
-      <w:hyperlink r:id="rId24">
-        <w:r>
-          <w:rPr>
-            <w:lang w:val="zh_TW" w:bidi="zh_TW"/>
-          </w:rPr>
-          <w:rPr>
-            <w:color w:val="0000EE"/>
-            <w:u w:val="single"/>
-          </w:rPr>
-          <w:t>代上1:42</w:t>
+      <w:hyperlink r:id="rId30">
+        <w:r>
+          <w:rPr>
+            <w:lang w:val="zh_TW" w:bidi="zh_TW"/>
+          </w:rPr>
+          <w:rPr>
+            <w:color w:val="0000EE"/>
+            <w:u w:val="single"/>
+          </w:rPr>
+          <w:t>多3:2</w:t>
+        </w:r>
+      </w:hyperlink>
+      <w:r>
+        <w:rPr>
+          <w:lang w:val="zh_TW" w:bidi="zh_TW"/>
+        </w:rPr>
+        <w:t>；</w:t>
+      </w:r>
+      <w:hyperlink r:id="rId31">
+        <w:r>
+          <w:rPr>
+            <w:lang w:val="zh_TW" w:bidi="zh_TW"/>
+          </w:rPr>
+          <w:rPr>
+            <w:color w:val="0000EE"/>
+            <w:u w:val="single"/>
+          </w:rPr>
+          <w:t>彼前2:18</w:t>
         </w:r>
       </w:hyperlink>
       <w:r>
@@ -689,16 +646,6 @@
           <w:lang w:val="zh_TW" w:bidi="zh_TW"/>
         </w:rPr>
         <w:t>）。</w:t>
-      </w:r>
-      <w:r>
-        <w:rPr>
-          <w:lang w:val="zh_TW" w:bidi="zh_TW"/>
-        </w:rPr>
-      </w:r>
-      <w:r>
-        <w:rPr>
-          <w:lang w:val="zh_TW" w:bidi="zh_TW"/>
-        </w:rPr>
       </w:r>
     </w:p>
     <w:p>
@@ -708,16 +655,70 @@
           <w:lang w:val="zh_TW" w:bidi="zh_TW"/>
         </w:rPr>
       </w:r>
-    </w:p>
-    <w:p>
-      <w:pPr>
-        <w:pStyle w:val="Heading2"/>
-      </w:pPr>
-      <w:r>
-        <w:rPr>
-          <w:lang w:val="zh_TW" w:bidi="zh_TW"/>
-        </w:rPr>
-        <w:t>烏斯（Huz）</w:t>
+      <w:r>
+        <w:rPr>
+          <w:lang w:val="zh_TW" w:bidi="zh_TW"/>
+        </w:rPr>
+        <w:t>教會領袖和其他信徒被教導要溫柔地對待犯錯的人（</w:t>
+      </w:r>
+      <w:hyperlink r:id="rId32">
+        <w:r>
+          <w:rPr>
+            <w:lang w:val="zh_TW" w:bidi="zh_TW"/>
+          </w:rPr>
+          <w:rPr>
+            <w:color w:val="0000EE"/>
+            <w:u w:val="single"/>
+          </w:rPr>
+          <w:t>加6:1</w:t>
+        </w:r>
+      </w:hyperlink>
+      <w:r>
+        <w:rPr>
+          <w:lang w:val="zh_TW" w:bidi="zh_TW"/>
+        </w:rPr>
+        <w:t>），反對信仰的人（</w:t>
+      </w:r>
+      <w:hyperlink r:id="rId26">
+        <w:r>
+          <w:rPr>
+            <w:lang w:val="zh_TW" w:bidi="zh_TW"/>
+          </w:rPr>
+          <w:rPr>
+            <w:color w:val="0000EE"/>
+            <w:u w:val="single"/>
+          </w:rPr>
+          <w:t>提後2:25</w:t>
+        </w:r>
+      </w:hyperlink>
+      <w:r>
+        <w:rPr>
+          <w:lang w:val="zh_TW" w:bidi="zh_TW"/>
+        </w:rPr>
+        <w:t>），或無知和被誤導的人（</w:t>
+      </w:r>
+      <w:hyperlink r:id="rId33">
+        <w:r>
+          <w:rPr>
+            <w:lang w:val="zh_TW" w:bidi="zh_TW"/>
+          </w:rPr>
+          <w:rPr>
+            <w:color w:val="0000EE"/>
+            <w:u w:val="single"/>
+          </w:rPr>
+          <w:t>來5:2</w:t>
+        </w:r>
+      </w:hyperlink>
+      <w:r>
+        <w:rPr>
+          <w:lang w:val="zh_TW" w:bidi="zh_TW"/>
+        </w:rPr>
+        <w:t>）。</w:t>
+      </w:r>
+      <w:r>
+        <w:rPr>
+          <w:lang w:val="zh_TW" w:bidi="zh_TW"/>
+        </w:rPr>
       </w:r>
       <w:r>
         <w:rPr>
@@ -732,29 +733,21 @@
           <w:lang w:val="zh_TW" w:bidi="zh_TW"/>
         </w:rPr>
       </w:r>
-      <w:r>
-        <w:rPr>
-          <w:lang w:val="zh_TW" w:bidi="zh_TW"/>
-        </w:rPr>
-        <w:t>在</w:t>
-      </w:r>
-      <w:hyperlink r:id="rId22">
-        <w:r>
-          <w:rPr>
-            <w:lang w:val="zh_TW" w:bidi="zh_TW"/>
-          </w:rPr>
-          <w:rPr>
-            <w:color w:val="0000EE"/>
-            <w:u w:val="single"/>
-          </w:rPr>
-          <w:t>創世記二十二章21節</w:t>
-        </w:r>
-      </w:hyperlink>
-      <w:r>
-        <w:rPr>
-          <w:lang w:val="zh_TW" w:bidi="zh_TW"/>
-        </w:rPr>
-        <w:t>中，有些英文譯本將「烏斯（Uz）」譯為「烏斯（Huz）」，指的是拿鶴的兒子烏斯。</w:t>
+    </w:p>
+    <w:p>
+      <w:pPr>
+        <w:pStyle w:val="Heading2"/>
+      </w:pPr>
+      <w:r>
+        <w:rPr>
+          <w:lang w:val="zh_TW" w:bidi="zh_TW"/>
+        </w:rPr>
+        <w:t>文士</w:t>
+      </w:r>
+      <w:r>
+        <w:rPr>
+          <w:lang w:val="zh_TW" w:bidi="zh_TW"/>
+        </w:rPr>
       </w:r>
     </w:p>
     <w:p>
@@ -766,32 +759,20 @@
       </w:r>
       <w:r>
         <w:rPr>
-          <w:i/>
-          <w:lang w:val="zh_TW" w:bidi="zh_TW"/>
-        </w:rPr>
-        <w:t xml:space="preserve">見 </w:t>
-      </w:r>
-      <w:r>
-        <w:rPr>
-          <w:lang w:val="zh_TW" w:bidi="zh_TW"/>
-        </w:rPr>
-        <w:t>烏斯（人物）#2</w:t>
-      </w:r>
-      <w:r>
-        <w:rPr>
-          <w:lang w:val="zh_TW" w:bidi="zh_TW"/>
-        </w:rPr>
-        <w:t>。</w:t>
-      </w:r>
-      <w:r>
-        <w:rPr>
-          <w:lang w:val="zh_TW" w:bidi="zh_TW"/>
-        </w:rPr>
-      </w:r>
-      <w:r>
-        <w:rPr>
-          <w:lang w:val="zh_TW" w:bidi="zh_TW"/>
-        </w:rPr>
+          <w:lang w:val="zh_TW" w:bidi="zh_TW"/>
+        </w:rPr>
+        <w:t>指舊約時代早期，那些負責書寫和記錄資訊的人。在巴比倫被擄歸回之後，文士成為一個學者階層，為百姓做教導、抄寫和解釋猶太律法的工作。他們在福音書中主要作為耶穌的對手出現。</w:t>
+      </w:r>
+    </w:p>
+    <w:p>
+      <w:pPr>
+        <w:pStyle w:val="Heading3"/>
+      </w:pPr>
+      <w:r>
+        <w:rPr>
+          <w:lang w:val="zh_TW" w:bidi="zh_TW"/>
+        </w:rPr>
+        <w:t>巴比倫被擄前的文士</w:t>
       </w:r>
     </w:p>
     <w:p>
@@ -801,21 +782,173 @@
           <w:lang w:val="zh_TW" w:bidi="zh_TW"/>
         </w:rPr>
       </w:r>
+      <w:r>
+        <w:rPr>
+          <w:lang w:val="zh_TW" w:bidi="zh_TW"/>
+        </w:rPr>
+        <w:t>在古代以色列，閱讀和書寫的能力並不普及，公共生活的各個方面都需要專業人士。這似乎是聖經對「文士」一詞最早的理解，並無特別的宗教意涵。文士負責保存記錄或抄寫</w:t>
+      </w:r>
     </w:p>
     <w:p>
       <w:pPr>
-        <w:pStyle w:val="Heading2"/>
-      </w:pPr>
-      <w:r>
-        <w:rPr>
-          <w:lang w:val="zh_TW" w:bidi="zh_TW"/>
-        </w:rPr>
-        <w:t>吾珥 (地方)</w:t>
-      </w:r>
-      <w:r>
-        <w:rPr>
-          <w:lang w:val="zh_TW" w:bidi="zh_TW"/>
-        </w:rPr>
+        <w:pStyle w:val="ListBullet"/>
+        <w:spacing w:line="240" w:lineRule="auto"/>
+        <w:ind w:left="720"/>
+      </w:pPr>
+      <w:r>
+        <w:rPr>
+          <w:lang w:val="zh_TW" w:bidi="zh_TW"/>
+        </w:rPr>
+      </w:r>
+      <w:r>
+        <w:rPr>
+          <w:lang w:val="zh_TW" w:bidi="zh_TW"/>
+        </w:rPr>
+        <w:t>法律文件（</w:t>
+      </w:r>
+      <w:hyperlink r:id="rId34">
+        <w:r>
+          <w:rPr>
+            <w:lang w:val="zh_TW" w:bidi="zh_TW"/>
+          </w:rPr>
+          <w:rPr>
+            <w:color w:val="0000EE"/>
+            <w:u w:val="single"/>
+          </w:rPr>
+          <w:t>耶32:12</w:t>
+        </w:r>
+      </w:hyperlink>
+      <w:r>
+        <w:rPr>
+          <w:lang w:val="zh_TW" w:bidi="zh_TW"/>
+        </w:rPr>
+        <w:t>），</w:t>
+      </w:r>
+    </w:p>
+    <w:p>
+      <w:pPr>
+        <w:pStyle w:val="ListBullet"/>
+        <w:spacing w:line="240" w:lineRule="auto"/>
+        <w:ind w:left="720"/>
+      </w:pPr>
+      <w:r>
+        <w:rPr>
+          <w:lang w:val="zh_TW" w:bidi="zh_TW"/>
+        </w:rPr>
+      </w:r>
+      <w:r>
+        <w:rPr>
+          <w:lang w:val="zh_TW" w:bidi="zh_TW"/>
+        </w:rPr>
+        <w:t>軍事檔案（</w:t>
+      </w:r>
+      <w:hyperlink r:id="rId35">
+        <w:r>
+          <w:rPr>
+            <w:lang w:val="zh_TW" w:bidi="zh_TW"/>
+          </w:rPr>
+          <w:rPr>
+            <w:color w:val="0000EE"/>
+            <w:u w:val="single"/>
+          </w:rPr>
+          <w:t>代下26:11</w:t>
+        </w:r>
+      </w:hyperlink>
+      <w:r>
+        <w:rPr>
+          <w:lang w:val="zh_TW" w:bidi="zh_TW"/>
+        </w:rPr>
+        <w:t>），</w:t>
+      </w:r>
+    </w:p>
+    <w:p>
+      <w:pPr>
+        <w:pStyle w:val="ListBullet"/>
+        <w:spacing w:line="240" w:lineRule="auto"/>
+        <w:ind w:left="720"/>
+      </w:pPr>
+      <w:r>
+        <w:rPr>
+          <w:lang w:val="zh_TW" w:bidi="zh_TW"/>
+        </w:rPr>
+      </w:r>
+      <w:r>
+        <w:rPr>
+          <w:lang w:val="zh_TW" w:bidi="zh_TW"/>
+        </w:rPr>
+        <w:t>其它公文（</w:t>
+      </w:r>
+      <w:hyperlink r:id="rId36">
+        <w:r>
+          <w:rPr>
+            <w:lang w:val="zh_TW" w:bidi="zh_TW"/>
+          </w:rPr>
+          <w:rPr>
+            <w:color w:val="0000EE"/>
+            <w:u w:val="single"/>
+          </w:rPr>
+          <w:t>士8:14</w:t>
+        </w:r>
+      </w:hyperlink>
+      <w:r>
+        <w:rPr>
+          <w:lang w:val="zh_TW" w:bidi="zh_TW"/>
+        </w:rPr>
+        <w:t>；</w:t>
+      </w:r>
+      <w:hyperlink r:id="rId37">
+        <w:r>
+          <w:rPr>
+            <w:lang w:val="zh_TW" w:bidi="zh_TW"/>
+          </w:rPr>
+          <w:rPr>
+            <w:color w:val="0000EE"/>
+            <w:u w:val="single"/>
+          </w:rPr>
+          <w:t>賽50:1</w:t>
+        </w:r>
+      </w:hyperlink>
+      <w:r>
+        <w:rPr>
+          <w:lang w:val="zh_TW" w:bidi="zh_TW"/>
+        </w:rPr>
+        <w:t>），或</w:t>
+      </w:r>
+    </w:p>
+    <w:p>
+      <w:pPr>
+        <w:pStyle w:val="ListBullet"/>
+        <w:spacing w:line="240" w:lineRule="auto"/>
+        <w:ind w:left="720"/>
+      </w:pPr>
+      <w:r>
+        <w:rPr>
+          <w:lang w:val="zh_TW" w:bidi="zh_TW"/>
+        </w:rPr>
+      </w:r>
+      <w:r>
+        <w:rPr>
+          <w:lang w:val="zh_TW" w:bidi="zh_TW"/>
+        </w:rPr>
+        <w:t>私人書信（</w:t>
+      </w:r>
+      <w:hyperlink r:id="rId38">
+        <w:r>
+          <w:rPr>
+            <w:lang w:val="zh_TW" w:bidi="zh_TW"/>
+          </w:rPr>
+          <w:rPr>
+            <w:color w:val="0000EE"/>
+            <w:u w:val="single"/>
+          </w:rPr>
+          <w:t>耶36:18</w:t>
+        </w:r>
+      </w:hyperlink>
+      <w:r>
+        <w:rPr>
+          <w:lang w:val="zh_TW" w:bidi="zh_TW"/>
+        </w:rPr>
+        <w:t>）。</w:t>
       </w:r>
     </w:p>
     <w:p>
@@ -829,36 +962,108 @@
         <w:rPr>
           <w:lang w:val="zh_TW" w:bidi="zh_TW"/>
         </w:rPr>
-        <w:t>這是他拉（亞伯拉罕之父）的故鄉，也是亞伯拉罕與撒拉的出生地。聖經中僅提及其名四次（</w:t>
-      </w:r>
-      <w:hyperlink r:id="rId25">
-        <w:r>
-          <w:rPr>
-            <w:lang w:val="zh_TW" w:bidi="zh_TW"/>
-          </w:rPr>
-          <w:rPr>
-            <w:color w:val="0000EE"/>
-            <w:u w:val="single"/>
-          </w:rPr>
-          <w:t>創11:28</w:t>
-        </w:r>
-      </w:hyperlink>
-      <w:r>
-        <w:rPr>
-          <w:lang w:val="zh_TW" w:bidi="zh_TW"/>
-        </w:rPr>
-        <w:t>、</w:t>
-      </w:r>
-      <w:hyperlink r:id="rId25">
-        <w:r>
-          <w:rPr>
-            <w:lang w:val="zh_TW" w:bidi="zh_TW"/>
-          </w:rPr>
-          <w:rPr>
-            <w:color w:val="0000EE"/>
-            <w:u w:val="single"/>
-          </w:rPr>
-          <w:t>31</w:t>
+        <w:t>文士對於王室行政至關重要。文士長通常擔任</w:t>
+      </w:r>
+    </w:p>
+    <w:p>
+      <w:pPr>
+        <w:pStyle w:val="ListBullet"/>
+        <w:spacing w:line="240" w:lineRule="auto"/>
+        <w:ind w:left="720"/>
+      </w:pPr>
+      <w:r>
+        <w:rPr>
+          <w:lang w:val="zh_TW" w:bidi="zh_TW"/>
+        </w:rPr>
+      </w:r>
+      <w:r>
+        <w:rPr>
+          <w:lang w:val="zh_TW" w:bidi="zh_TW"/>
+        </w:rPr>
+        <w:t>王室書記（</w:t>
+      </w:r>
+      <w:hyperlink r:id="rId39">
+        <w:r>
+          <w:rPr>
+            <w:lang w:val="zh_TW" w:bidi="zh_TW"/>
+          </w:rPr>
+          <w:rPr>
+            <w:color w:val="0000EE"/>
+            <w:u w:val="single"/>
+          </w:rPr>
+          <w:t>王上4:3</w:t>
+        </w:r>
+      </w:hyperlink>
+      <w:r>
+        <w:rPr>
+          <w:lang w:val="zh_TW" w:bidi="zh_TW"/>
+        </w:rPr>
+        <w:t>；</w:t>
+      </w:r>
+      <w:hyperlink r:id="rId40">
+        <w:r>
+          <w:rPr>
+            <w:lang w:val="zh_TW" w:bidi="zh_TW"/>
+          </w:rPr>
+          <w:rPr>
+            <w:color w:val="0000EE"/>
+            <w:u w:val="single"/>
+          </w:rPr>
+          <w:t>代下24:11</w:t>
+        </w:r>
+      </w:hyperlink>
+      <w:r>
+        <w:rPr>
+          <w:lang w:val="zh_TW" w:bidi="zh_TW"/>
+        </w:rPr>
+        <w:t>），</w:t>
+      </w:r>
+    </w:p>
+    <w:p>
+      <w:pPr>
+        <w:pStyle w:val="ListBullet"/>
+        <w:spacing w:line="240" w:lineRule="auto"/>
+        <w:ind w:left="720"/>
+      </w:pPr>
+      <w:r>
+        <w:rPr>
+          <w:lang w:val="zh_TW" w:bidi="zh_TW"/>
+        </w:rPr>
+      </w:r>
+      <w:r>
+        <w:rPr>
+          <w:lang w:val="zh_TW" w:bidi="zh_TW"/>
+        </w:rPr>
+        <w:t>謀士（</w:t>
+      </w:r>
+      <w:hyperlink r:id="rId41">
+        <w:r>
+          <w:rPr>
+            <w:lang w:val="zh_TW" w:bidi="zh_TW"/>
+          </w:rPr>
+          <w:rPr>
+            <w:color w:val="0000EE"/>
+            <w:u w:val="single"/>
+          </w:rPr>
+          <w:t>撒下8:16–17</w:t>
+        </w:r>
+      </w:hyperlink>
+      <w:r>
+        <w:rPr>
+          <w:lang w:val="zh_TW" w:bidi="zh_TW"/>
+        </w:rPr>
+        <w:t>；</w:t>
+      </w:r>
+      <w:hyperlink r:id="rId42">
+        <w:r>
+          <w:rPr>
+            <w:lang w:val="zh_TW" w:bidi="zh_TW"/>
+          </w:rPr>
+          <w:rPr>
+            <w:color w:val="0000EE"/>
+            <w:u w:val="single"/>
+          </w:rPr>
+          <w:t>王下18:18</w:t>
         </w:r>
       </w:hyperlink>
       <w:r>
@@ -867,41 +1072,95 @@
         </w:rPr>
         <w:t>，</w:t>
       </w:r>
-      <w:hyperlink r:id="rId26">
-        <w:r>
-          <w:rPr>
-            <w:lang w:val="zh_TW" w:bidi="zh_TW"/>
-          </w:rPr>
-          <w:rPr>
-            <w:color w:val="0000EE"/>
-            <w:u w:val="single"/>
-          </w:rPr>
-          <w:t>15:7</w:t>
-        </w:r>
-      </w:hyperlink>
-      <w:r>
-        <w:rPr>
-          <w:lang w:val="zh_TW" w:bidi="zh_TW"/>
-        </w:rPr>
-        <w:t>，</w:t>
-      </w:r>
-      <w:hyperlink r:id="rId27">
-        <w:r>
-          <w:rPr>
-            <w:lang w:val="zh_TW" w:bidi="zh_TW"/>
-          </w:rPr>
-          <w:rPr>
-            <w:color w:val="0000EE"/>
-            <w:u w:val="single"/>
-          </w:rPr>
-          <w:t>尼9:7</w:t>
-        </w:r>
-      </w:hyperlink>
-      <w:r>
-        <w:rPr>
-          <w:lang w:val="zh_TW" w:bidi="zh_TW"/>
-        </w:rPr>
-        <w:t>），且始終以全稱「迦勒底的吾珥」出現。</w:t>
+      <w:hyperlink r:id="rId43">
+        <w:r>
+          <w:rPr>
+            <w:lang w:val="zh_TW" w:bidi="zh_TW"/>
+          </w:rPr>
+          <w:rPr>
+            <w:color w:val="0000EE"/>
+            <w:u w:val="single"/>
+          </w:rPr>
+          <w:t>22:12</w:t>
+        </w:r>
+      </w:hyperlink>
+      <w:r>
+        <w:rPr>
+          <w:lang w:val="zh_TW" w:bidi="zh_TW"/>
+        </w:rPr>
+        <w:t>；</w:t>
+      </w:r>
+      <w:hyperlink r:id="rId44">
+        <w:r>
+          <w:rPr>
+            <w:lang w:val="zh_TW" w:bidi="zh_TW"/>
+          </w:rPr>
+          <w:rPr>
+            <w:color w:val="0000EE"/>
+            <w:u w:val="single"/>
+          </w:rPr>
+          <w:t>代上27:32</w:t>
+        </w:r>
+      </w:hyperlink>
+      <w:r>
+        <w:rPr>
+          <w:lang w:val="zh_TW" w:bidi="zh_TW"/>
+        </w:rPr>
+        <w:t>；</w:t>
+      </w:r>
+      <w:hyperlink r:id="rId45">
+        <w:r>
+          <w:rPr>
+            <w:lang w:val="zh_TW" w:bidi="zh_TW"/>
+          </w:rPr>
+          <w:rPr>
+            <w:color w:val="0000EE"/>
+            <w:u w:val="single"/>
+          </w:rPr>
+          <w:t>賽36:3</w:t>
+        </w:r>
+      </w:hyperlink>
+      <w:r>
+        <w:rPr>
+          <w:lang w:val="zh_TW" w:bidi="zh_TW"/>
+        </w:rPr>
+        <w:t>），和</w:t>
+      </w:r>
+    </w:p>
+    <w:p>
+      <w:pPr>
+        <w:pStyle w:val="ListBullet"/>
+        <w:spacing w:line="240" w:lineRule="auto"/>
+        <w:ind w:left="720"/>
+      </w:pPr>
+      <w:r>
+        <w:rPr>
+          <w:lang w:val="zh_TW" w:bidi="zh_TW"/>
+        </w:rPr>
+      </w:r>
+      <w:r>
+        <w:rPr>
+          <w:lang w:val="zh_TW" w:bidi="zh_TW"/>
+        </w:rPr>
+        <w:t>財務監督（</w:t>
+      </w:r>
+      <w:hyperlink r:id="rId46">
+        <w:r>
+          <w:rPr>
+            <w:lang w:val="zh_TW" w:bidi="zh_TW"/>
+          </w:rPr>
+          <w:rPr>
+            <w:color w:val="0000EE"/>
+            <w:u w:val="single"/>
+          </w:rPr>
+          <w:t>王下22:3–4</w:t>
+        </w:r>
+      </w:hyperlink>
+      <w:r>
+        <w:rPr>
+          <w:lang w:val="zh_TW" w:bidi="zh_TW"/>
+        </w:rPr>
+        <w:t>）。</w:t>
       </w:r>
     </w:p>
     <w:p>
@@ -915,7 +1174,54 @@
         <w:rPr>
           <w:lang w:val="zh_TW" w:bidi="zh_TW"/>
         </w:rPr>
-        <w:t>現代遺址被稱為穆卡亞廢丘（Tell el Muqayyar），意思為「石漆之丘」。考古調查結果證明，亞伯拉罕出身於一座文化深厚、高尚且強大的大城市。這城的景觀由金字塔型廟宇（ziggurat）或聖殿塔所主導，而城市的生活則由一個多神信仰的宗教所控制。主神是南納（Nannar）或稱辛（Sin）——即月亮神——其在哈蘭同樣受到膜拜。在此神的金字塔型廟宇附近有一座神廟，供奉其配偶——月亮女神寧伽爾（Ningal）。</w:t>
+        <w:t>書記也與祭司職分有關，負責聖殿的紀錄工作（</w:t>
+      </w:r>
+      <w:hyperlink r:id="rId47">
+        <w:r>
+          <w:rPr>
+            <w:lang w:val="zh_TW" w:bidi="zh_TW"/>
+          </w:rPr>
+          <w:rPr>
+            <w:color w:val="0000EE"/>
+            <w:u w:val="single"/>
+          </w:rPr>
+          <w:t>代上24:6</w:t>
+        </w:r>
+      </w:hyperlink>
+      <w:r>
+        <w:rPr>
+          <w:lang w:val="zh_TW" w:bidi="zh_TW"/>
+        </w:rPr>
+        <w:t>；</w:t>
+      </w:r>
+      <w:hyperlink r:id="rId48">
+        <w:r>
+          <w:rPr>
+            <w:lang w:val="zh_TW" w:bidi="zh_TW"/>
+          </w:rPr>
+          <w:rPr>
+            <w:color w:val="0000EE"/>
+            <w:u w:val="single"/>
+          </w:rPr>
+          <w:t>代下34:13–15</w:t>
+        </w:r>
+      </w:hyperlink>
+      <w:r>
+        <w:rPr>
+          <w:lang w:val="zh_TW" w:bidi="zh_TW"/>
+        </w:rPr>
+        <w:t>）。</w:t>
+      </w:r>
+    </w:p>
+    <w:p>
+      <w:pPr>
+        <w:pStyle w:val="Heading3"/>
+      </w:pPr>
+      <w:r>
+        <w:rPr>
+          <w:lang w:val="zh_TW" w:bidi="zh_TW"/>
+        </w:rPr>
+        <w:t>巴比倫被擄歸回後的文士</w:t>
       </w:r>
     </w:p>
     <w:p>
@@ -929,7 +1235,25 @@
         <w:rPr>
           <w:lang w:val="zh_TW" w:bidi="zh_TW"/>
         </w:rPr>
-        <w:t>吾珥出土的大量泥版記載了這座城市的商業生活，其運作主要是圍繞著神廟及其收入展開的。這裡設有工廠，例如製造毛織品的織造場。有些泥板內容涉及宗教、歷史、法律和教育。學生接受楔形文字（cuneiform）的讀寫訓練，學習乘法和除法，有些人甚至能計算平方根和立方根。</w:t>
+        <w:t>猶太人被擄歸回後，在以斯拉和尼希米的領導下，猶太信仰傳統得以重建。此時「文士」一詞更具體地指那些聚集在一起，研究並解釋妥拉（猶太律法）的人。文士成為教師的專業，能給猶太百姓準確保存並解釋摩西律法。在這時期的開始，以斯拉被視為理想的文士，他是「通達耶和華誡命和賜以色列之律例的文士」（</w:t>
+      </w:r>
+      <w:hyperlink r:id="rId49">
+        <w:r>
+          <w:rPr>
+            <w:lang w:val="zh_TW" w:bidi="zh_TW"/>
+          </w:rPr>
+          <w:rPr>
+            <w:color w:val="0000EE"/>
+            <w:u w:val="single"/>
+          </w:rPr>
+          <w:t>拉7:11</w:t>
+        </w:r>
+      </w:hyperlink>
+      <w:r>
+        <w:rPr>
+          <w:lang w:val="zh_TW" w:bidi="zh_TW"/>
+        </w:rPr>
+        <w:t>）。</w:t>
       </w:r>
     </w:p>
     <w:p>
@@ -943,31 +1267,1476 @@
         <w:rPr>
           <w:lang w:val="zh_TW" w:bidi="zh_TW"/>
         </w:rPr>
-        <w:t>民宅建築高度發展，房屋多為兩層樓，包含許多房間（10到20間），有時還設有私人小禮拜堂。考古學家發現了小型黏土宗教雕像（</w:t>
-      </w:r>
-      <w:r>
-        <w:rPr>
-          <w:lang w:val="zh_TW" w:bidi="zh_TW"/>
-        </w:rPr>
-        <w:t>家中的神像〔</w:t>
-      </w:r>
-      <w:r>
-        <w:rPr>
-          <w:lang w:val="zh_TW" w:bidi="zh_TW"/>
-        </w:rPr>
-        <w:t>teraphim</w:t>
-      </w:r>
-      <w:r>
-        <w:rPr>
-          <w:lang w:val="zh_TW" w:bidi="zh_TW"/>
-        </w:rPr>
-        <w:t>〕</w:t>
-      </w:r>
-      <w:r>
-        <w:rPr>
-          <w:lang w:val="zh_TW" w:bidi="zh_TW"/>
-        </w:rPr>
-        <w:t>或家中的偶像）。許多由貴金屬和其它昂貴材料製成的藝術品已被挖掘出來，特別是在王室墓穴中。這些墓穴中還發現了陪葬者的遺骸，他們想必是在皇室成員下葬時被處死，以便在來世陪伴主人。</w:t>
+        <w:t>便西拉智訓（</w:t>
+      </w:r>
+      <w:r>
+        <w:rPr>
+          <w:lang w:val="zh_TW" w:bidi="zh_TW"/>
+        </w:rPr>
+        <w:t>The book of Sirach</w:t>
+      </w:r>
+      <w:r>
+        <w:rPr>
+          <w:lang w:val="zh_TW" w:bidi="zh_TW"/>
+        </w:rPr>
+        <w:t>）</w:t>
+      </w:r>
+      <w:r>
+        <w:rPr>
+          <w:lang w:val="zh_TW" w:bidi="zh_TW"/>
+        </w:rPr>
+        <w:t>描述文士是能夠深刻理解經文的隱含意義的人（</w:t>
+      </w:r>
+      <w:hyperlink r:id="rId50">
+        <w:r>
+          <w:rPr>
+            <w:lang w:val="zh_TW" w:bidi="zh_TW"/>
+          </w:rPr>
+          <w:rPr>
+            <w:color w:val="0000EE"/>
+            <w:u w:val="single"/>
+          </w:rPr>
+          <w:t>便西拉智訓39:2–3</w:t>
+        </w:r>
+      </w:hyperlink>
+      <w:r>
+        <w:rPr>
+          <w:lang w:val="zh_TW" w:bidi="zh_TW"/>
+        </w:rPr>
+        <w:t>），這種理解源於他勤奮研究律法、先知書和聖卷的結果（</w:t>
+      </w:r>
+      <w:hyperlink r:id="rId51">
+        <w:r>
+          <w:rPr>
+            <w:lang w:val="zh_TW" w:bidi="zh_TW"/>
+          </w:rPr>
+          <w:rPr>
+            <w:color w:val="0000EE"/>
+            <w:u w:val="single"/>
+          </w:rPr>
+          <w:t>38:24</w:t>
+        </w:r>
+      </w:hyperlink>
+      <w:r>
+        <w:rPr>
+          <w:lang w:val="zh_TW" w:bidi="zh_TW"/>
+        </w:rPr>
+        <w:t>及以下，</w:t>
+      </w:r>
+      <w:hyperlink r:id="rId52">
+        <w:r>
+          <w:rPr>
+            <w:lang w:val="zh_TW" w:bidi="zh_TW"/>
+          </w:rPr>
+          <w:rPr>
+            <w:color w:val="0000EE"/>
+            <w:u w:val="single"/>
+          </w:rPr>
+          <w:t>39:1</w:t>
+        </w:r>
+      </w:hyperlink>
+      <w:r>
+        <w:rPr>
+          <w:lang w:val="zh_TW" w:bidi="zh_TW"/>
+        </w:rPr>
+        <w:t>）。因此，文士能夠為百姓和國擔任審判官和謀士（</w:t>
+      </w:r>
+      <w:hyperlink r:id="rId53">
+        <w:r>
+          <w:rPr>
+            <w:lang w:val="zh_TW" w:bidi="zh_TW"/>
+          </w:rPr>
+          <w:rPr>
+            <w:color w:val="0000EE"/>
+            <w:u w:val="single"/>
+          </w:rPr>
+          <w:t>38:33</w:t>
+        </w:r>
+      </w:hyperlink>
+      <w:r>
+        <w:rPr>
+          <w:lang w:val="zh_TW" w:bidi="zh_TW"/>
+        </w:rPr>
+        <w:t>，</w:t>
+      </w:r>
+      <w:hyperlink r:id="rId54">
+        <w:r>
+          <w:rPr>
+            <w:lang w:val="zh_TW" w:bidi="zh_TW"/>
+          </w:rPr>
+          <w:rPr>
+            <w:color w:val="0000EE"/>
+            <w:u w:val="single"/>
+          </w:rPr>
+          <w:t>39:4–8</w:t>
+        </w:r>
+      </w:hyperlink>
+      <w:r>
+        <w:rPr>
+          <w:lang w:val="zh_TW" w:bidi="zh_TW"/>
+        </w:rPr>
+        <w:t>）。由於文士在一個由律法統治的社會中有不可或缺的地位，他應當受到世世代代的讚譽和尊敬（</w:t>
+      </w:r>
+      <w:hyperlink r:id="rId55">
+        <w:r>
+          <w:rPr>
+            <w:lang w:val="zh_TW" w:bidi="zh_TW"/>
+          </w:rPr>
+          <w:rPr>
+            <w:color w:val="0000EE"/>
+            <w:u w:val="single"/>
+          </w:rPr>
+          <w:t>39:9</w:t>
+        </w:r>
+      </w:hyperlink>
+      <w:r>
+        <w:rPr>
+          <w:lang w:val="zh_TW" w:bidi="zh_TW"/>
+        </w:rPr>
+        <w:t>）。到公元前二世紀，文士成為猶太社會中一個相當獨特的階級。從這時期開始，文士與法利賽人的興起有密切聯繫，多數文士都隸屬於他們（見新約中的密切關係：</w:t>
+      </w:r>
+      <w:hyperlink r:id="rId56">
+        <w:r>
+          <w:rPr>
+            <w:lang w:val="zh_TW" w:bidi="zh_TW"/>
+          </w:rPr>
+          <w:rPr>
+            <w:color w:val="0000EE"/>
+            <w:u w:val="single"/>
+          </w:rPr>
+          <w:t>太5:20</w:t>
+        </w:r>
+      </w:hyperlink>
+      <w:r>
+        <w:rPr>
+          <w:lang w:val="zh_TW" w:bidi="zh_TW"/>
+        </w:rPr>
+        <w:t>，</w:t>
+      </w:r>
+      <w:hyperlink r:id="rId57">
+        <w:r>
+          <w:rPr>
+            <w:lang w:val="zh_TW" w:bidi="zh_TW"/>
+          </w:rPr>
+          <w:rPr>
+            <w:color w:val="0000EE"/>
+            <w:u w:val="single"/>
+          </w:rPr>
+          <w:t>12:38，</w:t>
+        </w:r>
+      </w:hyperlink>
+      <w:hyperlink r:id="rId58">
+        <w:r>
+          <w:rPr>
+            <w:lang w:val="zh_TW" w:bidi="zh_TW"/>
+          </w:rPr>
+          <w:rPr>
+            <w:color w:val="0000EE"/>
+            <w:u w:val="single"/>
+          </w:rPr>
+          <w:t>15:1</w:t>
+        </w:r>
+      </w:hyperlink>
+      <w:r>
+        <w:rPr>
+          <w:lang w:val="zh_TW" w:bidi="zh_TW"/>
+        </w:rPr>
+        <w:t>；</w:t>
+      </w:r>
+      <w:hyperlink r:id="rId59">
+        <w:r>
+          <w:rPr>
+            <w:lang w:val="zh_TW" w:bidi="zh_TW"/>
+          </w:rPr>
+          <w:rPr>
+            <w:color w:val="0000EE"/>
+            <w:u w:val="single"/>
+          </w:rPr>
+          <w:t>可7:5</w:t>
+        </w:r>
+      </w:hyperlink>
+      <w:r>
+        <w:rPr>
+          <w:lang w:val="zh_TW" w:bidi="zh_TW"/>
+        </w:rPr>
+        <w:t>；</w:t>
+      </w:r>
+      <w:hyperlink r:id="rId60">
+        <w:r>
+          <w:rPr>
+            <w:lang w:val="zh_TW" w:bidi="zh_TW"/>
+          </w:rPr>
+          <w:rPr>
+            <w:color w:val="0000EE"/>
+            <w:u w:val="single"/>
+          </w:rPr>
+          <w:t>路6:7</w:t>
+        </w:r>
+      </w:hyperlink>
+      <w:r>
+        <w:rPr>
+          <w:lang w:val="zh_TW" w:bidi="zh_TW"/>
+        </w:rPr>
+        <w:t>）。</w:t>
+      </w:r>
+    </w:p>
+    <w:p>
+      <w:pPr>
+        <w:pStyle w:val="Heading3"/>
+      </w:pPr>
+      <w:r>
+        <w:rPr>
+          <w:lang w:val="zh_TW" w:bidi="zh_TW"/>
+        </w:rPr>
+        <w:t>訓練和地位</w:t>
+      </w:r>
+    </w:p>
+    <w:p>
+      <w:pPr/>
+      <w:r>
+        <w:rPr>
+          <w:lang w:val="zh_TW" w:bidi="zh_TW"/>
+        </w:rPr>
+      </w:r>
+      <w:r>
+        <w:rPr>
+          <w:lang w:val="zh_TW" w:bidi="zh_TW"/>
+        </w:rPr>
+        <w:t>最初，文士都是在祭司家族中接受訓練，這些家族成員從事同樣的職業，且代代相傳。身為這些家族的一員，他們的工作就有了保障（</w:t>
+      </w:r>
+      <w:hyperlink r:id="rId61">
+        <w:r>
+          <w:rPr>
+            <w:lang w:val="zh_TW" w:bidi="zh_TW"/>
+          </w:rPr>
+          <w:rPr>
+            <w:color w:val="0000EE"/>
+            <w:u w:val="single"/>
+          </w:rPr>
+          <w:t>代上2:55</w:t>
+        </w:r>
+      </w:hyperlink>
+      <w:r>
+        <w:rPr>
+          <w:lang w:val="zh_TW" w:bidi="zh_TW"/>
+        </w:rPr>
+        <w:t>）。後來，所有社會階層的人都可接受相關訓練。到耶穌時代，許多有影響力的文士來自非祭司家庭。訓練從年幼時開始，在教師或拉比的個別指導下進行。拉比教導有關猶太律法的所有內容及其解釋。</w:t>
+      </w:r>
+    </w:p>
+    <w:p>
+      <w:pPr/>
+      <w:r>
+        <w:rPr>
+          <w:lang w:val="zh_TW" w:bidi="zh_TW"/>
+        </w:rPr>
+      </w:r>
+      <w:r>
+        <w:rPr>
+          <w:lang w:val="zh_TW" w:bidi="zh_TW"/>
+        </w:rPr>
+        <w:t>由於摩西書寫的律法無法直接應對被擄歸回後的各種情況，文士的技能成為了一個極其重要的貢獻。他們建立的「口傳律法（oral law）」被視為與書面猶太律法同等重要。因此，對於那些渴望取悅神的人來說，這些律法同樣具有約束力（見</w:t>
+      </w:r>
+      <w:hyperlink r:id="rId62">
+        <w:r>
+          <w:rPr>
+            <w:lang w:val="zh_TW" w:bidi="zh_TW"/>
+          </w:rPr>
+          <w:rPr>
+            <w:color w:val="0000EE"/>
+            <w:u w:val="single"/>
+          </w:rPr>
+          <w:t>可7:6–13</w:t>
+        </w:r>
+      </w:hyperlink>
+      <w:r>
+        <w:rPr>
+          <w:lang w:val="zh_TW" w:bidi="zh_TW"/>
+        </w:rPr>
+        <w:t>）。由於文士有專業知識，他們參與猶太公會，即充當以色列最高法院的長老議會。文士是該公會中唯一來自非大祭司和長老等最高社會階層的成員（</w:t>
+      </w:r>
+      <w:hyperlink r:id="rId63">
+        <w:r>
+          <w:rPr>
+            <w:lang w:val="zh_TW" w:bidi="zh_TW"/>
+          </w:rPr>
+          <w:rPr>
+            <w:color w:val="0000EE"/>
+            <w:u w:val="single"/>
+          </w:rPr>
+          <w:t>太26:57</w:t>
+        </w:r>
+      </w:hyperlink>
+      <w:r>
+        <w:rPr>
+          <w:lang w:val="zh_TW" w:bidi="zh_TW"/>
+        </w:rPr>
+        <w:t>；</w:t>
+      </w:r>
+      <w:hyperlink r:id="rId64">
+        <w:r>
+          <w:rPr>
+            <w:lang w:val="zh_TW" w:bidi="zh_TW"/>
+          </w:rPr>
+          <w:rPr>
+            <w:color w:val="0000EE"/>
+            <w:u w:val="single"/>
+          </w:rPr>
+          <w:t>可14:43、53</w:t>
+        </w:r>
+      </w:hyperlink>
+      <w:r>
+        <w:rPr>
+          <w:lang w:val="zh_TW" w:bidi="zh_TW"/>
+        </w:rPr>
+        <w:t>；</w:t>
+      </w:r>
+      <w:hyperlink r:id="rId65">
+        <w:r>
+          <w:rPr>
+            <w:lang w:val="zh_TW" w:bidi="zh_TW"/>
+          </w:rPr>
+          <w:rPr>
+            <w:color w:val="0000EE"/>
+            <w:u w:val="single"/>
+          </w:rPr>
+          <w:t>路22:66</w:t>
+        </w:r>
+      </w:hyperlink>
+      <w:r>
+        <w:rPr>
+          <w:lang w:val="zh_TW" w:bidi="zh_TW"/>
+        </w:rPr>
+        <w:t>；</w:t>
+      </w:r>
+      <w:hyperlink r:id="rId66">
+        <w:r>
+          <w:rPr>
+            <w:lang w:val="zh_TW" w:bidi="zh_TW"/>
+          </w:rPr>
+          <w:rPr>
+            <w:color w:val="0000EE"/>
+            <w:u w:val="single"/>
+          </w:rPr>
+          <w:t>徒23:9</w:t>
+        </w:r>
+      </w:hyperlink>
+      <w:r>
+        <w:rPr>
+          <w:lang w:val="zh_TW" w:bidi="zh_TW"/>
+        </w:rPr>
+        <w:t>）。</w:t>
+      </w:r>
+    </w:p>
+    <w:p>
+      <w:pPr/>
+      <w:r>
+        <w:rPr>
+          <w:lang w:val="zh_TW" w:bidi="zh_TW"/>
+        </w:rPr>
+      </w:r>
+      <w:r>
+        <w:rPr>
+          <w:lang w:val="zh_TW" w:bidi="zh_TW"/>
+        </w:rPr>
+        <w:t>文士在猶太社區中備受尊敬。他們是猶太律法的權威教師，不僅在聖殿內（</w:t>
+      </w:r>
+      <w:hyperlink r:id="rId67">
+        <w:r>
+          <w:rPr>
+            <w:lang w:val="zh_TW" w:bidi="zh_TW"/>
+          </w:rPr>
+          <w:rPr>
+            <w:color w:val="0000EE"/>
+            <w:u w:val="single"/>
+          </w:rPr>
+          <w:t>路2:46</w:t>
+        </w:r>
+      </w:hyperlink>
+      <w:r>
+        <w:rPr>
+          <w:lang w:val="zh_TW" w:bidi="zh_TW"/>
+        </w:rPr>
+        <w:t>），也在猶太和加利利的各會堂中（</w:t>
+      </w:r>
+      <w:hyperlink r:id="rId68">
+        <w:r>
+          <w:rPr>
+            <w:lang w:val="zh_TW" w:bidi="zh_TW"/>
+          </w:rPr>
+          <w:rPr>
+            <w:color w:val="0000EE"/>
+            <w:u w:val="single"/>
+          </w:rPr>
+          <w:t>5:17</w:t>
+        </w:r>
+      </w:hyperlink>
+      <w:r>
+        <w:rPr>
+          <w:lang w:val="zh_TW" w:bidi="zh_TW"/>
+        </w:rPr>
+        <w:t>）教導。他們同時也是公會的重要成員，穿著特製的長衣（</w:t>
+      </w:r>
+      <w:hyperlink r:id="rId69">
+        <w:r>
+          <w:rPr>
+            <w:lang w:val="zh_TW" w:bidi="zh_TW"/>
+          </w:rPr>
+          <w:rPr>
+            <w:color w:val="0000EE"/>
+            <w:u w:val="single"/>
+          </w:rPr>
+          <w:t>可12:38</w:t>
+        </w:r>
+      </w:hyperlink>
+      <w:r>
+        <w:rPr>
+          <w:lang w:val="zh_TW" w:bidi="zh_TW"/>
+        </w:rPr>
+        <w:t>），下擺有作為紀念的穗子，並在手臂上佩戴裝有經文的「佩經盒（</w:t>
+      </w:r>
+      <w:r>
+        <w:rPr>
+          <w:lang w:val="zh_TW" w:bidi="zh_TW"/>
+        </w:rPr>
+        <w:t>prayer boxes</w:t>
+      </w:r>
+      <w:r>
+        <w:rPr>
+          <w:lang w:val="zh_TW" w:bidi="zh_TW"/>
+        </w:rPr>
+        <w:t>）」（</w:t>
+      </w:r>
+      <w:hyperlink r:id="rId70">
+        <w:r>
+          <w:rPr>
+            <w:lang w:val="zh_TW" w:bidi="zh_TW"/>
+          </w:rPr>
+          <w:rPr>
+            <w:color w:val="0000EE"/>
+            <w:u w:val="single"/>
+          </w:rPr>
+          <w:t>太23:5</w:t>
+        </w:r>
+      </w:hyperlink>
+      <w:r>
+        <w:rPr>
+          <w:lang w:val="zh_TW" w:bidi="zh_TW"/>
+        </w:rPr>
+        <w:t>）。這樣的服裝使他們備受注目，吸引人在街上向他們問安（</w:t>
+      </w:r>
+      <w:hyperlink r:id="rId69">
+        <w:r>
+          <w:rPr>
+            <w:lang w:val="zh_TW" w:bidi="zh_TW"/>
+          </w:rPr>
+          <w:rPr>
+            <w:color w:val="0000EE"/>
+            <w:u w:val="single"/>
+          </w:rPr>
+          <w:t>可12:38</w:t>
+        </w:r>
+      </w:hyperlink>
+      <w:r>
+        <w:rPr>
+          <w:lang w:val="zh_TW" w:bidi="zh_TW"/>
+        </w:rPr>
+        <w:t>）。他們被尊稱為「拉比」或「師傅」（</w:t>
+      </w:r>
+      <w:hyperlink r:id="rId71">
+        <w:r>
+          <w:rPr>
+            <w:lang w:val="zh_TW" w:bidi="zh_TW"/>
+          </w:rPr>
+          <w:rPr>
+            <w:color w:val="0000EE"/>
+            <w:u w:val="single"/>
+          </w:rPr>
+          <w:t>太23:7</w:t>
+        </w:r>
+      </w:hyperlink>
+      <w:r>
+        <w:rPr>
+          <w:lang w:val="zh_TW" w:bidi="zh_TW"/>
+        </w:rPr>
+        <w:t>），在敬拜和社交場合中享有首座（</w:t>
+      </w:r>
+      <w:hyperlink r:id="rId72">
+        <w:r>
+          <w:rPr>
+            <w:lang w:val="zh_TW" w:bidi="zh_TW"/>
+          </w:rPr>
+          <w:rPr>
+            <w:color w:val="0000EE"/>
+            <w:u w:val="single"/>
+          </w:rPr>
+          <w:t>太23:2</w:t>
+        </w:r>
+      </w:hyperlink>
+      <w:r>
+        <w:rPr>
+          <w:lang w:val="zh_TW" w:bidi="zh_TW"/>
+        </w:rPr>
+        <w:t>；</w:t>
+      </w:r>
+      <w:hyperlink r:id="rId73">
+        <w:r>
+          <w:rPr>
+            <w:lang w:val="zh_TW" w:bidi="zh_TW"/>
+          </w:rPr>
+          <w:rPr>
+            <w:color w:val="0000EE"/>
+            <w:u w:val="single"/>
+          </w:rPr>
+          <w:t>可12:39</w:t>
+        </w:r>
+      </w:hyperlink>
+      <w:r>
+        <w:rPr>
+          <w:lang w:val="zh_TW" w:bidi="zh_TW"/>
+        </w:rPr>
+        <w:t>；</w:t>
+      </w:r>
+      <w:hyperlink r:id="rId74">
+        <w:r>
+          <w:rPr>
+            <w:lang w:val="zh_TW" w:bidi="zh_TW"/>
+          </w:rPr>
+          <w:rPr>
+            <w:color w:val="0000EE"/>
+            <w:u w:val="single"/>
+          </w:rPr>
+          <w:t>路20:46</w:t>
+        </w:r>
+      </w:hyperlink>
+      <w:r>
+        <w:rPr>
+          <w:lang w:val="zh_TW" w:bidi="zh_TW"/>
+        </w:rPr>
+        <w:t>）。</w:t>
+      </w:r>
+    </w:p>
+    <w:p>
+      <w:pPr>
+        <w:pStyle w:val="Heading3"/>
+      </w:pPr>
+      <w:r>
+        <w:rPr>
+          <w:lang w:val="zh_TW" w:bidi="zh_TW"/>
+        </w:rPr>
+        <w:t>耶穌時代的文士</w:t>
+      </w:r>
+    </w:p>
+    <w:p>
+      <w:pPr/>
+      <w:r>
+        <w:rPr>
+          <w:lang w:val="zh_TW" w:bidi="zh_TW"/>
+        </w:rPr>
+      </w:r>
+      <w:r>
+        <w:rPr>
+          <w:lang w:val="zh_TW" w:bidi="zh_TW"/>
+        </w:rPr>
+        <w:t>在耶穌的事工期間，文士主要是那些對猶太律法的要求極為關注的人。路加稱文士為「律法師」，藉此向他的外邦（非猶太）聽眾和讀者說明文士的主要職責是解釋猶太律法。文士經常批評耶穌，他們多次指責耶穌違反猶太律法，例如：</w:t>
+      </w:r>
+    </w:p>
+    <w:p>
+      <w:pPr>
+        <w:pStyle w:val="ListBullet"/>
+        <w:spacing w:line="240" w:lineRule="auto"/>
+        <w:ind w:left="720"/>
+      </w:pPr>
+      <w:r>
+        <w:rPr>
+          <w:lang w:val="zh_TW" w:bidi="zh_TW"/>
+        </w:rPr>
+      </w:r>
+      <w:r>
+        <w:rPr>
+          <w:lang w:val="zh_TW" w:bidi="zh_TW"/>
+        </w:rPr>
+        <w:t>當耶穌赦免罪人時（</w:t>
+      </w:r>
+      <w:hyperlink r:id="rId75">
+        <w:r>
+          <w:rPr>
+            <w:lang w:val="zh_TW" w:bidi="zh_TW"/>
+          </w:rPr>
+          <w:rPr>
+            <w:color w:val="0000EE"/>
+            <w:u w:val="single"/>
+          </w:rPr>
+          <w:t>太9:1–3</w:t>
+        </w:r>
+      </w:hyperlink>
+      <w:r>
+        <w:rPr>
+          <w:lang w:val="zh_TW" w:bidi="zh_TW"/>
+        </w:rPr>
+        <w:t>；</w:t>
+      </w:r>
+      <w:hyperlink r:id="rId76">
+        <w:r>
+          <w:rPr>
+            <w:lang w:val="zh_TW" w:bidi="zh_TW"/>
+          </w:rPr>
+          <w:rPr>
+            <w:color w:val="0000EE"/>
+            <w:u w:val="single"/>
+          </w:rPr>
+          <w:t>路5:17–26</w:t>
+        </w:r>
+      </w:hyperlink>
+      <w:r>
+        <w:rPr>
+          <w:lang w:val="zh_TW" w:bidi="zh_TW"/>
+        </w:rPr>
+        <w:t>）</w:t>
+      </w:r>
+    </w:p>
+    <w:p>
+      <w:pPr>
+        <w:pStyle w:val="ListBullet"/>
+        <w:spacing w:line="240" w:lineRule="auto"/>
+        <w:ind w:left="720"/>
+      </w:pPr>
+      <w:r>
+        <w:rPr>
+          <w:lang w:val="zh_TW" w:bidi="zh_TW"/>
+        </w:rPr>
+      </w:r>
+      <w:r>
+        <w:rPr>
+          <w:lang w:val="zh_TW" w:bidi="zh_TW"/>
+        </w:rPr>
+        <w:t>當他們認為耶穌在安息日工作（</w:t>
+      </w:r>
+      <w:hyperlink r:id="rId77">
+        <w:r>
+          <w:rPr>
+            <w:lang w:val="zh_TW" w:bidi="zh_TW"/>
+          </w:rPr>
+          <w:rPr>
+            <w:color w:val="0000EE"/>
+            <w:u w:val="single"/>
+          </w:rPr>
+          <w:t>路6:1–2</w:t>
+        </w:r>
+      </w:hyperlink>
+      <w:r>
+        <w:rPr>
+          <w:lang w:val="zh_TW" w:bidi="zh_TW"/>
+        </w:rPr>
+        <w:t>）或醫治人時（</w:t>
+      </w:r>
+      <w:hyperlink r:id="rId78">
+        <w:r>
+          <w:rPr>
+            <w:lang w:val="zh_TW" w:bidi="zh_TW"/>
+          </w:rPr>
+          <w:rPr>
+            <w:color w:val="0000EE"/>
+            <w:u w:val="single"/>
+          </w:rPr>
+          <w:t>6–11</w:t>
+        </w:r>
+      </w:hyperlink>
+      <w:r>
+        <w:rPr>
+          <w:lang w:val="zh_TW" w:bidi="zh_TW"/>
+        </w:rPr>
+        <w:t>節），沒有適當遵守安息日</w:t>
+      </w:r>
+    </w:p>
+    <w:p>
+      <w:pPr>
+        <w:pStyle w:val="ListBullet"/>
+        <w:spacing w:line="240" w:lineRule="auto"/>
+        <w:ind w:left="720"/>
+      </w:pPr>
+      <w:r>
+        <w:rPr>
+          <w:lang w:val="zh_TW" w:bidi="zh_TW"/>
+        </w:rPr>
+      </w:r>
+      <w:r>
+        <w:rPr>
+          <w:lang w:val="zh_TW" w:bidi="zh_TW"/>
+        </w:rPr>
+        <w:t>當他們發現耶穌不遵守他們的儀式性洗手禮（</w:t>
+      </w:r>
+      <w:hyperlink r:id="rId79">
+        <w:r>
+          <w:rPr>
+            <w:lang w:val="zh_TW" w:bidi="zh_TW"/>
+          </w:rPr>
+          <w:rPr>
+            <w:color w:val="0000EE"/>
+            <w:u w:val="single"/>
+          </w:rPr>
+          <w:t>可7:2–5</w:t>
+        </w:r>
+      </w:hyperlink>
+      <w:r>
+        <w:rPr>
+          <w:lang w:val="zh_TW" w:bidi="zh_TW"/>
+        </w:rPr>
+        <w:t>）且忽視禁食的做法時（</w:t>
+      </w:r>
+      <w:hyperlink r:id="rId80">
+        <w:r>
+          <w:rPr>
+            <w:lang w:val="zh_TW" w:bidi="zh_TW"/>
+          </w:rPr>
+          <w:rPr>
+            <w:color w:val="0000EE"/>
+            <w:u w:val="single"/>
+          </w:rPr>
+          <w:t>路5:33–39</w:t>
+        </w:r>
+      </w:hyperlink>
+      <w:r>
+        <w:rPr>
+          <w:lang w:val="zh_TW" w:bidi="zh_TW"/>
+        </w:rPr>
+        <w:t>）</w:t>
+      </w:r>
+    </w:p>
+    <w:p>
+      <w:pPr/>
+      <w:r>
+        <w:rPr>
+          <w:lang w:val="zh_TW" w:bidi="zh_TW"/>
+        </w:rPr>
+      </w:r>
+      <w:r>
+        <w:rPr>
+          <w:lang w:val="zh_TW" w:bidi="zh_TW"/>
+        </w:rPr>
+        <w:t>不出意料，他們特別反對耶穌與猶太社會中的不潔淨者（禮儀上不潔）和被排斥者交往（</w:t>
+      </w:r>
+      <w:hyperlink r:id="rId81">
+        <w:r>
+          <w:rPr>
+            <w:lang w:val="zh_TW" w:bidi="zh_TW"/>
+          </w:rPr>
+          <w:rPr>
+            <w:color w:val="0000EE"/>
+            <w:u w:val="single"/>
+          </w:rPr>
+          <w:t>可2:16–17</w:t>
+        </w:r>
+      </w:hyperlink>
+      <w:r>
+        <w:rPr>
+          <w:lang w:val="zh_TW" w:bidi="zh_TW"/>
+        </w:rPr>
+        <w:t>；</w:t>
+      </w:r>
+      <w:hyperlink r:id="rId82">
+        <w:r>
+          <w:rPr>
+            <w:lang w:val="zh_TW" w:bidi="zh_TW"/>
+          </w:rPr>
+          <w:rPr>
+            <w:color w:val="0000EE"/>
+            <w:u w:val="single"/>
+          </w:rPr>
+          <w:t>路15:1–2</w:t>
+        </w:r>
+      </w:hyperlink>
+      <w:r>
+        <w:rPr>
+          <w:lang w:val="zh_TW" w:bidi="zh_TW"/>
+        </w:rPr>
+        <w:t>）。他們經常試圖用有關猶太律法的問題來陷害耶穌（</w:t>
+      </w:r>
+      <w:hyperlink r:id="rId59">
+        <w:r>
+          <w:rPr>
+            <w:lang w:val="zh_TW" w:bidi="zh_TW"/>
+          </w:rPr>
+          <w:rPr>
+            <w:color w:val="0000EE"/>
+            <w:u w:val="single"/>
+          </w:rPr>
+          <w:t>可7:5</w:t>
+        </w:r>
+      </w:hyperlink>
+      <w:r>
+        <w:rPr>
+          <w:lang w:val="zh_TW" w:bidi="zh_TW"/>
+        </w:rPr>
+        <w:t>，</w:t>
+      </w:r>
+      <w:hyperlink r:id="rId83">
+        <w:r>
+          <w:rPr>
+            <w:lang w:val="zh_TW" w:bidi="zh_TW"/>
+          </w:rPr>
+          <w:rPr>
+            <w:color w:val="0000EE"/>
+            <w:u w:val="single"/>
+          </w:rPr>
+          <w:t>12:28、35</w:t>
+        </w:r>
+      </w:hyperlink>
+      <w:r>
+        <w:rPr>
+          <w:lang w:val="zh_TW" w:bidi="zh_TW"/>
+        </w:rPr>
+        <w:t>；</w:t>
+      </w:r>
+      <w:hyperlink r:id="rId84">
+        <w:r>
+          <w:rPr>
+            <w:lang w:val="zh_TW" w:bidi="zh_TW"/>
+          </w:rPr>
+          <w:rPr>
+            <w:color w:val="0000EE"/>
+            <w:u w:val="single"/>
+          </w:rPr>
+          <w:t>路11:53</w:t>
+        </w:r>
+      </w:hyperlink>
+      <w:r>
+        <w:rPr>
+          <w:lang w:val="zh_TW" w:bidi="zh_TW"/>
+        </w:rPr>
+        <w:t>；</w:t>
+      </w:r>
+      <w:hyperlink r:id="rId85">
+        <w:r>
+          <w:rPr>
+            <w:lang w:val="zh_TW" w:bidi="zh_TW"/>
+          </w:rPr>
+          <w:rPr>
+            <w:color w:val="0000EE"/>
+            <w:u w:val="single"/>
+          </w:rPr>
+          <w:t>約8:3–4</w:t>
+        </w:r>
+      </w:hyperlink>
+      <w:r>
+        <w:rPr>
+          <w:lang w:val="zh_TW" w:bidi="zh_TW"/>
+        </w:rPr>
+        <w:t>）。他們要求耶穌明確表明自己的身份（</w:t>
+      </w:r>
+      <w:hyperlink r:id="rId57">
+        <w:r>
+          <w:rPr>
+            <w:lang w:val="zh_TW" w:bidi="zh_TW"/>
+          </w:rPr>
+          <w:rPr>
+            <w:color w:val="0000EE"/>
+            <w:u w:val="single"/>
+          </w:rPr>
+          <w:t>太12:38</w:t>
+        </w:r>
+      </w:hyperlink>
+      <w:r>
+        <w:rPr>
+          <w:lang w:val="zh_TW" w:bidi="zh_TW"/>
+        </w:rPr>
+        <w:t>），並揭示祂行神蹟的權柄來源（</w:t>
+      </w:r>
+      <w:hyperlink r:id="rId86">
+        <w:r>
+          <w:rPr>
+            <w:lang w:val="zh_TW" w:bidi="zh_TW"/>
+          </w:rPr>
+          <w:rPr>
+            <w:color w:val="0000EE"/>
+            <w:u w:val="single"/>
+          </w:rPr>
+          <w:t>可3:22</w:t>
+        </w:r>
+      </w:hyperlink>
+      <w:r>
+        <w:rPr>
+          <w:lang w:val="zh_TW" w:bidi="zh_TW"/>
+        </w:rPr>
+        <w:t>；</w:t>
+      </w:r>
+      <w:hyperlink r:id="rId87">
+        <w:r>
+          <w:rPr>
+            <w:lang w:val="zh_TW" w:bidi="zh_TW"/>
+          </w:rPr>
+          <w:rPr>
+            <w:color w:val="0000EE"/>
+            <w:u w:val="single"/>
+          </w:rPr>
+          <w:t>路20:1–4</w:t>
+        </w:r>
+      </w:hyperlink>
+      <w:r>
+        <w:rPr>
+          <w:lang w:val="zh_TW" w:bidi="zh_TW"/>
+        </w:rPr>
+        <w:t>）。儘管有少數文士接受耶穌（</w:t>
+      </w:r>
+      <w:hyperlink r:id="rId88">
+        <w:r>
+          <w:rPr>
+            <w:lang w:val="zh_TW" w:bidi="zh_TW"/>
+          </w:rPr>
+          <w:rPr>
+            <w:color w:val="0000EE"/>
+            <w:u w:val="single"/>
+          </w:rPr>
+          <w:t>太8:19</w:t>
+        </w:r>
+      </w:hyperlink>
+      <w:r>
+        <w:rPr>
+          <w:lang w:val="zh_TW" w:bidi="zh_TW"/>
+        </w:rPr>
+        <w:t>，</w:t>
+      </w:r>
+      <w:hyperlink r:id="rId89">
+        <w:r>
+          <w:rPr>
+            <w:lang w:val="zh_TW" w:bidi="zh_TW"/>
+          </w:rPr>
+          <w:rPr>
+            <w:color w:val="0000EE"/>
+            <w:u w:val="single"/>
+          </w:rPr>
+          <w:t>13:52</w:t>
+        </w:r>
+      </w:hyperlink>
+      <w:r>
+        <w:rPr>
+          <w:lang w:val="zh_TW" w:bidi="zh_TW"/>
+        </w:rPr>
+        <w:t>；</w:t>
+      </w:r>
+      <w:hyperlink r:id="rId90">
+        <w:r>
+          <w:rPr>
+            <w:lang w:val="zh_TW" w:bidi="zh_TW"/>
+          </w:rPr>
+          <w:rPr>
+            <w:color w:val="0000EE"/>
+            <w:u w:val="single"/>
+          </w:rPr>
+          <w:t>可12:32</w:t>
+        </w:r>
+      </w:hyperlink>
+      <w:r>
+        <w:rPr>
+          <w:lang w:val="zh_TW" w:bidi="zh_TW"/>
+        </w:rPr>
+        <w:t>；</w:t>
+      </w:r>
+      <w:hyperlink r:id="rId91">
+        <w:r>
+          <w:rPr>
+            <w:lang w:val="zh_TW" w:bidi="zh_TW"/>
+          </w:rPr>
+          <w:rPr>
+            <w:color w:val="0000EE"/>
+            <w:u w:val="single"/>
+          </w:rPr>
+          <w:t>約3:1–2</w:t>
+        </w:r>
+      </w:hyperlink>
+      <w:r>
+        <w:rPr>
+          <w:lang w:val="zh_TW" w:bidi="zh_TW"/>
+        </w:rPr>
+        <w:t>），但大多數文士對耶穌充滿敵意，這也是由於耶穌的聲望日漸高漲，威脅到他們的權威（</w:t>
+      </w:r>
+      <w:hyperlink r:id="rId92">
+        <w:r>
+          <w:rPr>
+            <w:lang w:val="zh_TW" w:bidi="zh_TW"/>
+          </w:rPr>
+          <w:rPr>
+            <w:color w:val="0000EE"/>
+            <w:u w:val="single"/>
+          </w:rPr>
+          <w:t>太7:29</w:t>
+        </w:r>
+      </w:hyperlink>
+      <w:r>
+        <w:rPr>
+          <w:lang w:val="zh_TW" w:bidi="zh_TW"/>
+        </w:rPr>
+        <w:t>），並危及城鎮的安全（</w:t>
+      </w:r>
+      <w:hyperlink r:id="rId93">
+        <w:r>
+          <w:rPr>
+            <w:lang w:val="zh_TW" w:bidi="zh_TW"/>
+          </w:rPr>
+          <w:rPr>
+            <w:color w:val="0000EE"/>
+            <w:u w:val="single"/>
+          </w:rPr>
+          <w:t>太21:15</w:t>
+        </w:r>
+      </w:hyperlink>
+      <w:r>
+        <w:rPr>
+          <w:lang w:val="zh_TW" w:bidi="zh_TW"/>
+        </w:rPr>
+        <w:t>；</w:t>
+      </w:r>
+      <w:hyperlink r:id="rId94">
+        <w:r>
+          <w:rPr>
+            <w:lang w:val="zh_TW" w:bidi="zh_TW"/>
+          </w:rPr>
+          <w:rPr>
+            <w:color w:val="0000EE"/>
+            <w:u w:val="single"/>
+          </w:rPr>
+          <w:t>可11:18</w:t>
+        </w:r>
+      </w:hyperlink>
+      <w:r>
+        <w:rPr>
+          <w:lang w:val="zh_TW" w:bidi="zh_TW"/>
+        </w:rPr>
+        <w:t>）。</w:t>
+      </w:r>
+    </w:p>
+    <w:p>
+      <w:pPr/>
+      <w:r>
+        <w:rPr>
+          <w:lang w:val="zh_TW" w:bidi="zh_TW"/>
+        </w:rPr>
+      </w:r>
+      <w:r>
+        <w:rPr>
+          <w:lang w:val="zh_TW" w:bidi="zh_TW"/>
+        </w:rPr>
+        <w:t>他們反對耶穌的另一個重要原因是耶穌揭露了他們的假冒為善與腐敗。耶穌公開指責他們追求公眾的認可（</w:t>
+      </w:r>
+      <w:hyperlink r:id="rId95">
+        <w:r>
+          <w:rPr>
+            <w:lang w:val="zh_TW" w:bidi="zh_TW"/>
+          </w:rPr>
+          <w:rPr>
+            <w:color w:val="0000EE"/>
+            <w:u w:val="single"/>
+          </w:rPr>
+          <w:t>太23:5–7</w:t>
+        </w:r>
+      </w:hyperlink>
+      <w:r>
+        <w:rPr>
+          <w:lang w:val="zh_TW" w:bidi="zh_TW"/>
+        </w:rPr>
+        <w:t>；</w:t>
+      </w:r>
+      <w:hyperlink r:id="rId96">
+        <w:r>
+          <w:rPr>
+            <w:lang w:val="zh_TW" w:bidi="zh_TW"/>
+          </w:rPr>
+          <w:rPr>
+            <w:color w:val="0000EE"/>
+            <w:u w:val="single"/>
+          </w:rPr>
+          <w:t>可12:38–39</w:t>
+        </w:r>
+      </w:hyperlink>
+      <w:r>
+        <w:rPr>
+          <w:lang w:val="zh_TW" w:bidi="zh_TW"/>
+        </w:rPr>
+        <w:t>；</w:t>
+      </w:r>
+      <w:hyperlink r:id="rId97">
+        <w:r>
+          <w:rPr>
+            <w:lang w:val="zh_TW" w:bidi="zh_TW"/>
+          </w:rPr>
+          <w:rPr>
+            <w:color w:val="0000EE"/>
+            <w:u w:val="single"/>
+          </w:rPr>
+          <w:t>路11:43</w:t>
+        </w:r>
+      </w:hyperlink>
+      <w:r>
+        <w:rPr>
+          <w:lang w:val="zh_TW" w:bidi="zh_TW"/>
+        </w:rPr>
+        <w:t>）。他們外表看似正確和聖潔，內心卻充滿腐敗（</w:t>
+      </w:r>
+      <w:hyperlink r:id="rId98">
+        <w:r>
+          <w:rPr>
+            <w:lang w:val="zh_TW" w:bidi="zh_TW"/>
+          </w:rPr>
+          <w:rPr>
+            <w:color w:val="0000EE"/>
+            <w:u w:val="single"/>
+          </w:rPr>
+          <w:t>太23:25–28</w:t>
+        </w:r>
+      </w:hyperlink>
+      <w:r>
+        <w:rPr>
+          <w:lang w:val="zh_TW" w:bidi="zh_TW"/>
+        </w:rPr>
+        <w:t>；</w:t>
+      </w:r>
+      <w:hyperlink r:id="rId99">
+        <w:r>
+          <w:rPr>
+            <w:lang w:val="zh_TW" w:bidi="zh_TW"/>
+          </w:rPr>
+          <w:rPr>
+            <w:color w:val="0000EE"/>
+            <w:u w:val="single"/>
+          </w:rPr>
+          <w:t>路11:39–41</w:t>
+        </w:r>
+      </w:hyperlink>
+      <w:r>
+        <w:rPr>
+          <w:lang w:val="zh_TW" w:bidi="zh_TW"/>
+        </w:rPr>
+        <w:t>）。換句話說，他們看似遵守所有的規則，但卻缺乏真誠。</w:t>
+      </w:r>
+    </w:p>
+    <w:p>
+      <w:pPr/>
+      <w:r>
+        <w:rPr>
+          <w:lang w:val="zh_TW" w:bidi="zh_TW"/>
+        </w:rPr>
+      </w:r>
+      <w:r>
+        <w:rPr>
+          <w:lang w:val="zh_TW" w:bidi="zh_TW"/>
+        </w:rPr>
+        <w:t>耶穌也攻擊文士所教導的口傳猶太律法的原則，稱這律法是「重擔」，連文士自己都不遵守（</w:t>
+      </w:r>
+      <w:hyperlink r:id="rId100">
+        <w:r>
+          <w:rPr>
+            <w:lang w:val="zh_TW" w:bidi="zh_TW"/>
+          </w:rPr>
+          <w:rPr>
+            <w:color w:val="0000EE"/>
+            <w:u w:val="single"/>
+          </w:rPr>
+          <w:t>太23:2–4、13–22</w:t>
+        </w:r>
+      </w:hyperlink>
+      <w:r>
+        <w:rPr>
+          <w:lang w:val="zh_TW" w:bidi="zh_TW"/>
+        </w:rPr>
+        <w:t>；</w:t>
+      </w:r>
+      <w:hyperlink r:id="rId101">
+        <w:r>
+          <w:rPr>
+            <w:lang w:val="zh_TW" w:bidi="zh_TW"/>
+          </w:rPr>
+          <w:rPr>
+            <w:color w:val="0000EE"/>
+            <w:u w:val="single"/>
+          </w:rPr>
+          <w:t>路11:46</w:t>
+        </w:r>
+      </w:hyperlink>
+      <w:r>
+        <w:rPr>
+          <w:lang w:val="zh_TW" w:bidi="zh_TW"/>
+        </w:rPr>
+        <w:t>）。他們強調律法的細節，卻忽視了更重要的公義、憐憫和信實（</w:t>
+      </w:r>
+      <w:hyperlink r:id="rId102">
+        <w:r>
+          <w:rPr>
+            <w:lang w:val="zh_TW" w:bidi="zh_TW"/>
+          </w:rPr>
+          <w:rPr>
+            <w:color w:val="0000EE"/>
+            <w:u w:val="single"/>
+          </w:rPr>
+          <w:t>太23:23–24</w:t>
+        </w:r>
+      </w:hyperlink>
+      <w:r>
+        <w:rPr>
+          <w:lang w:val="zh_TW" w:bidi="zh_TW"/>
+        </w:rPr>
+        <w:t>；</w:t>
+      </w:r>
+      <w:hyperlink r:id="rId103">
+        <w:r>
+          <w:rPr>
+            <w:lang w:val="zh_TW" w:bidi="zh_TW"/>
+          </w:rPr>
+          <w:rPr>
+            <w:color w:val="0000EE"/>
+            <w:u w:val="single"/>
+          </w:rPr>
+          <w:t>可12:40</w:t>
+        </w:r>
+      </w:hyperlink>
+      <w:r>
+        <w:rPr>
+          <w:lang w:val="zh_TW" w:bidi="zh_TW"/>
+        </w:rPr>
+        <w:t>；</w:t>
+      </w:r>
+      <w:hyperlink r:id="rId104">
+        <w:r>
+          <w:rPr>
+            <w:lang w:val="zh_TW" w:bidi="zh_TW"/>
+          </w:rPr>
+          <w:rPr>
+            <w:color w:val="0000EE"/>
+            <w:u w:val="single"/>
+          </w:rPr>
+          <w:t>路11:42</w:t>
+        </w:r>
+      </w:hyperlink>
+      <w:r>
+        <w:rPr>
+          <w:lang w:val="zh_TW" w:bidi="zh_TW"/>
+        </w:rPr>
+        <w:t>）。他們自視為舊約先知的後裔，但耶穌告訴他們，如果他們活在先知的時代，他們也會殺害那些先知（</w:t>
+      </w:r>
+      <w:hyperlink r:id="rId105">
+        <w:r>
+          <w:rPr>
+            <w:lang w:val="zh_TW" w:bidi="zh_TW"/>
+          </w:rPr>
+          <w:rPr>
+            <w:color w:val="0000EE"/>
+            <w:u w:val="single"/>
+          </w:rPr>
+          <w:t>太23:29–36</w:t>
+        </w:r>
+      </w:hyperlink>
+      <w:r>
+        <w:rPr>
+          <w:lang w:val="zh_TW" w:bidi="zh_TW"/>
+        </w:rPr>
+        <w:t>；</w:t>
+      </w:r>
+      <w:hyperlink r:id="rId106">
+        <w:r>
+          <w:rPr>
+            <w:lang w:val="zh_TW" w:bidi="zh_TW"/>
+          </w:rPr>
+          <w:rPr>
+            <w:color w:val="0000EE"/>
+            <w:u w:val="single"/>
+          </w:rPr>
+          <w:t>路20:9–19</w:t>
+        </w:r>
+      </w:hyperlink>
+      <w:r>
+        <w:rPr>
+          <w:lang w:val="zh_TW" w:bidi="zh_TW"/>
+        </w:rPr>
+        <w:t>）。</w:t>
+      </w:r>
+    </w:p>
+    <w:p>
+      <w:pPr/>
+      <w:r>
+        <w:rPr>
+          <w:lang w:val="zh_TW" w:bidi="zh_TW"/>
+        </w:rPr>
+      </w:r>
+      <w:r>
+        <w:rPr>
+          <w:lang w:val="zh_TW" w:bidi="zh_TW"/>
+        </w:rPr>
+        <w:t>因此，文士急於逮捕耶穌並不令人驚訝（</w:t>
+      </w:r>
+      <w:hyperlink r:id="rId107">
+        <w:r>
+          <w:rPr>
+            <w:lang w:val="zh_TW" w:bidi="zh_TW"/>
+          </w:rPr>
+          <w:rPr>
+            <w:color w:val="0000EE"/>
+            <w:u w:val="single"/>
+          </w:rPr>
+          <w:t>可14:1</w:t>
+        </w:r>
+      </w:hyperlink>
+      <w:r>
+        <w:rPr>
+          <w:lang w:val="zh_TW" w:bidi="zh_TW"/>
+        </w:rPr>
+        <w:t>；</w:t>
+      </w:r>
+      <w:hyperlink r:id="rId84">
+        <w:r>
+          <w:rPr>
+            <w:lang w:val="zh_TW" w:bidi="zh_TW"/>
+          </w:rPr>
+          <w:rPr>
+            <w:color w:val="0000EE"/>
+            <w:u w:val="single"/>
+          </w:rPr>
+          <w:t>路11:53</w:t>
+        </w:r>
+      </w:hyperlink>
+      <w:r>
+        <w:rPr>
+          <w:lang w:val="zh_TW" w:bidi="zh_TW"/>
+        </w:rPr>
+        <w:t>）。耶穌對猶太律法的解釋，威脅到了他們在社會中的地位和權柄。文士與他們的對手（猶太祭司）聯手策劃逮捕耶穌（</w:t>
+      </w:r>
+      <w:hyperlink r:id="rId108">
+        <w:r>
+          <w:rPr>
+            <w:lang w:val="zh_TW" w:bidi="zh_TW"/>
+          </w:rPr>
+          <w:rPr>
+            <w:color w:val="0000EE"/>
+            <w:u w:val="single"/>
+          </w:rPr>
+          <w:t>可14:43</w:t>
+        </w:r>
+      </w:hyperlink>
+      <w:r>
+        <w:rPr>
+          <w:lang w:val="zh_TW" w:bidi="zh_TW"/>
+        </w:rPr>
+        <w:t>）。當耶穌在他們和公會其他成員面前受審時，他們參與構建了一個足以判耶穌死刑的罪名（</w:t>
+      </w:r>
+      <w:hyperlink r:id="rId109">
+        <w:r>
+          <w:rPr>
+            <w:lang w:val="zh_TW" w:bidi="zh_TW"/>
+          </w:rPr>
+          <w:rPr>
+            <w:color w:val="0000EE"/>
+            <w:u w:val="single"/>
+          </w:rPr>
+          <w:t>太26:57–66</w:t>
+        </w:r>
+      </w:hyperlink>
+      <w:r>
+        <w:rPr>
+          <w:lang w:val="zh_TW" w:bidi="zh_TW"/>
+        </w:rPr>
+        <w:t>）。當耶穌被帶到希律面前時，他們與其他人一起極力指控耶穌（</w:t>
+      </w:r>
+      <w:hyperlink r:id="rId110">
+        <w:r>
+          <w:rPr>
+            <w:lang w:val="zh_TW" w:bidi="zh_TW"/>
+          </w:rPr>
+          <w:rPr>
+            <w:color w:val="0000EE"/>
+            <w:u w:val="single"/>
+          </w:rPr>
+          <w:t>路23:10</w:t>
+        </w:r>
+      </w:hyperlink>
+      <w:r>
+        <w:rPr>
+          <w:lang w:val="zh_TW" w:bidi="zh_TW"/>
+        </w:rPr>
+        <w:t>）。最終，他們與公會的其他成員一起戲弄在十字架上的耶穌（</w:t>
+      </w:r>
+      <w:hyperlink r:id="rId111">
+        <w:r>
+          <w:rPr>
+            <w:lang w:val="zh_TW" w:bidi="zh_TW"/>
+          </w:rPr>
+          <w:rPr>
+            <w:color w:val="0000EE"/>
+            <w:u w:val="single"/>
+          </w:rPr>
+          <w:t>太27:41–43</w:t>
+        </w:r>
+      </w:hyperlink>
+      <w:r>
+        <w:rPr>
+          <w:lang w:val="zh_TW" w:bidi="zh_TW"/>
+        </w:rPr>
+        <w:t>）。在公元70年耶路撒冷被毀之前，文士繼續與公會合作，反對早期的基督教會。他們還促使司提反的殉道（</w:t>
+      </w:r>
+      <w:hyperlink r:id="rId112">
+        <w:r>
+          <w:rPr>
+            <w:lang w:val="zh_TW" w:bidi="zh_TW"/>
+          </w:rPr>
+          <w:rPr>
+            <w:color w:val="0000EE"/>
+            <w:u w:val="single"/>
+          </w:rPr>
+          <w:t>徒6:12–14</w:t>
+        </w:r>
+      </w:hyperlink>
+      <w:r>
+        <w:rPr>
+          <w:lang w:val="zh_TW" w:bidi="zh_TW"/>
+        </w:rPr>
+        <w:t>）。</w:t>
+      </w:r>
+    </w:p>
+    <w:p>
+      <w:pPr/>
+      <w:r>
+        <w:rPr>
+          <w:lang w:val="zh_TW" w:bidi="zh_TW"/>
+        </w:rPr>
+      </w:r>
+      <w:r>
+        <w:rPr>
+          <w:i/>
+          <w:lang w:val="zh_TW" w:bidi="zh_TW"/>
+        </w:rPr>
+        <w:t>另見</w:t>
+      </w:r>
+      <w:r>
+        <w:rPr>
+          <w:lang w:val="zh_TW" w:bidi="zh_TW"/>
+        </w:rPr>
+        <w:t xml:space="preserve"> </w:t>
+      </w:r>
+      <w:r>
+        <w:rPr>
+          <w:lang w:val="zh_TW" w:bidi="zh_TW"/>
+        </w:rPr>
+        <w:t>猶太教；</w:t>
+      </w:r>
+      <w:r>
+        <w:rPr>
+          <w:lang w:val="zh_TW" w:bidi="zh_TW"/>
+        </w:rPr>
+        <w:t>法利賽人</w:t>
+      </w:r>
+      <w:r>
+        <w:rPr>
+          <w:lang w:val="zh_TW" w:bidi="zh_TW"/>
+        </w:rPr>
+        <w:t>；</w:t>
+      </w:r>
+      <w:r>
+        <w:rPr>
+          <w:lang w:val="zh_TW" w:bidi="zh_TW"/>
+        </w:rPr>
+        <w:t>抄寫員</w:t>
+      </w:r>
+      <w:r>
+        <w:rPr>
+          <w:lang w:val="zh_TW" w:bidi="zh_TW"/>
+        </w:rPr>
+        <w:t>。</w:t>
       </w:r>
       <w:r>
         <w:rPr>

--- a/zht/docx/169.content.docx
+++ b/zht/docx/169.content.docx
@@ -149,7 +149,7 @@
         <w:rPr>
           <w:lang w:val="zh_TW" w:bidi="zh_TW"/>
         </w:rPr>
-        <w:t>wen</w:t>
+        <w:t>tu</w:t>
       </w:r>
       <w:r>
         <w:rPr>
@@ -212,7 +212,7 @@
         <w:rPr>
           <w:lang w:val="zh_TW" w:bidi="zh_TW"/>
         </w:rPr>
-        <w:t>溫柔</w:t>
+        <w:t>土八‧該隱</w:t>
       </w:r>
       <w:r>
         <w:rPr>
@@ -231,7 +231,7 @@
         <w:rPr>
           <w:lang w:val="zh_TW" w:bidi="zh_TW"/>
         </w:rPr>
-        <w:t>舊約聖經將溫柔描述為謙卑或屈身的態度（</w:t>
+        <w:t>拉麥和他的妻子洗拉的兒子（</w:t>
       </w:r>
       <w:hyperlink r:id="rId13">
         <w:r>
@@ -242,14 +242,14 @@
             <w:color w:val="0000EE"/>
             <w:u w:val="single"/>
           </w:rPr>
-          <w:t>撒下22:36</w:t>
+          <w:t>創4:22</w:t>
         </w:r>
       </w:hyperlink>
       <w:r>
         <w:rPr>
           <w:lang w:val="zh_TW" w:bidi="zh_TW"/>
         </w:rPr>
-        <w:t>；參</w:t>
+        <w:t>）。他是「打造各樣銅鐵利器的」。雖然文本並未聲稱他是第一位或所有鐵匠的「祖師」，但許多學者認為，文本原先與第</w:t>
       </w:r>
       <w:hyperlink r:id="rId14">
         <w:r>
@@ -260,14 +260,14 @@
             <w:color w:val="0000EE"/>
             <w:u w:val="single"/>
           </w:rPr>
-          <w:t>詩18:35</w:t>
+          <w:t>20</w:t>
         </w:r>
       </w:hyperlink>
       <w:r>
         <w:rPr>
           <w:lang w:val="zh_TW" w:bidi="zh_TW"/>
         </w:rPr>
-        <w:t>）。「溫柔」或「溫柔地」可以指禮貌和不做作（</w:t>
+        <w:t>和</w:t>
       </w:r>
       <w:hyperlink r:id="rId15">
         <w:r>
@@ -278,86 +278,24 @@
             <w:color w:val="0000EE"/>
             <w:u w:val="single"/>
           </w:rPr>
-          <w:t>箴15:4</w:t>
+          <w:t>21</w:t>
         </w:r>
       </w:hyperlink>
       <w:r>
         <w:rPr>
           <w:lang w:val="zh_TW" w:bidi="zh_TW"/>
         </w:rPr>
-        <w:t>），安靜而柔和（</w:t>
-      </w:r>
-      <w:hyperlink r:id="rId16">
-        <w:r>
-          <w:rPr>
-            <w:lang w:val="zh_TW" w:bidi="zh_TW"/>
-          </w:rPr>
-          <w:rPr>
-            <w:color w:val="0000EE"/>
-            <w:u w:val="single"/>
-          </w:rPr>
-          <w:t>申32:2</w:t>
-        </w:r>
-      </w:hyperlink>
-      <w:r>
-        <w:rPr>
-          <w:lang w:val="zh_TW" w:bidi="zh_TW"/>
-        </w:rPr>
-        <w:t>；</w:t>
-      </w:r>
-      <w:hyperlink r:id="rId17">
-        <w:r>
-          <w:rPr>
-            <w:lang w:val="zh_TW" w:bidi="zh_TW"/>
-          </w:rPr>
-          <w:rPr>
-            <w:color w:val="0000EE"/>
-            <w:u w:val="single"/>
-          </w:rPr>
-          <w:t>賽8:6</w:t>
-        </w:r>
-      </w:hyperlink>
-      <w:r>
-        <w:rPr>
-          <w:lang w:val="zh_TW" w:bidi="zh_TW"/>
-        </w:rPr>
-        <w:t>），或柔軟且寬容（</w:t>
-      </w:r>
-      <w:hyperlink r:id="rId18">
-        <w:r>
-          <w:rPr>
-            <w:lang w:val="zh_TW" w:bidi="zh_TW"/>
-          </w:rPr>
-          <w:rPr>
-            <w:color w:val="0000EE"/>
-            <w:u w:val="single"/>
-          </w:rPr>
-          <w:t>撒下18:5</w:t>
-        </w:r>
-      </w:hyperlink>
-      <w:r>
-        <w:rPr>
-          <w:lang w:val="zh_TW" w:bidi="zh_TW"/>
-        </w:rPr>
-        <w:t>；</w:t>
-      </w:r>
-      <w:hyperlink r:id="rId19">
-        <w:r>
-          <w:rPr>
-            <w:lang w:val="zh_TW" w:bidi="zh_TW"/>
-          </w:rPr>
-          <w:rPr>
-            <w:color w:val="0000EE"/>
-            <w:u w:val="single"/>
-          </w:rPr>
-          <w:t>伯15:11</w:t>
-        </w:r>
-      </w:hyperlink>
-      <w:r>
-        <w:rPr>
-          <w:lang w:val="zh_TW" w:bidi="zh_TW"/>
-        </w:rPr>
-        <w:t>）。</w:t>
+        <w:t>節呈平行，以暗示他是第一位。</w:t>
+      </w:r>
+      <w:r>
+        <w:rPr>
+          <w:lang w:val="zh_TW" w:bidi="zh_TW"/>
+        </w:rPr>
+      </w:r>
+      <w:r>
+        <w:rPr>
+          <w:lang w:val="zh_TW" w:bidi="zh_TW"/>
+        </w:rPr>
       </w:r>
     </w:p>
     <w:p>
@@ -367,285 +305,21 @@
           <w:lang w:val="zh_TW" w:bidi="zh_TW"/>
         </w:rPr>
       </w:r>
-      <w:r>
-        <w:rPr>
-          <w:lang w:val="zh_TW" w:bidi="zh_TW"/>
-        </w:rPr>
-        <w:t>在新約聖經中，有幾個詞被翻譯為「溫柔」、「溫和」或「溫柔地」。其不同的意思包括：</w:t>
-      </w:r>
     </w:p>
     <w:p>
       <w:pPr>
-        <w:pStyle w:val="ListNumber"/>
-        <w:numPr>
-          <w:ilvl w:val="0"/>
-          <w:numId w:val="14"/>
-        </w:numPr>
-        <w:spacing w:line="240" w:lineRule="auto"/>
-        <w:ind w:left="720"/>
-      </w:pPr>
-      <w:r>
-        <w:rPr>
-          <w:lang w:val="zh_TW" w:bidi="zh_TW"/>
-        </w:rPr>
-      </w:r>
-      <w:r>
-        <w:rPr>
-          <w:lang w:val="zh_TW" w:bidi="zh_TW"/>
-        </w:rPr>
-        <w:t>柔和、柔順、忍耐（</w:t>
-      </w:r>
-      <w:hyperlink r:id="rId20">
-        <w:r>
-          <w:rPr>
-            <w:lang w:val="zh_TW" w:bidi="zh_TW"/>
-          </w:rPr>
-          <w:rPr>
-            <w:color w:val="0000EE"/>
-            <w:u w:val="single"/>
-          </w:rPr>
-          <w:t>太11:29</w:t>
-        </w:r>
-      </w:hyperlink>
-      <w:r>
-        <w:rPr>
-          <w:lang w:val="zh_TW" w:bidi="zh_TW"/>
-        </w:rPr>
-        <w:t>；</w:t>
-      </w:r>
-      <w:hyperlink r:id="rId21">
-        <w:r>
-          <w:rPr>
-            <w:lang w:val="zh_TW" w:bidi="zh_TW"/>
-          </w:rPr>
-          <w:rPr>
-            <w:color w:val="0000EE"/>
-            <w:u w:val="single"/>
-          </w:rPr>
-          <w:t>林前4:21</w:t>
-        </w:r>
-      </w:hyperlink>
-      <w:r>
-        <w:rPr>
-          <w:lang w:val="zh_TW" w:bidi="zh_TW"/>
-        </w:rPr>
-        <w:t>；</w:t>
-      </w:r>
-      <w:hyperlink r:id="rId22">
-        <w:r>
-          <w:rPr>
-            <w:lang w:val="zh_TW" w:bidi="zh_TW"/>
-          </w:rPr>
-          <w:rPr>
-            <w:color w:val="0000EE"/>
-            <w:u w:val="single"/>
-          </w:rPr>
-          <w:t>林後10:1</w:t>
-        </w:r>
-      </w:hyperlink>
-      <w:r>
-        <w:rPr>
-          <w:lang w:val="zh_TW" w:bidi="zh_TW"/>
-        </w:rPr>
-        <w:t>；</w:t>
-      </w:r>
-      <w:hyperlink r:id="rId23">
-        <w:r>
-          <w:rPr>
-            <w:lang w:val="zh_TW" w:bidi="zh_TW"/>
-          </w:rPr>
-          <w:rPr>
-            <w:color w:val="0000EE"/>
-            <w:u w:val="single"/>
-          </w:rPr>
-          <w:t>加5:23</w:t>
-        </w:r>
-      </w:hyperlink>
-      <w:r>
-        <w:rPr>
-          <w:lang w:val="zh_TW" w:bidi="zh_TW"/>
-        </w:rPr>
-        <w:t>；</w:t>
-      </w:r>
-      <w:hyperlink r:id="rId24">
-        <w:r>
-          <w:rPr>
-            <w:lang w:val="zh_TW" w:bidi="zh_TW"/>
-          </w:rPr>
-          <w:rPr>
-            <w:color w:val="0000EE"/>
-            <w:u w:val="single"/>
-          </w:rPr>
-          <w:t>提前6:11</w:t>
-        </w:r>
-      </w:hyperlink>
-      <w:r>
-        <w:rPr>
-          <w:lang w:val="zh_TW" w:bidi="zh_TW"/>
-        </w:rPr>
-        <w:t>；</w:t>
-      </w:r>
-      <w:hyperlink r:id="rId25">
-        <w:r>
-          <w:rPr>
-            <w:lang w:val="zh_TW" w:bidi="zh_TW"/>
-          </w:rPr>
-          <w:rPr>
-            <w:color w:val="0000EE"/>
-            <w:u w:val="single"/>
-          </w:rPr>
-          <w:t>彼前3:4、15</w:t>
-        </w:r>
-      </w:hyperlink>
-      <w:r>
-        <w:rPr>
-          <w:lang w:val="zh_TW" w:bidi="zh_TW"/>
-        </w:rPr>
-        <w:t>），或禮貌和謙遜的態度（</w:t>
-      </w:r>
-      <w:hyperlink r:id="rId26">
-        <w:r>
-          <w:rPr>
-            <w:lang w:val="zh_TW" w:bidi="zh_TW"/>
-          </w:rPr>
-          <w:rPr>
-            <w:color w:val="0000EE"/>
-            <w:u w:val="single"/>
-          </w:rPr>
-          <w:t>提後2:25</w:t>
-        </w:r>
-      </w:hyperlink>
-      <w:r>
-        <w:rPr>
-          <w:lang w:val="zh_TW" w:bidi="zh_TW"/>
-        </w:rPr>
-        <w:t>）；</w:t>
-      </w:r>
-    </w:p>
-    <w:p>
-      <w:pPr>
-        <w:pStyle w:val="ListNumber"/>
-        <w:spacing w:line="240" w:lineRule="auto"/>
-        <w:ind w:left="720"/>
-      </w:pPr>
-      <w:r>
-        <w:rPr>
-          <w:lang w:val="zh_TW" w:bidi="zh_TW"/>
-        </w:rPr>
-      </w:r>
-      <w:r>
-        <w:rPr>
-          <w:lang w:val="zh_TW" w:bidi="zh_TW"/>
-        </w:rPr>
-        <w:t>對他人表達的善意（</w:t>
-      </w:r>
-      <w:hyperlink r:id="rId27">
-        <w:r>
-          <w:rPr>
-            <w:lang w:val="zh_TW" w:bidi="zh_TW"/>
-          </w:rPr>
-          <w:rPr>
-            <w:color w:val="0000EE"/>
-            <w:u w:val="single"/>
-          </w:rPr>
-          <w:t>帖前2:7</w:t>
-        </w:r>
-      </w:hyperlink>
-      <w:r>
-        <w:rPr>
-          <w:lang w:val="zh_TW" w:bidi="zh_TW"/>
-        </w:rPr>
-        <w:t>；</w:t>
-      </w:r>
-      <w:hyperlink r:id="rId28">
-        <w:r>
-          <w:rPr>
-            <w:lang w:val="zh_TW" w:bidi="zh_TW"/>
-          </w:rPr>
-          <w:rPr>
-            <w:color w:val="0000EE"/>
-            <w:u w:val="single"/>
-          </w:rPr>
-          <w:t>提後2:24</w:t>
-        </w:r>
-      </w:hyperlink>
-      <w:r>
-        <w:rPr>
-          <w:lang w:val="zh_TW" w:bidi="zh_TW"/>
-        </w:rPr>
-        <w:t>）；</w:t>
-      </w:r>
-    </w:p>
-    <w:p>
-      <w:pPr>
-        <w:pStyle w:val="ListNumber"/>
-        <w:spacing w:line="240" w:lineRule="auto"/>
-        <w:ind w:left="720"/>
-      </w:pPr>
-      <w:r>
-        <w:rPr>
-          <w:lang w:val="zh_TW" w:bidi="zh_TW"/>
-        </w:rPr>
-      </w:r>
-      <w:r>
-        <w:rPr>
-          <w:lang w:val="zh_TW" w:bidi="zh_TW"/>
-        </w:rPr>
-        <w:t>在各種情況下適當、公平或合適的行為（</w:t>
-      </w:r>
-      <w:hyperlink r:id="rId29">
-        <w:r>
-          <w:rPr>
-            <w:lang w:val="zh_TW" w:bidi="zh_TW"/>
-          </w:rPr>
-          <w:rPr>
-            <w:color w:val="0000EE"/>
-            <w:u w:val="single"/>
-          </w:rPr>
-          <w:t>提前3:3</w:t>
-        </w:r>
-      </w:hyperlink>
-      <w:r>
-        <w:rPr>
-          <w:lang w:val="zh_TW" w:bidi="zh_TW"/>
-        </w:rPr>
-        <w:t>；</w:t>
-      </w:r>
-      <w:hyperlink r:id="rId30">
-        <w:r>
-          <w:rPr>
-            <w:lang w:val="zh_TW" w:bidi="zh_TW"/>
-          </w:rPr>
-          <w:rPr>
-            <w:color w:val="0000EE"/>
-            <w:u w:val="single"/>
-          </w:rPr>
-          <w:t>多3:2</w:t>
-        </w:r>
-      </w:hyperlink>
-      <w:r>
-        <w:rPr>
-          <w:lang w:val="zh_TW" w:bidi="zh_TW"/>
-        </w:rPr>
-        <w:t>；</w:t>
-      </w:r>
-      <w:hyperlink r:id="rId31">
-        <w:r>
-          <w:rPr>
-            <w:lang w:val="zh_TW" w:bidi="zh_TW"/>
-          </w:rPr>
-          <w:rPr>
-            <w:color w:val="0000EE"/>
-            <w:u w:val="single"/>
-          </w:rPr>
-          <w:t>彼前2:18</w:t>
-        </w:r>
-      </w:hyperlink>
-      <w:r>
-        <w:rPr>
-          <w:lang w:val="zh_TW" w:bidi="zh_TW"/>
-        </w:rPr>
-        <w:t>）。</w:t>
+        <w:pStyle w:val="Heading2"/>
+      </w:pPr>
+      <w:r>
+        <w:rPr>
+          <w:lang w:val="zh_TW" w:bidi="zh_TW"/>
+        </w:rPr>
+        <w:t>土巴</w:t>
+      </w:r>
+      <w:r>
+        <w:rPr>
+          <w:lang w:val="zh_TW" w:bidi="zh_TW"/>
+        </w:rPr>
       </w:r>
     </w:p>
     <w:p>
@@ -659,9 +333,9 @@
         <w:rPr>
           <w:lang w:val="zh_TW" w:bidi="zh_TW"/>
         </w:rPr>
-        <w:t>教會領袖和其他信徒被教導要溫柔地對待犯錯的人（</w:t>
-      </w:r>
-      <w:hyperlink r:id="rId32">
+        <w:t>在列國表（table of nations）中，雅弗的第五個兒子 （</w:t>
+      </w:r>
+      <w:hyperlink r:id="rId16">
         <w:r>
           <w:rPr>
             <w:lang w:val="zh_TW" w:bidi="zh_TW"/>
@@ -670,16 +344,16 @@
             <w:color w:val="0000EE"/>
             <w:u w:val="single"/>
           </w:rPr>
-          <w:t>加6:1</w:t>
+          <w:t>創10:2</w:t>
         </w:r>
       </w:hyperlink>
       <w:r>
         <w:rPr>
           <w:lang w:val="zh_TW" w:bidi="zh_TW"/>
         </w:rPr>
-        <w:t>），反對信仰的人（</w:t>
-      </w:r>
-      <w:hyperlink r:id="rId26">
+        <w:t>；</w:t>
+      </w:r>
+      <w:hyperlink r:id="rId17">
         <w:r>
           <w:rPr>
             <w:lang w:val="zh_TW" w:bidi="zh_TW"/>
@@ -688,16 +362,16 @@
             <w:color w:val="0000EE"/>
             <w:u w:val="single"/>
           </w:rPr>
-          <w:t>提後2:25</w:t>
+          <w:t>代上1:5</w:t>
         </w:r>
       </w:hyperlink>
       <w:r>
         <w:rPr>
           <w:lang w:val="zh_TW" w:bidi="zh_TW"/>
         </w:rPr>
-        <w:t>），或無知和被誤導的人（</w:t>
-      </w:r>
-      <w:hyperlink r:id="rId33">
+        <w:t>）。土巴後來在以賽亞和以西結的先知預言中具有重要意義，被列為因威脅神子民而將受審判的國家之一（</w:t>
+      </w:r>
+      <w:hyperlink r:id="rId18">
         <w:r>
           <w:rPr>
             <w:lang w:val="zh_TW" w:bidi="zh_TW"/>
@@ -706,14 +380,140 @@
             <w:color w:val="0000EE"/>
             <w:u w:val="single"/>
           </w:rPr>
-          <w:t>來5:2</w:t>
+          <w:t>賽66:19</w:t>
         </w:r>
       </w:hyperlink>
       <w:r>
         <w:rPr>
           <w:lang w:val="zh_TW" w:bidi="zh_TW"/>
         </w:rPr>
-        <w:t>）。</w:t>
+        <w:t>；</w:t>
+      </w:r>
+      <w:hyperlink r:id="rId19">
+        <w:r>
+          <w:rPr>
+            <w:lang w:val="zh_TW" w:bidi="zh_TW"/>
+          </w:rPr>
+          <w:rPr>
+            <w:color w:val="0000EE"/>
+            <w:u w:val="single"/>
+          </w:rPr>
+          <w:t>結27:13</w:t>
+        </w:r>
+      </w:hyperlink>
+      <w:r>
+        <w:rPr>
+          <w:lang w:val="zh_TW" w:bidi="zh_TW"/>
+        </w:rPr>
+        <w:t>，</w:t>
+      </w:r>
+      <w:hyperlink r:id="rId20">
+        <w:r>
+          <w:rPr>
+            <w:lang w:val="zh_TW" w:bidi="zh_TW"/>
+          </w:rPr>
+          <w:rPr>
+            <w:color w:val="0000EE"/>
+            <w:u w:val="single"/>
+          </w:rPr>
+          <w:t>32:26</w:t>
+        </w:r>
+      </w:hyperlink>
+      <w:r>
+        <w:rPr>
+          <w:lang w:val="zh_TW" w:bidi="zh_TW"/>
+        </w:rPr>
+        <w:t>，</w:t>
+      </w:r>
+      <w:hyperlink r:id="rId21">
+        <w:r>
+          <w:rPr>
+            <w:lang w:val="zh_TW" w:bidi="zh_TW"/>
+          </w:rPr>
+          <w:rPr>
+            <w:color w:val="0000EE"/>
+            <w:u w:val="single"/>
+          </w:rPr>
+          <w:t>38:2–3</w:t>
+        </w:r>
+      </w:hyperlink>
+      <w:r>
+        <w:rPr>
+          <w:lang w:val="zh_TW" w:bidi="zh_TW"/>
+        </w:rPr>
+        <w:t>，</w:t>
+      </w:r>
+      <w:hyperlink r:id="rId22">
+        <w:r>
+          <w:rPr>
+            <w:lang w:val="zh_TW" w:bidi="zh_TW"/>
+          </w:rPr>
+          <w:rPr>
+            <w:color w:val="0000EE"/>
+            <w:u w:val="single"/>
+          </w:rPr>
+          <w:t>39:1</w:t>
+        </w:r>
+      </w:hyperlink>
+      <w:r>
+        <w:rPr>
+          <w:lang w:val="zh_TW" w:bidi="zh_TW"/>
+        </w:rPr>
+        <w:t>）。土巴通常與雅完和米設並列，被描述為北方國家或沿海地區的國家（</w:t>
+      </w:r>
+      <w:hyperlink r:id="rId18">
+        <w:r>
+          <w:rPr>
+            <w:lang w:val="zh_TW" w:bidi="zh_TW"/>
+          </w:rPr>
+          <w:rPr>
+            <w:color w:val="0000EE"/>
+            <w:u w:val="single"/>
+          </w:rPr>
+          <w:t>賽66:19</w:t>
+        </w:r>
+      </w:hyperlink>
+      <w:r>
+        <w:rPr>
+          <w:lang w:val="zh_TW" w:bidi="zh_TW"/>
+        </w:rPr>
+        <w:t>；</w:t>
+      </w:r>
+      <w:hyperlink r:id="rId23">
+        <w:r>
+          <w:rPr>
+            <w:lang w:val="zh_TW" w:bidi="zh_TW"/>
+          </w:rPr>
+          <w:rPr>
+            <w:color w:val="0000EE"/>
+            <w:u w:val="single"/>
+          </w:rPr>
+          <w:t>結38:2</w:t>
+        </w:r>
+      </w:hyperlink>
+      <w:r>
+        <w:rPr>
+          <w:lang w:val="zh_TW" w:bidi="zh_TW"/>
+        </w:rPr>
+        <w:t>）。土巴曾與泰爾進行貿易（</w:t>
+      </w:r>
+      <w:hyperlink r:id="rId19">
+        <w:r>
+          <w:rPr>
+            <w:lang w:val="zh_TW" w:bidi="zh_TW"/>
+          </w:rPr>
+          <w:rPr>
+            <w:color w:val="0000EE"/>
+            <w:u w:val="single"/>
+          </w:rPr>
+          <w:t>結27:13</w:t>
+        </w:r>
+      </w:hyperlink>
+      <w:r>
+        <w:rPr>
+          <w:lang w:val="zh_TW" w:bidi="zh_TW"/>
+        </w:rPr>
+        <w:t>），這一事實支持了土巴位於沿海地區的假設。除了這些簡略的證據外，目前很難確定土巴精確的民族身分或地理位置。它曾被辨識為西古提人（Scythians）、伊比利亞人（Iberians）、黑海與里海（Caspian Sea）之間的地區、帖撒利（Thessaly），以及各種赫人部落。</w:t>
       </w:r>
       <w:r>
         <w:rPr>
@@ -742,7 +542,7 @@
         <w:rPr>
           <w:lang w:val="zh_TW" w:bidi="zh_TW"/>
         </w:rPr>
-        <w:t>文士</w:t>
+        <w:t>土地</w:t>
       </w:r>
       <w:r>
         <w:rPr>
@@ -761,18 +561,7 @@
         <w:rPr>
           <w:lang w:val="zh_TW" w:bidi="zh_TW"/>
         </w:rPr>
-        <w:t>指舊約時代早期，那些負責書寫和記錄資訊的人。在巴比倫被擄歸回之後，文士成為一個學者階層，為百姓做教導、抄寫和解釋猶太律法的工作。他們在福音書中主要作為耶穌的對手出現。</w:t>
-      </w:r>
-    </w:p>
-    <w:p>
-      <w:pPr>
-        <w:pStyle w:val="Heading3"/>
-      </w:pPr>
-      <w:r>
-        <w:rPr>
-          <w:lang w:val="zh_TW" w:bidi="zh_TW"/>
-        </w:rPr>
-        <w:t>巴比倫被擄前的文士</w:t>
+        <w:t>人與土地的關係是舊約聖經中的重要主題。在創世記裡，地與旱地被造，成為人居住並與神相交的地方。人被賦予管理大地、治理動物的任務，好使自己的需要得以滿足，並將榮耀歸給造物主。然而，自從人墮落之後，他們不僅與神和彼此隔絕，也與他們所居住的土地隔絕。他們被趕出伊甸園，大地也受咒詛。他們不得不汗流滿面地勞苦，才能制服土地並維持生計，因為收成被荊棘和蒺藜所阻。</w:t>
       </w:r>
     </w:p>
     <w:p>
@@ -786,27 +575,9 @@
         <w:rPr>
           <w:lang w:val="zh_TW" w:bidi="zh_TW"/>
         </w:rPr>
-        <w:t>在古代以色列，閱讀和書寫的能力並不普及，公共生活的各個方面都需要專業人士。這似乎是聖經對「文士」一詞最早的理解，並無特別的宗教意涵。文士負責保存記錄或抄寫</w:t>
-      </w:r>
-    </w:p>
-    <w:p>
-      <w:pPr>
-        <w:pStyle w:val="ListBullet"/>
-        <w:spacing w:line="240" w:lineRule="auto"/>
-        <w:ind w:left="720"/>
-      </w:pPr>
-      <w:r>
-        <w:rPr>
-          <w:lang w:val="zh_TW" w:bidi="zh_TW"/>
-        </w:rPr>
-      </w:r>
-      <w:r>
-        <w:rPr>
-          <w:lang w:val="zh_TW" w:bidi="zh_TW"/>
-        </w:rPr>
-        <w:t>法律文件（</w:t>
-      </w:r>
-      <w:hyperlink r:id="rId34">
+        <w:t>該隱殺了他的弟弟之後，受到刑罰，要承受更嚴重的土地咒詛。神告訴他，即使他辛苦勞作，土地也不會為他效力，迫使他漂流無定。該隱失去永久的居所，被剝奪享受安息與昌盛的機會。該隱因為犯罪，無法實現他對「歸屬之地」的渴望。（</w:t>
+      </w:r>
+      <w:hyperlink r:id="rId24">
         <w:r>
           <w:rPr>
             <w:lang w:val="zh_TW" w:bidi="zh_TW"/>
@@ -815,133 +586,7 @@
             <w:color w:val="0000EE"/>
             <w:u w:val="single"/>
           </w:rPr>
-          <w:t>耶32:12</w:t>
-        </w:r>
-      </w:hyperlink>
-      <w:r>
-        <w:rPr>
-          <w:lang w:val="zh_TW" w:bidi="zh_TW"/>
-        </w:rPr>
-        <w:t>），</w:t>
-      </w:r>
-    </w:p>
-    <w:p>
-      <w:pPr>
-        <w:pStyle w:val="ListBullet"/>
-        <w:spacing w:line="240" w:lineRule="auto"/>
-        <w:ind w:left="720"/>
-      </w:pPr>
-      <w:r>
-        <w:rPr>
-          <w:lang w:val="zh_TW" w:bidi="zh_TW"/>
-        </w:rPr>
-      </w:r>
-      <w:r>
-        <w:rPr>
-          <w:lang w:val="zh_TW" w:bidi="zh_TW"/>
-        </w:rPr>
-        <w:t>軍事檔案（</w:t>
-      </w:r>
-      <w:hyperlink r:id="rId35">
-        <w:r>
-          <w:rPr>
-            <w:lang w:val="zh_TW" w:bidi="zh_TW"/>
-          </w:rPr>
-          <w:rPr>
-            <w:color w:val="0000EE"/>
-            <w:u w:val="single"/>
-          </w:rPr>
-          <w:t>代下26:11</w:t>
-        </w:r>
-      </w:hyperlink>
-      <w:r>
-        <w:rPr>
-          <w:lang w:val="zh_TW" w:bidi="zh_TW"/>
-        </w:rPr>
-        <w:t>），</w:t>
-      </w:r>
-    </w:p>
-    <w:p>
-      <w:pPr>
-        <w:pStyle w:val="ListBullet"/>
-        <w:spacing w:line="240" w:lineRule="auto"/>
-        <w:ind w:left="720"/>
-      </w:pPr>
-      <w:r>
-        <w:rPr>
-          <w:lang w:val="zh_TW" w:bidi="zh_TW"/>
-        </w:rPr>
-      </w:r>
-      <w:r>
-        <w:rPr>
-          <w:lang w:val="zh_TW" w:bidi="zh_TW"/>
-        </w:rPr>
-        <w:t>其它公文（</w:t>
-      </w:r>
-      <w:hyperlink r:id="rId36">
-        <w:r>
-          <w:rPr>
-            <w:lang w:val="zh_TW" w:bidi="zh_TW"/>
-          </w:rPr>
-          <w:rPr>
-            <w:color w:val="0000EE"/>
-            <w:u w:val="single"/>
-          </w:rPr>
-          <w:t>士8:14</w:t>
-        </w:r>
-      </w:hyperlink>
-      <w:r>
-        <w:rPr>
-          <w:lang w:val="zh_TW" w:bidi="zh_TW"/>
-        </w:rPr>
-        <w:t>；</w:t>
-      </w:r>
-      <w:hyperlink r:id="rId37">
-        <w:r>
-          <w:rPr>
-            <w:lang w:val="zh_TW" w:bidi="zh_TW"/>
-          </w:rPr>
-          <w:rPr>
-            <w:color w:val="0000EE"/>
-            <w:u w:val="single"/>
-          </w:rPr>
-          <w:t>賽50:1</w:t>
-        </w:r>
-      </w:hyperlink>
-      <w:r>
-        <w:rPr>
-          <w:lang w:val="zh_TW" w:bidi="zh_TW"/>
-        </w:rPr>
-        <w:t>），或</w:t>
-      </w:r>
-    </w:p>
-    <w:p>
-      <w:pPr>
-        <w:pStyle w:val="ListBullet"/>
-        <w:spacing w:line="240" w:lineRule="auto"/>
-        <w:ind w:left="720"/>
-      </w:pPr>
-      <w:r>
-        <w:rPr>
-          <w:lang w:val="zh_TW" w:bidi="zh_TW"/>
-        </w:rPr>
-      </w:r>
-      <w:r>
-        <w:rPr>
-          <w:lang w:val="zh_TW" w:bidi="zh_TW"/>
-        </w:rPr>
-        <w:t>私人書信（</w:t>
-      </w:r>
-      <w:hyperlink r:id="rId38">
-        <w:r>
-          <w:rPr>
-            <w:lang w:val="zh_TW" w:bidi="zh_TW"/>
-          </w:rPr>
-          <w:rPr>
-            <w:color w:val="0000EE"/>
-            <w:u w:val="single"/>
-          </w:rPr>
-          <w:t>耶36:18</w:t>
+          <w:t>創4:12</w:t>
         </w:r>
       </w:hyperlink>
       <w:r>
@@ -962,205 +607,54 @@
         <w:rPr>
           <w:lang w:val="zh_TW" w:bidi="zh_TW"/>
         </w:rPr>
-        <w:t>文士對於王室行政至關重要。文士長通常擔任</w:t>
+        <w:t>洪水之後，神因著審判極其邪惡的人而毀滅世界，但人又再一次惹動神的忿怒；人建造巴別塔，是要在不依靠神的情況下高舉人的能力。於是神介入，使人的語言混亂，並「使眾人分散在全地上」（</w:t>
+      </w:r>
+      <w:hyperlink r:id="rId25">
+        <w:r>
+          <w:rPr>
+            <w:lang w:val="zh_TW" w:bidi="zh_TW"/>
+          </w:rPr>
+          <w:rPr>
+            <w:color w:val="0000EE"/>
+            <w:u w:val="single"/>
+          </w:rPr>
+          <w:t>11:9</w:t>
+        </w:r>
+      </w:hyperlink>
+      <w:r>
+        <w:rPr>
+          <w:lang w:val="zh_TW" w:bidi="zh_TW"/>
+        </w:rPr>
+        <w:t>）。</w:t>
+      </w:r>
+      <w:hyperlink r:id="rId26">
+        <w:r>
+          <w:rPr>
+            <w:lang w:val="zh_TW" w:bidi="zh_TW"/>
+          </w:rPr>
+          <w:rPr>
+            <w:color w:val="0000EE"/>
+            <w:u w:val="single"/>
+          </w:rPr>
+          <w:t>創世記一至十一章</w:t>
+        </w:r>
+      </w:hyperlink>
+      <w:r>
+        <w:rPr>
+          <w:lang w:val="zh_TW" w:bidi="zh_TW"/>
+        </w:rPr>
+        <w:t>的敘事呈現出一個連續的脈絡：人因著罪與悖逆，不斷失去土地，並承受隨之而來的匱乏。</w:t>
       </w:r>
     </w:p>
     <w:p>
       <w:pPr>
-        <w:pStyle w:val="ListBullet"/>
-        <w:spacing w:line="240" w:lineRule="auto"/>
-        <w:ind w:left="720"/>
-      </w:pPr>
-      <w:r>
-        <w:rPr>
-          <w:lang w:val="zh_TW" w:bidi="zh_TW"/>
-        </w:rPr>
-      </w:r>
-      <w:r>
-        <w:rPr>
-          <w:lang w:val="zh_TW" w:bidi="zh_TW"/>
-        </w:rPr>
-        <w:t>王室書記（</w:t>
-      </w:r>
-      <w:hyperlink r:id="rId39">
-        <w:r>
-          <w:rPr>
-            <w:lang w:val="zh_TW" w:bidi="zh_TW"/>
-          </w:rPr>
-          <w:rPr>
-            <w:color w:val="0000EE"/>
-            <w:u w:val="single"/>
-          </w:rPr>
-          <w:t>王上4:3</w:t>
-        </w:r>
-      </w:hyperlink>
-      <w:r>
-        <w:rPr>
-          <w:lang w:val="zh_TW" w:bidi="zh_TW"/>
-        </w:rPr>
-        <w:t>；</w:t>
-      </w:r>
-      <w:hyperlink r:id="rId40">
-        <w:r>
-          <w:rPr>
-            <w:lang w:val="zh_TW" w:bidi="zh_TW"/>
-          </w:rPr>
-          <w:rPr>
-            <w:color w:val="0000EE"/>
-            <w:u w:val="single"/>
-          </w:rPr>
-          <w:t>代下24:11</w:t>
-        </w:r>
-      </w:hyperlink>
-      <w:r>
-        <w:rPr>
-          <w:lang w:val="zh_TW" w:bidi="zh_TW"/>
-        </w:rPr>
-        <w:t>），</w:t>
-      </w:r>
-    </w:p>
-    <w:p>
-      <w:pPr>
-        <w:pStyle w:val="ListBullet"/>
-        <w:spacing w:line="240" w:lineRule="auto"/>
-        <w:ind w:left="720"/>
-      </w:pPr>
-      <w:r>
-        <w:rPr>
-          <w:lang w:val="zh_TW" w:bidi="zh_TW"/>
-        </w:rPr>
-      </w:r>
-      <w:r>
-        <w:rPr>
-          <w:lang w:val="zh_TW" w:bidi="zh_TW"/>
-        </w:rPr>
-        <w:t>謀士（</w:t>
-      </w:r>
-      <w:hyperlink r:id="rId41">
-        <w:r>
-          <w:rPr>
-            <w:lang w:val="zh_TW" w:bidi="zh_TW"/>
-          </w:rPr>
-          <w:rPr>
-            <w:color w:val="0000EE"/>
-            <w:u w:val="single"/>
-          </w:rPr>
-          <w:t>撒下8:16–17</w:t>
-        </w:r>
-      </w:hyperlink>
-      <w:r>
-        <w:rPr>
-          <w:lang w:val="zh_TW" w:bidi="zh_TW"/>
-        </w:rPr>
-        <w:t>；</w:t>
-      </w:r>
-      <w:hyperlink r:id="rId42">
-        <w:r>
-          <w:rPr>
-            <w:lang w:val="zh_TW" w:bidi="zh_TW"/>
-          </w:rPr>
-          <w:rPr>
-            <w:color w:val="0000EE"/>
-            <w:u w:val="single"/>
-          </w:rPr>
-          <w:t>王下18:18</w:t>
-        </w:r>
-      </w:hyperlink>
-      <w:r>
-        <w:rPr>
-          <w:lang w:val="zh_TW" w:bidi="zh_TW"/>
-        </w:rPr>
-        <w:t>，</w:t>
-      </w:r>
-      <w:hyperlink r:id="rId43">
-        <w:r>
-          <w:rPr>
-            <w:lang w:val="zh_TW" w:bidi="zh_TW"/>
-          </w:rPr>
-          <w:rPr>
-            <w:color w:val="0000EE"/>
-            <w:u w:val="single"/>
-          </w:rPr>
-          <w:t>22:12</w:t>
-        </w:r>
-      </w:hyperlink>
-      <w:r>
-        <w:rPr>
-          <w:lang w:val="zh_TW" w:bidi="zh_TW"/>
-        </w:rPr>
-        <w:t>；</w:t>
-      </w:r>
-      <w:hyperlink r:id="rId44">
-        <w:r>
-          <w:rPr>
-            <w:lang w:val="zh_TW" w:bidi="zh_TW"/>
-          </w:rPr>
-          <w:rPr>
-            <w:color w:val="0000EE"/>
-            <w:u w:val="single"/>
-          </w:rPr>
-          <w:t>代上27:32</w:t>
-        </w:r>
-      </w:hyperlink>
-      <w:r>
-        <w:rPr>
-          <w:lang w:val="zh_TW" w:bidi="zh_TW"/>
-        </w:rPr>
-        <w:t>；</w:t>
-      </w:r>
-      <w:hyperlink r:id="rId45">
-        <w:r>
-          <w:rPr>
-            <w:lang w:val="zh_TW" w:bidi="zh_TW"/>
-          </w:rPr>
-          <w:rPr>
-            <w:color w:val="0000EE"/>
-            <w:u w:val="single"/>
-          </w:rPr>
-          <w:t>賽36:3</w:t>
-        </w:r>
-      </w:hyperlink>
-      <w:r>
-        <w:rPr>
-          <w:lang w:val="zh_TW" w:bidi="zh_TW"/>
-        </w:rPr>
-        <w:t>），和</w:t>
-      </w:r>
-    </w:p>
-    <w:p>
-      <w:pPr>
-        <w:pStyle w:val="ListBullet"/>
-        <w:spacing w:line="240" w:lineRule="auto"/>
-        <w:ind w:left="720"/>
-      </w:pPr>
-      <w:r>
-        <w:rPr>
-          <w:lang w:val="zh_TW" w:bidi="zh_TW"/>
-        </w:rPr>
-      </w:r>
-      <w:r>
-        <w:rPr>
-          <w:lang w:val="zh_TW" w:bidi="zh_TW"/>
-        </w:rPr>
-        <w:t>財務監督（</w:t>
-      </w:r>
-      <w:hyperlink r:id="rId46">
-        <w:r>
-          <w:rPr>
-            <w:lang w:val="zh_TW" w:bidi="zh_TW"/>
-          </w:rPr>
-          <w:rPr>
-            <w:color w:val="0000EE"/>
-            <w:u w:val="single"/>
-          </w:rPr>
-          <w:t>王下22:3–4</w:t>
-        </w:r>
-      </w:hyperlink>
-      <w:r>
-        <w:rPr>
-          <w:lang w:val="zh_TW" w:bidi="zh_TW"/>
-        </w:rPr>
-        <w:t>）。</w:t>
+        <w:pStyle w:val="Heading3"/>
+      </w:pPr>
+      <w:r>
+        <w:rPr>
+          <w:lang w:val="zh_TW" w:bidi="zh_TW"/>
+        </w:rPr>
+        <w:t>土地與亞伯拉罕之約</w:t>
       </w:r>
     </w:p>
     <w:p>
@@ -1174,9 +668,9 @@
         <w:rPr>
           <w:lang w:val="zh_TW" w:bidi="zh_TW"/>
         </w:rPr>
-        <w:t>書記也與祭司職分有關，負責聖殿的紀錄工作（</w:t>
-      </w:r>
-      <w:hyperlink r:id="rId47">
+        <w:t>在亞伯拉罕的時代，神介入人類歷史，為一群分別出來歸於自己的人，預備一個特別的家園。在這裡，聖經中首次提到應許之地的主題。神對亞伯拉罕說：「你要離開本地、本族、父家，往我所要指示你的地去。我必叫你成為大國」（</w:t>
+      </w:r>
+      <w:hyperlink r:id="rId27">
         <w:r>
           <w:rPr>
             <w:lang w:val="zh_TW" w:bidi="zh_TW"/>
@@ -1185,16 +679,16 @@
             <w:color w:val="0000EE"/>
             <w:u w:val="single"/>
           </w:rPr>
-          <w:t>代上24:6</w:t>
+          <w:t>創12:1–2</w:t>
         </w:r>
       </w:hyperlink>
       <w:r>
         <w:rPr>
           <w:lang w:val="zh_TW" w:bidi="zh_TW"/>
         </w:rPr>
-        <w:t>；</w:t>
-      </w:r>
-      <w:hyperlink r:id="rId48">
+        <w:t>）。這個應許在</w:t>
+      </w:r>
+      <w:hyperlink r:id="rId28">
         <w:r>
           <w:rPr>
             <w:lang w:val="zh_TW" w:bidi="zh_TW"/>
@@ -1203,25 +697,86 @@
             <w:color w:val="0000EE"/>
             <w:u w:val="single"/>
           </w:rPr>
-          <w:t>代下34:13–15</w:t>
+          <w:t>創十二章7節</w:t>
         </w:r>
       </w:hyperlink>
       <w:r>
         <w:rPr>
           <w:lang w:val="zh_TW" w:bidi="zh_TW"/>
         </w:rPr>
+        <w:t>，</w:t>
+      </w:r>
+      <w:hyperlink r:id="rId29">
+        <w:r>
+          <w:rPr>
+            <w:lang w:val="zh_TW" w:bidi="zh_TW"/>
+          </w:rPr>
+          <w:rPr>
+            <w:color w:val="0000EE"/>
+            <w:u w:val="single"/>
+          </w:rPr>
+          <w:t>十三章14至18節</w:t>
+        </w:r>
+      </w:hyperlink>
+      <w:r>
+        <w:rPr>
+          <w:lang w:val="zh_TW" w:bidi="zh_TW"/>
+        </w:rPr>
+        <w:t>，</w:t>
+      </w:r>
+      <w:hyperlink r:id="rId30">
+        <w:r>
+          <w:rPr>
+            <w:lang w:val="zh_TW" w:bidi="zh_TW"/>
+          </w:rPr>
+          <w:rPr>
+            <w:color w:val="0000EE"/>
+            <w:u w:val="single"/>
+          </w:rPr>
+          <w:t>十五章7至21節</w:t>
+        </w:r>
+      </w:hyperlink>
+      <w:r>
+        <w:rPr>
+          <w:lang w:val="zh_TW" w:bidi="zh_TW"/>
+        </w:rPr>
+        <w:t>，</w:t>
+      </w:r>
+      <w:hyperlink r:id="rId31">
+        <w:r>
+          <w:rPr>
+            <w:lang w:val="zh_TW" w:bidi="zh_TW"/>
+          </w:rPr>
+          <w:rPr>
+            <w:color w:val="0000EE"/>
+            <w:u w:val="single"/>
+          </w:rPr>
+          <w:t>十七章7至8節</w:t>
+        </w:r>
+      </w:hyperlink>
+      <w:r>
+        <w:rPr>
+          <w:lang w:val="zh_TW" w:bidi="zh_TW"/>
+        </w:rPr>
+        <w:t>中進一步擴展。神告訴亞伯拉罕，他的後裔要以迦南地「永遠為業」（</w:t>
+      </w:r>
+      <w:hyperlink r:id="rId32">
+        <w:r>
+          <w:rPr>
+            <w:lang w:val="zh_TW" w:bidi="zh_TW"/>
+          </w:rPr>
+          <w:rPr>
+            <w:color w:val="0000EE"/>
+            <w:u w:val="single"/>
+          </w:rPr>
+          <w:t>17:8</w:t>
+        </w:r>
+      </w:hyperlink>
+      <w:r>
+        <w:rPr>
+          <w:lang w:val="zh_TW" w:bidi="zh_TW"/>
+        </w:rPr>
         <w:t>）。</w:t>
-      </w:r>
-    </w:p>
-    <w:p>
-      <w:pPr>
-        <w:pStyle w:val="Heading3"/>
-      </w:pPr>
-      <w:r>
-        <w:rPr>
-          <w:lang w:val="zh_TW" w:bidi="zh_TW"/>
-        </w:rPr>
-        <w:t>巴比倫被擄歸回後的文士</w:t>
       </w:r>
     </w:p>
     <w:p>
@@ -1235,9 +790,9 @@
         <w:rPr>
           <w:lang w:val="zh_TW" w:bidi="zh_TW"/>
         </w:rPr>
-        <w:t>猶太人被擄歸回後，在以斯拉和尼希米的領導下，猶太信仰傳統得以重建。此時「文士」一詞更具體地指那些聚集在一起，研究並解釋妥拉（猶太律法）的人。文士成為教師的專業，能給猶太百姓準確保存並解釋摩西律法。在這時期的開始，以斯拉被視為理想的文士，他是「通達耶和華誡命和賜以色列之律例的文士」（</w:t>
-      </w:r>
-      <w:hyperlink r:id="rId49">
+        <w:t>舊約聖經的敘事隨後追溯亞伯拉罕的後裔，經由以撒和雅各，並記載雅各的家族遷往埃及，在那裡大約經過四百年，他們成為強大而人數眾多的民族。在這段時期，神再次重申關於迦南地要歸屬的應許（</w:t>
+      </w:r>
+      <w:hyperlink r:id="rId33">
         <w:r>
           <w:rPr>
             <w:lang w:val="zh_TW" w:bidi="zh_TW"/>
@@ -1246,14 +801,61 @@
             <w:color w:val="0000EE"/>
             <w:u w:val="single"/>
           </w:rPr>
-          <w:t>拉7:11</w:t>
+          <w:t>創28:15，</w:t>
         </w:r>
       </w:hyperlink>
-      <w:r>
-        <w:rPr>
-          <w:lang w:val="zh_TW" w:bidi="zh_TW"/>
-        </w:rPr>
-        <w:t>）。</w:t>
+      <w:hyperlink r:id="rId34">
+        <w:r>
+          <w:rPr>
+            <w:lang w:val="zh_TW" w:bidi="zh_TW"/>
+          </w:rPr>
+          <w:rPr>
+            <w:color w:val="0000EE"/>
+            <w:u w:val="single"/>
+          </w:rPr>
+          <w:t>35:11–12，</w:t>
+        </w:r>
+      </w:hyperlink>
+      <w:hyperlink r:id="rId35">
+        <w:r>
+          <w:rPr>
+            <w:lang w:val="zh_TW" w:bidi="zh_TW"/>
+          </w:rPr>
+          <w:rPr>
+            <w:color w:val="0000EE"/>
+            <w:u w:val="single"/>
+          </w:rPr>
+          <w:t>46:3–4，</w:t>
+        </w:r>
+      </w:hyperlink>
+      <w:hyperlink r:id="rId36">
+        <w:r>
+          <w:rPr>
+            <w:lang w:val="zh_TW" w:bidi="zh_TW"/>
+          </w:rPr>
+          <w:rPr>
+            <w:color w:val="0000EE"/>
+            <w:u w:val="single"/>
+          </w:rPr>
+          <w:t>50:24</w:t>
+        </w:r>
+      </w:hyperlink>
+      <w:r>
+        <w:rPr>
+          <w:lang w:val="zh_TW" w:bidi="zh_TW"/>
+        </w:rPr>
+        <w:t>），並且不斷擺在亞伯拉罕後裔面前，作為神立約應許中不可或缺的一部分。</w:t>
+      </w:r>
+    </w:p>
+    <w:p>
+      <w:pPr>
+        <w:pStyle w:val="Heading3"/>
+      </w:pPr>
+      <w:r>
+        <w:rPr>
+          <w:lang w:val="zh_TW" w:bidi="zh_TW"/>
+        </w:rPr>
+        <w:t>土地與摩西之約</w:t>
       </w:r>
     </w:p>
     <w:p>
@@ -1267,27 +869,9 @@
         <w:rPr>
           <w:lang w:val="zh_TW" w:bidi="zh_TW"/>
         </w:rPr>
-        <w:t>便西拉智訓（</w:t>
-      </w:r>
-      <w:r>
-        <w:rPr>
-          <w:lang w:val="zh_TW" w:bidi="zh_TW"/>
-        </w:rPr>
-        <w:t>The book of Sirach</w:t>
-      </w:r>
-      <w:r>
-        <w:rPr>
-          <w:lang w:val="zh_TW" w:bidi="zh_TW"/>
-        </w:rPr>
-        <w:t>）</w:t>
-      </w:r>
-      <w:r>
-        <w:rPr>
-          <w:lang w:val="zh_TW" w:bidi="zh_TW"/>
-        </w:rPr>
-        <w:t>描述文士是能夠深刻理解經文的隱含意義的人（</w:t>
-      </w:r>
-      <w:hyperlink r:id="rId50">
+        <w:t>當神呼召摩西帶領以色列人出埃及時，祂將摩西的使命與祂對列祖成就的應許連繫在一起：「我也記念我的約……我要以你們為我的百姓，我也要作你們的神……我起誓應許給亞伯拉罕、以撒、雅各的那地，我要把你們領進去，將那地賜給你們為業」（</w:t>
+      </w:r>
+      <w:hyperlink r:id="rId37">
         <w:r>
           <w:rPr>
             <w:lang w:val="zh_TW" w:bidi="zh_TW"/>
@@ -1296,16 +880,16 @@
             <w:color w:val="0000EE"/>
             <w:u w:val="single"/>
           </w:rPr>
-          <w:t>便西拉智訓39:2–3</w:t>
+          <w:t>出6:5–8</w:t>
         </w:r>
       </w:hyperlink>
       <w:r>
         <w:rPr>
           <w:lang w:val="zh_TW" w:bidi="zh_TW"/>
         </w:rPr>
-        <w:t>），這種理解源於他勤奮研究律法、先知書和聖卷的結果（</w:t>
-      </w:r>
-      <w:hyperlink r:id="rId51">
+        <w:t>）。神拯救以色列人出埃及，有兩個原因：第一，是要以色列人在西奈山成為神的約民；第二，是要以色列人承受神應許他們列祖的地。然而，至關重要的是，隨著摩西之約的建立，以色列人能否繼續擁有那地，已取決於他們是否順服。如果以色列人違背約中的義務，他們就要招來咒詛，其中最嚴厲的，便是被趕逐出應許之地（</w:t>
+      </w:r>
+      <w:hyperlink r:id="rId38">
         <w:r>
           <w:rPr>
             <w:lang w:val="zh_TW" w:bidi="zh_TW"/>
@@ -1314,16 +898,16 @@
             <w:color w:val="0000EE"/>
             <w:u w:val="single"/>
           </w:rPr>
-          <w:t>38:24</w:t>
+          <w:t>利26:32–33</w:t>
         </w:r>
       </w:hyperlink>
       <w:r>
         <w:rPr>
           <w:lang w:val="zh_TW" w:bidi="zh_TW"/>
         </w:rPr>
-        <w:t>及以下，</w:t>
-      </w:r>
-      <w:hyperlink r:id="rId52">
+        <w:t>）。這並不表示神會完全或永遠棄絕祂的百姓與那地，因為神也應許說，當祂的百姓悔改時，「我就要記念我與雅各所立的約……並要記念這地」（</w:t>
+      </w:r>
+      <w:hyperlink r:id="rId39">
         <w:r>
           <w:rPr>
             <w:lang w:val="zh_TW" w:bidi="zh_TW"/>
@@ -1332,163 +916,14 @@
             <w:color w:val="0000EE"/>
             <w:u w:val="single"/>
           </w:rPr>
-          <w:t>39:1</w:t>
+          <w:t>利26:42</w:t>
         </w:r>
       </w:hyperlink>
       <w:r>
         <w:rPr>
           <w:lang w:val="zh_TW" w:bidi="zh_TW"/>
         </w:rPr>
-        <w:t>）。因此，文士能夠為百姓和國擔任審判官和謀士（</w:t>
-      </w:r>
-      <w:hyperlink r:id="rId53">
-        <w:r>
-          <w:rPr>
-            <w:lang w:val="zh_TW" w:bidi="zh_TW"/>
-          </w:rPr>
-          <w:rPr>
-            <w:color w:val="0000EE"/>
-            <w:u w:val="single"/>
-          </w:rPr>
-          <w:t>38:33</w:t>
-        </w:r>
-      </w:hyperlink>
-      <w:r>
-        <w:rPr>
-          <w:lang w:val="zh_TW" w:bidi="zh_TW"/>
-        </w:rPr>
-        <w:t>，</w:t>
-      </w:r>
-      <w:hyperlink r:id="rId54">
-        <w:r>
-          <w:rPr>
-            <w:lang w:val="zh_TW" w:bidi="zh_TW"/>
-          </w:rPr>
-          <w:rPr>
-            <w:color w:val="0000EE"/>
-            <w:u w:val="single"/>
-          </w:rPr>
-          <w:t>39:4–8</w:t>
-        </w:r>
-      </w:hyperlink>
-      <w:r>
-        <w:rPr>
-          <w:lang w:val="zh_TW" w:bidi="zh_TW"/>
-        </w:rPr>
-        <w:t>）。由於文士在一個由律法統治的社會中有不可或缺的地位，他應當受到世世代代的讚譽和尊敬（</w:t>
-      </w:r>
-      <w:hyperlink r:id="rId55">
-        <w:r>
-          <w:rPr>
-            <w:lang w:val="zh_TW" w:bidi="zh_TW"/>
-          </w:rPr>
-          <w:rPr>
-            <w:color w:val="0000EE"/>
-            <w:u w:val="single"/>
-          </w:rPr>
-          <w:t>39:9</w:t>
-        </w:r>
-      </w:hyperlink>
-      <w:r>
-        <w:rPr>
-          <w:lang w:val="zh_TW" w:bidi="zh_TW"/>
-        </w:rPr>
-        <w:t>）。到公元前二世紀，文士成為猶太社會中一個相當獨特的階級。從這時期開始，文士與法利賽人的興起有密切聯繫，多數文士都隸屬於他們（見新約中的密切關係：</w:t>
-      </w:r>
-      <w:hyperlink r:id="rId56">
-        <w:r>
-          <w:rPr>
-            <w:lang w:val="zh_TW" w:bidi="zh_TW"/>
-          </w:rPr>
-          <w:rPr>
-            <w:color w:val="0000EE"/>
-            <w:u w:val="single"/>
-          </w:rPr>
-          <w:t>太5:20</w:t>
-        </w:r>
-      </w:hyperlink>
-      <w:r>
-        <w:rPr>
-          <w:lang w:val="zh_TW" w:bidi="zh_TW"/>
-        </w:rPr>
-        <w:t>，</w:t>
-      </w:r>
-      <w:hyperlink r:id="rId57">
-        <w:r>
-          <w:rPr>
-            <w:lang w:val="zh_TW" w:bidi="zh_TW"/>
-          </w:rPr>
-          <w:rPr>
-            <w:color w:val="0000EE"/>
-            <w:u w:val="single"/>
-          </w:rPr>
-          <w:t>12:38，</w:t>
-        </w:r>
-      </w:hyperlink>
-      <w:hyperlink r:id="rId58">
-        <w:r>
-          <w:rPr>
-            <w:lang w:val="zh_TW" w:bidi="zh_TW"/>
-          </w:rPr>
-          <w:rPr>
-            <w:color w:val="0000EE"/>
-            <w:u w:val="single"/>
-          </w:rPr>
-          <w:t>15:1</w:t>
-        </w:r>
-      </w:hyperlink>
-      <w:r>
-        <w:rPr>
-          <w:lang w:val="zh_TW" w:bidi="zh_TW"/>
-        </w:rPr>
-        <w:t>；</w:t>
-      </w:r>
-      <w:hyperlink r:id="rId59">
-        <w:r>
-          <w:rPr>
-            <w:lang w:val="zh_TW" w:bidi="zh_TW"/>
-          </w:rPr>
-          <w:rPr>
-            <w:color w:val="0000EE"/>
-            <w:u w:val="single"/>
-          </w:rPr>
-          <w:t>可7:5</w:t>
-        </w:r>
-      </w:hyperlink>
-      <w:r>
-        <w:rPr>
-          <w:lang w:val="zh_TW" w:bidi="zh_TW"/>
-        </w:rPr>
-        <w:t>；</w:t>
-      </w:r>
-      <w:hyperlink r:id="rId60">
-        <w:r>
-          <w:rPr>
-            <w:lang w:val="zh_TW" w:bidi="zh_TW"/>
-          </w:rPr>
-          <w:rPr>
-            <w:color w:val="0000EE"/>
-            <w:u w:val="single"/>
-          </w:rPr>
-          <w:t>路6:7</w:t>
-        </w:r>
-      </w:hyperlink>
-      <w:r>
-        <w:rPr>
-          <w:lang w:val="zh_TW" w:bidi="zh_TW"/>
-        </w:rPr>
         <w:t>）。</w:t>
-      </w:r>
-    </w:p>
-    <w:p>
-      <w:pPr>
-        <w:pStyle w:val="Heading3"/>
-      </w:pPr>
-      <w:r>
-        <w:rPr>
-          <w:lang w:val="zh_TW" w:bidi="zh_TW"/>
-        </w:rPr>
-        <w:t>訓練和地位</w:t>
       </w:r>
     </w:p>
     <w:p>
@@ -1502,9 +937,9 @@
         <w:rPr>
           <w:lang w:val="zh_TW" w:bidi="zh_TW"/>
         </w:rPr>
-        <w:t>最初，文士都是在祭司家族中接受訓練，這些家族成員從事同樣的職業，且代代相傳。身為這些家族的一員，他們的工作就有了保障（</w:t>
-      </w:r>
-      <w:hyperlink r:id="rId61">
+        <w:t>在大衛作王期間，有關土地的應許至少已經部分應驗。雖然約書亞帶領百姓進入那地時，應許已經開始成就，但那時的疆界並未達到神對亞伯拉罕所應許的範圍（</w:t>
+      </w:r>
+      <w:hyperlink r:id="rId40">
         <w:r>
           <w:rPr>
             <w:lang w:val="zh_TW" w:bidi="zh_TW"/>
@@ -1513,14 +948,86 @@
             <w:color w:val="0000EE"/>
             <w:u w:val="single"/>
           </w:rPr>
-          <w:t>代上2:55</w:t>
+          <w:t>創15:18</w:t>
         </w:r>
       </w:hyperlink>
       <w:r>
         <w:rPr>
           <w:lang w:val="zh_TW" w:bidi="zh_TW"/>
         </w:rPr>
-        <w:t>）。後來，所有社會階層的人都可接受相關訓練。到耶穌時代，許多有影響力的文士來自非祭司家庭。訓練從年幼時開始，在教師或拉比的個別指導下進行。拉比教導有關猶太律法的所有內容及其解釋。</w:t>
+        <w:t>），而且許多已佔領的地方仍有舊居民的抵抗勢力（</w:t>
+      </w:r>
+      <w:hyperlink r:id="rId41">
+        <w:r>
+          <w:rPr>
+            <w:lang w:val="zh_TW" w:bidi="zh_TW"/>
+          </w:rPr>
+          <w:rPr>
+            <w:color w:val="0000EE"/>
+            <w:u w:val="single"/>
+          </w:rPr>
+          <w:t>書13:1–6</w:t>
+        </w:r>
+      </w:hyperlink>
+      <w:r>
+        <w:rPr>
+          <w:lang w:val="zh_TW" w:bidi="zh_TW"/>
+        </w:rPr>
+        <w:t>；</w:t>
+      </w:r>
+      <w:hyperlink r:id="rId42">
+        <w:r>
+          <w:rPr>
+            <w:lang w:val="zh_TW" w:bidi="zh_TW"/>
+          </w:rPr>
+          <w:rPr>
+            <w:color w:val="0000EE"/>
+            <w:u w:val="single"/>
+          </w:rPr>
+          <w:t>士1章</w:t>
+        </w:r>
+      </w:hyperlink>
+      <w:r>
+        <w:rPr>
+          <w:lang w:val="zh_TW" w:bidi="zh_TW"/>
+        </w:rPr>
+        <w:t>）。直到大衛的時代，他們才完全奪取這地，如同起初所應許的一樣。（</w:t>
+      </w:r>
+      <w:hyperlink r:id="rId43">
+        <w:r>
+          <w:rPr>
+            <w:lang w:val="zh_TW" w:bidi="zh_TW"/>
+          </w:rPr>
+          <w:rPr>
+            <w:color w:val="0000EE"/>
+            <w:u w:val="single"/>
+          </w:rPr>
+          <w:t>撒下8章</w:t>
+        </w:r>
+      </w:hyperlink>
+      <w:r>
+        <w:rPr>
+          <w:lang w:val="zh_TW" w:bidi="zh_TW"/>
+        </w:rPr>
+        <w:t>；</w:t>
+      </w:r>
+      <w:hyperlink r:id="rId44">
+        <w:r>
+          <w:rPr>
+            <w:lang w:val="zh_TW" w:bidi="zh_TW"/>
+          </w:rPr>
+          <w:rPr>
+            <w:color w:val="0000EE"/>
+            <w:u w:val="single"/>
+          </w:rPr>
+          <w:t>王上4:21、24</w:t>
+        </w:r>
+      </w:hyperlink>
+      <w:r>
+        <w:rPr>
+          <w:lang w:val="zh_TW" w:bidi="zh_TW"/>
+        </w:rPr>
+        <w:t>）。</w:t>
       </w:r>
     </w:p>
     <w:p>
@@ -1534,9 +1041,9 @@
         <w:rPr>
           <w:lang w:val="zh_TW" w:bidi="zh_TW"/>
         </w:rPr>
-        <w:t>由於摩西書寫的律法無法直接應對被擄歸回後的各種情況，文士的技能成為了一個極其重要的貢獻。他們建立的「口傳律法（oral law）」被視為與書面猶太律法同等重要。因此，對於那些渴望取悅神的人來說，這些律法同樣具有約束力（見</w:t>
-      </w:r>
-      <w:hyperlink r:id="rId62">
+        <w:t>所羅門獻殿時，再一次強調君王要遵守律法，以及約中的順服與承受土地之間的關聯。（</w:t>
+      </w:r>
+      <w:hyperlink r:id="rId45">
         <w:r>
           <w:rPr>
             <w:lang w:val="zh_TW" w:bidi="zh_TW"/>
@@ -1545,86 +1052,14 @@
             <w:color w:val="0000EE"/>
             <w:u w:val="single"/>
           </w:rPr>
-          <w:t>可7:6–13</w:t>
+          <w:t>王上9:4–9</w:t>
         </w:r>
       </w:hyperlink>
       <w:r>
         <w:rPr>
           <w:lang w:val="zh_TW" w:bidi="zh_TW"/>
         </w:rPr>
-        <w:t>）。由於文士有專業知識，他們參與猶太公會，即充當以色列最高法院的長老議會。文士是該公會中唯一來自非大祭司和長老等最高社會階層的成員（</w:t>
-      </w:r>
-      <w:hyperlink r:id="rId63">
-        <w:r>
-          <w:rPr>
-            <w:lang w:val="zh_TW" w:bidi="zh_TW"/>
-          </w:rPr>
-          <w:rPr>
-            <w:color w:val="0000EE"/>
-            <w:u w:val="single"/>
-          </w:rPr>
-          <w:t>太26:57</w:t>
-        </w:r>
-      </w:hyperlink>
-      <w:r>
-        <w:rPr>
-          <w:lang w:val="zh_TW" w:bidi="zh_TW"/>
-        </w:rPr>
-        <w:t>；</w:t>
-      </w:r>
-      <w:hyperlink r:id="rId64">
-        <w:r>
-          <w:rPr>
-            <w:lang w:val="zh_TW" w:bidi="zh_TW"/>
-          </w:rPr>
-          <w:rPr>
-            <w:color w:val="0000EE"/>
-            <w:u w:val="single"/>
-          </w:rPr>
-          <w:t>可14:43、53</w:t>
-        </w:r>
-      </w:hyperlink>
-      <w:r>
-        <w:rPr>
-          <w:lang w:val="zh_TW" w:bidi="zh_TW"/>
-        </w:rPr>
-        <w:t>；</w:t>
-      </w:r>
-      <w:hyperlink r:id="rId65">
-        <w:r>
-          <w:rPr>
-            <w:lang w:val="zh_TW" w:bidi="zh_TW"/>
-          </w:rPr>
-          <w:rPr>
-            <w:color w:val="0000EE"/>
-            <w:u w:val="single"/>
-          </w:rPr>
-          <w:t>路22:66</w:t>
-        </w:r>
-      </w:hyperlink>
-      <w:r>
-        <w:rPr>
-          <w:lang w:val="zh_TW" w:bidi="zh_TW"/>
-        </w:rPr>
-        <w:t>；</w:t>
-      </w:r>
-      <w:hyperlink r:id="rId66">
-        <w:r>
-          <w:rPr>
-            <w:lang w:val="zh_TW" w:bidi="zh_TW"/>
-          </w:rPr>
-          <w:rPr>
-            <w:color w:val="0000EE"/>
-            <w:u w:val="single"/>
-          </w:rPr>
-          <w:t>徒23:9</w:t>
-        </w:r>
-      </w:hyperlink>
-      <w:r>
-        <w:rPr>
-          <w:lang w:val="zh_TW" w:bidi="zh_TW"/>
-        </w:rPr>
-        <w:t>）。</w:t>
+        <w:t>）。百姓不順服神便會失去土地，也使聖殿毀壞。</w:t>
       </w:r>
     </w:p>
     <w:p>
@@ -1638,9 +1073,9 @@
         <w:rPr>
           <w:lang w:val="zh_TW" w:bidi="zh_TW"/>
         </w:rPr>
-        <w:t>文士在猶太社區中備受尊敬。他們是猶太律法的權威教師，不僅在聖殿內（</w:t>
-      </w:r>
-      <w:hyperlink r:id="rId67">
+        <w:t>分裂王國時期的歷史，大多是百姓與君王共同背約的歷史。耶和華一再藉著先知警告他們，這樣的不順服只會導致被逐出那地，但他們充耳不聞（</w:t>
+      </w:r>
+      <w:hyperlink r:id="rId46">
         <w:r>
           <w:rPr>
             <w:lang w:val="zh_TW" w:bidi="zh_TW"/>
@@ -1649,16 +1084,16 @@
             <w:color w:val="0000EE"/>
             <w:u w:val="single"/>
           </w:rPr>
-          <w:t>路2:46</w:t>
+          <w:t>賽6:11–12</w:t>
         </w:r>
       </w:hyperlink>
       <w:r>
         <w:rPr>
           <w:lang w:val="zh_TW" w:bidi="zh_TW"/>
         </w:rPr>
-        <w:t>），也在猶太和加利利的各會堂中（</w:t>
-      </w:r>
-      <w:hyperlink r:id="rId68">
+        <w:t>；</w:t>
+      </w:r>
+      <w:hyperlink r:id="rId47">
         <w:r>
           <w:rPr>
             <w:lang w:val="zh_TW" w:bidi="zh_TW"/>
@@ -1667,16 +1102,10 @@
             <w:color w:val="0000EE"/>
             <w:u w:val="single"/>
           </w:rPr>
-          <w:t>5:17</w:t>
+          <w:t>摩5:27，</w:t>
         </w:r>
       </w:hyperlink>
-      <w:r>
-        <w:rPr>
-          <w:lang w:val="zh_TW" w:bidi="zh_TW"/>
-        </w:rPr>
-        <w:t>）教導。他們同時也是公會的重要成員，穿著特製的長衣（</w:t>
-      </w:r>
-      <w:hyperlink r:id="rId69">
+      <w:hyperlink r:id="rId48">
         <w:r>
           <w:rPr>
             <w:lang w:val="zh_TW" w:bidi="zh_TW"/>
@@ -1685,28 +1114,16 @@
             <w:color w:val="0000EE"/>
             <w:u w:val="single"/>
           </w:rPr>
-          <w:t>可12:38</w:t>
+          <w:t>7:17</w:t>
         </w:r>
       </w:hyperlink>
       <w:r>
         <w:rPr>
           <w:lang w:val="zh_TW" w:bidi="zh_TW"/>
         </w:rPr>
-        <w:t>），下擺有作為紀念的穗子，並在手臂上佩戴裝有經文的「佩經盒（</w:t>
-      </w:r>
-      <w:r>
-        <w:rPr>
-          <w:lang w:val="zh_TW" w:bidi="zh_TW"/>
-        </w:rPr>
-        <w:t>prayer boxes</w:t>
-      </w:r>
-      <w:r>
-        <w:rPr>
-          <w:lang w:val="zh_TW" w:bidi="zh_TW"/>
-        </w:rPr>
-        <w:t>）」（</w:t>
-      </w:r>
-      <w:hyperlink r:id="rId70">
+        <w:t>；</w:t>
+      </w:r>
+      <w:hyperlink r:id="rId49">
         <w:r>
           <w:rPr>
             <w:lang w:val="zh_TW" w:bidi="zh_TW"/>
@@ -1715,115 +1132,14 @@
             <w:color w:val="0000EE"/>
             <w:u w:val="single"/>
           </w:rPr>
-          <w:t>太23:5</w:t>
+          <w:t>何9:17</w:t>
         </w:r>
       </w:hyperlink>
       <w:r>
         <w:rPr>
           <w:lang w:val="zh_TW" w:bidi="zh_TW"/>
         </w:rPr>
-        <w:t>）。這樣的服裝使他們備受注目，吸引人在街上向他們問安（</w:t>
-      </w:r>
-      <w:hyperlink r:id="rId69">
-        <w:r>
-          <w:rPr>
-            <w:lang w:val="zh_TW" w:bidi="zh_TW"/>
-          </w:rPr>
-          <w:rPr>
-            <w:color w:val="0000EE"/>
-            <w:u w:val="single"/>
-          </w:rPr>
-          <w:t>可12:38</w:t>
-        </w:r>
-      </w:hyperlink>
-      <w:r>
-        <w:rPr>
-          <w:lang w:val="zh_TW" w:bidi="zh_TW"/>
-        </w:rPr>
-        <w:t>）。他們被尊稱為「拉比」或「師傅」（</w:t>
-      </w:r>
-      <w:hyperlink r:id="rId71">
-        <w:r>
-          <w:rPr>
-            <w:lang w:val="zh_TW" w:bidi="zh_TW"/>
-          </w:rPr>
-          <w:rPr>
-            <w:color w:val="0000EE"/>
-            <w:u w:val="single"/>
-          </w:rPr>
-          <w:t>太23:7</w:t>
-        </w:r>
-      </w:hyperlink>
-      <w:r>
-        <w:rPr>
-          <w:lang w:val="zh_TW" w:bidi="zh_TW"/>
-        </w:rPr>
-        <w:t>），在敬拜和社交場合中享有首座（</w:t>
-      </w:r>
-      <w:hyperlink r:id="rId72">
-        <w:r>
-          <w:rPr>
-            <w:lang w:val="zh_TW" w:bidi="zh_TW"/>
-          </w:rPr>
-          <w:rPr>
-            <w:color w:val="0000EE"/>
-            <w:u w:val="single"/>
-          </w:rPr>
-          <w:t>太23:2</w:t>
-        </w:r>
-      </w:hyperlink>
-      <w:r>
-        <w:rPr>
-          <w:lang w:val="zh_TW" w:bidi="zh_TW"/>
-        </w:rPr>
-        <w:t>；</w:t>
-      </w:r>
-      <w:hyperlink r:id="rId73">
-        <w:r>
-          <w:rPr>
-            <w:lang w:val="zh_TW" w:bidi="zh_TW"/>
-          </w:rPr>
-          <w:rPr>
-            <w:color w:val="0000EE"/>
-            <w:u w:val="single"/>
-          </w:rPr>
-          <w:t>可12:39</w:t>
-        </w:r>
-      </w:hyperlink>
-      <w:r>
-        <w:rPr>
-          <w:lang w:val="zh_TW" w:bidi="zh_TW"/>
-        </w:rPr>
-        <w:t>；</w:t>
-      </w:r>
-      <w:hyperlink r:id="rId74">
-        <w:r>
-          <w:rPr>
-            <w:lang w:val="zh_TW" w:bidi="zh_TW"/>
-          </w:rPr>
-          <w:rPr>
-            <w:color w:val="0000EE"/>
-            <w:u w:val="single"/>
-          </w:rPr>
-          <w:t>路20:46</w:t>
-        </w:r>
-      </w:hyperlink>
-      <w:r>
-        <w:rPr>
-          <w:lang w:val="zh_TW" w:bidi="zh_TW"/>
-        </w:rPr>
-        <w:t>）。</w:t>
-      </w:r>
-    </w:p>
-    <w:p>
-      <w:pPr>
-        <w:pStyle w:val="Heading3"/>
-      </w:pPr>
-      <w:r>
-        <w:rPr>
-          <w:lang w:val="zh_TW" w:bidi="zh_TW"/>
-        </w:rPr>
-        <w:t>耶穌時代的文士</w:t>
+        <w:t>）。君王一次又一次證明自己不配擔任這職分。</w:t>
       </w:r>
     </w:p>
     <w:p>
@@ -1837,27 +1153,9 @@
         <w:rPr>
           <w:lang w:val="zh_TW" w:bidi="zh_TW"/>
         </w:rPr>
-        <w:t>在耶穌的事工期間，文士主要是那些對猶太律法的要求極為關注的人。路加稱文士為「律法師」，藉此向他的外邦（非猶太）聽眾和讀者說明文士的主要職責是解釋猶太律法。文士經常批評耶穌，他們多次指責耶穌違反猶太律法，例如：</w:t>
-      </w:r>
-    </w:p>
-    <w:p>
-      <w:pPr>
-        <w:pStyle w:val="ListBullet"/>
-        <w:spacing w:line="240" w:lineRule="auto"/>
-        <w:ind w:left="720"/>
-      </w:pPr>
-      <w:r>
-        <w:rPr>
-          <w:lang w:val="zh_TW" w:bidi="zh_TW"/>
-        </w:rPr>
-      </w:r>
-      <w:r>
-        <w:rPr>
-          <w:lang w:val="zh_TW" w:bidi="zh_TW"/>
-        </w:rPr>
-        <w:t>當耶穌赦免罪人時（</w:t>
-      </w:r>
-      <w:hyperlink r:id="rId75">
+        <w:t>當百姓執意行惡時，耶利米宣告尼布甲尼撒要成為耶和華的器皿，把他們趕出那地（</w:t>
+      </w:r>
+      <w:hyperlink r:id="rId50">
         <w:r>
           <w:rPr>
             <w:lang w:val="zh_TW" w:bidi="zh_TW"/>
@@ -1866,16 +1164,10 @@
             <w:color w:val="0000EE"/>
             <w:u w:val="single"/>
           </w:rPr>
-          <w:t>太9:1–3</w:t>
+          <w:t>耶21:2，</w:t>
         </w:r>
       </w:hyperlink>
-      <w:r>
-        <w:rPr>
-          <w:lang w:val="zh_TW" w:bidi="zh_TW"/>
-        </w:rPr>
-        <w:t>；</w:t>
-      </w:r>
-      <w:hyperlink r:id="rId76">
+      <w:hyperlink r:id="rId51">
         <w:r>
           <w:rPr>
             <w:lang w:val="zh_TW" w:bidi="zh_TW"/>
@@ -1884,34 +1176,10 @@
             <w:color w:val="0000EE"/>
             <w:u w:val="single"/>
           </w:rPr>
-          <w:t>路5:17–26</w:t>
+          <w:t>22:25，</w:t>
         </w:r>
       </w:hyperlink>
-      <w:r>
-        <w:rPr>
-          <w:lang w:val="zh_TW" w:bidi="zh_TW"/>
-        </w:rPr>
-        <w:t>）</w:t>
-      </w:r>
-    </w:p>
-    <w:p>
-      <w:pPr>
-        <w:pStyle w:val="ListBullet"/>
-        <w:spacing w:line="240" w:lineRule="auto"/>
-        <w:ind w:left="720"/>
-      </w:pPr>
-      <w:r>
-        <w:rPr>
-          <w:lang w:val="zh_TW" w:bidi="zh_TW"/>
-        </w:rPr>
-      </w:r>
-      <w:r>
-        <w:rPr>
-          <w:lang w:val="zh_TW" w:bidi="zh_TW"/>
-        </w:rPr>
-        <w:t>當他們認為耶穌在安息日工作（</w:t>
-      </w:r>
-      <w:hyperlink r:id="rId77">
+      <w:hyperlink r:id="rId52">
         <w:r>
           <w:rPr>
             <w:lang w:val="zh_TW" w:bidi="zh_TW"/>
@@ -1920,16 +1188,10 @@
             <w:color w:val="0000EE"/>
             <w:u w:val="single"/>
           </w:rPr>
-          <w:t>路6:1–2</w:t>
+          <w:t>25:8–9，</w:t>
         </w:r>
       </w:hyperlink>
-      <w:r>
-        <w:rPr>
-          <w:lang w:val="zh_TW" w:bidi="zh_TW"/>
-        </w:rPr>
-        <w:t>）或醫治人時（</w:t>
-      </w:r>
-      <w:hyperlink r:id="rId78">
+      <w:hyperlink r:id="rId53">
         <w:r>
           <w:rPr>
             <w:lang w:val="zh_TW" w:bidi="zh_TW"/>
@@ -1938,34 +1200,10 @@
             <w:color w:val="0000EE"/>
             <w:u w:val="single"/>
           </w:rPr>
-          <w:t>6–11</w:t>
+          <w:t>27:6，</w:t>
         </w:r>
       </w:hyperlink>
-      <w:r>
-        <w:rPr>
-          <w:lang w:val="zh_TW" w:bidi="zh_TW"/>
-        </w:rPr>
-        <w:t>節），沒有適當遵守安息日</w:t>
-      </w:r>
-    </w:p>
-    <w:p>
-      <w:pPr>
-        <w:pStyle w:val="ListBullet"/>
-        <w:spacing w:line="240" w:lineRule="auto"/>
-        <w:ind w:left="720"/>
-      </w:pPr>
-      <w:r>
-        <w:rPr>
-          <w:lang w:val="zh_TW" w:bidi="zh_TW"/>
-        </w:rPr>
-      </w:r>
-      <w:r>
-        <w:rPr>
-          <w:lang w:val="zh_TW" w:bidi="zh_TW"/>
-        </w:rPr>
-        <w:t>當他們發現耶穌不遵守他們的儀式性洗手禮（</w:t>
-      </w:r>
-      <w:hyperlink r:id="rId79">
+      <w:hyperlink r:id="rId54">
         <w:r>
           <w:rPr>
             <w:lang w:val="zh_TW" w:bidi="zh_TW"/>
@@ -1974,16 +1212,10 @@
             <w:color w:val="0000EE"/>
             <w:u w:val="single"/>
           </w:rPr>
-          <w:t>可7:2–5</w:t>
+          <w:t>28:14，</w:t>
         </w:r>
       </w:hyperlink>
-      <w:r>
-        <w:rPr>
-          <w:lang w:val="zh_TW" w:bidi="zh_TW"/>
-        </w:rPr>
-        <w:t>）且忽視禁食的做法時（</w:t>
-      </w:r>
-      <w:hyperlink r:id="rId80">
+      <w:hyperlink r:id="rId55">
         <w:r>
           <w:rPr>
             <w:lang w:val="zh_TW" w:bidi="zh_TW"/>
@@ -1992,14 +1224,32 @@
             <w:color w:val="0000EE"/>
             <w:u w:val="single"/>
           </w:rPr>
-          <w:t>路5:33–39</w:t>
+          <w:t>29:21</w:t>
         </w:r>
       </w:hyperlink>
       <w:r>
         <w:rPr>
           <w:lang w:val="zh_TW" w:bidi="zh_TW"/>
         </w:rPr>
-        <w:t>）</w:t>
+        <w:t>）。然而，耶利米與其他先知也把眼光放在被擄以後，宣告將來會復興與歸回應許之地（</w:t>
+      </w:r>
+      <w:hyperlink r:id="rId56">
+        <w:r>
+          <w:rPr>
+            <w:lang w:val="zh_TW" w:bidi="zh_TW"/>
+          </w:rPr>
+          <w:rPr>
+            <w:color w:val="0000EE"/>
+            <w:u w:val="single"/>
+          </w:rPr>
+          <w:t>耶32:6–25</w:t>
+        </w:r>
+      </w:hyperlink>
+      <w:r>
+        <w:rPr>
+          <w:lang w:val="zh_TW" w:bidi="zh_TW"/>
+        </w:rPr>
+        <w:t>）。在歷史上，這些事實際成就於波斯王塞魯士大帝統治時期（公元前538年），並記載在以斯拉記和尼希米記中。</w:t>
       </w:r>
     </w:p>
     <w:p>
@@ -2013,9 +1263,9 @@
         <w:rPr>
           <w:lang w:val="zh_TW" w:bidi="zh_TW"/>
         </w:rPr>
-        <w:t>不出意料，他們特別反對耶穌與猶太社會中的不潔淨者（禮儀上不潔）和被排斥者交往（</w:t>
-      </w:r>
-      <w:hyperlink r:id="rId81">
+        <w:t>在解釋時出現的難題，就是要尋找某些有關被擄歸回的預言，如何得到充分的應驗（參</w:t>
+      </w:r>
+      <w:hyperlink r:id="rId57">
         <w:r>
           <w:rPr>
             <w:lang w:val="zh_TW" w:bidi="zh_TW"/>
@@ -2024,7 +1274,7 @@
             <w:color w:val="0000EE"/>
             <w:u w:val="single"/>
           </w:rPr>
-          <w:t>可2:16–17</w:t>
+          <w:t>結37章</w:t>
         </w:r>
       </w:hyperlink>
       <w:r>
@@ -2033,7 +1283,7 @@
         </w:rPr>
         <w:t>；</w:t>
       </w:r>
-      <w:hyperlink r:id="rId82">
+      <w:hyperlink r:id="rId58">
         <w:r>
           <w:rPr>
             <w:lang w:val="zh_TW" w:bidi="zh_TW"/>
@@ -2042,266 +1292,25 @@
             <w:color w:val="0000EE"/>
             <w:u w:val="single"/>
           </w:rPr>
-          <w:t>路15:1–2</w:t>
+          <w:t>摩9:14–15</w:t>
         </w:r>
       </w:hyperlink>
       <w:r>
         <w:rPr>
           <w:lang w:val="zh_TW" w:bidi="zh_TW"/>
         </w:rPr>
-        <w:t>）。他們經常試圖用有關猶太律法的問題來陷害耶穌（</w:t>
-      </w:r>
-      <w:hyperlink r:id="rId59">
-        <w:r>
-          <w:rPr>
-            <w:lang w:val="zh_TW" w:bidi="zh_TW"/>
-          </w:rPr>
-          <w:rPr>
-            <w:color w:val="0000EE"/>
-            <w:u w:val="single"/>
-          </w:rPr>
-          <w:t>可7:5</w:t>
-        </w:r>
-      </w:hyperlink>
-      <w:r>
-        <w:rPr>
-          <w:lang w:val="zh_TW" w:bidi="zh_TW"/>
-        </w:rPr>
-        <w:t>，</w:t>
-      </w:r>
-      <w:hyperlink r:id="rId83">
-        <w:r>
-          <w:rPr>
-            <w:lang w:val="zh_TW" w:bidi="zh_TW"/>
-          </w:rPr>
-          <w:rPr>
-            <w:color w:val="0000EE"/>
-            <w:u w:val="single"/>
-          </w:rPr>
-          <w:t>12:28、35</w:t>
-        </w:r>
-      </w:hyperlink>
-      <w:r>
-        <w:rPr>
-          <w:lang w:val="zh_TW" w:bidi="zh_TW"/>
-        </w:rPr>
-        <w:t>；</w:t>
-      </w:r>
-      <w:hyperlink r:id="rId84">
-        <w:r>
-          <w:rPr>
-            <w:lang w:val="zh_TW" w:bidi="zh_TW"/>
-          </w:rPr>
-          <w:rPr>
-            <w:color w:val="0000EE"/>
-            <w:u w:val="single"/>
-          </w:rPr>
-          <w:t>路11:53</w:t>
-        </w:r>
-      </w:hyperlink>
-      <w:r>
-        <w:rPr>
-          <w:lang w:val="zh_TW" w:bidi="zh_TW"/>
-        </w:rPr>
-        <w:t>；</w:t>
-      </w:r>
-      <w:hyperlink r:id="rId85">
-        <w:r>
-          <w:rPr>
-            <w:lang w:val="zh_TW" w:bidi="zh_TW"/>
-          </w:rPr>
-          <w:rPr>
-            <w:color w:val="0000EE"/>
-            <w:u w:val="single"/>
-          </w:rPr>
-          <w:t>約8:3–4</w:t>
-        </w:r>
-      </w:hyperlink>
-      <w:r>
-        <w:rPr>
-          <w:lang w:val="zh_TW" w:bidi="zh_TW"/>
-        </w:rPr>
-        <w:t>）。他們要求耶穌明確表明自己的身份（</w:t>
-      </w:r>
-      <w:hyperlink r:id="rId57">
-        <w:r>
-          <w:rPr>
-            <w:lang w:val="zh_TW" w:bidi="zh_TW"/>
-          </w:rPr>
-          <w:rPr>
-            <w:color w:val="0000EE"/>
-            <w:u w:val="single"/>
-          </w:rPr>
-          <w:t>太12:38</w:t>
-        </w:r>
-      </w:hyperlink>
-      <w:r>
-        <w:rPr>
-          <w:lang w:val="zh_TW" w:bidi="zh_TW"/>
-        </w:rPr>
-        <w:t>），並揭示祂行神蹟的權柄來源（</w:t>
-      </w:r>
-      <w:hyperlink r:id="rId86">
-        <w:r>
-          <w:rPr>
-            <w:lang w:val="zh_TW" w:bidi="zh_TW"/>
-          </w:rPr>
-          <w:rPr>
-            <w:color w:val="0000EE"/>
-            <w:u w:val="single"/>
-          </w:rPr>
-          <w:t>可3:22</w:t>
-        </w:r>
-      </w:hyperlink>
-      <w:r>
-        <w:rPr>
-          <w:lang w:val="zh_TW" w:bidi="zh_TW"/>
-        </w:rPr>
-        <w:t>；</w:t>
-      </w:r>
-      <w:hyperlink r:id="rId87">
-        <w:r>
-          <w:rPr>
-            <w:lang w:val="zh_TW" w:bidi="zh_TW"/>
-          </w:rPr>
-          <w:rPr>
-            <w:color w:val="0000EE"/>
-            <w:u w:val="single"/>
-          </w:rPr>
-          <w:t>路20:1–4</w:t>
-        </w:r>
-      </w:hyperlink>
-      <w:r>
-        <w:rPr>
-          <w:lang w:val="zh_TW" w:bidi="zh_TW"/>
-        </w:rPr>
-        <w:t>）。儘管有少數文士接受耶穌（</w:t>
-      </w:r>
-      <w:hyperlink r:id="rId88">
-        <w:r>
-          <w:rPr>
-            <w:lang w:val="zh_TW" w:bidi="zh_TW"/>
-          </w:rPr>
-          <w:rPr>
-            <w:color w:val="0000EE"/>
-            <w:u w:val="single"/>
-          </w:rPr>
-          <w:t>太8:19</w:t>
-        </w:r>
-      </w:hyperlink>
-      <w:r>
-        <w:rPr>
-          <w:lang w:val="zh_TW" w:bidi="zh_TW"/>
-        </w:rPr>
-        <w:t>，</w:t>
-      </w:r>
-      <w:hyperlink r:id="rId89">
-        <w:r>
-          <w:rPr>
-            <w:lang w:val="zh_TW" w:bidi="zh_TW"/>
-          </w:rPr>
-          <w:rPr>
-            <w:color w:val="0000EE"/>
-            <w:u w:val="single"/>
-          </w:rPr>
-          <w:t>13:52</w:t>
-        </w:r>
-      </w:hyperlink>
-      <w:r>
-        <w:rPr>
-          <w:lang w:val="zh_TW" w:bidi="zh_TW"/>
-        </w:rPr>
-        <w:t>；</w:t>
-      </w:r>
-      <w:hyperlink r:id="rId90">
-        <w:r>
-          <w:rPr>
-            <w:lang w:val="zh_TW" w:bidi="zh_TW"/>
-          </w:rPr>
-          <w:rPr>
-            <w:color w:val="0000EE"/>
-            <w:u w:val="single"/>
-          </w:rPr>
-          <w:t>可12:32</w:t>
-        </w:r>
-      </w:hyperlink>
-      <w:r>
-        <w:rPr>
-          <w:lang w:val="zh_TW" w:bidi="zh_TW"/>
-        </w:rPr>
-        <w:t>；</w:t>
-      </w:r>
-      <w:hyperlink r:id="rId91">
-        <w:r>
-          <w:rPr>
-            <w:lang w:val="zh_TW" w:bidi="zh_TW"/>
-          </w:rPr>
-          <w:rPr>
-            <w:color w:val="0000EE"/>
-            <w:u w:val="single"/>
-          </w:rPr>
-          <w:t>約3:1–2</w:t>
-        </w:r>
-      </w:hyperlink>
-      <w:r>
-        <w:rPr>
-          <w:lang w:val="zh_TW" w:bidi="zh_TW"/>
-        </w:rPr>
-        <w:t>），但大多數文士對耶穌充滿敵意，這也是由於耶穌的聲望日漸高漲，威脅到他們的權威（</w:t>
-      </w:r>
-      <w:hyperlink r:id="rId92">
-        <w:r>
-          <w:rPr>
-            <w:lang w:val="zh_TW" w:bidi="zh_TW"/>
-          </w:rPr>
-          <w:rPr>
-            <w:color w:val="0000EE"/>
-            <w:u w:val="single"/>
-          </w:rPr>
-          <w:t>太7:29</w:t>
-        </w:r>
-      </w:hyperlink>
-      <w:r>
-        <w:rPr>
-          <w:lang w:val="zh_TW" w:bidi="zh_TW"/>
-        </w:rPr>
-        <w:t>），並危及城鎮的安全（</w:t>
-      </w:r>
-      <w:hyperlink r:id="rId93">
-        <w:r>
-          <w:rPr>
-            <w:lang w:val="zh_TW" w:bidi="zh_TW"/>
-          </w:rPr>
-          <w:rPr>
-            <w:color w:val="0000EE"/>
-            <w:u w:val="single"/>
-          </w:rPr>
-          <w:t>太21:15</w:t>
-        </w:r>
-      </w:hyperlink>
-      <w:r>
-        <w:rPr>
-          <w:lang w:val="zh_TW" w:bidi="zh_TW"/>
-        </w:rPr>
-        <w:t>；</w:t>
-      </w:r>
-      <w:hyperlink r:id="rId94">
-        <w:r>
-          <w:rPr>
-            <w:lang w:val="zh_TW" w:bidi="zh_TW"/>
-          </w:rPr>
-          <w:rPr>
-            <w:color w:val="0000EE"/>
-            <w:u w:val="single"/>
-          </w:rPr>
-          <w:t>可11:18</w:t>
-        </w:r>
-      </w:hyperlink>
-      <w:r>
-        <w:rPr>
-          <w:lang w:val="zh_TW" w:bidi="zh_TW"/>
-        </w:rPr>
-        <w:t>）。</w:t>
+        <w:t>），因為這些預言描繪的是在一位大衛後裔君王統治下，以色列將大大昌盛，並且永遠得享那地為業。兩約之間似乎並不能成為這些預言的合理應驗。</w:t>
+      </w:r>
+    </w:p>
+    <w:p>
+      <w:pPr>
+        <w:pStyle w:val="Heading3"/>
+      </w:pPr>
+      <w:r>
+        <w:rPr>
+          <w:lang w:val="zh_TW" w:bidi="zh_TW"/>
+        </w:rPr>
+        <w:t>土地與新約</w:t>
       </w:r>
     </w:p>
     <w:p>
@@ -2315,9 +1324,9 @@
         <w:rPr>
           <w:lang w:val="zh_TW" w:bidi="zh_TW"/>
         </w:rPr>
-        <w:t>他們反對耶穌的另一個重要原因是耶穌揭露了他們的假冒為善與腐敗。耶穌公開指責他們追求公眾的認可（</w:t>
-      </w:r>
-      <w:hyperlink r:id="rId95">
+        <w:t>在新約聖經裡，「土地」的主題不再那麼突出，並且多半被賦予屬靈的象徵意義。希伯來書的作者暗示，亞伯拉罕明白這土地的應許並不只是地理上的成就，而是指向更高且更令人滿足的天家。亞伯拉看透了世界上一切事物的不完全與暫時性，所以眼光超越了土地應許在今世的成就，仰望那有根基的城，就是神所經營所建造的（</w:t>
+      </w:r>
+      <w:hyperlink r:id="rId59">
         <w:r>
           <w:rPr>
             <w:lang w:val="zh_TW" w:bidi="zh_TW"/>
@@ -2326,16 +1335,16 @@
             <w:color w:val="0000EE"/>
             <w:u w:val="single"/>
           </w:rPr>
-          <w:t>太23:5–7</w:t>
+          <w:t>來11:10</w:t>
         </w:r>
       </w:hyperlink>
       <w:r>
         <w:rPr>
           <w:lang w:val="zh_TW" w:bidi="zh_TW"/>
         </w:rPr>
-        <w:t>；</w:t>
-      </w:r>
-      <w:hyperlink r:id="rId96">
+        <w:t>），並且尋求一個「更美的家鄉，就是在天上的」（</w:t>
+      </w:r>
+      <w:hyperlink r:id="rId60">
         <w:r>
           <w:rPr>
             <w:lang w:val="zh_TW" w:bidi="zh_TW"/>
@@ -2344,16 +1353,16 @@
             <w:color w:val="0000EE"/>
             <w:u w:val="single"/>
           </w:rPr>
-          <w:t>可12:38–39</w:t>
+          <w:t>16節</w:t>
         </w:r>
       </w:hyperlink>
       <w:r>
         <w:rPr>
           <w:lang w:val="zh_TW" w:bidi="zh_TW"/>
         </w:rPr>
-        <w:t>；</w:t>
-      </w:r>
-      <w:hyperlink r:id="rId97">
+        <w:t>）。在新約聖經中，以色列所得的土地應許與進入迦南，被理解為預表將來神子民要進入的天上安息（</w:t>
+      </w:r>
+      <w:hyperlink r:id="rId61">
         <w:r>
           <w:rPr>
             <w:lang w:val="zh_TW" w:bidi="zh_TW"/>
@@ -2362,16 +1371,16 @@
             <w:color w:val="0000EE"/>
             <w:u w:val="single"/>
           </w:rPr>
-          <w:t>路11:43</w:t>
+          <w:t>來3–4章</w:t>
         </w:r>
       </w:hyperlink>
       <w:r>
         <w:rPr>
           <w:lang w:val="zh_TW" w:bidi="zh_TW"/>
         </w:rPr>
-        <w:t>）。他們外表看似正確和聖潔，內心卻充滿腐敗（</w:t>
-      </w:r>
-      <w:hyperlink r:id="rId98">
+        <w:t>）。或許，這也解釋了舊約聖經為何強調以色列人遵行神律法與承受土地之間的關聯。當以色列人未能活出聖潔，他們就失去預表蒙福的資格，因此不得進入那地，或被逐出那地。新約聖經顯明，神的旨意是為祂的子民預備一個永恆的家鄉。在那裡，神這位君王直接而公義地掌權，萬事都順服祂的旨意，死亡與罪惡被廢去，祂子民一切的需要都要完全得著滿足（</w:t>
+      </w:r>
+      <w:hyperlink r:id="rId62">
         <w:r>
           <w:rPr>
             <w:lang w:val="zh_TW" w:bidi="zh_TW"/>
@@ -2380,7 +1389,7 @@
             <w:color w:val="0000EE"/>
             <w:u w:val="single"/>
           </w:rPr>
-          <w:t>太23:25–28</w:t>
+          <w:t>來11:13–16</w:t>
         </w:r>
       </w:hyperlink>
       <w:r>
@@ -2389,7 +1398,7 @@
         </w:rPr>
         <w:t>；</w:t>
       </w:r>
-      <w:hyperlink r:id="rId99">
+      <w:hyperlink r:id="rId63">
         <w:r>
           <w:rPr>
             <w:lang w:val="zh_TW" w:bidi="zh_TW"/>
@@ -2398,14 +1407,14 @@
             <w:color w:val="0000EE"/>
             <w:u w:val="single"/>
           </w:rPr>
-          <w:t>路11:39–41</w:t>
+          <w:t>啟21章</w:t>
         </w:r>
       </w:hyperlink>
       <w:r>
         <w:rPr>
           <w:lang w:val="zh_TW" w:bidi="zh_TW"/>
         </w:rPr>
-        <w:t>）。換句話說，他們看似遵守所有的規則，但卻缺乏真誠。</w:t>
+        <w:t>）。</w:t>
       </w:r>
     </w:p>
     <w:p>
@@ -2419,9 +1428,9 @@
         <w:rPr>
           <w:lang w:val="zh_TW" w:bidi="zh_TW"/>
         </w:rPr>
-        <w:t>耶穌也攻擊文士所教導的口傳猶太律法的原則，稱這律法是「重擔」，連文士自己都不遵守（</w:t>
-      </w:r>
-      <w:hyperlink r:id="rId100">
+        <w:t>一些人認為，舊約有關土地的應許僅具有預表性的意義。因著基督道成肉身的光照，凡聖經中有關將來那地的應許，都要在教會裡得著屬靈層面得著應驗。如今教會就是新的以色列，承受舊約聖經應許的後嗣。因為神的國如今是一個屬靈的現實，所以若仍期待舊約中有關以色列歸回那地、並在大衛之子基督的統治下，進入和平與昌盛時期的預言，在將來會有實際的應驗，就被視為誤解舊約（參</w:t>
+      </w:r>
+      <w:hyperlink r:id="rId64">
         <w:r>
           <w:rPr>
             <w:lang w:val="zh_TW" w:bidi="zh_TW"/>
@@ -2430,16 +1439,10 @@
             <w:color w:val="0000EE"/>
             <w:u w:val="single"/>
           </w:rPr>
-          <w:t>太23:2–4、13–22</w:t>
+          <w:t>賽2:1–5，</w:t>
         </w:r>
       </w:hyperlink>
-      <w:r>
-        <w:rPr>
-          <w:lang w:val="zh_TW" w:bidi="zh_TW"/>
-        </w:rPr>
-        <w:t>；</w:t>
-      </w:r>
-      <w:hyperlink r:id="rId101">
+      <w:hyperlink r:id="rId65">
         <w:r>
           <w:rPr>
             <w:lang w:val="zh_TW" w:bidi="zh_TW"/>
@@ -2448,16 +1451,10 @@
             <w:color w:val="0000EE"/>
             <w:u w:val="single"/>
           </w:rPr>
-          <w:t>路11:46</w:t>
+          <w:t>11:6–11；</w:t>
         </w:r>
       </w:hyperlink>
-      <w:r>
-        <w:rPr>
-          <w:lang w:val="zh_TW" w:bidi="zh_TW"/>
-        </w:rPr>
-        <w:t>）。他們強調律法的細節，卻忽視了更重要的公義、憐憫和信實（</w:t>
-      </w:r>
-      <w:hyperlink r:id="rId102">
+      <w:hyperlink r:id="rId57">
         <w:r>
           <w:rPr>
             <w:lang w:val="zh_TW" w:bidi="zh_TW"/>
@@ -2466,16 +1463,10 @@
             <w:color w:val="0000EE"/>
             <w:u w:val="single"/>
           </w:rPr>
-          <w:t>太23:23–24</w:t>
+          <w:t>結37；</w:t>
         </w:r>
       </w:hyperlink>
-      <w:r>
-        <w:rPr>
-          <w:lang w:val="zh_TW" w:bidi="zh_TW"/>
-        </w:rPr>
-        <w:t>；</w:t>
-      </w:r>
-      <w:hyperlink r:id="rId103">
+      <w:hyperlink r:id="rId58">
         <w:r>
           <w:rPr>
             <w:lang w:val="zh_TW" w:bidi="zh_TW"/>
@@ -2484,68 +1475,14 @@
             <w:color w:val="0000EE"/>
             <w:u w:val="single"/>
           </w:rPr>
-          <w:t>可12:40</w:t>
+          <w:t>摩9:14–15</w:t>
         </w:r>
       </w:hyperlink>
       <w:r>
         <w:rPr>
           <w:lang w:val="zh_TW" w:bidi="zh_TW"/>
         </w:rPr>
-        <w:t>；</w:t>
-      </w:r>
-      <w:hyperlink r:id="rId104">
-        <w:r>
-          <w:rPr>
-            <w:lang w:val="zh_TW" w:bidi="zh_TW"/>
-          </w:rPr>
-          <w:rPr>
-            <w:color w:val="0000EE"/>
-            <w:u w:val="single"/>
-          </w:rPr>
-          <w:t>路11:42</w:t>
-        </w:r>
-      </w:hyperlink>
-      <w:r>
-        <w:rPr>
-          <w:lang w:val="zh_TW" w:bidi="zh_TW"/>
-        </w:rPr>
-        <w:t>）。他們自視為舊約先知的後裔，但耶穌告訴他們，如果他們活在先知的時代，他們也會殺害那些先知（</w:t>
-      </w:r>
-      <w:hyperlink r:id="rId105">
-        <w:r>
-          <w:rPr>
-            <w:lang w:val="zh_TW" w:bidi="zh_TW"/>
-          </w:rPr>
-          <w:rPr>
-            <w:color w:val="0000EE"/>
-            <w:u w:val="single"/>
-          </w:rPr>
-          <w:t>太23:29–36</w:t>
-        </w:r>
-      </w:hyperlink>
-      <w:r>
-        <w:rPr>
-          <w:lang w:val="zh_TW" w:bidi="zh_TW"/>
-        </w:rPr>
-        <w:t>；</w:t>
-      </w:r>
-      <w:hyperlink r:id="rId106">
-        <w:r>
-          <w:rPr>
-            <w:lang w:val="zh_TW" w:bidi="zh_TW"/>
-          </w:rPr>
-          <w:rPr>
-            <w:color w:val="0000EE"/>
-            <w:u w:val="single"/>
-          </w:rPr>
-          <w:t>路20:9–19</w:t>
-        </w:r>
-      </w:hyperlink>
-      <w:r>
-        <w:rPr>
-          <w:lang w:val="zh_TW" w:bidi="zh_TW"/>
-        </w:rPr>
-        <w:t>）。</w:t>
+        <w:t>）。住在基督裡，就被看作是對舊約時代有形地理應許的充分應驗。</w:t>
       </w:r>
     </w:p>
     <w:p>
@@ -2559,9 +1496,9 @@
         <w:rPr>
           <w:lang w:val="zh_TW" w:bidi="zh_TW"/>
         </w:rPr>
-        <w:t>因此，文士急於逮捕耶穌並不令人驚訝（</w:t>
-      </w:r>
-      <w:hyperlink r:id="rId107">
+        <w:t>另一些人雖然不否認這些舊約現實具有預表性的意義，但他們認為有關土地的應許，仍然在其原本的具體、地理層面上有效。他們指出，保羅在</w:t>
+      </w:r>
+      <w:hyperlink r:id="rId66">
         <w:r>
           <w:rPr>
             <w:lang w:val="zh_TW" w:bidi="zh_TW"/>
@@ -2570,16 +1507,16 @@
             <w:color w:val="0000EE"/>
             <w:u w:val="single"/>
           </w:rPr>
-          <w:t>可14:1</w:t>
+          <w:t>羅馬書九至十一章</w:t>
         </w:r>
       </w:hyperlink>
       <w:r>
         <w:rPr>
           <w:lang w:val="zh_TW" w:bidi="zh_TW"/>
         </w:rPr>
-        <w:t>；</w:t>
-      </w:r>
-      <w:hyperlink r:id="rId84">
+        <w:t>論證，以色列民族仍有未來。雖然以色列在歷史中不斷不順服神，最終更拒絕彌賽亞，但神的揀選與呼召是不可廢棄的，以色列仍要被接回到那棵他們先前被折下的橄欖樹上。路加福音記載，耶路撒冷要被外邦人踐踏，直到外邦人的日期滿足（</w:t>
+      </w:r>
+      <w:hyperlink r:id="rId67">
         <w:r>
           <w:rPr>
             <w:lang w:val="zh_TW" w:bidi="zh_TW"/>
@@ -2588,16 +1525,16 @@
             <w:color w:val="0000EE"/>
             <w:u w:val="single"/>
           </w:rPr>
-          <w:t>路11:53</w:t>
+          <w:t>路21:24</w:t>
         </w:r>
       </w:hyperlink>
       <w:r>
         <w:rPr>
           <w:lang w:val="zh_TW" w:bidi="zh_TW"/>
         </w:rPr>
-        <w:t>）。耶穌對猶太律法的解釋，威脅到了他們在社會中的地位和權柄。文士與他們的對手（猶太祭司）聯手策劃逮捕耶穌（</w:t>
-      </w:r>
-      <w:hyperlink r:id="rId108">
+        <w:t>），表明將來必有一個時期，耶路撒冷要再度歸於猶太民族。然而，這並不必然意味著今日的以色列國，就是直接應驗舊約應許的歸回。舊約顯明，歸回的契機要出於信心（</w:t>
+      </w:r>
+      <w:hyperlink r:id="rId68">
         <w:r>
           <w:rPr>
             <w:lang w:val="zh_TW" w:bidi="zh_TW"/>
@@ -2606,137 +1543,14 @@
             <w:color w:val="0000EE"/>
             <w:u w:val="single"/>
           </w:rPr>
-          <w:t>可14:43</w:t>
+          <w:t>申30:1–16</w:t>
         </w:r>
       </w:hyperlink>
       <w:r>
         <w:rPr>
           <w:lang w:val="zh_TW" w:bidi="zh_TW"/>
         </w:rPr>
-        <w:t>）。當耶穌在他們和公會其他成員面前受審時，他們參與構建了一個足以判耶穌死刑的罪名（</w:t>
-      </w:r>
-      <w:hyperlink r:id="rId109">
-        <w:r>
-          <w:rPr>
-            <w:lang w:val="zh_TW" w:bidi="zh_TW"/>
-          </w:rPr>
-          <w:rPr>
-            <w:color w:val="0000EE"/>
-            <w:u w:val="single"/>
-          </w:rPr>
-          <w:t>太26:57–66</w:t>
-        </w:r>
-      </w:hyperlink>
-      <w:r>
-        <w:rPr>
-          <w:lang w:val="zh_TW" w:bidi="zh_TW"/>
-        </w:rPr>
-        <w:t>）。當耶穌被帶到希律面前時，他們與其他人一起極力指控耶穌（</w:t>
-      </w:r>
-      <w:hyperlink r:id="rId110">
-        <w:r>
-          <w:rPr>
-            <w:lang w:val="zh_TW" w:bidi="zh_TW"/>
-          </w:rPr>
-          <w:rPr>
-            <w:color w:val="0000EE"/>
-            <w:u w:val="single"/>
-          </w:rPr>
-          <w:t>路23:10</w:t>
-        </w:r>
-      </w:hyperlink>
-      <w:r>
-        <w:rPr>
-          <w:lang w:val="zh_TW" w:bidi="zh_TW"/>
-        </w:rPr>
-        <w:t>）。最終，他們與公會的其他成員一起戲弄在十字架上的耶穌（</w:t>
-      </w:r>
-      <w:hyperlink r:id="rId111">
-        <w:r>
-          <w:rPr>
-            <w:lang w:val="zh_TW" w:bidi="zh_TW"/>
-          </w:rPr>
-          <w:rPr>
-            <w:color w:val="0000EE"/>
-            <w:u w:val="single"/>
-          </w:rPr>
-          <w:t>太27:41–43</w:t>
-        </w:r>
-      </w:hyperlink>
-      <w:r>
-        <w:rPr>
-          <w:lang w:val="zh_TW" w:bidi="zh_TW"/>
-        </w:rPr>
-        <w:t>）。在公元70年耶路撒冷被毀之前，文士繼續與公會合作，反對早期的基督教會。他們還促使司提反的殉道（</w:t>
-      </w:r>
-      <w:hyperlink r:id="rId112">
-        <w:r>
-          <w:rPr>
-            <w:lang w:val="zh_TW" w:bidi="zh_TW"/>
-          </w:rPr>
-          <w:rPr>
-            <w:color w:val="0000EE"/>
-            <w:u w:val="single"/>
-          </w:rPr>
-          <w:t>徒6:12–14</w:t>
-        </w:r>
-      </w:hyperlink>
-      <w:r>
-        <w:rPr>
-          <w:lang w:val="zh_TW" w:bidi="zh_TW"/>
-        </w:rPr>
-        <w:t>）。</w:t>
-      </w:r>
-    </w:p>
-    <w:p>
-      <w:pPr/>
-      <w:r>
-        <w:rPr>
-          <w:lang w:val="zh_TW" w:bidi="zh_TW"/>
-        </w:rPr>
-      </w:r>
-      <w:r>
-        <w:rPr>
-          <w:i/>
-          <w:lang w:val="zh_TW" w:bidi="zh_TW"/>
-        </w:rPr>
-        <w:t>另見</w:t>
-      </w:r>
-      <w:r>
-        <w:rPr>
-          <w:lang w:val="zh_TW" w:bidi="zh_TW"/>
-        </w:rPr>
-        <w:t xml:space="preserve"> </w:t>
-      </w:r>
-      <w:r>
-        <w:rPr>
-          <w:lang w:val="zh_TW" w:bidi="zh_TW"/>
-        </w:rPr>
-        <w:t>猶太教；</w:t>
-      </w:r>
-      <w:r>
-        <w:rPr>
-          <w:lang w:val="zh_TW" w:bidi="zh_TW"/>
-        </w:rPr>
-        <w:t>法利賽人</w:t>
-      </w:r>
-      <w:r>
-        <w:rPr>
-          <w:lang w:val="zh_TW" w:bidi="zh_TW"/>
-        </w:rPr>
-        <w:t>；</w:t>
-      </w:r>
-      <w:r>
-        <w:rPr>
-          <w:lang w:val="zh_TW" w:bidi="zh_TW"/>
-        </w:rPr>
-        <w:t>抄寫員</w:t>
-      </w:r>
-      <w:r>
-        <w:rPr>
-          <w:lang w:val="zh_TW" w:bidi="zh_TW"/>
-        </w:rPr>
-        <w:t>。</w:t>
+        <w:t>）；以色列人今天回到故土，卻仍舊不信神。同時，猶太民族在歷世歷代中的奇妙保存，以及近代以色列國的重建，也許可以理解為預示或徵象，舊約土地的應許將來會更完全成就。</w:t>
       </w:r>
       <w:r>
         <w:rPr>
@@ -4638,12 +3452,6 @@
   </w:num>
   <w:num w:numId="13" w16cid:durableId="592781308">
     <w:abstractNumId w:val="11"/>
-  </w:num>
-  <w:num w:numId="14">
-    <w:abstractNumId w:val="3"/>
-    <w:lvlOverride w:ilvl="0">
-      <w:startOverride w:val="1"/>
-    </w:lvlOverride>
   </w:num>
   <w:numIdMacAtCleanup w:val="10"/>
 </w:numbering>

--- a/zht/docx/169.content.docx
+++ b/zht/docx/169.content.docx
@@ -149,7 +149,7 @@
         <w:rPr>
           <w:lang w:val="zh_TW" w:bidi="zh_TW"/>
         </w:rPr>
-        <w:t>tu</w:t>
+        <w:t>tie</w:t>
       </w:r>
       <w:r>
         <w:rPr>
@@ -212,7 +212,7 @@
         <w:rPr>
           <w:lang w:val="zh_TW" w:bidi="zh_TW"/>
         </w:rPr>
-        <w:t>土八‧該隱</w:t>
+        <w:t>帖撒羅尼迦後書</w:t>
       </w:r>
       <w:r>
         <w:rPr>
@@ -231,9 +231,1656 @@
         <w:rPr>
           <w:lang w:val="zh_TW" w:bidi="zh_TW"/>
         </w:rPr>
-        <w:t>拉麥和他的妻子洗拉的兒子（</w:t>
+        <w:t>保羅寫給帖撒羅尼迦教會的第二封信。</w:t>
+      </w:r>
+    </w:p>
+    <w:p>
+      <w:pPr/>
+      <w:r>
+        <w:rPr>
+          <w:lang w:val="zh_TW" w:bidi="zh_TW"/>
+        </w:rPr>
+      </w:r>
+      <w:r>
+        <w:rPr>
+          <w:lang w:val="zh_TW" w:bidi="zh_TW"/>
+        </w:rPr>
+        <w:t>概述</w:t>
+      </w:r>
+    </w:p>
+    <w:p>
+      <w:pPr>
+        <w:pStyle w:val="ListBullet"/>
+        <w:spacing w:line="240" w:lineRule="auto"/>
+        <w:ind w:left="720"/>
+      </w:pPr>
+      <w:r>
+        <w:rPr>
+          <w:lang w:val="zh_TW" w:bidi="zh_TW"/>
+        </w:rPr>
+      </w:r>
+      <w:r>
+        <w:rPr>
+          <w:lang w:val="zh_TW" w:bidi="zh_TW"/>
+        </w:rPr>
+        <w:t>作者</w:t>
+      </w:r>
+    </w:p>
+    <w:p>
+      <w:pPr>
+        <w:pStyle w:val="ListBullet"/>
+        <w:spacing w:line="240" w:lineRule="auto"/>
+        <w:ind w:left="720"/>
+      </w:pPr>
+      <w:r>
+        <w:rPr>
+          <w:lang w:val="zh_TW" w:bidi="zh_TW"/>
+        </w:rPr>
+      </w:r>
+      <w:r>
+        <w:rPr>
+          <w:lang w:val="zh_TW" w:bidi="zh_TW"/>
+        </w:rPr>
+        <w:t>日期、起源與寫作對象</w:t>
+      </w:r>
+    </w:p>
+    <w:p>
+      <w:pPr>
+        <w:pStyle w:val="ListBullet"/>
+        <w:spacing w:line="240" w:lineRule="auto"/>
+        <w:ind w:left="720"/>
+      </w:pPr>
+      <w:r>
+        <w:rPr>
+          <w:lang w:val="zh_TW" w:bidi="zh_TW"/>
+        </w:rPr>
+      </w:r>
+      <w:r>
+        <w:rPr>
+          <w:lang w:val="zh_TW" w:bidi="zh_TW"/>
+        </w:rPr>
+        <w:t>目的</w:t>
+      </w:r>
+    </w:p>
+    <w:p>
+      <w:pPr>
+        <w:pStyle w:val="ListBullet"/>
+        <w:spacing w:line="240" w:lineRule="auto"/>
+        <w:ind w:left="720"/>
+      </w:pPr>
+      <w:r>
+        <w:rPr>
+          <w:lang w:val="zh_TW" w:bidi="zh_TW"/>
+        </w:rPr>
+      </w:r>
+      <w:r>
+        <w:rPr>
+          <w:lang w:val="zh_TW" w:bidi="zh_TW"/>
+        </w:rPr>
+        <w:t>內容</w:t>
+      </w:r>
+    </w:p>
+    <w:p>
+      <w:pPr>
+        <w:pStyle w:val="Heading3"/>
+      </w:pPr>
+      <w:r>
+        <w:rPr>
+          <w:lang w:val="zh_TW" w:bidi="zh_TW"/>
+        </w:rPr>
+        <w:t>作者簡介</w:t>
+      </w:r>
+    </w:p>
+    <w:p>
+      <w:pPr/>
+      <w:r>
+        <w:rPr>
+          <w:lang w:val="zh_TW" w:bidi="zh_TW"/>
+        </w:rPr>
+      </w:r>
+      <w:r>
+        <w:rPr>
+          <w:lang w:val="zh_TW" w:bidi="zh_TW"/>
+        </w:rPr>
+        <w:t>與帖撒羅尼迦前書一樣，這封信以保羅、西拉和提摩太的名字開始；並且像前書一樣，這封信經常使用複數代名詞「我們」和「我們的」，但也有使用單數代名詞「我」（例如</w:t>
       </w:r>
       <w:hyperlink r:id="rId13">
+        <w:r>
+          <w:rPr>
+            <w:lang w:val="zh_TW" w:bidi="zh_TW"/>
+          </w:rPr>
+          <w:rPr>
+            <w:color w:val="0000EE"/>
+            <w:u w:val="single"/>
+          </w:rPr>
+          <w:t>帖後2:5</w:t>
+        </w:r>
+      </w:hyperlink>
+      <w:r>
+        <w:rPr>
+          <w:lang w:val="zh_TW" w:bidi="zh_TW"/>
+        </w:rPr>
+        <w:t>）。信的結尾寫道：「</w:t>
+      </w:r>
+      <w:r>
+        <w:rPr>
+          <w:lang w:val="zh_TW" w:bidi="zh_TW"/>
+        </w:rPr>
+        <w:t>我－ 保羅親筆問你們安。凡我的信都以此為記，我的筆跡就是這樣</w:t>
+      </w:r>
+      <w:r>
+        <w:rPr>
+          <w:lang w:val="zh_TW" w:bidi="zh_TW"/>
+        </w:rPr>
+        <w:t>」（</w:t>
+      </w:r>
+      <w:hyperlink r:id="rId14">
+        <w:r>
+          <w:rPr>
+            <w:lang w:val="zh_TW" w:bidi="zh_TW"/>
+          </w:rPr>
+          <w:rPr>
+            <w:color w:val="0000EE"/>
+            <w:u w:val="single"/>
+          </w:rPr>
+          <w:t>3:17</w:t>
+        </w:r>
+      </w:hyperlink>
+      <w:r>
+        <w:rPr>
+          <w:lang w:val="zh_TW" w:bidi="zh_TW"/>
+        </w:rPr>
+        <w:t>）。</w:t>
+      </w:r>
+    </w:p>
+    <w:p>
+      <w:pPr/>
+      <w:r>
+        <w:rPr>
+          <w:lang w:val="zh_TW" w:bidi="zh_TW"/>
+        </w:rPr>
+      </w:r>
+      <w:r>
+        <w:rPr>
+          <w:lang w:val="zh_TW" w:bidi="zh_TW"/>
+        </w:rPr>
+        <w:t>有些學者質疑這封書信是否出自保羅之手，主要原因在於這書關於未來的教導，與帖撒羅尼迦前書的教導有所不同。根據</w:t>
+      </w:r>
+      <w:hyperlink r:id="rId14">
+        <w:r>
+          <w:rPr>
+            <w:lang w:val="zh_TW" w:bidi="zh_TW"/>
+          </w:rPr>
+          <w:rPr>
+            <w:color w:val="0000EE"/>
+            <w:u w:val="single"/>
+          </w:rPr>
+          <w:t>帖撒羅尼迦後書三章17節</w:t>
+        </w:r>
+      </w:hyperlink>
+      <w:r>
+        <w:rPr>
+          <w:lang w:val="zh_TW" w:bidi="zh_TW"/>
+        </w:rPr>
+        <w:t>的說法，第一封信必須被視為偽造。然而，事實並非如此，早期教會從未質疑這兩封信是否出由保羅所寫。</w:t>
+      </w:r>
+    </w:p>
+    <w:p>
+      <w:pPr>
+        <w:pStyle w:val="Heading3"/>
+      </w:pPr>
+      <w:r>
+        <w:rPr>
+          <w:lang w:val="zh_TW" w:bidi="zh_TW"/>
+        </w:rPr>
+        <w:t>日期、起源與寫作對象</w:t>
+      </w:r>
+    </w:p>
+    <w:p>
+      <w:pPr/>
+      <w:r>
+        <w:rPr>
+          <w:lang w:val="zh_TW" w:bidi="zh_TW"/>
+        </w:rPr>
+      </w:r>
+      <w:r>
+        <w:rPr>
+          <w:lang w:val="zh_TW" w:bidi="zh_TW"/>
+        </w:rPr>
+        <w:t>與帖撒羅尼迦前書相同，這封信的第一節便說這是寫給「帖撒羅尼迦的教會」。與前書不同的是，這封信沒有提供關於保羅和他同工行蹤的個人細節。因此，沒有直接證據確定這封信的成書日期和地點。</w:t>
+      </w:r>
+    </w:p>
+    <w:p>
+      <w:pPr/>
+      <w:r>
+        <w:rPr>
+          <w:lang w:val="zh_TW" w:bidi="zh_TW"/>
+        </w:rPr>
+      </w:r>
+      <w:r>
+        <w:rPr>
+          <w:lang w:val="zh_TW" w:bidi="zh_TW"/>
+        </w:rPr>
+        <w:t>由於這封書的教導與帖撒羅尼迦前書不同，因此有人質疑此信是否為保羅所寫，並且提出了幾種有關日期和寫作對象的推測：</w:t>
+      </w:r>
+    </w:p>
+    <w:p>
+      <w:pPr>
+        <w:pStyle w:val="ListNumber"/>
+        <w:numPr>
+          <w:ilvl w:val="0"/>
+          <w:numId w:val="14"/>
+        </w:numPr>
+        <w:spacing w:line="240" w:lineRule="auto"/>
+        <w:ind w:left="720"/>
+      </w:pPr>
+      <w:r>
+        <w:rPr>
+          <w:lang w:val="zh_TW" w:bidi="zh_TW"/>
+        </w:rPr>
+      </w:r>
+      <w:r>
+        <w:rPr>
+          <w:lang w:val="zh_TW" w:bidi="zh_TW"/>
+        </w:rPr>
+        <w:t>這封信是在帖撒羅尼迦前書寫成許久之後才寫的。然而，這種可能性不大，因為西拉和提摩太仍然與保羅同在。</w:t>
+      </w:r>
+    </w:p>
+    <w:p>
+      <w:pPr>
+        <w:pStyle w:val="ListNumber"/>
+        <w:spacing w:line="240" w:lineRule="auto"/>
+        <w:ind w:left="720"/>
+      </w:pPr>
+      <w:r>
+        <w:rPr>
+          <w:lang w:val="zh_TW" w:bidi="zh_TW"/>
+        </w:rPr>
+      </w:r>
+      <w:r>
+        <w:rPr>
+          <w:lang w:val="zh_TW" w:bidi="zh_TW"/>
+        </w:rPr>
+        <w:t>這封信的寫作時間早於帖撒羅尼迦前書。然而，</w:t>
+      </w:r>
+      <w:hyperlink r:id="rId15">
+        <w:r>
+          <w:rPr>
+            <w:lang w:val="zh_TW" w:bidi="zh_TW"/>
+          </w:rPr>
+          <w:rPr>
+            <w:color w:val="0000EE"/>
+            <w:u w:val="single"/>
+          </w:rPr>
+          <w:t>二章15節</w:t>
+        </w:r>
+      </w:hyperlink>
+      <w:r>
+        <w:rPr>
+          <w:lang w:val="zh_TW" w:bidi="zh_TW"/>
+        </w:rPr>
+        <w:t>提到一封先前寫給帖撒羅尼迦的信。而且，從第二世紀開始，早期教會確實稱這封信為帖撒羅尼迦後書。</w:t>
+      </w:r>
+    </w:p>
+    <w:p>
+      <w:pPr>
+        <w:pStyle w:val="ListNumber"/>
+        <w:spacing w:line="240" w:lineRule="auto"/>
+        <w:ind w:left="720"/>
+      </w:pPr>
+      <w:r>
+        <w:rPr>
+          <w:lang w:val="zh_TW" w:bidi="zh_TW"/>
+        </w:rPr>
+      </w:r>
+      <w:r>
+        <w:rPr>
+          <w:lang w:val="zh_TW" w:bidi="zh_TW"/>
+        </w:rPr>
+        <w:t>這封信的寫作對象是帖撒羅尼迦的猶太基督徒，而帖撒羅尼迦前書則是寫給外邦基督徒的。然而，這種說法極不可能，因為這位使徒一向十分重視基督徒在同一地區應當合一（例如</w:t>
+      </w:r>
+      <w:hyperlink r:id="rId16">
+        <w:r>
+          <w:rPr>
+            <w:lang w:val="zh_TW" w:bidi="zh_TW"/>
+          </w:rPr>
+          <w:rPr>
+            <w:color w:val="0000EE"/>
+            <w:u w:val="single"/>
+          </w:rPr>
+          <w:t>林前1–3</w:t>
+        </w:r>
+      </w:hyperlink>
+      <w:r>
+        <w:rPr>
+          <w:lang w:val="zh_TW" w:bidi="zh_TW"/>
+        </w:rPr>
+        <w:t>），並特別重視猶太信徒與外邦信徒的合一（見</w:t>
+      </w:r>
+      <w:hyperlink r:id="rId17">
+        <w:r>
+          <w:rPr>
+            <w:lang w:val="zh_TW" w:bidi="zh_TW"/>
+          </w:rPr>
+          <w:rPr>
+            <w:color w:val="0000EE"/>
+            <w:u w:val="single"/>
+          </w:rPr>
+          <w:t>弗2:11–22</w:t>
+        </w:r>
+      </w:hyperlink>
+      <w:r>
+        <w:rPr>
+          <w:lang w:val="zh_TW" w:bidi="zh_TW"/>
+        </w:rPr>
+        <w:t>），所以他不可能這樣做。</w:t>
+      </w:r>
+    </w:p>
+    <w:p>
+      <w:pPr>
+        <w:pStyle w:val="ListNumber"/>
+        <w:spacing w:line="240" w:lineRule="auto"/>
+        <w:ind w:left="720"/>
+      </w:pPr>
+      <w:r>
+        <w:rPr>
+          <w:lang w:val="zh_TW" w:bidi="zh_TW"/>
+        </w:rPr>
+      </w:r>
+      <w:r>
+        <w:rPr>
+          <w:lang w:val="zh_TW" w:bidi="zh_TW"/>
+        </w:rPr>
+        <w:t>這封信是寫給別處的基督徒（庇哩亞和腓立比），後來傳到帖撒羅尼迦的基督徒手中。然而，沒有任何證據顯示這封信最初是寫給其它地方的基督徒，而非帖撒羅尼迦的信徒。</w:t>
+      </w:r>
+    </w:p>
+    <w:p>
+      <w:pPr/>
+      <w:r>
+        <w:rPr>
+          <w:lang w:val="zh_TW" w:bidi="zh_TW"/>
+        </w:rPr>
+      </w:r>
+      <w:r>
+        <w:rPr>
+          <w:lang w:val="zh_TW" w:bidi="zh_TW"/>
+        </w:rPr>
+        <w:t>寫這封信時，</w:t>
+      </w:r>
+      <w:r>
+        <w:rPr>
+          <w:lang w:val="zh_TW" w:bidi="zh_TW"/>
+        </w:rPr>
+        <w:t>保羅身邊的同工與寫帖撒羅尼迦前書時相同</w:t>
+      </w:r>
+      <w:r>
+        <w:rPr>
+          <w:lang w:val="zh_TW" w:bidi="zh_TW"/>
+        </w:rPr>
+        <w:t>（</w:t>
+      </w:r>
+      <w:hyperlink r:id="rId18">
+        <w:r>
+          <w:rPr>
+            <w:lang w:val="zh_TW" w:bidi="zh_TW"/>
+          </w:rPr>
+          <w:rPr>
+            <w:color w:val="0000EE"/>
+            <w:u w:val="single"/>
+          </w:rPr>
+          <w:t>帖後1:1</w:t>
+        </w:r>
+      </w:hyperlink>
+      <w:r>
+        <w:rPr>
+          <w:lang w:val="zh_TW" w:bidi="zh_TW"/>
+        </w:rPr>
+        <w:t>）。</w:t>
+      </w:r>
+      <w:r>
+        <w:rPr>
+          <w:lang w:val="zh_TW" w:bidi="zh_TW"/>
+        </w:rPr>
+        <w:t>這表明，保羅在寫完前書後不久，聽到了帖撒羅尼迦基督徒面臨的新問題，出於對他們的關心，就寫了這第二封信。</w:t>
+      </w:r>
+    </w:p>
+    <w:p>
+      <w:pPr>
+        <w:pStyle w:val="Heading3"/>
+      </w:pPr>
+      <w:r>
+        <w:rPr>
+          <w:lang w:val="zh_TW" w:bidi="zh_TW"/>
+        </w:rPr>
+        <w:t>目的</w:t>
+      </w:r>
+    </w:p>
+    <w:p>
+      <w:pPr/>
+      <w:r>
+        <w:rPr>
+          <w:lang w:val="zh_TW" w:bidi="zh_TW"/>
+        </w:rPr>
+      </w:r>
+      <w:r>
+        <w:rPr>
+          <w:lang w:val="zh_TW" w:bidi="zh_TW"/>
+        </w:rPr>
+        <w:t>使徒保羅寫這封信時，心中有三個主要的關注。</w:t>
+      </w:r>
+    </w:p>
+    <w:p>
+      <w:pPr/>
+      <w:r>
+        <w:rPr>
+          <w:lang w:val="zh_TW" w:bidi="zh_TW"/>
+        </w:rPr>
+      </w:r>
+      <w:r>
+        <w:rPr>
+          <w:lang w:val="zh_TW" w:bidi="zh_TW"/>
+        </w:rPr>
+        <w:t>首先，與他所有書信一樣，他希望鼓勵讀者在信仰上站立得穩（</w:t>
+      </w:r>
+      <w:hyperlink r:id="rId15">
+        <w:r>
+          <w:rPr>
+            <w:lang w:val="zh_TW" w:bidi="zh_TW"/>
+          </w:rPr>
+          <w:rPr>
+            <w:color w:val="0000EE"/>
+            <w:u w:val="single"/>
+          </w:rPr>
+          <w:t>2:15）</w:t>
+        </w:r>
+      </w:hyperlink>
+      <w:r>
+        <w:rPr>
+          <w:lang w:val="zh_TW" w:bidi="zh_TW"/>
+        </w:rPr>
+        <w:t>。他感謝神在他們生命中的工作（</w:t>
+      </w:r>
+      <w:hyperlink r:id="rId19">
+        <w:r>
+          <w:rPr>
+            <w:lang w:val="zh_TW" w:bidi="zh_TW"/>
+          </w:rPr>
+          <w:rPr>
+            <w:color w:val="0000EE"/>
+            <w:u w:val="single"/>
+          </w:rPr>
+          <w:t>1:3，</w:t>
+        </w:r>
+      </w:hyperlink>
+      <w:hyperlink r:id="rId20">
+        <w:r>
+          <w:rPr>
+            <w:lang w:val="zh_TW" w:bidi="zh_TW"/>
+          </w:rPr>
+          <w:rPr>
+            <w:color w:val="0000EE"/>
+            <w:u w:val="single"/>
+          </w:rPr>
+          <w:t>2:13</w:t>
+        </w:r>
+      </w:hyperlink>
+      <w:r>
+        <w:rPr>
+          <w:lang w:val="zh_TW" w:bidi="zh_TW"/>
+        </w:rPr>
+        <w:t>），這工作表現在他們的信心、愛心，以及在逼迫中堅忍的態度（</w:t>
+      </w:r>
+      <w:hyperlink r:id="rId21">
+        <w:r>
+          <w:rPr>
+            <w:lang w:val="zh_TW" w:bidi="zh_TW"/>
+          </w:rPr>
+          <w:rPr>
+            <w:color w:val="0000EE"/>
+            <w:u w:val="single"/>
+          </w:rPr>
+          <w:t>1:4</w:t>
+        </w:r>
+      </w:hyperlink>
+      <w:r>
+        <w:rPr>
+          <w:lang w:val="zh_TW" w:bidi="zh_TW"/>
+        </w:rPr>
+        <w:t>）。保羅向他們保證，神終將施行公義審判。信徒的責任是以生命榮耀耶穌的名；當主再來時，衪將在忠心的子民中得榮耀（</w:t>
+      </w:r>
+      <w:hyperlink r:id="rId22">
+        <w:r>
+          <w:rPr>
+            <w:lang w:val="zh_TW" w:bidi="zh_TW"/>
+          </w:rPr>
+          <w:rPr>
+            <w:color w:val="0000EE"/>
+            <w:u w:val="single"/>
+          </w:rPr>
+          <w:t>5–12</w:t>
+        </w:r>
+      </w:hyperlink>
+      <w:r>
+        <w:rPr>
+          <w:lang w:val="zh_TW" w:bidi="zh_TW"/>
+        </w:rPr>
+        <w:t>節）。</w:t>
+      </w:r>
+    </w:p>
+    <w:p>
+      <w:pPr/>
+      <w:r>
+        <w:rPr>
+          <w:lang w:val="zh_TW" w:bidi="zh_TW"/>
+        </w:rPr>
+      </w:r>
+      <w:r>
+        <w:rPr>
+          <w:lang w:val="zh_TW" w:bidi="zh_TW"/>
+        </w:rPr>
+        <w:t>其次，教會中流傳著錯誤的教導，甚至有人假冒保羅的名義，宣稱</w:t>
+      </w:r>
+      <w:r>
+        <w:rPr>
+          <w:lang w:val="zh_TW" w:bidi="zh_TW"/>
+        </w:rPr>
+        <w:t>主的日子現在到了</w:t>
+      </w:r>
+      <w:r>
+        <w:rPr>
+          <w:lang w:val="zh_TW" w:bidi="zh_TW"/>
+        </w:rPr>
+        <w:t>（</w:t>
+      </w:r>
+      <w:hyperlink r:id="rId23">
+        <w:r>
+          <w:rPr>
+            <w:lang w:val="zh_TW" w:bidi="zh_TW"/>
+          </w:rPr>
+          <w:rPr>
+            <w:color w:val="0000EE"/>
+            <w:u w:val="single"/>
+          </w:rPr>
+          <w:t>2:2</w:t>
+        </w:r>
+      </w:hyperlink>
+      <w:r>
+        <w:rPr>
+          <w:lang w:val="zh_TW" w:bidi="zh_TW"/>
+        </w:rPr>
+        <w:t>）。這位使徒駁斥這種教導，並指出在基督再來之前必須發生一些特定的事情。他提到，一個被稱為「</w:t>
+      </w:r>
+      <w:r>
+        <w:rPr>
+          <w:lang w:val="zh_TW" w:bidi="zh_TW"/>
+        </w:rPr>
+        <w:t>大罪人</w:t>
+      </w:r>
+      <w:r>
+        <w:rPr>
+          <w:lang w:val="zh_TW" w:bidi="zh_TW"/>
+        </w:rPr>
+        <w:t>」或「</w:t>
+      </w:r>
+      <w:r>
+        <w:rPr>
+          <w:lang w:val="zh_TW" w:bidi="zh_TW"/>
+        </w:rPr>
+        <w:t>沉淪之子</w:t>
+      </w:r>
+      <w:r>
+        <w:rPr>
+          <w:lang w:val="zh_TW" w:bidi="zh_TW"/>
+        </w:rPr>
+        <w:t>」的人將會顯現，這個人將否定一切真正的敬拜，行神蹟奇事，甚至自稱為神。目前，仍有一種力量在抑制牠。然而，到了適當的時候，「大罪人」將被揭露。然後，當主再來時，「大罪人」將被征服和摧毀。這（</w:t>
+      </w:r>
+      <w:hyperlink r:id="rId24">
+        <w:r>
+          <w:rPr>
+            <w:lang w:val="zh_TW" w:bidi="zh_TW"/>
+          </w:rPr>
+          <w:rPr>
+            <w:color w:val="0000EE"/>
+            <w:u w:val="single"/>
+          </w:rPr>
+          <w:t>1–12</w:t>
+        </w:r>
+      </w:hyperlink>
+      <w:r>
+        <w:rPr>
+          <w:lang w:val="zh_TW" w:bidi="zh_TW"/>
+        </w:rPr>
+        <w:t>節）與福音書中關於敵基督的描述類似，牠將假冒基督，以神蹟奇事欺騙人（</w:t>
+      </w:r>
+      <w:hyperlink r:id="rId25">
+        <w:r>
+          <w:rPr>
+            <w:lang w:val="zh_TW" w:bidi="zh_TW"/>
+          </w:rPr>
+          <w:rPr>
+            <w:color w:val="0000EE"/>
+            <w:u w:val="single"/>
+          </w:rPr>
+          <w:t>太24:5、23–26</w:t>
+        </w:r>
+      </w:hyperlink>
+      <w:r>
+        <w:rPr>
+          <w:lang w:val="zh_TW" w:bidi="zh_TW"/>
+        </w:rPr>
+        <w:t>；</w:t>
+      </w:r>
+      <w:hyperlink r:id="rId26">
+        <w:r>
+          <w:rPr>
+            <w:lang w:val="zh_TW" w:bidi="zh_TW"/>
+          </w:rPr>
+          <w:rPr>
+            <w:color w:val="0000EE"/>
+            <w:u w:val="single"/>
+          </w:rPr>
+          <w:t>可13:5–6、20–23</w:t>
+        </w:r>
+      </w:hyperlink>
+      <w:r>
+        <w:rPr>
+          <w:lang w:val="zh_TW" w:bidi="zh_TW"/>
+        </w:rPr>
+        <w:t>）。在帖撒羅尼迦前書中，保羅強調主再來的時間是沒有人知道的，因此信徒必須隨時準備好迎接衪。在這裡，為了反駁主已經再來的觀念，保羅強調基督再來前必然發生的事件。耶穌在講論未來時，也同時強調這兩個方面（</w:t>
+      </w:r>
+      <w:hyperlink r:id="rId27">
+        <w:r>
+          <w:rPr>
+            <w:lang w:val="zh_TW" w:bidi="zh_TW"/>
+          </w:rPr>
+          <w:rPr>
+            <w:color w:val="0000EE"/>
+            <w:u w:val="single"/>
+          </w:rPr>
+          <w:t>太24</w:t>
+        </w:r>
+      </w:hyperlink>
+      <w:r>
+        <w:rPr>
+          <w:lang w:val="zh_TW" w:bidi="zh_TW"/>
+        </w:rPr>
+        <w:t>；</w:t>
+      </w:r>
+      <w:hyperlink r:id="rId28">
+        <w:r>
+          <w:rPr>
+            <w:lang w:val="zh_TW" w:bidi="zh_TW"/>
+          </w:rPr>
+          <w:rPr>
+            <w:color w:val="0000EE"/>
+            <w:u w:val="single"/>
+          </w:rPr>
+          <w:t>可13</w:t>
+        </w:r>
+      </w:hyperlink>
+      <w:r>
+        <w:rPr>
+          <w:lang w:val="zh_TW" w:bidi="zh_TW"/>
+        </w:rPr>
+        <w:t>；</w:t>
+      </w:r>
+      <w:hyperlink r:id="rId29">
+        <w:r>
+          <w:rPr>
+            <w:lang w:val="zh_TW" w:bidi="zh_TW"/>
+          </w:rPr>
+          <w:rPr>
+            <w:color w:val="0000EE"/>
+            <w:u w:val="single"/>
+          </w:rPr>
+          <w:t>路21</w:t>
+        </w:r>
+      </w:hyperlink>
+      <w:r>
+        <w:rPr>
+          <w:lang w:val="zh_TW" w:bidi="zh_TW"/>
+        </w:rPr>
+        <w:t>）。</w:t>
+      </w:r>
+    </w:p>
+    <w:p>
+      <w:pPr/>
+      <w:r>
+        <w:rPr>
+          <w:lang w:val="zh_TW" w:bidi="zh_TW"/>
+        </w:rPr>
+      </w:r>
+      <w:r>
+        <w:rPr>
+          <w:lang w:val="zh_TW" w:bidi="zh_TW"/>
+        </w:rPr>
+        <w:t>最後，基督徒群體中的懶惰問題仍然存在，甚至可能有所加劇（參</w:t>
+      </w:r>
+      <w:hyperlink r:id="rId30">
+        <w:r>
+          <w:rPr>
+            <w:lang w:val="zh_TW" w:bidi="zh_TW"/>
+          </w:rPr>
+          <w:rPr>
+            <w:color w:val="0000EE"/>
+            <w:u w:val="single"/>
+          </w:rPr>
+          <w:t>帖前4:11</w:t>
+        </w:r>
+      </w:hyperlink>
+      <w:r>
+        <w:rPr>
+          <w:lang w:val="zh_TW" w:bidi="zh_TW"/>
+        </w:rPr>
+        <w:t>，</w:t>
+      </w:r>
+      <w:hyperlink r:id="rId31">
+        <w:r>
+          <w:rPr>
+            <w:lang w:val="zh_TW" w:bidi="zh_TW"/>
+          </w:rPr>
+          <w:rPr>
+            <w:color w:val="0000EE"/>
+            <w:u w:val="single"/>
+          </w:rPr>
+          <w:t>5:14</w:t>
+        </w:r>
+      </w:hyperlink>
+      <w:r>
+        <w:rPr>
+          <w:lang w:val="zh_TW" w:bidi="zh_TW"/>
+        </w:rPr>
+        <w:t>）。保羅再次提醒他們，他與同工們的榜樣——他們親自工作賺取生活費，而不是依賴他們的福音對象。保羅提出了一個簡單的原則：「</w:t>
+      </w:r>
+      <w:r>
+        <w:rPr>
+          <w:lang w:val="zh_TW" w:bidi="zh_TW"/>
+        </w:rPr>
+        <w:t>若有人不肯做工，就不可吃飯</w:t>
+      </w:r>
+      <w:r>
+        <w:rPr>
+          <w:lang w:val="zh_TW" w:bidi="zh_TW"/>
+        </w:rPr>
+        <w:t>」（</w:t>
+      </w:r>
+      <w:hyperlink r:id="rId32">
+        <w:r>
+          <w:rPr>
+            <w:lang w:val="zh_TW" w:bidi="zh_TW"/>
+          </w:rPr>
+          <w:rPr>
+            <w:color w:val="0000EE"/>
+            <w:u w:val="single"/>
+          </w:rPr>
+          <w:t>帖後3:10</w:t>
+        </w:r>
+      </w:hyperlink>
+      <w:r>
+        <w:rPr>
+          <w:lang w:val="zh_TW" w:bidi="zh_TW"/>
+        </w:rPr>
+        <w:t>）。</w:t>
+      </w:r>
+    </w:p>
+    <w:p>
+      <w:pPr>
+        <w:pStyle w:val="Heading3"/>
+      </w:pPr>
+      <w:r>
+        <w:rPr>
+          <w:lang w:val="zh_TW" w:bidi="zh_TW"/>
+        </w:rPr>
+        <w:t>內容</w:t>
+      </w:r>
+    </w:p>
+    <w:p>
+      <w:pPr>
+        <w:pStyle w:val="Heading4"/>
+      </w:pPr>
+      <w:r>
+        <w:rPr>
+          <w:lang w:val="zh_TW" w:bidi="zh_TW"/>
+        </w:rPr>
+        <w:t>為他們的基督徒生活感恩（</w:t>
+      </w:r>
+      <w:hyperlink r:id="rId33">
+        <w:r>
+          <w:rPr>
+            <w:lang w:val="zh_TW" w:bidi="zh_TW"/>
+          </w:rPr>
+          <w:rPr>
+            <w:color w:val="0000EE"/>
+            <w:u w:val="single"/>
+          </w:rPr>
+          <w:t>1:3–4</w:t>
+        </w:r>
+      </w:hyperlink>
+      <w:r>
+        <w:rPr>
+          <w:lang w:val="zh_TW" w:bidi="zh_TW"/>
+        </w:rPr>
+        <w:t>）</w:t>
+      </w:r>
+    </w:p>
+    <w:p>
+      <w:pPr/>
+      <w:r>
+        <w:rPr>
+          <w:lang w:val="zh_TW" w:bidi="zh_TW"/>
+        </w:rPr>
+      </w:r>
+      <w:r>
+        <w:rPr>
+          <w:lang w:val="zh_TW" w:bidi="zh_TW"/>
+        </w:rPr>
+        <w:t>因為帖撒羅尼迦人的信心增長，彼此之間的愛心加增，並且在逼迫中展現忍耐，所以保羅讚美神。</w:t>
+      </w:r>
+    </w:p>
+    <w:p>
+      <w:pPr>
+        <w:pStyle w:val="Heading4"/>
+      </w:pPr>
+      <w:r>
+        <w:rPr>
+          <w:lang w:val="zh_TW" w:bidi="zh_TW"/>
+        </w:rPr>
+        <w:t>逼迫者與被逼迫者的角色逆轉（</w:t>
+      </w:r>
+      <w:hyperlink r:id="rId34">
+        <w:r>
+          <w:rPr>
+            <w:lang w:val="zh_TW" w:bidi="zh_TW"/>
+          </w:rPr>
+          <w:rPr>
+            <w:color w:val="0000EE"/>
+            <w:u w:val="single"/>
+          </w:rPr>
+          <w:t>1:5–10</w:t>
+        </w:r>
+      </w:hyperlink>
+      <w:r>
+        <w:rPr>
+          <w:lang w:val="zh_TW" w:bidi="zh_TW"/>
+        </w:rPr>
+        <w:t>）</w:t>
+      </w:r>
+    </w:p>
+    <w:p>
+      <w:pPr/>
+      <w:r>
+        <w:rPr>
+          <w:lang w:val="zh_TW" w:bidi="zh_TW"/>
+        </w:rPr>
+      </w:r>
+      <w:r>
+        <w:rPr>
+          <w:lang w:val="zh_TW" w:bidi="zh_TW"/>
+        </w:rPr>
+        <w:t>當時，帖撒羅尼迦的基督徒正遭受苦難，但逼迫他們的人將在主耶穌帶著「</w:t>
+      </w:r>
+      <w:r>
+        <w:rPr>
+          <w:lang w:val="zh_TW" w:bidi="zh_TW"/>
+        </w:rPr>
+        <w:t>同他有能力的天使</w:t>
+      </w:r>
+      <w:r>
+        <w:rPr>
+          <w:lang w:val="zh_TW" w:bidi="zh_TW"/>
+        </w:rPr>
+        <w:t>」降臨時，面對神公義的審判。</w:t>
+      </w:r>
+      <w:r>
+        <w:rPr>
+          <w:lang w:val="zh_TW" w:bidi="zh_TW"/>
+        </w:rPr>
+        <w:t>那些拒絕神和福音救恩的人，將</w:t>
+      </w:r>
+      <w:r>
+        <w:rPr>
+          <w:lang w:val="zh_TW" w:bidi="zh_TW"/>
+        </w:rPr>
+        <w:t>「</w:t>
+      </w:r>
+      <w:r>
+        <w:rPr>
+          <w:lang w:val="zh_TW" w:bidi="zh_TW"/>
+        </w:rPr>
+        <w:t>要受刑罰，就是永遠沉淪</w:t>
+      </w:r>
+      <w:r>
+        <w:rPr>
+          <w:lang w:val="zh_TW" w:bidi="zh_TW"/>
+        </w:rPr>
+        <w:t>」。祂的子民將</w:t>
+      </w:r>
+      <w:r>
+        <w:rPr>
+          <w:lang w:val="zh_TW" w:bidi="zh_TW"/>
+        </w:rPr>
+        <w:t>經歷</w:t>
+      </w:r>
+      <w:r>
+        <w:rPr>
+          <w:lang w:val="zh_TW" w:bidi="zh_TW"/>
+        </w:rPr>
+        <w:t>祂再來的榮耀，並意識到他們的堅持所信和受苦並非徒</w:t>
+      </w:r>
+      <w:r>
+        <w:rPr>
+          <w:lang w:val="zh_TW" w:bidi="zh_TW"/>
+        </w:rPr>
+        <w:t>然</w:t>
+      </w:r>
+      <w:r>
+        <w:rPr>
+          <w:lang w:val="zh_TW" w:bidi="zh_TW"/>
+        </w:rPr>
+        <w:t>。</w:t>
+      </w:r>
+    </w:p>
+    <w:p>
+      <w:pPr>
+        <w:pStyle w:val="Heading4"/>
+      </w:pPr>
+      <w:r>
+        <w:rPr>
+          <w:lang w:val="zh_TW" w:bidi="zh_TW"/>
+        </w:rPr>
+        <w:t>禱告主耶穌得榮耀（</w:t>
+      </w:r>
+      <w:hyperlink r:id="rId35">
+        <w:r>
+          <w:rPr>
+            <w:lang w:val="zh_TW" w:bidi="zh_TW"/>
+          </w:rPr>
+          <w:rPr>
+            <w:color w:val="0000EE"/>
+            <w:u w:val="single"/>
+          </w:rPr>
+          <w:t>1:11–12</w:t>
+        </w:r>
+      </w:hyperlink>
+      <w:r>
+        <w:rPr>
+          <w:lang w:val="zh_TW" w:bidi="zh_TW"/>
+        </w:rPr>
+        <w:t>）</w:t>
+      </w:r>
+    </w:p>
+    <w:p>
+      <w:pPr/>
+      <w:r>
+        <w:rPr>
+          <w:lang w:val="zh_TW" w:bidi="zh_TW"/>
+        </w:rPr>
+      </w:r>
+      <w:r>
+        <w:rPr>
+          <w:lang w:val="zh_TW" w:bidi="zh_TW"/>
+        </w:rPr>
+        <w:t>這是保羅為帖撒羅尼迦基督徒的禱告——願他們過著配得上呼召的生活，實現他們的決心，並藉著神的恩典，使基督的名字在他們身上得榮耀。</w:t>
+      </w:r>
+    </w:p>
+    <w:p>
+      <w:pPr>
+        <w:pStyle w:val="Heading4"/>
+      </w:pPr>
+      <w:r>
+        <w:rPr>
+          <w:lang w:val="zh_TW" w:bidi="zh_TW"/>
+        </w:rPr>
+        <w:t>在基督再來之前必須發生的事（</w:t>
+      </w:r>
+      <w:hyperlink r:id="rId24">
+        <w:r>
+          <w:rPr>
+            <w:lang w:val="zh_TW" w:bidi="zh_TW"/>
+          </w:rPr>
+          <w:rPr>
+            <w:color w:val="0000EE"/>
+            <w:u w:val="single"/>
+          </w:rPr>
+          <w:t>2:1–12</w:t>
+        </w:r>
+      </w:hyperlink>
+      <w:r>
+        <w:rPr>
+          <w:lang w:val="zh_TW" w:bidi="zh_TW"/>
+        </w:rPr>
+        <w:t>）</w:t>
+      </w:r>
+    </w:p>
+    <w:p>
+      <w:pPr/>
+      <w:r>
+        <w:rPr>
+          <w:lang w:val="zh_TW" w:bidi="zh_TW"/>
+        </w:rPr>
+      </w:r>
+      <w:r>
+        <w:rPr>
+          <w:lang w:val="zh_TW" w:bidi="zh_TW"/>
+        </w:rPr>
+        <w:t>在這個段落，保羅駁斥那錯誤教導說</w:t>
+      </w:r>
+      <w:r>
+        <w:rPr>
+          <w:lang w:val="zh_TW" w:bidi="zh_TW"/>
+        </w:rPr>
+        <w:t>主的日子現在到了</w:t>
+      </w:r>
+      <w:r>
+        <w:rPr>
+          <w:lang w:val="zh_TW" w:bidi="zh_TW"/>
+        </w:rPr>
+        <w:t>，強調在此之前，「</w:t>
+      </w:r>
+      <w:r>
+        <w:rPr>
+          <w:lang w:val="zh_TW" w:bidi="zh_TW"/>
+        </w:rPr>
+        <w:t>那大罪人</w:t>
+      </w:r>
+      <w:r>
+        <w:rPr>
+          <w:lang w:val="zh_TW" w:bidi="zh_TW"/>
+        </w:rPr>
+        <w:t>」必須被揭示，也就是所謂的敵基督（不過需要注意的是，新約中也提到「</w:t>
+      </w:r>
+      <w:r>
+        <w:rPr>
+          <w:lang w:val="zh_TW" w:bidi="zh_TW"/>
+        </w:rPr>
+        <w:t>好些敵基督</w:t>
+      </w:r>
+      <w:r>
+        <w:rPr>
+          <w:lang w:val="zh_TW" w:bidi="zh_TW"/>
+        </w:rPr>
+        <w:t>」和「</w:t>
+      </w:r>
+      <w:r>
+        <w:rPr>
+          <w:lang w:val="zh_TW" w:bidi="zh_TW"/>
+        </w:rPr>
+        <w:t>那</w:t>
+      </w:r>
+      <w:r>
+        <w:rPr>
+          <w:lang w:val="zh_TW" w:bidi="zh_TW"/>
+        </w:rPr>
+        <w:t>敵基督者的靈」——</w:t>
+      </w:r>
+      <w:hyperlink r:id="rId36">
+        <w:r>
+          <w:rPr>
+            <w:lang w:val="zh_TW" w:bidi="zh_TW"/>
+          </w:rPr>
+          <w:rPr>
+            <w:color w:val="0000EE"/>
+            <w:u w:val="single"/>
+          </w:rPr>
+          <w:t>約一2:18</w:t>
+        </w:r>
+      </w:hyperlink>
+      <w:r>
+        <w:rPr>
+          <w:lang w:val="zh_TW" w:bidi="zh_TW"/>
+        </w:rPr>
+        <w:t>，</w:t>
+      </w:r>
+      <w:hyperlink r:id="rId37">
+        <w:r>
+          <w:rPr>
+            <w:lang w:val="zh_TW" w:bidi="zh_TW"/>
+          </w:rPr>
+          <w:rPr>
+            <w:color w:val="0000EE"/>
+            <w:u w:val="single"/>
+          </w:rPr>
+          <w:t>4:3</w:t>
+        </w:r>
+      </w:hyperlink>
+      <w:r>
+        <w:rPr>
+          <w:lang w:val="zh_TW" w:bidi="zh_TW"/>
+        </w:rPr>
+        <w:t>）。保羅說：「</w:t>
+      </w:r>
+      <w:r>
+        <w:rPr>
+          <w:lang w:val="zh_TW" w:bidi="zh_TW"/>
+        </w:rPr>
+        <w:t>因為那日子以前，必有離道反教的事，並有那大罪人，就是沉淪之子，顯露出來</w:t>
+      </w:r>
+      <w:r>
+        <w:rPr>
+          <w:lang w:val="zh_TW" w:bidi="zh_TW"/>
+        </w:rPr>
+        <w:t>」（</w:t>
+      </w:r>
+      <w:hyperlink r:id="rId38">
+        <w:r>
+          <w:rPr>
+            <w:lang w:val="zh_TW" w:bidi="zh_TW"/>
+          </w:rPr>
+          <w:rPr>
+            <w:color w:val="0000EE"/>
+            <w:u w:val="single"/>
+          </w:rPr>
+          <w:t>帖後2:3</w:t>
+        </w:r>
+      </w:hyperlink>
+      <w:r>
+        <w:rPr>
+          <w:lang w:val="zh_TW" w:bidi="zh_TW"/>
+        </w:rPr>
+        <w:t>）。</w:t>
+      </w:r>
+    </w:p>
+    <w:p>
+      <w:pPr/>
+      <w:r>
+        <w:rPr>
+          <w:lang w:val="zh_TW" w:bidi="zh_TW"/>
+        </w:rPr>
+      </w:r>
+      <w:r>
+        <w:rPr>
+          <w:lang w:val="zh_TW" w:bidi="zh_TW"/>
+        </w:rPr>
+        <w:t>目前，不法的</w:t>
+      </w:r>
+      <w:r>
+        <w:rPr>
+          <w:lang w:val="zh_TW" w:bidi="zh_TW"/>
+        </w:rPr>
+        <w:t>隱意正</w:t>
+      </w:r>
+      <w:r>
+        <w:rPr>
+          <w:lang w:val="zh_TW" w:bidi="zh_TW"/>
+        </w:rPr>
+        <w:t>被</w:t>
+      </w:r>
+      <w:r>
+        <w:rPr>
+          <w:lang w:val="zh_TW" w:bidi="zh_TW"/>
+        </w:rPr>
+        <w:t>攔阻</w:t>
+      </w:r>
+      <w:r>
+        <w:rPr>
+          <w:lang w:val="zh_TW" w:bidi="zh_TW"/>
+        </w:rPr>
+        <w:t>（</w:t>
+      </w:r>
+      <w:hyperlink r:id="rId39">
+        <w:r>
+          <w:rPr>
+            <w:lang w:val="zh_TW" w:bidi="zh_TW"/>
+          </w:rPr>
+          <w:rPr>
+            <w:color w:val="0000EE"/>
+            <w:u w:val="single"/>
+          </w:rPr>
+          <w:t>6–7</w:t>
+        </w:r>
+      </w:hyperlink>
+      <w:r>
+        <w:rPr>
+          <w:lang w:val="zh_TW" w:bidi="zh_TW"/>
+        </w:rPr>
+        <w:t>節）；但在未來——就是在主再來之前，這種</w:t>
+      </w:r>
+      <w:r>
+        <w:rPr>
+          <w:lang w:val="zh_TW" w:bidi="zh_TW"/>
+        </w:rPr>
+        <w:t>攔阻</w:t>
+      </w:r>
+      <w:r>
+        <w:rPr>
+          <w:lang w:val="zh_TW" w:bidi="zh_TW"/>
+        </w:rPr>
+        <w:t>將被解除。換句話說，邪惡將徹底爆發。基督徒必須預備好面對極端邪惡的顯現，這種顯現會伴隨著「</w:t>
+      </w:r>
+      <w:r>
+        <w:rPr>
+          <w:lang w:val="zh_TW" w:bidi="zh_TW"/>
+        </w:rPr>
+        <w:t>一切虛假的奇事</w:t>
+      </w:r>
+      <w:r>
+        <w:rPr>
+          <w:lang w:val="zh_TW" w:bidi="zh_TW"/>
+        </w:rPr>
+        <w:t>」（</w:t>
+      </w:r>
+      <w:hyperlink r:id="rId40">
+        <w:r>
+          <w:rPr>
+            <w:lang w:val="zh_TW" w:bidi="zh_TW"/>
+          </w:rPr>
+          <w:rPr>
+            <w:color w:val="0000EE"/>
+            <w:u w:val="single"/>
+          </w:rPr>
+          <w:t>9</w:t>
+        </w:r>
+      </w:hyperlink>
+      <w:r>
+        <w:rPr>
+          <w:lang w:val="zh_TW" w:bidi="zh_TW"/>
+        </w:rPr>
+        <w:t>節），許多人將因此被欺騙。基督的再來將帶來邪惡的終結，並審判那些敵擋真理、樂於不義之人。</w:t>
+      </w:r>
+    </w:p>
+    <w:p>
+      <w:pPr>
+        <w:pStyle w:val="Heading4"/>
+      </w:pPr>
+      <w:r>
+        <w:rPr>
+          <w:lang w:val="zh_TW" w:bidi="zh_TW"/>
+        </w:rPr>
+        <w:t>更新的感恩、鼓勵和禱告（</w:t>
+      </w:r>
+      <w:hyperlink r:id="rId41">
+        <w:r>
+          <w:rPr>
+            <w:lang w:val="zh_TW" w:bidi="zh_TW"/>
+          </w:rPr>
+          <w:rPr>
+            <w:color w:val="0000EE"/>
+            <w:u w:val="single"/>
+          </w:rPr>
+          <w:t>2:13–3:5</w:t>
+        </w:r>
+      </w:hyperlink>
+      <w:r>
+        <w:rPr>
+          <w:lang w:val="zh_TW" w:bidi="zh_TW"/>
+        </w:rPr>
+        <w:t>）</w:t>
+      </w:r>
+    </w:p>
+    <w:p>
+      <w:pPr/>
+      <w:r>
+        <w:rPr>
+          <w:lang w:val="zh_TW" w:bidi="zh_TW"/>
+        </w:rPr>
+      </w:r>
+      <w:r>
+        <w:rPr>
+          <w:lang w:val="zh_TW" w:bidi="zh_TW"/>
+        </w:rPr>
+        <w:t>保羅討論邪惡力量對人們生活的影響之後，他感謝神的靈在帖撒羅尼迦基督徒生活中工作。他勉勵他們持守自己所教導的一切，無論是親身教導還是以書信傳遞的信息。保羅的禱告是求這位賜安慰與盼望的神，使他們在一切善行與</w:t>
+      </w:r>
+      <w:r>
+        <w:rPr>
+          <w:lang w:val="zh_TW" w:bidi="zh_TW"/>
+        </w:rPr>
+        <w:t>善言</w:t>
+      </w:r>
+      <w:r>
+        <w:rPr>
+          <w:lang w:val="zh_TW" w:bidi="zh_TW"/>
+        </w:rPr>
+        <w:t>上</w:t>
+      </w:r>
+      <w:r>
+        <w:rPr>
+          <w:lang w:val="zh_TW" w:bidi="zh_TW"/>
+        </w:rPr>
+        <w:t>堅固</w:t>
+      </w:r>
+      <w:r>
+        <w:rPr>
+          <w:lang w:val="zh_TW" w:bidi="zh_TW"/>
+        </w:rPr>
+        <w:t>他們。他也表達自己需要他們的禱告，希望神能繼續使他所傳講的道興旺，並保守他脫離惡人的手。又求神保守帖撒羅尼迦的基督徒，讓他們可以確信神的信實。保羅為他們禱告，願他們在所學之道上堅定不移，被引導進入神的愛與基督所賜的忍耐之中。</w:t>
+      </w:r>
+    </w:p>
+    <w:p>
+      <w:pPr>
+        <w:pStyle w:val="Heading4"/>
+      </w:pPr>
+      <w:r>
+        <w:rPr>
+          <w:b/>
+          <w:lang w:val="zh_TW" w:bidi="zh_TW"/>
+        </w:rPr>
+        <w:t>警告不守規矩與懶惰的人</w:t>
+      </w:r>
+      <w:r>
+        <w:rPr>
+          <w:lang w:val="zh_TW" w:bidi="zh_TW"/>
+        </w:rPr>
+        <w:t>（</w:t>
+      </w:r>
+      <w:hyperlink r:id="rId42">
+        <w:r>
+          <w:rPr>
+            <w:lang w:val="zh_TW" w:bidi="zh_TW"/>
+          </w:rPr>
+          <w:rPr>
+            <w:color w:val="0000EE"/>
+            <w:u w:val="single"/>
+          </w:rPr>
+          <w:t>3:6–15</w:t>
+        </w:r>
+      </w:hyperlink>
+      <w:r>
+        <w:rPr>
+          <w:lang w:val="zh_TW" w:bidi="zh_TW"/>
+        </w:rPr>
+        <w:t>）</w:t>
+      </w:r>
+    </w:p>
+    <w:p>
+      <w:pPr/>
+      <w:r>
+        <w:rPr>
+          <w:lang w:val="zh_TW" w:bidi="zh_TW"/>
+        </w:rPr>
+      </w:r>
+      <w:r>
+        <w:rPr>
+          <w:lang w:val="zh_TW" w:bidi="zh_TW"/>
+        </w:rPr>
+        <w:t>保羅寫作的另一個特別目的，是強調基督徒的生活不應懶惰。他不僅這樣教導，也以自己的生活作為榜樣。基督徒應該「</w:t>
+      </w:r>
+      <w:r>
+        <w:rPr>
+          <w:lang w:val="zh_TW" w:bidi="zh_TW"/>
+        </w:rPr>
+        <w:t>安靜做工，吃自己的飯」</w:t>
+      </w:r>
+      <w:r>
+        <w:rPr>
+          <w:lang w:val="zh_TW" w:bidi="zh_TW"/>
+        </w:rPr>
+        <w:t>，並且「</w:t>
+      </w:r>
+      <w:r>
+        <w:rPr>
+          <w:lang w:val="zh_TW" w:bidi="zh_TW"/>
+        </w:rPr>
+        <w:t>行善不可喪志</w:t>
+      </w:r>
+      <w:r>
+        <w:rPr>
+          <w:lang w:val="zh_TW" w:bidi="zh_TW"/>
+        </w:rPr>
+        <w:t>」（</w:t>
+      </w:r>
+      <w:hyperlink r:id="rId43">
+        <w:r>
+          <w:rPr>
+            <w:lang w:val="zh_TW" w:bidi="zh_TW"/>
+          </w:rPr>
+          <w:rPr>
+            <w:color w:val="0000EE"/>
+            <w:u w:val="single"/>
+          </w:rPr>
+          <w:t>12–13</w:t>
+        </w:r>
+      </w:hyperlink>
+      <w:r>
+        <w:rPr>
+          <w:lang w:val="zh_TW" w:bidi="zh_TW"/>
+        </w:rPr>
+        <w:t>節）。基督徒不應與拒絕這教導的人來往，但應當以弟兄的身份勸戒，而不是將他們視為敵人。</w:t>
+      </w:r>
+    </w:p>
+    <w:p>
+      <w:pPr>
+        <w:pStyle w:val="Heading4"/>
+      </w:pPr>
+      <w:r>
+        <w:rPr>
+          <w:lang w:val="zh_TW" w:bidi="zh_TW"/>
+        </w:rPr>
+        <w:t>結論（</w:t>
+      </w:r>
+      <w:hyperlink r:id="rId44">
+        <w:r>
+          <w:rPr>
+            <w:lang w:val="zh_TW" w:bidi="zh_TW"/>
+          </w:rPr>
+          <w:rPr>
+            <w:color w:val="0000EE"/>
+            <w:u w:val="single"/>
+          </w:rPr>
+          <w:t>3:16–18</w:t>
+        </w:r>
+      </w:hyperlink>
+      <w:r>
+        <w:rPr>
+          <w:lang w:val="zh_TW" w:bidi="zh_TW"/>
+        </w:rPr>
+        <w:t>）</w:t>
+      </w:r>
+    </w:p>
+    <w:p>
+      <w:pPr/>
+      <w:r>
+        <w:rPr>
+          <w:lang w:val="zh_TW" w:bidi="zh_TW"/>
+        </w:rPr>
+      </w:r>
+      <w:r>
+        <w:rPr>
+          <w:lang w:val="zh_TW" w:bidi="zh_TW"/>
+        </w:rPr>
+        <w:t>保羅以禱告求恩典與平安，並親筆署名，為書信畫下句點。他在第</w:t>
+      </w:r>
+      <w:hyperlink r:id="rId14">
+        <w:r>
+          <w:rPr>
+            <w:lang w:val="zh_TW" w:bidi="zh_TW"/>
+          </w:rPr>
+          <w:rPr>
+            <w:color w:val="0000EE"/>
+            <w:u w:val="single"/>
+          </w:rPr>
+          <w:t>17</w:t>
+        </w:r>
+      </w:hyperlink>
+      <w:r>
+        <w:rPr>
+          <w:lang w:val="zh_TW" w:bidi="zh_TW"/>
+        </w:rPr>
+        <w:t>節提到親筆寫信，這很可能是指在此之前，他一直由他人代筆，而這最後的部分則由他親自寫下（參</w:t>
+      </w:r>
+      <w:hyperlink r:id="rId45">
+        <w:r>
+          <w:rPr>
+            <w:lang w:val="zh_TW" w:bidi="zh_TW"/>
+          </w:rPr>
+          <w:rPr>
+            <w:color w:val="0000EE"/>
+            <w:u w:val="single"/>
+          </w:rPr>
+          <w:t>林前16:21</w:t>
+        </w:r>
+      </w:hyperlink>
+      <w:r>
+        <w:rPr>
+          <w:lang w:val="zh_TW" w:bidi="zh_TW"/>
+        </w:rPr>
+        <w:t>；</w:t>
+      </w:r>
+      <w:hyperlink r:id="rId46">
+        <w:r>
+          <w:rPr>
+            <w:lang w:val="zh_TW" w:bidi="zh_TW"/>
+          </w:rPr>
+          <w:rPr>
+            <w:color w:val="0000EE"/>
+            <w:u w:val="single"/>
+          </w:rPr>
+          <w:t>西4:18</w:t>
+        </w:r>
+      </w:hyperlink>
+      <w:r>
+        <w:rPr>
+          <w:lang w:val="zh_TW" w:bidi="zh_TW"/>
+        </w:rPr>
+        <w:t>）。</w:t>
+      </w:r>
+    </w:p>
+    <w:p>
+      <w:pPr/>
+      <w:r>
+        <w:rPr>
+          <w:lang w:val="zh_TW" w:bidi="zh_TW"/>
+        </w:rPr>
+      </w:r>
+      <w:r>
+        <w:rPr>
+          <w:i/>
+          <w:lang w:val="zh_TW" w:bidi="zh_TW"/>
+        </w:rPr>
+        <w:t>另見</w:t>
+      </w:r>
+      <w:r>
+        <w:rPr>
+          <w:lang w:val="zh_TW" w:bidi="zh_TW"/>
+        </w:rPr>
+        <w:t xml:space="preserve"> </w:t>
+      </w:r>
+      <w:r>
+        <w:rPr>
+          <w:lang w:val="zh_TW" w:bidi="zh_TW"/>
+        </w:rPr>
+        <w:t>末世論</w:t>
+      </w:r>
+      <w:r>
+        <w:rPr>
+          <w:lang w:val="zh_TW" w:bidi="zh_TW"/>
+        </w:rPr>
+        <w:t>，</w:t>
+      </w:r>
+      <w:r>
+        <w:rPr>
+          <w:lang w:val="zh_TW" w:bidi="zh_TW"/>
+        </w:rPr>
+        <w:t>使徒保羅</w:t>
+      </w:r>
+      <w:r>
+        <w:rPr>
+          <w:lang w:val="zh_TW" w:bidi="zh_TW"/>
+        </w:rPr>
+        <w:t>，</w:t>
+      </w:r>
+      <w:r>
+        <w:rPr>
+          <w:lang w:val="zh_TW" w:bidi="zh_TW"/>
+        </w:rPr>
+        <w:t>基督的再來</w:t>
+      </w:r>
+      <w:r>
+        <w:rPr>
+          <w:lang w:val="zh_TW" w:bidi="zh_TW"/>
+        </w:rPr>
+        <w:t>，</w:t>
+      </w:r>
+      <w:r>
+        <w:rPr>
+          <w:lang w:val="zh_TW" w:bidi="zh_TW"/>
+        </w:rPr>
+        <w:t>帖撒羅尼迦前書</w:t>
+      </w:r>
+      <w:r>
+        <w:rPr>
+          <w:lang w:val="zh_TW" w:bidi="zh_TW"/>
+        </w:rPr>
+        <w:t>，</w:t>
+      </w:r>
+      <w:r>
+        <w:rPr>
+          <w:lang w:val="zh_TW" w:bidi="zh_TW"/>
+        </w:rPr>
+        <w:t>帖撒羅尼迦</w:t>
+      </w:r>
+      <w:r>
+        <w:rPr>
+          <w:lang w:val="zh_TW" w:bidi="zh_TW"/>
+        </w:rPr>
+        <w:t>。</w:t>
+      </w:r>
+      <w:r>
+        <w:rPr>
+          <w:lang w:val="zh_TW" w:bidi="zh_TW"/>
+        </w:rPr>
+      </w:r>
+      <w:r>
+        <w:rPr>
+          <w:lang w:val="zh_TW" w:bidi="zh_TW"/>
+        </w:rPr>
+      </w:r>
+    </w:p>
+    <w:p>
+      <w:pPr/>
+      <w:r>
+        <w:rPr>
+          <w:lang w:val="zh_TW" w:bidi="zh_TW"/>
+        </w:rPr>
+      </w:r>
+    </w:p>
+    <w:p>
+      <w:pPr>
+        <w:pStyle w:val="Heading2"/>
+      </w:pPr>
+      <w:r>
+        <w:rPr>
+          <w:lang w:val="zh_TW" w:bidi="zh_TW"/>
+        </w:rPr>
+        <w:t>鐵匠</w:t>
+      </w:r>
+      <w:r>
+        <w:rPr>
+          <w:lang w:val="zh_TW" w:bidi="zh_TW"/>
+        </w:rPr>
+      </w:r>
+    </w:p>
+    <w:p>
+      <w:pPr/>
+      <w:r>
+        <w:rPr>
+          <w:lang w:val="zh_TW" w:bidi="zh_TW"/>
+        </w:rPr>
+      </w:r>
+      <w:r>
+        <w:rPr>
+          <w:lang w:val="zh_TW" w:bidi="zh_TW"/>
+        </w:rPr>
+        <w:t>一般從事鐵製品加工的工匠（</w:t>
+      </w:r>
+      <w:hyperlink r:id="rId47">
+        <w:r>
+          <w:rPr>
+            <w:lang w:val="zh_TW" w:bidi="zh_TW"/>
+          </w:rPr>
+          <w:rPr>
+            <w:color w:val="0000EE"/>
+            <w:u w:val="single"/>
+          </w:rPr>
+          <w:t>賽44:12</w:t>
+        </w:r>
+      </w:hyperlink>
+      <w:r>
+        <w:rPr>
+          <w:lang w:val="zh_TW" w:bidi="zh_TW"/>
+        </w:rPr>
+        <w:t>），也就是打鐵的匠人。土八‧該隱（</w:t>
+      </w:r>
+      <w:hyperlink r:id="rId48">
         <w:r>
           <w:rPr>
             <w:lang w:val="zh_TW" w:bidi="zh_TW"/>
@@ -249,9 +1896,9 @@
         <w:rPr>
           <w:lang w:val="zh_TW" w:bidi="zh_TW"/>
         </w:rPr>
-        <w:t>）。他是「打造各樣銅鐵利器的」。雖然文本並未聲稱他是第一位或所有鐵匠的「祖師」，但許多學者認為，文本原先與第</w:t>
-      </w:r>
-      <w:hyperlink r:id="rId14">
+        <w:t>）是聖經裡第一位從事鐵匠的人。在以色列，人們大約在公元前11世紀開始廣泛認識和使用鐵（</w:t>
+      </w:r>
+      <w:hyperlink r:id="rId49">
         <w:r>
           <w:rPr>
             <w:lang w:val="zh_TW" w:bidi="zh_TW"/>
@@ -260,16 +1907,16 @@
             <w:color w:val="0000EE"/>
             <w:u w:val="single"/>
           </w:rPr>
-          <w:t>20</w:t>
+          <w:t>申3:11</w:t>
         </w:r>
       </w:hyperlink>
       <w:r>
         <w:rPr>
           <w:lang w:val="zh_TW" w:bidi="zh_TW"/>
         </w:rPr>
-        <w:t>和</w:t>
-      </w:r>
-      <w:hyperlink r:id="rId15">
+        <w:t>；</w:t>
+      </w:r>
+      <w:hyperlink r:id="rId50">
         <w:r>
           <w:rPr>
             <w:lang w:val="zh_TW" w:bidi="zh_TW"/>
@@ -278,893 +1925,7 @@
             <w:color w:val="0000EE"/>
             <w:u w:val="single"/>
           </w:rPr>
-          <w:t>21</w:t>
-        </w:r>
-      </w:hyperlink>
-      <w:r>
-        <w:rPr>
-          <w:lang w:val="zh_TW" w:bidi="zh_TW"/>
-        </w:rPr>
-        <w:t>節呈平行，以暗示他是第一位。</w:t>
-      </w:r>
-      <w:r>
-        <w:rPr>
-          <w:lang w:val="zh_TW" w:bidi="zh_TW"/>
-        </w:rPr>
-      </w:r>
-      <w:r>
-        <w:rPr>
-          <w:lang w:val="zh_TW" w:bidi="zh_TW"/>
-        </w:rPr>
-      </w:r>
-    </w:p>
-    <w:p>
-      <w:pPr/>
-      <w:r>
-        <w:rPr>
-          <w:lang w:val="zh_TW" w:bidi="zh_TW"/>
-        </w:rPr>
-      </w:r>
-    </w:p>
-    <w:p>
-      <w:pPr>
-        <w:pStyle w:val="Heading2"/>
-      </w:pPr>
-      <w:r>
-        <w:rPr>
-          <w:lang w:val="zh_TW" w:bidi="zh_TW"/>
-        </w:rPr>
-        <w:t>土巴</w:t>
-      </w:r>
-      <w:r>
-        <w:rPr>
-          <w:lang w:val="zh_TW" w:bidi="zh_TW"/>
-        </w:rPr>
-      </w:r>
-    </w:p>
-    <w:p>
-      <w:pPr/>
-      <w:r>
-        <w:rPr>
-          <w:lang w:val="zh_TW" w:bidi="zh_TW"/>
-        </w:rPr>
-      </w:r>
-      <w:r>
-        <w:rPr>
-          <w:lang w:val="zh_TW" w:bidi="zh_TW"/>
-        </w:rPr>
-        <w:t>在列國表（table of nations）中，雅弗的第五個兒子 （</w:t>
-      </w:r>
-      <w:hyperlink r:id="rId16">
-        <w:r>
-          <w:rPr>
-            <w:lang w:val="zh_TW" w:bidi="zh_TW"/>
-          </w:rPr>
-          <w:rPr>
-            <w:color w:val="0000EE"/>
-            <w:u w:val="single"/>
-          </w:rPr>
-          <w:t>創10:2</w:t>
-        </w:r>
-      </w:hyperlink>
-      <w:r>
-        <w:rPr>
-          <w:lang w:val="zh_TW" w:bidi="zh_TW"/>
-        </w:rPr>
-        <w:t>；</w:t>
-      </w:r>
-      <w:hyperlink r:id="rId17">
-        <w:r>
-          <w:rPr>
-            <w:lang w:val="zh_TW" w:bidi="zh_TW"/>
-          </w:rPr>
-          <w:rPr>
-            <w:color w:val="0000EE"/>
-            <w:u w:val="single"/>
-          </w:rPr>
-          <w:t>代上1:5</w:t>
-        </w:r>
-      </w:hyperlink>
-      <w:r>
-        <w:rPr>
-          <w:lang w:val="zh_TW" w:bidi="zh_TW"/>
-        </w:rPr>
-        <w:t>）。土巴後來在以賽亞和以西結的先知預言中具有重要意義，被列為因威脅神子民而將受審判的國家之一（</w:t>
-      </w:r>
-      <w:hyperlink r:id="rId18">
-        <w:r>
-          <w:rPr>
-            <w:lang w:val="zh_TW" w:bidi="zh_TW"/>
-          </w:rPr>
-          <w:rPr>
-            <w:color w:val="0000EE"/>
-            <w:u w:val="single"/>
-          </w:rPr>
-          <w:t>賽66:19</w:t>
-        </w:r>
-      </w:hyperlink>
-      <w:r>
-        <w:rPr>
-          <w:lang w:val="zh_TW" w:bidi="zh_TW"/>
-        </w:rPr>
-        <w:t>；</w:t>
-      </w:r>
-      <w:hyperlink r:id="rId19">
-        <w:r>
-          <w:rPr>
-            <w:lang w:val="zh_TW" w:bidi="zh_TW"/>
-          </w:rPr>
-          <w:rPr>
-            <w:color w:val="0000EE"/>
-            <w:u w:val="single"/>
-          </w:rPr>
-          <w:t>結27:13</w:t>
-        </w:r>
-      </w:hyperlink>
-      <w:r>
-        <w:rPr>
-          <w:lang w:val="zh_TW" w:bidi="zh_TW"/>
-        </w:rPr>
-        <w:t>，</w:t>
-      </w:r>
-      <w:hyperlink r:id="rId20">
-        <w:r>
-          <w:rPr>
-            <w:lang w:val="zh_TW" w:bidi="zh_TW"/>
-          </w:rPr>
-          <w:rPr>
-            <w:color w:val="0000EE"/>
-            <w:u w:val="single"/>
-          </w:rPr>
-          <w:t>32:26</w:t>
-        </w:r>
-      </w:hyperlink>
-      <w:r>
-        <w:rPr>
-          <w:lang w:val="zh_TW" w:bidi="zh_TW"/>
-        </w:rPr>
-        <w:t>，</w:t>
-      </w:r>
-      <w:hyperlink r:id="rId21">
-        <w:r>
-          <w:rPr>
-            <w:lang w:val="zh_TW" w:bidi="zh_TW"/>
-          </w:rPr>
-          <w:rPr>
-            <w:color w:val="0000EE"/>
-            <w:u w:val="single"/>
-          </w:rPr>
-          <w:t>38:2–3</w:t>
-        </w:r>
-      </w:hyperlink>
-      <w:r>
-        <w:rPr>
-          <w:lang w:val="zh_TW" w:bidi="zh_TW"/>
-        </w:rPr>
-        <w:t>，</w:t>
-      </w:r>
-      <w:hyperlink r:id="rId22">
-        <w:r>
-          <w:rPr>
-            <w:lang w:val="zh_TW" w:bidi="zh_TW"/>
-          </w:rPr>
-          <w:rPr>
-            <w:color w:val="0000EE"/>
-            <w:u w:val="single"/>
-          </w:rPr>
-          <w:t>39:1</w:t>
-        </w:r>
-      </w:hyperlink>
-      <w:r>
-        <w:rPr>
-          <w:lang w:val="zh_TW" w:bidi="zh_TW"/>
-        </w:rPr>
-        <w:t>）。土巴通常與雅完和米設並列，被描述為北方國家或沿海地區的國家（</w:t>
-      </w:r>
-      <w:hyperlink r:id="rId18">
-        <w:r>
-          <w:rPr>
-            <w:lang w:val="zh_TW" w:bidi="zh_TW"/>
-          </w:rPr>
-          <w:rPr>
-            <w:color w:val="0000EE"/>
-            <w:u w:val="single"/>
-          </w:rPr>
-          <w:t>賽66:19</w:t>
-        </w:r>
-      </w:hyperlink>
-      <w:r>
-        <w:rPr>
-          <w:lang w:val="zh_TW" w:bidi="zh_TW"/>
-        </w:rPr>
-        <w:t>；</w:t>
-      </w:r>
-      <w:hyperlink r:id="rId23">
-        <w:r>
-          <w:rPr>
-            <w:lang w:val="zh_TW" w:bidi="zh_TW"/>
-          </w:rPr>
-          <w:rPr>
-            <w:color w:val="0000EE"/>
-            <w:u w:val="single"/>
-          </w:rPr>
-          <w:t>結38:2</w:t>
-        </w:r>
-      </w:hyperlink>
-      <w:r>
-        <w:rPr>
-          <w:lang w:val="zh_TW" w:bidi="zh_TW"/>
-        </w:rPr>
-        <w:t>）。土巴曾與泰爾進行貿易（</w:t>
-      </w:r>
-      <w:hyperlink r:id="rId19">
-        <w:r>
-          <w:rPr>
-            <w:lang w:val="zh_TW" w:bidi="zh_TW"/>
-          </w:rPr>
-          <w:rPr>
-            <w:color w:val="0000EE"/>
-            <w:u w:val="single"/>
-          </w:rPr>
-          <w:t>結27:13</w:t>
-        </w:r>
-      </w:hyperlink>
-      <w:r>
-        <w:rPr>
-          <w:lang w:val="zh_TW" w:bidi="zh_TW"/>
-        </w:rPr>
-        <w:t>），這一事實支持了土巴位於沿海地區的假設。除了這些簡略的證據外，目前很難確定土巴精確的民族身分或地理位置。它曾被辨識為西古提人（Scythians）、伊比利亞人（Iberians）、黑海與里海（Caspian Sea）之間的地區、帖撒利（Thessaly），以及各種赫人部落。</w:t>
-      </w:r>
-      <w:r>
-        <w:rPr>
-          <w:lang w:val="zh_TW" w:bidi="zh_TW"/>
-        </w:rPr>
-      </w:r>
-      <w:r>
-        <w:rPr>
-          <w:lang w:val="zh_TW" w:bidi="zh_TW"/>
-        </w:rPr>
-      </w:r>
-    </w:p>
-    <w:p>
-      <w:pPr/>
-      <w:r>
-        <w:rPr>
-          <w:lang w:val="zh_TW" w:bidi="zh_TW"/>
-        </w:rPr>
-      </w:r>
-    </w:p>
-    <w:p>
-      <w:pPr>
-        <w:pStyle w:val="Heading2"/>
-      </w:pPr>
-      <w:r>
-        <w:rPr>
-          <w:lang w:val="zh_TW" w:bidi="zh_TW"/>
-        </w:rPr>
-        <w:t>土地</w:t>
-      </w:r>
-      <w:r>
-        <w:rPr>
-          <w:lang w:val="zh_TW" w:bidi="zh_TW"/>
-        </w:rPr>
-      </w:r>
-    </w:p>
-    <w:p>
-      <w:pPr/>
-      <w:r>
-        <w:rPr>
-          <w:lang w:val="zh_TW" w:bidi="zh_TW"/>
-        </w:rPr>
-      </w:r>
-      <w:r>
-        <w:rPr>
-          <w:lang w:val="zh_TW" w:bidi="zh_TW"/>
-        </w:rPr>
-        <w:t>人與土地的關係是舊約聖經中的重要主題。在創世記裡，地與旱地被造，成為人居住並與神相交的地方。人被賦予管理大地、治理動物的任務，好使自己的需要得以滿足，並將榮耀歸給造物主。然而，自從人墮落之後，他們不僅與神和彼此隔絕，也與他們所居住的土地隔絕。他們被趕出伊甸園，大地也受咒詛。他們不得不汗流滿面地勞苦，才能制服土地並維持生計，因為收成被荊棘和蒺藜所阻。</w:t>
-      </w:r>
-    </w:p>
-    <w:p>
-      <w:pPr/>
-      <w:r>
-        <w:rPr>
-          <w:lang w:val="zh_TW" w:bidi="zh_TW"/>
-        </w:rPr>
-      </w:r>
-      <w:r>
-        <w:rPr>
-          <w:lang w:val="zh_TW" w:bidi="zh_TW"/>
-        </w:rPr>
-        <w:t>該隱殺了他的弟弟之後，受到刑罰，要承受更嚴重的土地咒詛。神告訴他，即使他辛苦勞作，土地也不會為他效力，迫使他漂流無定。該隱失去永久的居所，被剝奪享受安息與昌盛的機會。該隱因為犯罪，無法實現他對「歸屬之地」的渴望。（</w:t>
-      </w:r>
-      <w:hyperlink r:id="rId24">
-        <w:r>
-          <w:rPr>
-            <w:lang w:val="zh_TW" w:bidi="zh_TW"/>
-          </w:rPr>
-          <w:rPr>
-            <w:color w:val="0000EE"/>
-            <w:u w:val="single"/>
-          </w:rPr>
-          <w:t>創4:12</w:t>
-        </w:r>
-      </w:hyperlink>
-      <w:r>
-        <w:rPr>
-          <w:lang w:val="zh_TW" w:bidi="zh_TW"/>
-        </w:rPr>
-        <w:t>）。</w:t>
-      </w:r>
-    </w:p>
-    <w:p>
-      <w:pPr/>
-      <w:r>
-        <w:rPr>
-          <w:lang w:val="zh_TW" w:bidi="zh_TW"/>
-        </w:rPr>
-      </w:r>
-      <w:r>
-        <w:rPr>
-          <w:lang w:val="zh_TW" w:bidi="zh_TW"/>
-        </w:rPr>
-        <w:t>洪水之後，神因著審判極其邪惡的人而毀滅世界，但人又再一次惹動神的忿怒；人建造巴別塔，是要在不依靠神的情況下高舉人的能力。於是神介入，使人的語言混亂，並「使眾人分散在全地上」（</w:t>
-      </w:r>
-      <w:hyperlink r:id="rId25">
-        <w:r>
-          <w:rPr>
-            <w:lang w:val="zh_TW" w:bidi="zh_TW"/>
-          </w:rPr>
-          <w:rPr>
-            <w:color w:val="0000EE"/>
-            <w:u w:val="single"/>
-          </w:rPr>
-          <w:t>11:9</w:t>
-        </w:r>
-      </w:hyperlink>
-      <w:r>
-        <w:rPr>
-          <w:lang w:val="zh_TW" w:bidi="zh_TW"/>
-        </w:rPr>
-        <w:t>）。</w:t>
-      </w:r>
-      <w:hyperlink r:id="rId26">
-        <w:r>
-          <w:rPr>
-            <w:lang w:val="zh_TW" w:bidi="zh_TW"/>
-          </w:rPr>
-          <w:rPr>
-            <w:color w:val="0000EE"/>
-            <w:u w:val="single"/>
-          </w:rPr>
-          <w:t>創世記一至十一章</w:t>
-        </w:r>
-      </w:hyperlink>
-      <w:r>
-        <w:rPr>
-          <w:lang w:val="zh_TW" w:bidi="zh_TW"/>
-        </w:rPr>
-        <w:t>的敘事呈現出一個連續的脈絡：人因著罪與悖逆，不斷失去土地，並承受隨之而來的匱乏。</w:t>
-      </w:r>
-    </w:p>
-    <w:p>
-      <w:pPr>
-        <w:pStyle w:val="Heading3"/>
-      </w:pPr>
-      <w:r>
-        <w:rPr>
-          <w:lang w:val="zh_TW" w:bidi="zh_TW"/>
-        </w:rPr>
-        <w:t>土地與亞伯拉罕之約</w:t>
-      </w:r>
-    </w:p>
-    <w:p>
-      <w:pPr/>
-      <w:r>
-        <w:rPr>
-          <w:lang w:val="zh_TW" w:bidi="zh_TW"/>
-        </w:rPr>
-      </w:r>
-      <w:r>
-        <w:rPr>
-          <w:lang w:val="zh_TW" w:bidi="zh_TW"/>
-        </w:rPr>
-        <w:t>在亞伯拉罕的時代，神介入人類歷史，為一群分別出來歸於自己的人，預備一個特別的家園。在這裡，聖經中首次提到應許之地的主題。神對亞伯拉罕說：「你要離開本地、本族、父家，往我所要指示你的地去。我必叫你成為大國」（</w:t>
-      </w:r>
-      <w:hyperlink r:id="rId27">
-        <w:r>
-          <w:rPr>
-            <w:lang w:val="zh_TW" w:bidi="zh_TW"/>
-          </w:rPr>
-          <w:rPr>
-            <w:color w:val="0000EE"/>
-            <w:u w:val="single"/>
-          </w:rPr>
-          <w:t>創12:1–2</w:t>
-        </w:r>
-      </w:hyperlink>
-      <w:r>
-        <w:rPr>
-          <w:lang w:val="zh_TW" w:bidi="zh_TW"/>
-        </w:rPr>
-        <w:t>）。這個應許在</w:t>
-      </w:r>
-      <w:hyperlink r:id="rId28">
-        <w:r>
-          <w:rPr>
-            <w:lang w:val="zh_TW" w:bidi="zh_TW"/>
-          </w:rPr>
-          <w:rPr>
-            <w:color w:val="0000EE"/>
-            <w:u w:val="single"/>
-          </w:rPr>
-          <w:t>創十二章7節</w:t>
-        </w:r>
-      </w:hyperlink>
-      <w:r>
-        <w:rPr>
-          <w:lang w:val="zh_TW" w:bidi="zh_TW"/>
-        </w:rPr>
-        <w:t>，</w:t>
-      </w:r>
-      <w:hyperlink r:id="rId29">
-        <w:r>
-          <w:rPr>
-            <w:lang w:val="zh_TW" w:bidi="zh_TW"/>
-          </w:rPr>
-          <w:rPr>
-            <w:color w:val="0000EE"/>
-            <w:u w:val="single"/>
-          </w:rPr>
-          <w:t>十三章14至18節</w:t>
-        </w:r>
-      </w:hyperlink>
-      <w:r>
-        <w:rPr>
-          <w:lang w:val="zh_TW" w:bidi="zh_TW"/>
-        </w:rPr>
-        <w:t>，</w:t>
-      </w:r>
-      <w:hyperlink r:id="rId30">
-        <w:r>
-          <w:rPr>
-            <w:lang w:val="zh_TW" w:bidi="zh_TW"/>
-          </w:rPr>
-          <w:rPr>
-            <w:color w:val="0000EE"/>
-            <w:u w:val="single"/>
-          </w:rPr>
-          <w:t>十五章7至21節</w:t>
-        </w:r>
-      </w:hyperlink>
-      <w:r>
-        <w:rPr>
-          <w:lang w:val="zh_TW" w:bidi="zh_TW"/>
-        </w:rPr>
-        <w:t>，</w:t>
-      </w:r>
-      <w:hyperlink r:id="rId31">
-        <w:r>
-          <w:rPr>
-            <w:lang w:val="zh_TW" w:bidi="zh_TW"/>
-          </w:rPr>
-          <w:rPr>
-            <w:color w:val="0000EE"/>
-            <w:u w:val="single"/>
-          </w:rPr>
-          <w:t>十七章7至8節</w:t>
-        </w:r>
-      </w:hyperlink>
-      <w:r>
-        <w:rPr>
-          <w:lang w:val="zh_TW" w:bidi="zh_TW"/>
-        </w:rPr>
-        <w:t>中進一步擴展。神告訴亞伯拉罕，他的後裔要以迦南地「永遠為業」（</w:t>
-      </w:r>
-      <w:hyperlink r:id="rId32">
-        <w:r>
-          <w:rPr>
-            <w:lang w:val="zh_TW" w:bidi="zh_TW"/>
-          </w:rPr>
-          <w:rPr>
-            <w:color w:val="0000EE"/>
-            <w:u w:val="single"/>
-          </w:rPr>
-          <w:t>17:8</w:t>
-        </w:r>
-      </w:hyperlink>
-      <w:r>
-        <w:rPr>
-          <w:lang w:val="zh_TW" w:bidi="zh_TW"/>
-        </w:rPr>
-        <w:t>）。</w:t>
-      </w:r>
-    </w:p>
-    <w:p>
-      <w:pPr/>
-      <w:r>
-        <w:rPr>
-          <w:lang w:val="zh_TW" w:bidi="zh_TW"/>
-        </w:rPr>
-      </w:r>
-      <w:r>
-        <w:rPr>
-          <w:lang w:val="zh_TW" w:bidi="zh_TW"/>
-        </w:rPr>
-        <w:t>舊約聖經的敘事隨後追溯亞伯拉罕的後裔，經由以撒和雅各，並記載雅各的家族遷往埃及，在那裡大約經過四百年，他們成為強大而人數眾多的民族。在這段時期，神再次重申關於迦南地要歸屬的應許（</w:t>
-      </w:r>
-      <w:hyperlink r:id="rId33">
-        <w:r>
-          <w:rPr>
-            <w:lang w:val="zh_TW" w:bidi="zh_TW"/>
-          </w:rPr>
-          <w:rPr>
-            <w:color w:val="0000EE"/>
-            <w:u w:val="single"/>
-          </w:rPr>
-          <w:t>創28:15，</w:t>
-        </w:r>
-      </w:hyperlink>
-      <w:hyperlink r:id="rId34">
-        <w:r>
-          <w:rPr>
-            <w:lang w:val="zh_TW" w:bidi="zh_TW"/>
-          </w:rPr>
-          <w:rPr>
-            <w:color w:val="0000EE"/>
-            <w:u w:val="single"/>
-          </w:rPr>
-          <w:t>35:11–12，</w:t>
-        </w:r>
-      </w:hyperlink>
-      <w:hyperlink r:id="rId35">
-        <w:r>
-          <w:rPr>
-            <w:lang w:val="zh_TW" w:bidi="zh_TW"/>
-          </w:rPr>
-          <w:rPr>
-            <w:color w:val="0000EE"/>
-            <w:u w:val="single"/>
-          </w:rPr>
-          <w:t>46:3–4，</w:t>
-        </w:r>
-      </w:hyperlink>
-      <w:hyperlink r:id="rId36">
-        <w:r>
-          <w:rPr>
-            <w:lang w:val="zh_TW" w:bidi="zh_TW"/>
-          </w:rPr>
-          <w:rPr>
-            <w:color w:val="0000EE"/>
-            <w:u w:val="single"/>
-          </w:rPr>
-          <w:t>50:24</w:t>
-        </w:r>
-      </w:hyperlink>
-      <w:r>
-        <w:rPr>
-          <w:lang w:val="zh_TW" w:bidi="zh_TW"/>
-        </w:rPr>
-        <w:t>），並且不斷擺在亞伯拉罕後裔面前，作為神立約應許中不可或缺的一部分。</w:t>
-      </w:r>
-    </w:p>
-    <w:p>
-      <w:pPr>
-        <w:pStyle w:val="Heading3"/>
-      </w:pPr>
-      <w:r>
-        <w:rPr>
-          <w:lang w:val="zh_TW" w:bidi="zh_TW"/>
-        </w:rPr>
-        <w:t>土地與摩西之約</w:t>
-      </w:r>
-    </w:p>
-    <w:p>
-      <w:pPr/>
-      <w:r>
-        <w:rPr>
-          <w:lang w:val="zh_TW" w:bidi="zh_TW"/>
-        </w:rPr>
-      </w:r>
-      <w:r>
-        <w:rPr>
-          <w:lang w:val="zh_TW" w:bidi="zh_TW"/>
-        </w:rPr>
-        <w:t>當神呼召摩西帶領以色列人出埃及時，祂將摩西的使命與祂對列祖成就的應許連繫在一起：「我也記念我的約……我要以你們為我的百姓，我也要作你們的神……我起誓應許給亞伯拉罕、以撒、雅各的那地，我要把你們領進去，將那地賜給你們為業」（</w:t>
-      </w:r>
-      <w:hyperlink r:id="rId37">
-        <w:r>
-          <w:rPr>
-            <w:lang w:val="zh_TW" w:bidi="zh_TW"/>
-          </w:rPr>
-          <w:rPr>
-            <w:color w:val="0000EE"/>
-            <w:u w:val="single"/>
-          </w:rPr>
-          <w:t>出6:5–8</w:t>
-        </w:r>
-      </w:hyperlink>
-      <w:r>
-        <w:rPr>
-          <w:lang w:val="zh_TW" w:bidi="zh_TW"/>
-        </w:rPr>
-        <w:t>）。神拯救以色列人出埃及，有兩個原因：第一，是要以色列人在西奈山成為神的約民；第二，是要以色列人承受神應許他們列祖的地。然而，至關重要的是，隨著摩西之約的建立，以色列人能否繼續擁有那地，已取決於他們是否順服。如果以色列人違背約中的義務，他們就要招來咒詛，其中最嚴厲的，便是被趕逐出應許之地（</w:t>
-      </w:r>
-      <w:hyperlink r:id="rId38">
-        <w:r>
-          <w:rPr>
-            <w:lang w:val="zh_TW" w:bidi="zh_TW"/>
-          </w:rPr>
-          <w:rPr>
-            <w:color w:val="0000EE"/>
-            <w:u w:val="single"/>
-          </w:rPr>
-          <w:t>利26:32–33</w:t>
-        </w:r>
-      </w:hyperlink>
-      <w:r>
-        <w:rPr>
-          <w:lang w:val="zh_TW" w:bidi="zh_TW"/>
-        </w:rPr>
-        <w:t>）。這並不表示神會完全或永遠棄絕祂的百姓與那地，因為神也應許說，當祂的百姓悔改時，「我就要記念我與雅各所立的約……並要記念這地」（</w:t>
-      </w:r>
-      <w:hyperlink r:id="rId39">
-        <w:r>
-          <w:rPr>
-            <w:lang w:val="zh_TW" w:bidi="zh_TW"/>
-          </w:rPr>
-          <w:rPr>
-            <w:color w:val="0000EE"/>
-            <w:u w:val="single"/>
-          </w:rPr>
-          <w:t>利26:42</w:t>
-        </w:r>
-      </w:hyperlink>
-      <w:r>
-        <w:rPr>
-          <w:lang w:val="zh_TW" w:bidi="zh_TW"/>
-        </w:rPr>
-        <w:t>）。</w:t>
-      </w:r>
-    </w:p>
-    <w:p>
-      <w:pPr/>
-      <w:r>
-        <w:rPr>
-          <w:lang w:val="zh_TW" w:bidi="zh_TW"/>
-        </w:rPr>
-      </w:r>
-      <w:r>
-        <w:rPr>
-          <w:lang w:val="zh_TW" w:bidi="zh_TW"/>
-        </w:rPr>
-        <w:t>在大衛作王期間，有關土地的應許至少已經部分應驗。雖然約書亞帶領百姓進入那地時，應許已經開始成就，但那時的疆界並未達到神對亞伯拉罕所應許的範圍（</w:t>
-      </w:r>
-      <w:hyperlink r:id="rId40">
-        <w:r>
-          <w:rPr>
-            <w:lang w:val="zh_TW" w:bidi="zh_TW"/>
-          </w:rPr>
-          <w:rPr>
-            <w:color w:val="0000EE"/>
-            <w:u w:val="single"/>
-          </w:rPr>
-          <w:t>創15:18</w:t>
-        </w:r>
-      </w:hyperlink>
-      <w:r>
-        <w:rPr>
-          <w:lang w:val="zh_TW" w:bidi="zh_TW"/>
-        </w:rPr>
-        <w:t>），而且許多已佔領的地方仍有舊居民的抵抗勢力（</w:t>
-      </w:r>
-      <w:hyperlink r:id="rId41">
-        <w:r>
-          <w:rPr>
-            <w:lang w:val="zh_TW" w:bidi="zh_TW"/>
-          </w:rPr>
-          <w:rPr>
-            <w:color w:val="0000EE"/>
-            <w:u w:val="single"/>
-          </w:rPr>
-          <w:t>書13:1–6</w:t>
-        </w:r>
-      </w:hyperlink>
-      <w:r>
-        <w:rPr>
-          <w:lang w:val="zh_TW" w:bidi="zh_TW"/>
-        </w:rPr>
-        <w:t>；</w:t>
-      </w:r>
-      <w:hyperlink r:id="rId42">
-        <w:r>
-          <w:rPr>
-            <w:lang w:val="zh_TW" w:bidi="zh_TW"/>
-          </w:rPr>
-          <w:rPr>
-            <w:color w:val="0000EE"/>
-            <w:u w:val="single"/>
-          </w:rPr>
-          <w:t>士1章</w:t>
-        </w:r>
-      </w:hyperlink>
-      <w:r>
-        <w:rPr>
-          <w:lang w:val="zh_TW" w:bidi="zh_TW"/>
-        </w:rPr>
-        <w:t>）。直到大衛的時代，他們才完全奪取這地，如同起初所應許的一樣。（</w:t>
-      </w:r>
-      <w:hyperlink r:id="rId43">
-        <w:r>
-          <w:rPr>
-            <w:lang w:val="zh_TW" w:bidi="zh_TW"/>
-          </w:rPr>
-          <w:rPr>
-            <w:color w:val="0000EE"/>
-            <w:u w:val="single"/>
-          </w:rPr>
-          <w:t>撒下8章</w:t>
-        </w:r>
-      </w:hyperlink>
-      <w:r>
-        <w:rPr>
-          <w:lang w:val="zh_TW" w:bidi="zh_TW"/>
-        </w:rPr>
-        <w:t>；</w:t>
-      </w:r>
-      <w:hyperlink r:id="rId44">
-        <w:r>
-          <w:rPr>
-            <w:lang w:val="zh_TW" w:bidi="zh_TW"/>
-          </w:rPr>
-          <w:rPr>
-            <w:color w:val="0000EE"/>
-            <w:u w:val="single"/>
-          </w:rPr>
-          <w:t>王上4:21、24</w:t>
-        </w:r>
-      </w:hyperlink>
-      <w:r>
-        <w:rPr>
-          <w:lang w:val="zh_TW" w:bidi="zh_TW"/>
-        </w:rPr>
-        <w:t>）。</w:t>
-      </w:r>
-    </w:p>
-    <w:p>
-      <w:pPr/>
-      <w:r>
-        <w:rPr>
-          <w:lang w:val="zh_TW" w:bidi="zh_TW"/>
-        </w:rPr>
-      </w:r>
-      <w:r>
-        <w:rPr>
-          <w:lang w:val="zh_TW" w:bidi="zh_TW"/>
-        </w:rPr>
-        <w:t>所羅門獻殿時，再一次強調君王要遵守律法，以及約中的順服與承受土地之間的關聯。（</w:t>
-      </w:r>
-      <w:hyperlink r:id="rId45">
-        <w:r>
-          <w:rPr>
-            <w:lang w:val="zh_TW" w:bidi="zh_TW"/>
-          </w:rPr>
-          <w:rPr>
-            <w:color w:val="0000EE"/>
-            <w:u w:val="single"/>
-          </w:rPr>
-          <w:t>王上9:4–9</w:t>
-        </w:r>
-      </w:hyperlink>
-      <w:r>
-        <w:rPr>
-          <w:lang w:val="zh_TW" w:bidi="zh_TW"/>
-        </w:rPr>
-        <w:t>）。百姓不順服神便會失去土地，也使聖殿毀壞。</w:t>
-      </w:r>
-    </w:p>
-    <w:p>
-      <w:pPr/>
-      <w:r>
-        <w:rPr>
-          <w:lang w:val="zh_TW" w:bidi="zh_TW"/>
-        </w:rPr>
-      </w:r>
-      <w:r>
-        <w:rPr>
-          <w:lang w:val="zh_TW" w:bidi="zh_TW"/>
-        </w:rPr>
-        <w:t>分裂王國時期的歷史，大多是百姓與君王共同背約的歷史。耶和華一再藉著先知警告他們，這樣的不順服只會導致被逐出那地，但他們充耳不聞（</w:t>
-      </w:r>
-      <w:hyperlink r:id="rId46">
-        <w:r>
-          <w:rPr>
-            <w:lang w:val="zh_TW" w:bidi="zh_TW"/>
-          </w:rPr>
-          <w:rPr>
-            <w:color w:val="0000EE"/>
-            <w:u w:val="single"/>
-          </w:rPr>
-          <w:t>賽6:11–12</w:t>
-        </w:r>
-      </w:hyperlink>
-      <w:r>
-        <w:rPr>
-          <w:lang w:val="zh_TW" w:bidi="zh_TW"/>
-        </w:rPr>
-        <w:t>；</w:t>
-      </w:r>
-      <w:hyperlink r:id="rId47">
-        <w:r>
-          <w:rPr>
-            <w:lang w:val="zh_TW" w:bidi="zh_TW"/>
-          </w:rPr>
-          <w:rPr>
-            <w:color w:val="0000EE"/>
-            <w:u w:val="single"/>
-          </w:rPr>
-          <w:t>摩5:27，</w:t>
-        </w:r>
-      </w:hyperlink>
-      <w:hyperlink r:id="rId48">
-        <w:r>
-          <w:rPr>
-            <w:lang w:val="zh_TW" w:bidi="zh_TW"/>
-          </w:rPr>
-          <w:rPr>
-            <w:color w:val="0000EE"/>
-            <w:u w:val="single"/>
-          </w:rPr>
-          <w:t>7:17</w:t>
-        </w:r>
-      </w:hyperlink>
-      <w:r>
-        <w:rPr>
-          <w:lang w:val="zh_TW" w:bidi="zh_TW"/>
-        </w:rPr>
-        <w:t>；</w:t>
-      </w:r>
-      <w:hyperlink r:id="rId49">
-        <w:r>
-          <w:rPr>
-            <w:lang w:val="zh_TW" w:bidi="zh_TW"/>
-          </w:rPr>
-          <w:rPr>
-            <w:color w:val="0000EE"/>
-            <w:u w:val="single"/>
-          </w:rPr>
-          <w:t>何9:17</w:t>
-        </w:r>
-      </w:hyperlink>
-      <w:r>
-        <w:rPr>
-          <w:lang w:val="zh_TW" w:bidi="zh_TW"/>
-        </w:rPr>
-        <w:t>）。君王一次又一次證明自己不配擔任這職分。</w:t>
-      </w:r>
-    </w:p>
-    <w:p>
-      <w:pPr/>
-      <w:r>
-        <w:rPr>
-          <w:lang w:val="zh_TW" w:bidi="zh_TW"/>
-        </w:rPr>
-      </w:r>
-      <w:r>
-        <w:rPr>
-          <w:lang w:val="zh_TW" w:bidi="zh_TW"/>
-        </w:rPr>
-        <w:t>當百姓執意行惡時，耶利米宣告尼布甲尼撒要成為耶和華的器皿，把他們趕出那地（</w:t>
-      </w:r>
-      <w:hyperlink r:id="rId50">
-        <w:r>
-          <w:rPr>
-            <w:lang w:val="zh_TW" w:bidi="zh_TW"/>
-          </w:rPr>
-          <w:rPr>
-            <w:color w:val="0000EE"/>
-            <w:u w:val="single"/>
-          </w:rPr>
-          <w:t>耶21:2，</w:t>
+          <w:t>書6:19、24，</w:t>
         </w:r>
       </w:hyperlink>
       <w:hyperlink r:id="rId51">
@@ -1176,9 +1937,15 @@
             <w:color w:val="0000EE"/>
             <w:u w:val="single"/>
           </w:rPr>
-          <w:t>22:25，</w:t>
+          <w:t>17:16</w:t>
         </w:r>
       </w:hyperlink>
+      <w:r>
+        <w:rPr>
+          <w:lang w:val="zh_TW" w:bidi="zh_TW"/>
+        </w:rPr>
+        <w:t>；</w:t>
+      </w:r>
       <w:hyperlink r:id="rId52">
         <w:r>
           <w:rPr>
@@ -1188,7 +1955,7 @@
             <w:color w:val="0000EE"/>
             <w:u w:val="single"/>
           </w:rPr>
-          <w:t>25:8–9，</w:t>
+          <w:t>士1:19，</w:t>
         </w:r>
       </w:hyperlink>
       <w:hyperlink r:id="rId53">
@@ -1200,357 +1967,33 @@
             <w:color w:val="0000EE"/>
             <w:u w:val="single"/>
           </w:rPr>
-          <w:t>27:6，</w:t>
+          <w:t>4:3、13</w:t>
         </w:r>
       </w:hyperlink>
-      <w:hyperlink r:id="rId54">
-        <w:r>
-          <w:rPr>
-            <w:lang w:val="zh_TW" w:bidi="zh_TW"/>
-          </w:rPr>
-          <w:rPr>
-            <w:color w:val="0000EE"/>
-            <w:u w:val="single"/>
-          </w:rPr>
-          <w:t>28:14，</w:t>
-        </w:r>
-      </w:hyperlink>
-      <w:hyperlink r:id="rId55">
-        <w:r>
-          <w:rPr>
-            <w:lang w:val="zh_TW" w:bidi="zh_TW"/>
-          </w:rPr>
-          <w:rPr>
-            <w:color w:val="0000EE"/>
-            <w:u w:val="single"/>
-          </w:rPr>
-          <w:t>29:21</w:t>
-        </w:r>
-      </w:hyperlink>
-      <w:r>
-        <w:rPr>
-          <w:lang w:val="zh_TW" w:bidi="zh_TW"/>
-        </w:rPr>
-        <w:t>）。然而，耶利米與其他先知也把眼光放在被擄以後，宣告將來會復興與歸回應許之地（</w:t>
-      </w:r>
-      <w:hyperlink r:id="rId56">
-        <w:r>
-          <w:rPr>
-            <w:lang w:val="zh_TW" w:bidi="zh_TW"/>
-          </w:rPr>
-          <w:rPr>
-            <w:color w:val="0000EE"/>
-            <w:u w:val="single"/>
-          </w:rPr>
-          <w:t>耶32:6–25</w:t>
-        </w:r>
-      </w:hyperlink>
-      <w:r>
-        <w:rPr>
-          <w:lang w:val="zh_TW" w:bidi="zh_TW"/>
-        </w:rPr>
-        <w:t>）。在歷史上，這些事實際成就於波斯王塞魯士大帝統治時期（公元前538年），並記載在以斯拉記和尼希米記中。</w:t>
-      </w:r>
-    </w:p>
-    <w:p>
-      <w:pPr/>
-      <w:r>
-        <w:rPr>
-          <w:lang w:val="zh_TW" w:bidi="zh_TW"/>
-        </w:rPr>
-      </w:r>
-      <w:r>
-        <w:rPr>
-          <w:lang w:val="zh_TW" w:bidi="zh_TW"/>
-        </w:rPr>
-        <w:t>在解釋時出現的難題，就是要尋找某些有關被擄歸回的預言，如何得到充分的應驗（參</w:t>
-      </w:r>
-      <w:hyperlink r:id="rId57">
-        <w:r>
-          <w:rPr>
-            <w:lang w:val="zh_TW" w:bidi="zh_TW"/>
-          </w:rPr>
-          <w:rPr>
-            <w:color w:val="0000EE"/>
-            <w:u w:val="single"/>
-          </w:rPr>
-          <w:t>結37章</w:t>
-        </w:r>
-      </w:hyperlink>
-      <w:r>
-        <w:rPr>
-          <w:lang w:val="zh_TW" w:bidi="zh_TW"/>
-        </w:rPr>
-        <w:t>；</w:t>
-      </w:r>
-      <w:hyperlink r:id="rId58">
-        <w:r>
-          <w:rPr>
-            <w:lang w:val="zh_TW" w:bidi="zh_TW"/>
-          </w:rPr>
-          <w:rPr>
-            <w:color w:val="0000EE"/>
-            <w:u w:val="single"/>
-          </w:rPr>
-          <w:t>摩9:14–15</w:t>
-        </w:r>
-      </w:hyperlink>
-      <w:r>
-        <w:rPr>
-          <w:lang w:val="zh_TW" w:bidi="zh_TW"/>
-        </w:rPr>
-        <w:t>），因為這些預言描繪的是在一位大衛後裔君王統治下，以色列將大大昌盛，並且永遠得享那地為業。兩約之間似乎並不能成為這些預言的合理應驗。</w:t>
-      </w:r>
-    </w:p>
-    <w:p>
-      <w:pPr>
-        <w:pStyle w:val="Heading3"/>
-      </w:pPr>
-      <w:r>
-        <w:rPr>
-          <w:lang w:val="zh_TW" w:bidi="zh_TW"/>
-        </w:rPr>
-        <w:t>土地與新約</w:t>
-      </w:r>
-    </w:p>
-    <w:p>
-      <w:pPr/>
-      <w:r>
-        <w:rPr>
-          <w:lang w:val="zh_TW" w:bidi="zh_TW"/>
-        </w:rPr>
-      </w:r>
-      <w:r>
-        <w:rPr>
-          <w:lang w:val="zh_TW" w:bidi="zh_TW"/>
-        </w:rPr>
-        <w:t>在新約聖經裡，「土地」的主題不再那麼突出，並且多半被賦予屬靈的象徵意義。希伯來書的作者暗示，亞伯拉罕明白這土地的應許並不只是地理上的成就，而是指向更高且更令人滿足的天家。亞伯拉看透了世界上一切事物的不完全與暫時性，所以眼光超越了土地應許在今世的成就，仰望那有根基的城，就是神所經營所建造的（</w:t>
-      </w:r>
-      <w:hyperlink r:id="rId59">
-        <w:r>
-          <w:rPr>
-            <w:lang w:val="zh_TW" w:bidi="zh_TW"/>
-          </w:rPr>
-          <w:rPr>
-            <w:color w:val="0000EE"/>
-            <w:u w:val="single"/>
-          </w:rPr>
-          <w:t>來11:10</w:t>
-        </w:r>
-      </w:hyperlink>
-      <w:r>
-        <w:rPr>
-          <w:lang w:val="zh_TW" w:bidi="zh_TW"/>
-        </w:rPr>
-        <w:t>），並且尋求一個「更美的家鄉，就是在天上的」（</w:t>
-      </w:r>
-      <w:hyperlink r:id="rId60">
-        <w:r>
-          <w:rPr>
-            <w:lang w:val="zh_TW" w:bidi="zh_TW"/>
-          </w:rPr>
-          <w:rPr>
-            <w:color w:val="0000EE"/>
-            <w:u w:val="single"/>
-          </w:rPr>
-          <w:t>16節</w:t>
-        </w:r>
-      </w:hyperlink>
-      <w:r>
-        <w:rPr>
-          <w:lang w:val="zh_TW" w:bidi="zh_TW"/>
-        </w:rPr>
-        <w:t>）。在新約聖經中，以色列所得的土地應許與進入迦南，被理解為預表將來神子民要進入的天上安息（</w:t>
-      </w:r>
-      <w:hyperlink r:id="rId61">
-        <w:r>
-          <w:rPr>
-            <w:lang w:val="zh_TW" w:bidi="zh_TW"/>
-          </w:rPr>
-          <w:rPr>
-            <w:color w:val="0000EE"/>
-            <w:u w:val="single"/>
-          </w:rPr>
-          <w:t>來3–4章</w:t>
-        </w:r>
-      </w:hyperlink>
-      <w:r>
-        <w:rPr>
-          <w:lang w:val="zh_TW" w:bidi="zh_TW"/>
-        </w:rPr>
-        <w:t>）。或許，這也解釋了舊約聖經為何強調以色列人遵行神律法與承受土地之間的關聯。當以色列人未能活出聖潔，他們就失去預表蒙福的資格，因此不得進入那地，或被逐出那地。新約聖經顯明，神的旨意是為祂的子民預備一個永恆的家鄉。在那裡，神這位君王直接而公義地掌權，萬事都順服祂的旨意，死亡與罪惡被廢去，祂子民一切的需要都要完全得著滿足（</w:t>
-      </w:r>
-      <w:hyperlink r:id="rId62">
-        <w:r>
-          <w:rPr>
-            <w:lang w:val="zh_TW" w:bidi="zh_TW"/>
-          </w:rPr>
-          <w:rPr>
-            <w:color w:val="0000EE"/>
-            <w:u w:val="single"/>
-          </w:rPr>
-          <w:t>來11:13–16</w:t>
-        </w:r>
-      </w:hyperlink>
-      <w:r>
-        <w:rPr>
-          <w:lang w:val="zh_TW" w:bidi="zh_TW"/>
-        </w:rPr>
-        <w:t>；</w:t>
-      </w:r>
-      <w:hyperlink r:id="rId63">
-        <w:r>
-          <w:rPr>
-            <w:lang w:val="zh_TW" w:bidi="zh_TW"/>
-          </w:rPr>
-          <w:rPr>
-            <w:color w:val="0000EE"/>
-            <w:u w:val="single"/>
-          </w:rPr>
-          <w:t>啟21章</w:t>
-        </w:r>
-      </w:hyperlink>
       <w:r>
         <w:rPr>
           <w:lang w:val="zh_TW" w:bidi="zh_TW"/>
         </w:rPr>
         <w:t>）。</w:t>
       </w:r>
-    </w:p>
-    <w:p>
-      <w:pPr/>
-      <w:r>
-        <w:rPr>
-          <w:lang w:val="zh_TW" w:bidi="zh_TW"/>
-        </w:rPr>
-      </w:r>
-      <w:r>
-        <w:rPr>
-          <w:lang w:val="zh_TW" w:bidi="zh_TW"/>
-        </w:rPr>
-        <w:t>一些人認為，舊約有關土地的應許僅具有預表性的意義。因著基督道成肉身的光照，凡聖經中有關將來那地的應許，都要在教會裡得著屬靈層面得著應驗。如今教會就是新的以色列，承受舊約聖經應許的後嗣。因為神的國如今是一個屬靈的現實，所以若仍期待舊約中有關以色列歸回那地、並在大衛之子基督的統治下，進入和平與昌盛時期的預言，在將來會有實際的應驗，就被視為誤解舊約（參</w:t>
-      </w:r>
-      <w:hyperlink r:id="rId64">
-        <w:r>
-          <w:rPr>
-            <w:lang w:val="zh_TW" w:bidi="zh_TW"/>
-          </w:rPr>
-          <w:rPr>
-            <w:color w:val="0000EE"/>
-            <w:u w:val="single"/>
-          </w:rPr>
-          <w:t>賽2:1–5，</w:t>
-        </w:r>
-      </w:hyperlink>
-      <w:hyperlink r:id="rId65">
-        <w:r>
-          <w:rPr>
-            <w:lang w:val="zh_TW" w:bidi="zh_TW"/>
-          </w:rPr>
-          <w:rPr>
-            <w:color w:val="0000EE"/>
-            <w:u w:val="single"/>
-          </w:rPr>
-          <w:t>11:6–11；</w:t>
-        </w:r>
-      </w:hyperlink>
-      <w:hyperlink r:id="rId57">
-        <w:r>
-          <w:rPr>
-            <w:lang w:val="zh_TW" w:bidi="zh_TW"/>
-          </w:rPr>
-          <w:rPr>
-            <w:color w:val="0000EE"/>
-            <w:u w:val="single"/>
-          </w:rPr>
-          <w:t>結37；</w:t>
-        </w:r>
-      </w:hyperlink>
-      <w:hyperlink r:id="rId58">
-        <w:r>
-          <w:rPr>
-            <w:lang w:val="zh_TW" w:bidi="zh_TW"/>
-          </w:rPr>
-          <w:rPr>
-            <w:color w:val="0000EE"/>
-            <w:u w:val="single"/>
-          </w:rPr>
-          <w:t>摩9:14–15</w:t>
-        </w:r>
-      </w:hyperlink>
-      <w:r>
-        <w:rPr>
-          <w:lang w:val="zh_TW" w:bidi="zh_TW"/>
-        </w:rPr>
-        <w:t>）。住在基督裡，就被看作是對舊約時代有形地理應許的充分應驗。</w:t>
-      </w:r>
-    </w:p>
-    <w:p>
-      <w:pPr/>
-      <w:r>
-        <w:rPr>
-          <w:lang w:val="zh_TW" w:bidi="zh_TW"/>
-        </w:rPr>
-      </w:r>
-      <w:r>
-        <w:rPr>
-          <w:lang w:val="zh_TW" w:bidi="zh_TW"/>
-        </w:rPr>
-        <w:t>另一些人雖然不否認這些舊約現實具有預表性的意義，但他們認為有關土地的應許，仍然在其原本的具體、地理層面上有效。他們指出，保羅在</w:t>
-      </w:r>
-      <w:hyperlink r:id="rId66">
-        <w:r>
-          <w:rPr>
-            <w:lang w:val="zh_TW" w:bidi="zh_TW"/>
-          </w:rPr>
-          <w:rPr>
-            <w:color w:val="0000EE"/>
-            <w:u w:val="single"/>
-          </w:rPr>
-          <w:t>羅馬書九至十一章</w:t>
-        </w:r>
-      </w:hyperlink>
-      <w:r>
-        <w:rPr>
-          <w:lang w:val="zh_TW" w:bidi="zh_TW"/>
-        </w:rPr>
-        <w:t>論證，以色列民族仍有未來。雖然以色列在歷史中不斷不順服神，最終更拒絕彌賽亞，但神的揀選與呼召是不可廢棄的，以色列仍要被接回到那棵他們先前被折下的橄欖樹上。路加福音記載，耶路撒冷要被外邦人踐踏，直到外邦人的日期滿足（</w:t>
-      </w:r>
-      <w:hyperlink r:id="rId67">
-        <w:r>
-          <w:rPr>
-            <w:lang w:val="zh_TW" w:bidi="zh_TW"/>
-          </w:rPr>
-          <w:rPr>
-            <w:color w:val="0000EE"/>
-            <w:u w:val="single"/>
-          </w:rPr>
-          <w:t>路21:24</w:t>
-        </w:r>
-      </w:hyperlink>
-      <w:r>
-        <w:rPr>
-          <w:lang w:val="zh_TW" w:bidi="zh_TW"/>
-        </w:rPr>
-        <w:t>），表明將來必有一個時期，耶路撒冷要再度歸於猶太民族。然而，這並不必然意味著今日的以色列國，就是直接應驗舊約應許的歸回。舊約顯明，歸回的契機要出於信心（</w:t>
-      </w:r>
-      <w:hyperlink r:id="rId68">
-        <w:r>
-          <w:rPr>
-            <w:lang w:val="zh_TW" w:bidi="zh_TW"/>
-          </w:rPr>
-          <w:rPr>
-            <w:color w:val="0000EE"/>
-            <w:u w:val="single"/>
-          </w:rPr>
-          <w:t>申30:1–16</w:t>
-        </w:r>
-      </w:hyperlink>
-      <w:r>
-        <w:rPr>
-          <w:lang w:val="zh_TW" w:bidi="zh_TW"/>
-        </w:rPr>
-        <w:t>）；以色列人今天回到故土，卻仍舊不信神。同時，猶太民族在歷世歷代中的奇妙保存，以及近代以色列國的重建，也許可以理解為預示或徵象，舊約土地的應許將來會更完全成就。</w:t>
+      <w:r>
+        <w:rPr>
+          <w:i/>
+          <w:lang w:val="zh_TW" w:bidi="zh_TW"/>
+        </w:rPr>
+        <w:t>見</w:t>
+      </w:r>
+      <w:r>
+        <w:rPr>
+          <w:lang w:val="zh_TW" w:bidi="zh_TW"/>
+        </w:rPr>
+        <w:t>礦物和金屬</w:t>
+      </w:r>
+      <w:r>
+        <w:rPr>
+          <w:lang w:val="zh_TW" w:bidi="zh_TW"/>
+        </w:rPr>
+        <w:t>。</w:t>
       </w:r>
       <w:r>
         <w:rPr>
@@ -3452,6 +3895,12 @@
   </w:num>
   <w:num w:numId="13" w16cid:durableId="592781308">
     <w:abstractNumId w:val="11"/>
+  </w:num>
+  <w:num w:numId="14">
+    <w:abstractNumId w:val="3"/>
+    <w:lvlOverride w:ilvl="0">
+      <w:startOverride w:val="1"/>
+    </w:lvlOverride>
   </w:num>
   <w:numIdMacAtCleanup w:val="10"/>
 </w:numbering>

--- a/zht/docx/169.content.docx
+++ b/zht/docx/169.content.docx
@@ -149,7 +149,7 @@
         <w:rPr>
           <w:lang w:val="zh_TW" w:bidi="zh_TW"/>
         </w:rPr>
-        <w:t>tie</w:t>
+        <w:t>te</w:t>
       </w:r>
       <w:r>
         <w:rPr>
@@ -212,7 +212,7 @@
         <w:rPr>
           <w:lang w:val="zh_TW" w:bidi="zh_TW"/>
         </w:rPr>
-        <w:t>帖撒羅尼迦後書</w:t>
+        <w:t>特拉可尼</w:t>
       </w:r>
       <w:r>
         <w:rPr>
@@ -231,7 +231,25 @@
         <w:rPr>
           <w:lang w:val="zh_TW" w:bidi="zh_TW"/>
         </w:rPr>
-        <w:t>保羅寫給帖撒羅尼迦教會的第二封信。</w:t>
+        <w:t>這是約旦河以東五個羅馬的省之一。其它四個省位於約旦河東的省分別為：巴坦尼亞（Batanea）、高拉尼提斯（Gaulanitis）、奧拉尼提斯（Auranitis）和以土利亞（Iturea）。該地區可能包括高拉尼提斯、巴坦尼亞和奧拉尼提斯的部分區域，是希律的兄弟腓力所管轄的分封王領地的一部分（</w:t>
+      </w:r>
+      <w:hyperlink r:id="rId13">
+        <w:r>
+          <w:rPr>
+            <w:lang w:val="zh_TW" w:bidi="zh_TW"/>
+          </w:rPr>
+          <w:rPr>
+            <w:color w:val="0000EE"/>
+            <w:u w:val="single"/>
+          </w:rPr>
+          <w:t>路3:1</w:t>
+        </w:r>
+      </w:hyperlink>
+      <w:r>
+        <w:rPr>
+          <w:lang w:val="zh_TW" w:bidi="zh_TW"/>
+        </w:rPr>
+        <w:t>）。特拉可尼是一片位於加利利海東北部的荒涼地帶。在亞蘭文中，它被稱為「亞珥歌伯（Argob）」，意思為「石堆」，這精確描述了當地崎嶇多石的地形。</w:t>
       </w:r>
     </w:p>
     <w:p>
@@ -245,90 +263,25 @@
         <w:rPr>
           <w:lang w:val="zh_TW" w:bidi="zh_TW"/>
         </w:rPr>
-        <w:t>概述</w:t>
+        <w:t>除了路加福音的記載之外，特拉可尼在歷史文獻中鮮少被提及。猶太歷史學家約瑟夫（Josephus）指出，亞蘭的兒子烏斯（參</w:t>
       </w:r>
-    </w:p>
-    <w:p>
-      <w:pPr>
-        <w:pStyle w:val="ListBullet"/>
-        <w:spacing w:line="240" w:lineRule="auto"/>
-        <w:ind w:left="720"/>
-      </w:pPr>
+      <w:hyperlink r:id="rId14">
+        <w:r>
+          <w:rPr>
+            <w:lang w:val="zh_TW" w:bidi="zh_TW"/>
+          </w:rPr>
+          <w:rPr>
+            <w:color w:val="0000EE"/>
+            <w:u w:val="single"/>
+          </w:rPr>
+          <w:t>創10:23</w:t>
+        </w:r>
+      </w:hyperlink>
       <w:r>
         <w:rPr>
           <w:lang w:val="zh_TW" w:bidi="zh_TW"/>
         </w:rPr>
-      </w:r>
-      <w:r>
-        <w:rPr>
-          <w:lang w:val="zh_TW" w:bidi="zh_TW"/>
-        </w:rPr>
-        <w:t>作者</w:t>
-      </w:r>
-    </w:p>
-    <w:p>
-      <w:pPr>
-        <w:pStyle w:val="ListBullet"/>
-        <w:spacing w:line="240" w:lineRule="auto"/>
-        <w:ind w:left="720"/>
-      </w:pPr>
-      <w:r>
-        <w:rPr>
-          <w:lang w:val="zh_TW" w:bidi="zh_TW"/>
-        </w:rPr>
-      </w:r>
-      <w:r>
-        <w:rPr>
-          <w:lang w:val="zh_TW" w:bidi="zh_TW"/>
-        </w:rPr>
-        <w:t>日期、起源與寫作對象</w:t>
-      </w:r>
-    </w:p>
-    <w:p>
-      <w:pPr>
-        <w:pStyle w:val="ListBullet"/>
-        <w:spacing w:line="240" w:lineRule="auto"/>
-        <w:ind w:left="720"/>
-      </w:pPr>
-      <w:r>
-        <w:rPr>
-          <w:lang w:val="zh_TW" w:bidi="zh_TW"/>
-        </w:rPr>
-      </w:r>
-      <w:r>
-        <w:rPr>
-          <w:lang w:val="zh_TW" w:bidi="zh_TW"/>
-        </w:rPr>
-        <w:t>目的</w:t>
-      </w:r>
-    </w:p>
-    <w:p>
-      <w:pPr>
-        <w:pStyle w:val="ListBullet"/>
-        <w:spacing w:line="240" w:lineRule="auto"/>
-        <w:ind w:left="720"/>
-      </w:pPr>
-      <w:r>
-        <w:rPr>
-          <w:lang w:val="zh_TW" w:bidi="zh_TW"/>
-        </w:rPr>
-      </w:r>
-      <w:r>
-        <w:rPr>
-          <w:lang w:val="zh_TW" w:bidi="zh_TW"/>
-        </w:rPr>
-        <w:t>內容</w:t>
-      </w:r>
-    </w:p>
-    <w:p>
-      <w:pPr>
-        <w:pStyle w:val="Heading3"/>
-      </w:pPr>
-      <w:r>
-        <w:rPr>
-          <w:lang w:val="zh_TW" w:bidi="zh_TW"/>
-        </w:rPr>
-        <w:t>作者簡介</w:t>
+        <w:t>）曾殖民此地。羅馬人在奧古斯都擊敗當地的強盜首領西納德勒斯（Zenodorus）後取得了特拉可尼的控制權。隨後，奧古斯都將這片土地交給大希律，條件是他必須鎮壓當地的土匪。在大希律去世後，他的兒子腓力繼承了這片土地，但很可能僅在名義上擁有控制權。</w:t>
       </w:r>
     </w:p>
     <w:p>
@@ -342,1658 +295,20 @@
         <w:rPr>
           <w:lang w:val="zh_TW" w:bidi="zh_TW"/>
         </w:rPr>
-        <w:t>與帖撒羅尼迦前書一樣，這封信以保羅、西拉和提摩太的名字開始；並且像前書一樣，這封信經常使用複數代名詞「我們」和「我們的」，但也有使用單數代名詞「我」（例如</w:t>
-      </w:r>
-      <w:hyperlink r:id="rId13">
-        <w:r>
-          <w:rPr>
-            <w:lang w:val="zh_TW" w:bidi="zh_TW"/>
-          </w:rPr>
-          <w:rPr>
-            <w:color w:val="0000EE"/>
-            <w:u w:val="single"/>
-          </w:rPr>
-          <w:t>帖後2:5</w:t>
-        </w:r>
-      </w:hyperlink>
-      <w:r>
-        <w:rPr>
-          <w:lang w:val="zh_TW" w:bidi="zh_TW"/>
-        </w:rPr>
-        <w:t>）。信的結尾寫道：「</w:t>
-      </w:r>
-      <w:r>
-        <w:rPr>
-          <w:lang w:val="zh_TW" w:bidi="zh_TW"/>
-        </w:rPr>
-        <w:t>我－ 保羅親筆問你們安。凡我的信都以此為記，我的筆跡就是這樣</w:t>
-      </w:r>
-      <w:r>
-        <w:rPr>
-          <w:lang w:val="zh_TW" w:bidi="zh_TW"/>
-        </w:rPr>
-        <w:t>」（</w:t>
-      </w:r>
-      <w:hyperlink r:id="rId14">
-        <w:r>
-          <w:rPr>
-            <w:lang w:val="zh_TW" w:bidi="zh_TW"/>
-          </w:rPr>
-          <w:rPr>
-            <w:color w:val="0000EE"/>
-            <w:u w:val="single"/>
-          </w:rPr>
-          <w:t>3:17</w:t>
-        </w:r>
-      </w:hyperlink>
-      <w:r>
-        <w:rPr>
-          <w:lang w:val="zh_TW" w:bidi="zh_TW"/>
-        </w:rPr>
-        <w:t>）。</w:t>
-      </w:r>
-    </w:p>
-    <w:p>
-      <w:pPr/>
-      <w:r>
-        <w:rPr>
-          <w:lang w:val="zh_TW" w:bidi="zh_TW"/>
-        </w:rPr>
-      </w:r>
-      <w:r>
-        <w:rPr>
-          <w:lang w:val="zh_TW" w:bidi="zh_TW"/>
-        </w:rPr>
-        <w:t>有些學者質疑這封書信是否出自保羅之手，主要原因在於這書關於未來的教導，與帖撒羅尼迦前書的教導有所不同。根據</w:t>
-      </w:r>
-      <w:hyperlink r:id="rId14">
-        <w:r>
-          <w:rPr>
-            <w:lang w:val="zh_TW" w:bidi="zh_TW"/>
-          </w:rPr>
-          <w:rPr>
-            <w:color w:val="0000EE"/>
-            <w:u w:val="single"/>
-          </w:rPr>
-          <w:t>帖撒羅尼迦後書三章17節</w:t>
-        </w:r>
-      </w:hyperlink>
-      <w:r>
-        <w:rPr>
-          <w:lang w:val="zh_TW" w:bidi="zh_TW"/>
-        </w:rPr>
-        <w:t>的說法，第一封信必須被視為偽造。然而，事實並非如此，早期教會從未質疑這兩封信是否出由保羅所寫。</w:t>
-      </w:r>
-    </w:p>
-    <w:p>
-      <w:pPr>
-        <w:pStyle w:val="Heading3"/>
-      </w:pPr>
-      <w:r>
-        <w:rPr>
-          <w:lang w:val="zh_TW" w:bidi="zh_TW"/>
-        </w:rPr>
-        <w:t>日期、起源與寫作對象</w:t>
-      </w:r>
-    </w:p>
-    <w:p>
-      <w:pPr/>
-      <w:r>
-        <w:rPr>
-          <w:lang w:val="zh_TW" w:bidi="zh_TW"/>
-        </w:rPr>
-      </w:r>
-      <w:r>
-        <w:rPr>
-          <w:lang w:val="zh_TW" w:bidi="zh_TW"/>
-        </w:rPr>
-        <w:t>與帖撒羅尼迦前書相同，這封信的第一節便說這是寫給「帖撒羅尼迦的教會」。與前書不同的是，這封信沒有提供關於保羅和他同工行蹤的個人細節。因此，沒有直接證據確定這封信的成書日期和地點。</w:t>
-      </w:r>
-    </w:p>
-    <w:p>
-      <w:pPr/>
-      <w:r>
-        <w:rPr>
-          <w:lang w:val="zh_TW" w:bidi="zh_TW"/>
-        </w:rPr>
-      </w:r>
-      <w:r>
-        <w:rPr>
-          <w:lang w:val="zh_TW" w:bidi="zh_TW"/>
-        </w:rPr>
-        <w:t>由於這封書的教導與帖撒羅尼迦前書不同，因此有人質疑此信是否為保羅所寫，並且提出了幾種有關日期和寫作對象的推測：</w:t>
-      </w:r>
-    </w:p>
-    <w:p>
-      <w:pPr>
-        <w:pStyle w:val="ListNumber"/>
-        <w:numPr>
-          <w:ilvl w:val="0"/>
-          <w:numId w:val="14"/>
-        </w:numPr>
-        <w:spacing w:line="240" w:lineRule="auto"/>
-        <w:ind w:left="720"/>
-      </w:pPr>
-      <w:r>
-        <w:rPr>
-          <w:lang w:val="zh_TW" w:bidi="zh_TW"/>
-        </w:rPr>
-      </w:r>
-      <w:r>
-        <w:rPr>
-          <w:lang w:val="zh_TW" w:bidi="zh_TW"/>
-        </w:rPr>
-        <w:t>這封信是在帖撒羅尼迦前書寫成許久之後才寫的。然而，這種可能性不大，因為西拉和提摩太仍然與保羅同在。</w:t>
-      </w:r>
-    </w:p>
-    <w:p>
-      <w:pPr>
-        <w:pStyle w:val="ListNumber"/>
-        <w:spacing w:line="240" w:lineRule="auto"/>
-        <w:ind w:left="720"/>
-      </w:pPr>
-      <w:r>
-        <w:rPr>
-          <w:lang w:val="zh_TW" w:bidi="zh_TW"/>
-        </w:rPr>
-      </w:r>
-      <w:r>
-        <w:rPr>
-          <w:lang w:val="zh_TW" w:bidi="zh_TW"/>
-        </w:rPr>
-        <w:t>這封信的寫作時間早於帖撒羅尼迦前書。然而，</w:t>
-      </w:r>
-      <w:hyperlink r:id="rId15">
-        <w:r>
-          <w:rPr>
-            <w:lang w:val="zh_TW" w:bidi="zh_TW"/>
-          </w:rPr>
-          <w:rPr>
-            <w:color w:val="0000EE"/>
-            <w:u w:val="single"/>
-          </w:rPr>
-          <w:t>二章15節</w:t>
-        </w:r>
-      </w:hyperlink>
-      <w:r>
-        <w:rPr>
-          <w:lang w:val="zh_TW" w:bidi="zh_TW"/>
-        </w:rPr>
-        <w:t>提到一封先前寫給帖撒羅尼迦的信。而且，從第二世紀開始，早期教會確實稱這封信為帖撒羅尼迦後書。</w:t>
-      </w:r>
-    </w:p>
-    <w:p>
-      <w:pPr>
-        <w:pStyle w:val="ListNumber"/>
-        <w:spacing w:line="240" w:lineRule="auto"/>
-        <w:ind w:left="720"/>
-      </w:pPr>
-      <w:r>
-        <w:rPr>
-          <w:lang w:val="zh_TW" w:bidi="zh_TW"/>
-        </w:rPr>
-      </w:r>
-      <w:r>
-        <w:rPr>
-          <w:lang w:val="zh_TW" w:bidi="zh_TW"/>
-        </w:rPr>
-        <w:t>這封信的寫作對象是帖撒羅尼迦的猶太基督徒，而帖撒羅尼迦前書則是寫給外邦基督徒的。然而，這種說法極不可能，因為這位使徒一向十分重視基督徒在同一地區應當合一（例如</w:t>
-      </w:r>
-      <w:hyperlink r:id="rId16">
-        <w:r>
-          <w:rPr>
-            <w:lang w:val="zh_TW" w:bidi="zh_TW"/>
-          </w:rPr>
-          <w:rPr>
-            <w:color w:val="0000EE"/>
-            <w:u w:val="single"/>
-          </w:rPr>
-          <w:t>林前1–3</w:t>
-        </w:r>
-      </w:hyperlink>
-      <w:r>
-        <w:rPr>
-          <w:lang w:val="zh_TW" w:bidi="zh_TW"/>
-        </w:rPr>
-        <w:t>），並特別重視猶太信徒與外邦信徒的合一（見</w:t>
-      </w:r>
-      <w:hyperlink r:id="rId17">
-        <w:r>
-          <w:rPr>
-            <w:lang w:val="zh_TW" w:bidi="zh_TW"/>
-          </w:rPr>
-          <w:rPr>
-            <w:color w:val="0000EE"/>
-            <w:u w:val="single"/>
-          </w:rPr>
-          <w:t>弗2:11–22</w:t>
-        </w:r>
-      </w:hyperlink>
-      <w:r>
-        <w:rPr>
-          <w:lang w:val="zh_TW" w:bidi="zh_TW"/>
-        </w:rPr>
-        <w:t>），所以他不可能這樣做。</w:t>
-      </w:r>
-    </w:p>
-    <w:p>
-      <w:pPr>
-        <w:pStyle w:val="ListNumber"/>
-        <w:spacing w:line="240" w:lineRule="auto"/>
-        <w:ind w:left="720"/>
-      </w:pPr>
-      <w:r>
-        <w:rPr>
-          <w:lang w:val="zh_TW" w:bidi="zh_TW"/>
-        </w:rPr>
-      </w:r>
-      <w:r>
-        <w:rPr>
-          <w:lang w:val="zh_TW" w:bidi="zh_TW"/>
-        </w:rPr>
-        <w:t>這封信是寫給別處的基督徒（庇哩亞和腓立比），後來傳到帖撒羅尼迦的基督徒手中。然而，沒有任何證據顯示這封信最初是寫給其它地方的基督徒，而非帖撒羅尼迦的信徒。</w:t>
-      </w:r>
-    </w:p>
-    <w:p>
-      <w:pPr/>
-      <w:r>
-        <w:rPr>
-          <w:lang w:val="zh_TW" w:bidi="zh_TW"/>
-        </w:rPr>
-      </w:r>
-      <w:r>
-        <w:rPr>
-          <w:lang w:val="zh_TW" w:bidi="zh_TW"/>
-        </w:rPr>
-        <w:t>寫這封信時，</w:t>
-      </w:r>
-      <w:r>
-        <w:rPr>
-          <w:lang w:val="zh_TW" w:bidi="zh_TW"/>
-        </w:rPr>
-        <w:t>保羅身邊的同工與寫帖撒羅尼迦前書時相同</w:t>
-      </w:r>
-      <w:r>
-        <w:rPr>
-          <w:lang w:val="zh_TW" w:bidi="zh_TW"/>
-        </w:rPr>
-        <w:t>（</w:t>
-      </w:r>
-      <w:hyperlink r:id="rId18">
-        <w:r>
-          <w:rPr>
-            <w:lang w:val="zh_TW" w:bidi="zh_TW"/>
-          </w:rPr>
-          <w:rPr>
-            <w:color w:val="0000EE"/>
-            <w:u w:val="single"/>
-          </w:rPr>
-          <w:t>帖後1:1</w:t>
-        </w:r>
-      </w:hyperlink>
-      <w:r>
-        <w:rPr>
-          <w:lang w:val="zh_TW" w:bidi="zh_TW"/>
-        </w:rPr>
-        <w:t>）。</w:t>
-      </w:r>
-      <w:r>
-        <w:rPr>
-          <w:lang w:val="zh_TW" w:bidi="zh_TW"/>
-        </w:rPr>
-        <w:t>這表明，保羅在寫完前書後不久，聽到了帖撒羅尼迦基督徒面臨的新問題，出於對他們的關心，就寫了這第二封信。</w:t>
-      </w:r>
-    </w:p>
-    <w:p>
-      <w:pPr>
-        <w:pStyle w:val="Heading3"/>
-      </w:pPr>
-      <w:r>
-        <w:rPr>
-          <w:lang w:val="zh_TW" w:bidi="zh_TW"/>
-        </w:rPr>
-        <w:t>目的</w:t>
-      </w:r>
-    </w:p>
-    <w:p>
-      <w:pPr/>
-      <w:r>
-        <w:rPr>
-          <w:lang w:val="zh_TW" w:bidi="zh_TW"/>
-        </w:rPr>
-      </w:r>
-      <w:r>
-        <w:rPr>
-          <w:lang w:val="zh_TW" w:bidi="zh_TW"/>
-        </w:rPr>
-        <w:t>使徒保羅寫這封信時，心中有三個主要的關注。</w:t>
-      </w:r>
-    </w:p>
-    <w:p>
-      <w:pPr/>
-      <w:r>
-        <w:rPr>
-          <w:lang w:val="zh_TW" w:bidi="zh_TW"/>
-        </w:rPr>
-      </w:r>
-      <w:r>
-        <w:rPr>
-          <w:lang w:val="zh_TW" w:bidi="zh_TW"/>
-        </w:rPr>
-        <w:t>首先，與他所有書信一樣，他希望鼓勵讀者在信仰上站立得穩（</w:t>
-      </w:r>
-      <w:hyperlink r:id="rId15">
-        <w:r>
-          <w:rPr>
-            <w:lang w:val="zh_TW" w:bidi="zh_TW"/>
-          </w:rPr>
-          <w:rPr>
-            <w:color w:val="0000EE"/>
-            <w:u w:val="single"/>
-          </w:rPr>
-          <w:t>2:15）</w:t>
-        </w:r>
-      </w:hyperlink>
-      <w:r>
-        <w:rPr>
-          <w:lang w:val="zh_TW" w:bidi="zh_TW"/>
-        </w:rPr>
-        <w:t>。他感謝神在他們生命中的工作（</w:t>
-      </w:r>
-      <w:hyperlink r:id="rId19">
-        <w:r>
-          <w:rPr>
-            <w:lang w:val="zh_TW" w:bidi="zh_TW"/>
-          </w:rPr>
-          <w:rPr>
-            <w:color w:val="0000EE"/>
-            <w:u w:val="single"/>
-          </w:rPr>
-          <w:t>1:3，</w:t>
-        </w:r>
-      </w:hyperlink>
-      <w:hyperlink r:id="rId20">
-        <w:r>
-          <w:rPr>
-            <w:lang w:val="zh_TW" w:bidi="zh_TW"/>
-          </w:rPr>
-          <w:rPr>
-            <w:color w:val="0000EE"/>
-            <w:u w:val="single"/>
-          </w:rPr>
-          <w:t>2:13</w:t>
-        </w:r>
-      </w:hyperlink>
-      <w:r>
-        <w:rPr>
-          <w:lang w:val="zh_TW" w:bidi="zh_TW"/>
-        </w:rPr>
-        <w:t>），這工作表現在他們的信心、愛心，以及在逼迫中堅忍的態度（</w:t>
-      </w:r>
-      <w:hyperlink r:id="rId21">
-        <w:r>
-          <w:rPr>
-            <w:lang w:val="zh_TW" w:bidi="zh_TW"/>
-          </w:rPr>
-          <w:rPr>
-            <w:color w:val="0000EE"/>
-            <w:u w:val="single"/>
-          </w:rPr>
-          <w:t>1:4</w:t>
-        </w:r>
-      </w:hyperlink>
-      <w:r>
-        <w:rPr>
-          <w:lang w:val="zh_TW" w:bidi="zh_TW"/>
-        </w:rPr>
-        <w:t>）。保羅向他們保證，神終將施行公義審判。信徒的責任是以生命榮耀耶穌的名；當主再來時，衪將在忠心的子民中得榮耀（</w:t>
-      </w:r>
-      <w:hyperlink r:id="rId22">
-        <w:r>
-          <w:rPr>
-            <w:lang w:val="zh_TW" w:bidi="zh_TW"/>
-          </w:rPr>
-          <w:rPr>
-            <w:color w:val="0000EE"/>
-            <w:u w:val="single"/>
-          </w:rPr>
-          <w:t>5–12</w:t>
-        </w:r>
-      </w:hyperlink>
-      <w:r>
-        <w:rPr>
-          <w:lang w:val="zh_TW" w:bidi="zh_TW"/>
-        </w:rPr>
-        <w:t>節）。</w:t>
-      </w:r>
-    </w:p>
-    <w:p>
-      <w:pPr/>
-      <w:r>
-        <w:rPr>
-          <w:lang w:val="zh_TW" w:bidi="zh_TW"/>
-        </w:rPr>
-      </w:r>
-      <w:r>
-        <w:rPr>
-          <w:lang w:val="zh_TW" w:bidi="zh_TW"/>
-        </w:rPr>
-        <w:t>其次，教會中流傳著錯誤的教導，甚至有人假冒保羅的名義，宣稱</w:t>
-      </w:r>
-      <w:r>
-        <w:rPr>
-          <w:lang w:val="zh_TW" w:bidi="zh_TW"/>
-        </w:rPr>
-        <w:t>主的日子現在到了</w:t>
-      </w:r>
-      <w:r>
-        <w:rPr>
-          <w:lang w:val="zh_TW" w:bidi="zh_TW"/>
-        </w:rPr>
-        <w:t>（</w:t>
-      </w:r>
-      <w:hyperlink r:id="rId23">
-        <w:r>
-          <w:rPr>
-            <w:lang w:val="zh_TW" w:bidi="zh_TW"/>
-          </w:rPr>
-          <w:rPr>
-            <w:color w:val="0000EE"/>
-            <w:u w:val="single"/>
-          </w:rPr>
-          <w:t>2:2</w:t>
-        </w:r>
-      </w:hyperlink>
-      <w:r>
-        <w:rPr>
-          <w:lang w:val="zh_TW" w:bidi="zh_TW"/>
-        </w:rPr>
-        <w:t>）。這位使徒駁斥這種教導，並指出在基督再來之前必須發生一些特定的事情。他提到，一個被稱為「</w:t>
-      </w:r>
-      <w:r>
-        <w:rPr>
-          <w:lang w:val="zh_TW" w:bidi="zh_TW"/>
-        </w:rPr>
-        <w:t>大罪人</w:t>
-      </w:r>
-      <w:r>
-        <w:rPr>
-          <w:lang w:val="zh_TW" w:bidi="zh_TW"/>
-        </w:rPr>
-        <w:t>」或「</w:t>
-      </w:r>
-      <w:r>
-        <w:rPr>
-          <w:lang w:val="zh_TW" w:bidi="zh_TW"/>
-        </w:rPr>
-        <w:t>沉淪之子</w:t>
-      </w:r>
-      <w:r>
-        <w:rPr>
-          <w:lang w:val="zh_TW" w:bidi="zh_TW"/>
-        </w:rPr>
-        <w:t>」的人將會顯現，這個人將否定一切真正的敬拜，行神蹟奇事，甚至自稱為神。目前，仍有一種力量在抑制牠。然而，到了適當的時候，「大罪人」將被揭露。然後，當主再來時，「大罪人」將被征服和摧毀。這（</w:t>
-      </w:r>
-      <w:hyperlink r:id="rId24">
-        <w:r>
-          <w:rPr>
-            <w:lang w:val="zh_TW" w:bidi="zh_TW"/>
-          </w:rPr>
-          <w:rPr>
-            <w:color w:val="0000EE"/>
-            <w:u w:val="single"/>
-          </w:rPr>
-          <w:t>1–12</w:t>
-        </w:r>
-      </w:hyperlink>
-      <w:r>
-        <w:rPr>
-          <w:lang w:val="zh_TW" w:bidi="zh_TW"/>
-        </w:rPr>
-        <w:t>節）與福音書中關於敵基督的描述類似，牠將假冒基督，以神蹟奇事欺騙人（</w:t>
-      </w:r>
-      <w:hyperlink r:id="rId25">
-        <w:r>
-          <w:rPr>
-            <w:lang w:val="zh_TW" w:bidi="zh_TW"/>
-          </w:rPr>
-          <w:rPr>
-            <w:color w:val="0000EE"/>
-            <w:u w:val="single"/>
-          </w:rPr>
-          <w:t>太24:5、23–26</w:t>
-        </w:r>
-      </w:hyperlink>
-      <w:r>
-        <w:rPr>
-          <w:lang w:val="zh_TW" w:bidi="zh_TW"/>
-        </w:rPr>
-        <w:t>；</w:t>
-      </w:r>
-      <w:hyperlink r:id="rId26">
-        <w:r>
-          <w:rPr>
-            <w:lang w:val="zh_TW" w:bidi="zh_TW"/>
-          </w:rPr>
-          <w:rPr>
-            <w:color w:val="0000EE"/>
-            <w:u w:val="single"/>
-          </w:rPr>
-          <w:t>可13:5–6、20–23</w:t>
-        </w:r>
-      </w:hyperlink>
-      <w:r>
-        <w:rPr>
-          <w:lang w:val="zh_TW" w:bidi="zh_TW"/>
-        </w:rPr>
-        <w:t>）。在帖撒羅尼迦前書中，保羅強調主再來的時間是沒有人知道的，因此信徒必須隨時準備好迎接衪。在這裡，為了反駁主已經再來的觀念，保羅強調基督再來前必然發生的事件。耶穌在講論未來時，也同時強調這兩個方面（</w:t>
-      </w:r>
-      <w:hyperlink r:id="rId27">
-        <w:r>
-          <w:rPr>
-            <w:lang w:val="zh_TW" w:bidi="zh_TW"/>
-          </w:rPr>
-          <w:rPr>
-            <w:color w:val="0000EE"/>
-            <w:u w:val="single"/>
-          </w:rPr>
-          <w:t>太24</w:t>
-        </w:r>
-      </w:hyperlink>
-      <w:r>
-        <w:rPr>
-          <w:lang w:val="zh_TW" w:bidi="zh_TW"/>
-        </w:rPr>
-        <w:t>；</w:t>
-      </w:r>
-      <w:hyperlink r:id="rId28">
-        <w:r>
-          <w:rPr>
-            <w:lang w:val="zh_TW" w:bidi="zh_TW"/>
-          </w:rPr>
-          <w:rPr>
-            <w:color w:val="0000EE"/>
-            <w:u w:val="single"/>
-          </w:rPr>
-          <w:t>可13</w:t>
-        </w:r>
-      </w:hyperlink>
-      <w:r>
-        <w:rPr>
-          <w:lang w:val="zh_TW" w:bidi="zh_TW"/>
-        </w:rPr>
-        <w:t>；</w:t>
-      </w:r>
-      <w:hyperlink r:id="rId29">
-        <w:r>
-          <w:rPr>
-            <w:lang w:val="zh_TW" w:bidi="zh_TW"/>
-          </w:rPr>
-          <w:rPr>
-            <w:color w:val="0000EE"/>
-            <w:u w:val="single"/>
-          </w:rPr>
-          <w:t>路21</w:t>
-        </w:r>
-      </w:hyperlink>
-      <w:r>
-        <w:rPr>
-          <w:lang w:val="zh_TW" w:bidi="zh_TW"/>
-        </w:rPr>
-        <w:t>）。</w:t>
-      </w:r>
-    </w:p>
-    <w:p>
-      <w:pPr/>
-      <w:r>
-        <w:rPr>
-          <w:lang w:val="zh_TW" w:bidi="zh_TW"/>
-        </w:rPr>
-      </w:r>
-      <w:r>
-        <w:rPr>
-          <w:lang w:val="zh_TW" w:bidi="zh_TW"/>
-        </w:rPr>
-        <w:t>最後，基督徒群體中的懶惰問題仍然存在，甚至可能有所加劇（參</w:t>
-      </w:r>
-      <w:hyperlink r:id="rId30">
-        <w:r>
-          <w:rPr>
-            <w:lang w:val="zh_TW" w:bidi="zh_TW"/>
-          </w:rPr>
-          <w:rPr>
-            <w:color w:val="0000EE"/>
-            <w:u w:val="single"/>
-          </w:rPr>
-          <w:t>帖前4:11</w:t>
-        </w:r>
-      </w:hyperlink>
-      <w:r>
-        <w:rPr>
-          <w:lang w:val="zh_TW" w:bidi="zh_TW"/>
-        </w:rPr>
-        <w:t>，</w:t>
-      </w:r>
-      <w:hyperlink r:id="rId31">
-        <w:r>
-          <w:rPr>
-            <w:lang w:val="zh_TW" w:bidi="zh_TW"/>
-          </w:rPr>
-          <w:rPr>
-            <w:color w:val="0000EE"/>
-            <w:u w:val="single"/>
-          </w:rPr>
-          <w:t>5:14</w:t>
-        </w:r>
-      </w:hyperlink>
-      <w:r>
-        <w:rPr>
-          <w:lang w:val="zh_TW" w:bidi="zh_TW"/>
-        </w:rPr>
-        <w:t>）。保羅再次提醒他們，他與同工們的榜樣——他們親自工作賺取生活費，而不是依賴他們的福音對象。保羅提出了一個簡單的原則：「</w:t>
-      </w:r>
-      <w:r>
-        <w:rPr>
-          <w:lang w:val="zh_TW" w:bidi="zh_TW"/>
-        </w:rPr>
-        <w:t>若有人不肯做工，就不可吃飯</w:t>
-      </w:r>
-      <w:r>
-        <w:rPr>
-          <w:lang w:val="zh_TW" w:bidi="zh_TW"/>
-        </w:rPr>
-        <w:t>」（</w:t>
-      </w:r>
-      <w:hyperlink r:id="rId32">
-        <w:r>
-          <w:rPr>
-            <w:lang w:val="zh_TW" w:bidi="zh_TW"/>
-          </w:rPr>
-          <w:rPr>
-            <w:color w:val="0000EE"/>
-            <w:u w:val="single"/>
-          </w:rPr>
-          <w:t>帖後3:10</w:t>
-        </w:r>
-      </w:hyperlink>
-      <w:r>
-        <w:rPr>
-          <w:lang w:val="zh_TW" w:bidi="zh_TW"/>
-        </w:rPr>
-        <w:t>）。</w:t>
-      </w:r>
-    </w:p>
-    <w:p>
-      <w:pPr>
-        <w:pStyle w:val="Heading3"/>
-      </w:pPr>
-      <w:r>
-        <w:rPr>
-          <w:lang w:val="zh_TW" w:bidi="zh_TW"/>
-        </w:rPr>
-        <w:t>內容</w:t>
-      </w:r>
-    </w:p>
-    <w:p>
-      <w:pPr>
-        <w:pStyle w:val="Heading4"/>
-      </w:pPr>
-      <w:r>
-        <w:rPr>
-          <w:lang w:val="zh_TW" w:bidi="zh_TW"/>
-        </w:rPr>
-        <w:t>為他們的基督徒生活感恩（</w:t>
-      </w:r>
-      <w:hyperlink r:id="rId33">
-        <w:r>
-          <w:rPr>
-            <w:lang w:val="zh_TW" w:bidi="zh_TW"/>
-          </w:rPr>
-          <w:rPr>
-            <w:color w:val="0000EE"/>
-            <w:u w:val="single"/>
-          </w:rPr>
-          <w:t>1:3–4</w:t>
-        </w:r>
-      </w:hyperlink>
-      <w:r>
-        <w:rPr>
-          <w:lang w:val="zh_TW" w:bidi="zh_TW"/>
-        </w:rPr>
-        <w:t>）</w:t>
-      </w:r>
-    </w:p>
-    <w:p>
-      <w:pPr/>
-      <w:r>
-        <w:rPr>
-          <w:lang w:val="zh_TW" w:bidi="zh_TW"/>
-        </w:rPr>
-      </w:r>
-      <w:r>
-        <w:rPr>
-          <w:lang w:val="zh_TW" w:bidi="zh_TW"/>
-        </w:rPr>
-        <w:t>因為帖撒羅尼迦人的信心增長，彼此之間的愛心加增，並且在逼迫中展現忍耐，所以保羅讚美神。</w:t>
-      </w:r>
-    </w:p>
-    <w:p>
-      <w:pPr>
-        <w:pStyle w:val="Heading4"/>
-      </w:pPr>
-      <w:r>
-        <w:rPr>
-          <w:lang w:val="zh_TW" w:bidi="zh_TW"/>
-        </w:rPr>
-        <w:t>逼迫者與被逼迫者的角色逆轉（</w:t>
-      </w:r>
-      <w:hyperlink r:id="rId34">
-        <w:r>
-          <w:rPr>
-            <w:lang w:val="zh_TW" w:bidi="zh_TW"/>
-          </w:rPr>
-          <w:rPr>
-            <w:color w:val="0000EE"/>
-            <w:u w:val="single"/>
-          </w:rPr>
-          <w:t>1:5–10</w:t>
-        </w:r>
-      </w:hyperlink>
-      <w:r>
-        <w:rPr>
-          <w:lang w:val="zh_TW" w:bidi="zh_TW"/>
-        </w:rPr>
-        <w:t>）</w:t>
-      </w:r>
-    </w:p>
-    <w:p>
-      <w:pPr/>
-      <w:r>
-        <w:rPr>
-          <w:lang w:val="zh_TW" w:bidi="zh_TW"/>
-        </w:rPr>
-      </w:r>
-      <w:r>
-        <w:rPr>
-          <w:lang w:val="zh_TW" w:bidi="zh_TW"/>
-        </w:rPr>
-        <w:t>當時，帖撒羅尼迦的基督徒正遭受苦難，但逼迫他們的人將在主耶穌帶著「</w:t>
-      </w:r>
-      <w:r>
-        <w:rPr>
-          <w:lang w:val="zh_TW" w:bidi="zh_TW"/>
-        </w:rPr>
-        <w:t>同他有能力的天使</w:t>
-      </w:r>
-      <w:r>
-        <w:rPr>
-          <w:lang w:val="zh_TW" w:bidi="zh_TW"/>
-        </w:rPr>
-        <w:t>」降臨時，面對神公義的審判。</w:t>
-      </w:r>
-      <w:r>
-        <w:rPr>
-          <w:lang w:val="zh_TW" w:bidi="zh_TW"/>
-        </w:rPr>
-        <w:t>那些拒絕神和福音救恩的人，將</w:t>
-      </w:r>
-      <w:r>
-        <w:rPr>
-          <w:lang w:val="zh_TW" w:bidi="zh_TW"/>
-        </w:rPr>
-        <w:t>「</w:t>
-      </w:r>
-      <w:r>
-        <w:rPr>
-          <w:lang w:val="zh_TW" w:bidi="zh_TW"/>
-        </w:rPr>
-        <w:t>要受刑罰，就是永遠沉淪</w:t>
-      </w:r>
-      <w:r>
-        <w:rPr>
-          <w:lang w:val="zh_TW" w:bidi="zh_TW"/>
-        </w:rPr>
-        <w:t>」。祂的子民將</w:t>
-      </w:r>
-      <w:r>
-        <w:rPr>
-          <w:lang w:val="zh_TW" w:bidi="zh_TW"/>
-        </w:rPr>
-        <w:t>經歷</w:t>
-      </w:r>
-      <w:r>
-        <w:rPr>
-          <w:lang w:val="zh_TW" w:bidi="zh_TW"/>
-        </w:rPr>
-        <w:t>祂再來的榮耀，並意識到他們的堅持所信和受苦並非徒</w:t>
-      </w:r>
-      <w:r>
-        <w:rPr>
-          <w:lang w:val="zh_TW" w:bidi="zh_TW"/>
-        </w:rPr>
-        <w:t>然</w:t>
-      </w:r>
-      <w:r>
-        <w:rPr>
-          <w:lang w:val="zh_TW" w:bidi="zh_TW"/>
-        </w:rPr>
-        <w:t>。</w:t>
-      </w:r>
-    </w:p>
-    <w:p>
-      <w:pPr>
-        <w:pStyle w:val="Heading4"/>
-      </w:pPr>
-      <w:r>
-        <w:rPr>
-          <w:lang w:val="zh_TW" w:bidi="zh_TW"/>
-        </w:rPr>
-        <w:t>禱告主耶穌得榮耀（</w:t>
-      </w:r>
-      <w:hyperlink r:id="rId35">
-        <w:r>
-          <w:rPr>
-            <w:lang w:val="zh_TW" w:bidi="zh_TW"/>
-          </w:rPr>
-          <w:rPr>
-            <w:color w:val="0000EE"/>
-            <w:u w:val="single"/>
-          </w:rPr>
-          <w:t>1:11–12</w:t>
-        </w:r>
-      </w:hyperlink>
-      <w:r>
-        <w:rPr>
-          <w:lang w:val="zh_TW" w:bidi="zh_TW"/>
-        </w:rPr>
-        <w:t>）</w:t>
-      </w:r>
-    </w:p>
-    <w:p>
-      <w:pPr/>
-      <w:r>
-        <w:rPr>
-          <w:lang w:val="zh_TW" w:bidi="zh_TW"/>
-        </w:rPr>
-      </w:r>
-      <w:r>
-        <w:rPr>
-          <w:lang w:val="zh_TW" w:bidi="zh_TW"/>
-        </w:rPr>
-        <w:t>這是保羅為帖撒羅尼迦基督徒的禱告——願他們過著配得上呼召的生活，實現他們的決心，並藉著神的恩典，使基督的名字在他們身上得榮耀。</w:t>
-      </w:r>
-    </w:p>
-    <w:p>
-      <w:pPr>
-        <w:pStyle w:val="Heading4"/>
-      </w:pPr>
-      <w:r>
-        <w:rPr>
-          <w:lang w:val="zh_TW" w:bidi="zh_TW"/>
-        </w:rPr>
-        <w:t>在基督再來之前必須發生的事（</w:t>
-      </w:r>
-      <w:hyperlink r:id="rId24">
-        <w:r>
-          <w:rPr>
-            <w:lang w:val="zh_TW" w:bidi="zh_TW"/>
-          </w:rPr>
-          <w:rPr>
-            <w:color w:val="0000EE"/>
-            <w:u w:val="single"/>
-          </w:rPr>
-          <w:t>2:1–12</w:t>
-        </w:r>
-      </w:hyperlink>
-      <w:r>
-        <w:rPr>
-          <w:lang w:val="zh_TW" w:bidi="zh_TW"/>
-        </w:rPr>
-        <w:t>）</w:t>
-      </w:r>
-    </w:p>
-    <w:p>
-      <w:pPr/>
-      <w:r>
-        <w:rPr>
-          <w:lang w:val="zh_TW" w:bidi="zh_TW"/>
-        </w:rPr>
-      </w:r>
-      <w:r>
-        <w:rPr>
-          <w:lang w:val="zh_TW" w:bidi="zh_TW"/>
-        </w:rPr>
-        <w:t>在這個段落，保羅駁斥那錯誤教導說</w:t>
-      </w:r>
-      <w:r>
-        <w:rPr>
-          <w:lang w:val="zh_TW" w:bidi="zh_TW"/>
-        </w:rPr>
-        <w:t>主的日子現在到了</w:t>
-      </w:r>
-      <w:r>
-        <w:rPr>
-          <w:lang w:val="zh_TW" w:bidi="zh_TW"/>
-        </w:rPr>
-        <w:t>，強調在此之前，「</w:t>
-      </w:r>
-      <w:r>
-        <w:rPr>
-          <w:lang w:val="zh_TW" w:bidi="zh_TW"/>
-        </w:rPr>
-        <w:t>那大罪人</w:t>
-      </w:r>
-      <w:r>
-        <w:rPr>
-          <w:lang w:val="zh_TW" w:bidi="zh_TW"/>
-        </w:rPr>
-        <w:t>」必須被揭示，也就是所謂的敵基督（不過需要注意的是，新約中也提到「</w:t>
-      </w:r>
-      <w:r>
-        <w:rPr>
-          <w:lang w:val="zh_TW" w:bidi="zh_TW"/>
-        </w:rPr>
-        <w:t>好些敵基督</w:t>
-      </w:r>
-      <w:r>
-        <w:rPr>
-          <w:lang w:val="zh_TW" w:bidi="zh_TW"/>
-        </w:rPr>
-        <w:t>」和「</w:t>
-      </w:r>
-      <w:r>
-        <w:rPr>
-          <w:lang w:val="zh_TW" w:bidi="zh_TW"/>
-        </w:rPr>
-        <w:t>那</w:t>
-      </w:r>
-      <w:r>
-        <w:rPr>
-          <w:lang w:val="zh_TW" w:bidi="zh_TW"/>
-        </w:rPr>
-        <w:t>敵基督者的靈」——</w:t>
-      </w:r>
-      <w:hyperlink r:id="rId36">
-        <w:r>
-          <w:rPr>
-            <w:lang w:val="zh_TW" w:bidi="zh_TW"/>
-          </w:rPr>
-          <w:rPr>
-            <w:color w:val="0000EE"/>
-            <w:u w:val="single"/>
-          </w:rPr>
-          <w:t>約一2:18</w:t>
-        </w:r>
-      </w:hyperlink>
-      <w:r>
-        <w:rPr>
-          <w:lang w:val="zh_TW" w:bidi="zh_TW"/>
-        </w:rPr>
-        <w:t>，</w:t>
-      </w:r>
-      <w:hyperlink r:id="rId37">
-        <w:r>
-          <w:rPr>
-            <w:lang w:val="zh_TW" w:bidi="zh_TW"/>
-          </w:rPr>
-          <w:rPr>
-            <w:color w:val="0000EE"/>
-            <w:u w:val="single"/>
-          </w:rPr>
-          <w:t>4:3</w:t>
-        </w:r>
-      </w:hyperlink>
-      <w:r>
-        <w:rPr>
-          <w:lang w:val="zh_TW" w:bidi="zh_TW"/>
-        </w:rPr>
-        <w:t>）。保羅說：「</w:t>
-      </w:r>
-      <w:r>
-        <w:rPr>
-          <w:lang w:val="zh_TW" w:bidi="zh_TW"/>
-        </w:rPr>
-        <w:t>因為那日子以前，必有離道反教的事，並有那大罪人，就是沉淪之子，顯露出來</w:t>
-      </w:r>
-      <w:r>
-        <w:rPr>
-          <w:lang w:val="zh_TW" w:bidi="zh_TW"/>
-        </w:rPr>
-        <w:t>」（</w:t>
-      </w:r>
-      <w:hyperlink r:id="rId38">
-        <w:r>
-          <w:rPr>
-            <w:lang w:val="zh_TW" w:bidi="zh_TW"/>
-          </w:rPr>
-          <w:rPr>
-            <w:color w:val="0000EE"/>
-            <w:u w:val="single"/>
-          </w:rPr>
-          <w:t>帖後2:3</w:t>
-        </w:r>
-      </w:hyperlink>
-      <w:r>
-        <w:rPr>
-          <w:lang w:val="zh_TW" w:bidi="zh_TW"/>
-        </w:rPr>
-        <w:t>）。</w:t>
-      </w:r>
-    </w:p>
-    <w:p>
-      <w:pPr/>
-      <w:r>
-        <w:rPr>
-          <w:lang w:val="zh_TW" w:bidi="zh_TW"/>
-        </w:rPr>
-      </w:r>
-      <w:r>
-        <w:rPr>
-          <w:lang w:val="zh_TW" w:bidi="zh_TW"/>
-        </w:rPr>
-        <w:t>目前，不法的</w:t>
-      </w:r>
-      <w:r>
-        <w:rPr>
-          <w:lang w:val="zh_TW" w:bidi="zh_TW"/>
-        </w:rPr>
-        <w:t>隱意正</w:t>
-      </w:r>
-      <w:r>
-        <w:rPr>
-          <w:lang w:val="zh_TW" w:bidi="zh_TW"/>
-        </w:rPr>
-        <w:t>被</w:t>
-      </w:r>
-      <w:r>
-        <w:rPr>
-          <w:lang w:val="zh_TW" w:bidi="zh_TW"/>
-        </w:rPr>
-        <w:t>攔阻</w:t>
-      </w:r>
-      <w:r>
-        <w:rPr>
-          <w:lang w:val="zh_TW" w:bidi="zh_TW"/>
-        </w:rPr>
-        <w:t>（</w:t>
-      </w:r>
-      <w:hyperlink r:id="rId39">
-        <w:r>
-          <w:rPr>
-            <w:lang w:val="zh_TW" w:bidi="zh_TW"/>
-          </w:rPr>
-          <w:rPr>
-            <w:color w:val="0000EE"/>
-            <w:u w:val="single"/>
-          </w:rPr>
-          <w:t>6–7</w:t>
-        </w:r>
-      </w:hyperlink>
-      <w:r>
-        <w:rPr>
-          <w:lang w:val="zh_TW" w:bidi="zh_TW"/>
-        </w:rPr>
-        <w:t>節）；但在未來——就是在主再來之前，這種</w:t>
-      </w:r>
-      <w:r>
-        <w:rPr>
-          <w:lang w:val="zh_TW" w:bidi="zh_TW"/>
-        </w:rPr>
-        <w:t>攔阻</w:t>
-      </w:r>
-      <w:r>
-        <w:rPr>
-          <w:lang w:val="zh_TW" w:bidi="zh_TW"/>
-        </w:rPr>
-        <w:t>將被解除。換句話說，邪惡將徹底爆發。基督徒必須預備好面對極端邪惡的顯現，這種顯現會伴隨著「</w:t>
-      </w:r>
-      <w:r>
-        <w:rPr>
-          <w:lang w:val="zh_TW" w:bidi="zh_TW"/>
-        </w:rPr>
-        <w:t>一切虛假的奇事</w:t>
-      </w:r>
-      <w:r>
-        <w:rPr>
-          <w:lang w:val="zh_TW" w:bidi="zh_TW"/>
-        </w:rPr>
-        <w:t>」（</w:t>
-      </w:r>
-      <w:hyperlink r:id="rId40">
-        <w:r>
-          <w:rPr>
-            <w:lang w:val="zh_TW" w:bidi="zh_TW"/>
-          </w:rPr>
-          <w:rPr>
-            <w:color w:val="0000EE"/>
-            <w:u w:val="single"/>
-          </w:rPr>
-          <w:t>9</w:t>
-        </w:r>
-      </w:hyperlink>
-      <w:r>
-        <w:rPr>
-          <w:lang w:val="zh_TW" w:bidi="zh_TW"/>
-        </w:rPr>
-        <w:t>節），許多人將因此被欺騙。基督的再來將帶來邪惡的終結，並審判那些敵擋真理、樂於不義之人。</w:t>
-      </w:r>
-    </w:p>
-    <w:p>
-      <w:pPr>
-        <w:pStyle w:val="Heading4"/>
-      </w:pPr>
-      <w:r>
-        <w:rPr>
-          <w:lang w:val="zh_TW" w:bidi="zh_TW"/>
-        </w:rPr>
-        <w:t>更新的感恩、鼓勵和禱告（</w:t>
-      </w:r>
-      <w:hyperlink r:id="rId41">
-        <w:r>
-          <w:rPr>
-            <w:lang w:val="zh_TW" w:bidi="zh_TW"/>
-          </w:rPr>
-          <w:rPr>
-            <w:color w:val="0000EE"/>
-            <w:u w:val="single"/>
-          </w:rPr>
-          <w:t>2:13–3:5</w:t>
-        </w:r>
-      </w:hyperlink>
-      <w:r>
-        <w:rPr>
-          <w:lang w:val="zh_TW" w:bidi="zh_TW"/>
-        </w:rPr>
-        <w:t>）</w:t>
-      </w:r>
-    </w:p>
-    <w:p>
-      <w:pPr/>
-      <w:r>
-        <w:rPr>
-          <w:lang w:val="zh_TW" w:bidi="zh_TW"/>
-        </w:rPr>
-      </w:r>
-      <w:r>
-        <w:rPr>
-          <w:lang w:val="zh_TW" w:bidi="zh_TW"/>
-        </w:rPr>
-        <w:t>保羅討論邪惡力量對人們生活的影響之後，他感謝神的靈在帖撒羅尼迦基督徒生活中工作。他勉勵他們持守自己所教導的一切，無論是親身教導還是以書信傳遞的信息。保羅的禱告是求這位賜安慰與盼望的神，使他們在一切善行與</w:t>
-      </w:r>
-      <w:r>
-        <w:rPr>
-          <w:lang w:val="zh_TW" w:bidi="zh_TW"/>
-        </w:rPr>
-        <w:t>善言</w:t>
-      </w:r>
-      <w:r>
-        <w:rPr>
-          <w:lang w:val="zh_TW" w:bidi="zh_TW"/>
-        </w:rPr>
-        <w:t>上</w:t>
-      </w:r>
-      <w:r>
-        <w:rPr>
-          <w:lang w:val="zh_TW" w:bidi="zh_TW"/>
-        </w:rPr>
-        <w:t>堅固</w:t>
-      </w:r>
-      <w:r>
-        <w:rPr>
-          <w:lang w:val="zh_TW" w:bidi="zh_TW"/>
-        </w:rPr>
-        <w:t>他們。他也表達自己需要他們的禱告，希望神能繼續使他所傳講的道興旺，並保守他脫離惡人的手。又求神保守帖撒羅尼迦的基督徒，讓他們可以確信神的信實。保羅為他們禱告，願他們在所學之道上堅定不移，被引導進入神的愛與基督所賜的忍耐之中。</w:t>
-      </w:r>
-    </w:p>
-    <w:p>
-      <w:pPr>
-        <w:pStyle w:val="Heading4"/>
-      </w:pPr>
-      <w:r>
-        <w:rPr>
-          <w:b/>
-          <w:lang w:val="zh_TW" w:bidi="zh_TW"/>
-        </w:rPr>
-        <w:t>警告不守規矩與懶惰的人</w:t>
-      </w:r>
-      <w:r>
-        <w:rPr>
-          <w:lang w:val="zh_TW" w:bidi="zh_TW"/>
-        </w:rPr>
-        <w:t>（</w:t>
-      </w:r>
-      <w:hyperlink r:id="rId42">
-        <w:r>
-          <w:rPr>
-            <w:lang w:val="zh_TW" w:bidi="zh_TW"/>
-          </w:rPr>
-          <w:rPr>
-            <w:color w:val="0000EE"/>
-            <w:u w:val="single"/>
-          </w:rPr>
-          <w:t>3:6–15</w:t>
-        </w:r>
-      </w:hyperlink>
-      <w:r>
-        <w:rPr>
-          <w:lang w:val="zh_TW" w:bidi="zh_TW"/>
-        </w:rPr>
-        <w:t>）</w:t>
-      </w:r>
-    </w:p>
-    <w:p>
-      <w:pPr/>
-      <w:r>
-        <w:rPr>
-          <w:lang w:val="zh_TW" w:bidi="zh_TW"/>
-        </w:rPr>
-      </w:r>
-      <w:r>
-        <w:rPr>
-          <w:lang w:val="zh_TW" w:bidi="zh_TW"/>
-        </w:rPr>
-        <w:t>保羅寫作的另一個特別目的，是強調基督徒的生活不應懶惰。他不僅這樣教導，也以自己的生活作為榜樣。基督徒應該「</w:t>
-      </w:r>
-      <w:r>
-        <w:rPr>
-          <w:lang w:val="zh_TW" w:bidi="zh_TW"/>
-        </w:rPr>
-        <w:t>安靜做工，吃自己的飯」</w:t>
-      </w:r>
-      <w:r>
-        <w:rPr>
-          <w:lang w:val="zh_TW" w:bidi="zh_TW"/>
-        </w:rPr>
-        <w:t>，並且「</w:t>
-      </w:r>
-      <w:r>
-        <w:rPr>
-          <w:lang w:val="zh_TW" w:bidi="zh_TW"/>
-        </w:rPr>
-        <w:t>行善不可喪志</w:t>
-      </w:r>
-      <w:r>
-        <w:rPr>
-          <w:lang w:val="zh_TW" w:bidi="zh_TW"/>
-        </w:rPr>
-        <w:t>」（</w:t>
-      </w:r>
-      <w:hyperlink r:id="rId43">
-        <w:r>
-          <w:rPr>
-            <w:lang w:val="zh_TW" w:bidi="zh_TW"/>
-          </w:rPr>
-          <w:rPr>
-            <w:color w:val="0000EE"/>
-            <w:u w:val="single"/>
-          </w:rPr>
-          <w:t>12–13</w:t>
-        </w:r>
-      </w:hyperlink>
-      <w:r>
-        <w:rPr>
-          <w:lang w:val="zh_TW" w:bidi="zh_TW"/>
-        </w:rPr>
-        <w:t>節）。基督徒不應與拒絕這教導的人來往，但應當以弟兄的身份勸戒，而不是將他們視為敵人。</w:t>
-      </w:r>
-    </w:p>
-    <w:p>
-      <w:pPr>
-        <w:pStyle w:val="Heading4"/>
-      </w:pPr>
-      <w:r>
-        <w:rPr>
-          <w:lang w:val="zh_TW" w:bidi="zh_TW"/>
-        </w:rPr>
-        <w:t>結論（</w:t>
-      </w:r>
-      <w:hyperlink r:id="rId44">
-        <w:r>
-          <w:rPr>
-            <w:lang w:val="zh_TW" w:bidi="zh_TW"/>
-          </w:rPr>
-          <w:rPr>
-            <w:color w:val="0000EE"/>
-            <w:u w:val="single"/>
-          </w:rPr>
-          <w:t>3:16–18</w:t>
-        </w:r>
-      </w:hyperlink>
-      <w:r>
-        <w:rPr>
-          <w:lang w:val="zh_TW" w:bidi="zh_TW"/>
-        </w:rPr>
-        <w:t>）</w:t>
-      </w:r>
-    </w:p>
-    <w:p>
-      <w:pPr/>
-      <w:r>
-        <w:rPr>
-          <w:lang w:val="zh_TW" w:bidi="zh_TW"/>
-        </w:rPr>
-      </w:r>
-      <w:r>
-        <w:rPr>
-          <w:lang w:val="zh_TW" w:bidi="zh_TW"/>
-        </w:rPr>
-        <w:t>保羅以禱告求恩典與平安，並親筆署名，為書信畫下句點。他在第</w:t>
-      </w:r>
-      <w:hyperlink r:id="rId14">
-        <w:r>
-          <w:rPr>
-            <w:lang w:val="zh_TW" w:bidi="zh_TW"/>
-          </w:rPr>
-          <w:rPr>
-            <w:color w:val="0000EE"/>
-            <w:u w:val="single"/>
-          </w:rPr>
-          <w:t>17</w:t>
-        </w:r>
-      </w:hyperlink>
-      <w:r>
-        <w:rPr>
-          <w:lang w:val="zh_TW" w:bidi="zh_TW"/>
-        </w:rPr>
-        <w:t>節提到親筆寫信，這很可能是指在此之前，他一直由他人代筆，而這最後的部分則由他親自寫下（參</w:t>
-      </w:r>
-      <w:hyperlink r:id="rId45">
-        <w:r>
-          <w:rPr>
-            <w:lang w:val="zh_TW" w:bidi="zh_TW"/>
-          </w:rPr>
-          <w:rPr>
-            <w:color w:val="0000EE"/>
-            <w:u w:val="single"/>
-          </w:rPr>
-          <w:t>林前16:21</w:t>
-        </w:r>
-      </w:hyperlink>
-      <w:r>
-        <w:rPr>
-          <w:lang w:val="zh_TW" w:bidi="zh_TW"/>
-        </w:rPr>
-        <w:t>；</w:t>
-      </w:r>
-      <w:hyperlink r:id="rId46">
-        <w:r>
-          <w:rPr>
-            <w:lang w:val="zh_TW" w:bidi="zh_TW"/>
-          </w:rPr>
-          <w:rPr>
-            <w:color w:val="0000EE"/>
-            <w:u w:val="single"/>
-          </w:rPr>
-          <w:t>西4:18</w:t>
-        </w:r>
-      </w:hyperlink>
-      <w:r>
-        <w:rPr>
-          <w:lang w:val="zh_TW" w:bidi="zh_TW"/>
-        </w:rPr>
-        <w:t>）。</w:t>
-      </w:r>
-    </w:p>
-    <w:p>
-      <w:pPr/>
-      <w:r>
-        <w:rPr>
-          <w:lang w:val="zh_TW" w:bidi="zh_TW"/>
-        </w:rPr>
+        <w:t>今天，該地區被稱為</w:t>
       </w:r>
       <w:r>
         <w:rPr>
           <w:i/>
           <w:lang w:val="zh_TW" w:bidi="zh_TW"/>
         </w:rPr>
-        <w:t>另見</w:t>
+        <w:t>列賈（el-Lejah）</w:t>
       </w:r>
       <w:r>
         <w:rPr>
           <w:lang w:val="zh_TW" w:bidi="zh_TW"/>
         </w:rPr>
-        <w:t xml:space="preserve"> </w:t>
-      </w:r>
-      <w:r>
-        <w:rPr>
-          <w:lang w:val="zh_TW" w:bidi="zh_TW"/>
-        </w:rPr>
-        <w:t>末世論</w:t>
-      </w:r>
-      <w:r>
-        <w:rPr>
-          <w:lang w:val="zh_TW" w:bidi="zh_TW"/>
-        </w:rPr>
-        <w:t>，</w:t>
-      </w:r>
-      <w:r>
-        <w:rPr>
-          <w:lang w:val="zh_TW" w:bidi="zh_TW"/>
-        </w:rPr>
-        <w:t>使徒保羅</w:t>
-      </w:r>
-      <w:r>
-        <w:rPr>
-          <w:lang w:val="zh_TW" w:bidi="zh_TW"/>
-        </w:rPr>
-        <w:t>，</w:t>
-      </w:r>
-      <w:r>
-        <w:rPr>
-          <w:lang w:val="zh_TW" w:bidi="zh_TW"/>
-        </w:rPr>
-        <w:t>基督的再來</w:t>
-      </w:r>
-      <w:r>
-        <w:rPr>
-          <w:lang w:val="zh_TW" w:bidi="zh_TW"/>
-        </w:rPr>
-        <w:t>，</w:t>
-      </w:r>
-      <w:r>
-        <w:rPr>
-          <w:lang w:val="zh_TW" w:bidi="zh_TW"/>
-        </w:rPr>
-        <w:t>帖撒羅尼迦前書</w:t>
-      </w:r>
-      <w:r>
-        <w:rPr>
-          <w:lang w:val="zh_TW" w:bidi="zh_TW"/>
-        </w:rPr>
-        <w:t>，</w:t>
-      </w:r>
-      <w:r>
-        <w:rPr>
-          <w:lang w:val="zh_TW" w:bidi="zh_TW"/>
-        </w:rPr>
-        <w:t>帖撒羅尼迦</w:t>
-      </w:r>
-      <w:r>
-        <w:rPr>
-          <w:lang w:val="zh_TW" w:bidi="zh_TW"/>
-        </w:rPr>
-        <w:t>。</w:t>
-      </w:r>
-      <w:r>
-        <w:rPr>
-          <w:lang w:val="zh_TW" w:bidi="zh_TW"/>
-        </w:rPr>
-      </w:r>
-      <w:r>
-        <w:rPr>
-          <w:lang w:val="zh_TW" w:bidi="zh_TW"/>
-        </w:rPr>
-      </w:r>
-    </w:p>
-    <w:p>
-      <w:pPr/>
-      <w:r>
-        <w:rPr>
-          <w:lang w:val="zh_TW" w:bidi="zh_TW"/>
-        </w:rPr>
-      </w:r>
-    </w:p>
-    <w:p>
-      <w:pPr>
-        <w:pStyle w:val="Heading2"/>
-      </w:pPr>
-      <w:r>
-        <w:rPr>
-          <w:lang w:val="zh_TW" w:bidi="zh_TW"/>
-        </w:rPr>
-        <w:t>鐵匠</w:t>
-      </w:r>
-      <w:r>
-        <w:rPr>
-          <w:lang w:val="zh_TW" w:bidi="zh_TW"/>
-        </w:rPr>
-      </w:r>
-    </w:p>
-    <w:p>
-      <w:pPr/>
-      <w:r>
-        <w:rPr>
-          <w:lang w:val="zh_TW" w:bidi="zh_TW"/>
-        </w:rPr>
-      </w:r>
-      <w:r>
-        <w:rPr>
-          <w:lang w:val="zh_TW" w:bidi="zh_TW"/>
-        </w:rPr>
-        <w:t>一般從事鐵製品加工的工匠（</w:t>
-      </w:r>
-      <w:hyperlink r:id="rId47">
-        <w:r>
-          <w:rPr>
-            <w:lang w:val="zh_TW" w:bidi="zh_TW"/>
-          </w:rPr>
-          <w:rPr>
-            <w:color w:val="0000EE"/>
-            <w:u w:val="single"/>
-          </w:rPr>
-          <w:t>賽44:12</w:t>
-        </w:r>
-      </w:hyperlink>
-      <w:r>
-        <w:rPr>
-          <w:lang w:val="zh_TW" w:bidi="zh_TW"/>
-        </w:rPr>
-        <w:t>），也就是打鐵的匠人。土八‧該隱（</w:t>
-      </w:r>
-      <w:hyperlink r:id="rId48">
-        <w:r>
-          <w:rPr>
-            <w:lang w:val="zh_TW" w:bidi="zh_TW"/>
-          </w:rPr>
-          <w:rPr>
-            <w:color w:val="0000EE"/>
-            <w:u w:val="single"/>
-          </w:rPr>
-          <w:t>創4:22</w:t>
-        </w:r>
-      </w:hyperlink>
-      <w:r>
-        <w:rPr>
-          <w:lang w:val="zh_TW" w:bidi="zh_TW"/>
-        </w:rPr>
-        <w:t>）是聖經裡第一位從事鐵匠的人。在以色列，人們大約在公元前11世紀開始廣泛認識和使用鐵（</w:t>
-      </w:r>
-      <w:hyperlink r:id="rId49">
-        <w:r>
-          <w:rPr>
-            <w:lang w:val="zh_TW" w:bidi="zh_TW"/>
-          </w:rPr>
-          <w:rPr>
-            <w:color w:val="0000EE"/>
-            <w:u w:val="single"/>
-          </w:rPr>
-          <w:t>申3:11</w:t>
-        </w:r>
-      </w:hyperlink>
-      <w:r>
-        <w:rPr>
-          <w:lang w:val="zh_TW" w:bidi="zh_TW"/>
-        </w:rPr>
-        <w:t>；</w:t>
-      </w:r>
-      <w:hyperlink r:id="rId50">
-        <w:r>
-          <w:rPr>
-            <w:lang w:val="zh_TW" w:bidi="zh_TW"/>
-          </w:rPr>
-          <w:rPr>
-            <w:color w:val="0000EE"/>
-            <w:u w:val="single"/>
-          </w:rPr>
-          <w:t>書6:19、24，</w:t>
-        </w:r>
-      </w:hyperlink>
-      <w:hyperlink r:id="rId51">
-        <w:r>
-          <w:rPr>
-            <w:lang w:val="zh_TW" w:bidi="zh_TW"/>
-          </w:rPr>
-          <w:rPr>
-            <w:color w:val="0000EE"/>
-            <w:u w:val="single"/>
-          </w:rPr>
-          <w:t>17:16</w:t>
-        </w:r>
-      </w:hyperlink>
-      <w:r>
-        <w:rPr>
-          <w:lang w:val="zh_TW" w:bidi="zh_TW"/>
-        </w:rPr>
-        <w:t>；</w:t>
-      </w:r>
-      <w:hyperlink r:id="rId52">
-        <w:r>
-          <w:rPr>
-            <w:lang w:val="zh_TW" w:bidi="zh_TW"/>
-          </w:rPr>
-          <w:rPr>
-            <w:color w:val="0000EE"/>
-            <w:u w:val="single"/>
-          </w:rPr>
-          <w:t>士1:19，</w:t>
-        </w:r>
-      </w:hyperlink>
-      <w:hyperlink r:id="rId53">
-        <w:r>
-          <w:rPr>
-            <w:lang w:val="zh_TW" w:bidi="zh_TW"/>
-          </w:rPr>
-          <w:rPr>
-            <w:color w:val="0000EE"/>
-            <w:u w:val="single"/>
-          </w:rPr>
-          <w:t>4:3、13</w:t>
-        </w:r>
-      </w:hyperlink>
-      <w:r>
-        <w:rPr>
-          <w:lang w:val="zh_TW" w:bidi="zh_TW"/>
-        </w:rPr>
-        <w:t>）。</w:t>
-      </w:r>
-      <w:r>
-        <w:rPr>
-          <w:i/>
-          <w:lang w:val="zh_TW" w:bidi="zh_TW"/>
-        </w:rPr>
-        <w:t>見</w:t>
-      </w:r>
-      <w:r>
-        <w:rPr>
-          <w:lang w:val="zh_TW" w:bidi="zh_TW"/>
-        </w:rPr>
-        <w:t>礦物和金屬</w:t>
-      </w:r>
-      <w:r>
-        <w:rPr>
-          <w:lang w:val="zh_TW" w:bidi="zh_TW"/>
-        </w:rPr>
-        <w:t>。</w:t>
+        <w:t>，位於敘利亞南部和約旦北部。</w:t>
       </w:r>
       <w:r>
         <w:rPr>
@@ -3895,12 +2210,6 @@
   </w:num>
   <w:num w:numId="13" w16cid:durableId="592781308">
     <w:abstractNumId w:val="11"/>
-  </w:num>
-  <w:num w:numId="14">
-    <w:abstractNumId w:val="3"/>
-    <w:lvlOverride w:ilvl="0">
-      <w:startOverride w:val="1"/>
-    </w:lvlOverride>
   </w:num>
   <w:numIdMacAtCleanup w:val="10"/>
 </w:numbering>

--- a/zht/docx/169.content.docx
+++ b/zht/docx/169.content.docx
@@ -233,18 +233,12 @@
         </w:rPr>
         <w:t>這是約旦河以東五個羅馬的省之一。其它四個省位於約旦河東的省分別為：巴坦尼亞（Batanea）、高拉尼提斯（Gaulanitis）、奧拉尼提斯（Auranitis）和以土利亞（Iturea）。該地區可能包括高拉尼提斯、巴坦尼亞和奧拉尼提斯的部分區域，是希律的兄弟腓力所管轄的分封王領地的一部分（</w:t>
       </w:r>
-      <w:hyperlink r:id="rId13">
-        <w:r>
-          <w:rPr>
-            <w:lang w:val="zh_TW" w:bidi="zh_TW"/>
-          </w:rPr>
-          <w:rPr>
-            <w:color w:val="0000EE"/>
-            <w:u w:val="single"/>
-          </w:rPr>
-          <w:t>路3:1</w:t>
-        </w:r>
-      </w:hyperlink>
+      <w:r>
+        <w:rPr>
+          <w:lang w:val="zh_TW" w:bidi="zh_TW"/>
+        </w:rPr>
+        <w:t>路3:1</w:t>
+      </w:r>
       <w:r>
         <w:rPr>
           <w:lang w:val="zh_TW" w:bidi="zh_TW"/>
@@ -265,18 +259,12 @@
         </w:rPr>
         <w:t>除了路加福音的記載之外，特拉可尼在歷史文獻中鮮少被提及。猶太歷史學家約瑟夫（Josephus）指出，亞蘭的兒子烏斯（參</w:t>
       </w:r>
-      <w:hyperlink r:id="rId14">
-        <w:r>
-          <w:rPr>
-            <w:lang w:val="zh_TW" w:bidi="zh_TW"/>
-          </w:rPr>
-          <w:rPr>
-            <w:color w:val="0000EE"/>
-            <w:u w:val="single"/>
-          </w:rPr>
-          <w:t>創10:23</w:t>
-        </w:r>
-      </w:hyperlink>
+      <w:r>
+        <w:rPr>
+          <w:lang w:val="zh_TW" w:bidi="zh_TW"/>
+        </w:rPr>
+        <w:t>創10:23</w:t>
+      </w:r>
       <w:r>
         <w:rPr>
           <w:lang w:val="zh_TW" w:bidi="zh_TW"/>
